--- a/en/index.docx
+++ b/en/index.docx
@@ -7,7 +7,7 @@
         <w:pStyle w:val="Title"/>
       </w:pPr>
       <w:r>
-        <w:t xml:space="preserve">eCH-1234 Template Quarto Document</w:t>
+        <w:t xml:space="preserve">eCH-0309 Template Quarto Document</w:t>
       </w:r>
     </w:p>
     <w:p>

--- a/en/index.docx
+++ b/en/index.docx
@@ -7,7 +7,7 @@
         <w:pStyle w:val="Title"/>
       </w:pPr>
       <w:r>
-        <w:t xml:space="preserve">eCH-0309 Template Quarto Document</w:t>
+        <w:t xml:space="preserve">Auxiliary document: animal movement data</w:t>
       </w:r>
     </w:p>
     <w:p>
@@ -15,7 +15,7 @@
         <w:pStyle w:val="Date"/>
       </w:pPr>
       <w:r>
-        <w:t xml:space="preserve">September 21, 2026</w:t>
+        <w:t xml:space="preserve">October 2, 2026</w:t>
       </w:r>
     </w:p>
     <w:p>
@@ -31,7 +31,7 @@
         <w:pStyle w:val="Abstract"/>
       </w:pPr>
       <w:r>
-        <w:t xml:space="preserve">Brief summary of the purpose of the document.</w:t>
+        <w:t xml:space="preserve">This document describes the data of the animal movement database (TVD) semantically, so that specialists without in-depth IT knowledge can also gain a better understanding of the data.</w:t>
       </w:r>
     </w:p>
     <w:sdt>
@@ -78,7 +78,7 @@
       </w:r>
     </w:p>
     <w:bookmarkEnd w:id="9"/>
-    <w:bookmarkStart w:id="18" w:name="sec-introduction"/>
+    <w:bookmarkStart w:id="14" w:name="sec-introduction"/>
     <w:p>
       <w:pPr>
         <w:pStyle w:val="Heading1"/>
@@ -101,7 +101,7 @@
         <w:pStyle w:val="FirstParagraph"/>
       </w:pPr>
       <w:r>
-        <w:t xml:space="preserve">Approved: This document was approved by the Experts’ Committee. It has normative power for the defined field of application in the determined scope of application.</w:t>
+        <w:t xml:space="preserve">In progress: Use is permitted only within the technical group and the Experts’ Committee.</w:t>
       </w:r>
     </w:p>
     <w:bookmarkEnd w:id="10"/>
@@ -111,7 +111,7 @@
         <w:pStyle w:val="Heading2"/>
       </w:pPr>
       <w:r>
-        <w:t xml:space="preserve">1.2 Scope of application</w:t>
+        <w:t xml:space="preserve">1.2 Field of application</w:t>
       </w:r>
     </w:p>
     <w:p>
@@ -119,23 +119,17 @@
         <w:pStyle w:val="FirstParagraph"/>
       </w:pPr>
       <w:r>
-        <w:t xml:space="preserve">The information in this chapter should provide the reader with a brief overview of what this standard is intended for.</w:t>
-      </w:r>
-      <w:r>
-        <w:t xml:space="preserve"> </w:t>
-      </w:r>
-      <w:r>
-        <w:t xml:space="preserve">Information about the following matters may be helpful here.</w:t>
+        <w:t xml:space="preserve">This document describes the data of the animal movement database (TVD) semantically, so that specialists without in-depth IT knowledge can also gain a better understanding of the data.</w:t>
       </w:r>
     </w:p>
     <w:bookmarkEnd w:id="11"/>
-    <w:bookmarkStart w:id="17" w:name="sec-example-subheading"/>
+    <w:bookmarkStart w:id="12" w:name="sec-animal-movement-reporting"/>
     <w:p>
       <w:pPr>
         <w:pStyle w:val="Heading2"/>
       </w:pPr>
       <w:r>
-        <w:t xml:space="preserve">1.3 We can have sub-headings</w:t>
+        <w:t xml:space="preserve">1.3 Animal movement reporting in Switzerland</w:t>
       </w:r>
     </w:p>
     <w:p>
@@ -143,16 +137,65 @@
         <w:pStyle w:val="FirstParagraph"/>
       </w:pPr>
       <w:r>
-        <w:t xml:space="preserve">And write some text.</w:t>
+        <w:t xml:space="preserve">In the 1990s, Swiss agriculture and the food industry were severely challenged by the animal disease BSE. When the realisation that the disease could be transmitted from animals to humans was confirmed in 1996, this caused great uncertainty. Expectations regarding the safety of food of animal origin rose as a result, as did awareness of the importance of food control. The approach «from stable to table» became established. Risk-based surveillance, seamless traceability of farm animals, control of animal movements, the obligation to declare origin and quality controls throughout the production and processing chain have formed the basis for a high standard of food safety ever since.</w:t>
       </w:r>
     </w:p>
-    <w:bookmarkStart w:id="16" w:name="sec-example-subsubheading"/>
     <w:p>
       <w:pPr>
-        <w:pStyle w:val="Heading3"/>
+        <w:pStyle w:val="BodyText"/>
       </w:pPr>
       <w:r>
-        <w:t xml:space="preserve">1.3.1 Also sub-sub-headings</w:t>
+        <w:t xml:space="preserve">The BSE experience led to the establishment of a national animal movement database (TVD) in 1999. Article 7a and Articles 13–15 of the Animal Diseases Act and Title 2, Sections 1, 1a and 2a of the Animal Diseases Ordinance set out the basic legal provisions on the identification/marking and the registration of farm animals as well as the associated reporting obligations. They follow European legislation on the same subject (Regulation (EU) 2016/429 on transmissible animal diseases; Delegated Regulation (EU) 2019/2035 on establishments keeping terrestrial animals and hatcheries, and on traceability).</w:t>
+      </w:r>
+    </w:p>
+    <w:p>
+      <w:pPr>
+        <w:pStyle w:val="BodyText"/>
+      </w:pPr>
+      <w:r>
+        <w:t xml:space="preserve">While only cattle were subject to reporting from 1999, pigs and equids followed from 2011, although pigs are to this day not reported as individual animals. From 2014 and 2020 respectively, the obligation to report to the TVD also applied to small ruminants (sheep and goats). At the beginning, in 2014, this concerned only the slaughterhouses. Since 2014 there has also been an obligation to report poultry. Since January 2020, keepers of small ruminants have been included in individual animal reporting as well. The identification and marking of cloven-hoofed animals with ear tags, the individual registration of cattle, sheep and goats in the TVD, and the reporting of animal arrivals, animal departures (an animal leaves a holding alive), births, imports, exports, slaughter, on-farm slaughter and death (an animal is deregistered as no longer living) are mandatory for all animal keepers in Switzerland.</w:t>
+      </w:r>
+    </w:p>
+    <w:p>
+      <w:pPr>
+        <w:pStyle w:val="BodyText"/>
+      </w:pPr>
+      <w:r>
+        <w:t xml:space="preserve">The TVD is part of a system landscape spanning agriculture, veterinary affairs and food safety. The central entry point is the Agate portal, with the agricultural policy information system AGIS at its centre.</w:t>
+      </w:r>
+    </w:p>
+    <w:p>
+      <w:pPr>
+        <w:pStyle w:val="BodyText"/>
+      </w:pPr>
+      <w:r>
+        <w:t xml:space="preserve">The Ordinance on Identitas AG and the animal movement database (IdTVD-V) further sets out the content relating to animal movements, the tasks of Identitas AG and the rights of access to the data. The importance of identifying/marking farm animals goes far beyond the subject of animal disease and therefore also found its way into agricultural legislation (Agriculture Act LwG, Articles 165g, 177 and 185) and various associated ordinances. The animal movement data have become an indispensable component in implementing agricultural policy measures, for example animal-related direct payments, the determination of nutrient flows or agri-environmental monitoring. The data also serve as a basis for the structural survey of Swiss agriculture and for agricultural statistics in general.</w:t>
+      </w:r>
+    </w:p>
+    <w:p>
+      <w:pPr>
+        <w:pStyle w:val="BodyText"/>
+      </w:pPr>
+      <w:r>
+        <w:t xml:space="preserve">Animal movement reporting quickly became established along the entire food value chain as well. Programmes with animal welfare, traceability and origin commitments rely on it. The variety of animal information from animal movement reporting is also reflected in the publicly available datasets of the Tierstatistik open data platform.</w:t>
+      </w:r>
+    </w:p>
+    <w:p>
+      <w:pPr>
+        <w:pStyle w:val="BodyText"/>
+      </w:pPr>
+      <w:r>
+        <w:t xml:space="preserve">The technical interface description in this document is based on the technical service description AnimalTracing v1.32 and on the openAPI specification v. x.xx.</w:t>
+      </w:r>
+    </w:p>
+    <w:bookmarkEnd w:id="12"/>
+    <w:bookmarkStart w:id="13" w:name="sec-references"/>
+    <w:p>
+      <w:pPr>
+        <w:pStyle w:val="Heading2"/>
+      </w:pPr>
+      <w:r>
+        <w:t xml:space="preserve">1.4 References</w:t>
       </w:r>
     </w:p>
     <w:p>
@@ -160,7 +203,26 @@
         <w:pStyle w:val="FirstParagraph"/>
       </w:pPr>
       <w:r>
-        <w:t xml:space="preserve">And write some more text. Maybe even with a pretty image.</w:t>
+        <w:t xml:space="preserve">Interfaces: AnimalTracing API, technical service description AnimalTracing</w:t>
+      </w:r>
+    </w:p>
+    <w:p>
+      <w:pPr>
+        <w:pStyle w:val="BodyText"/>
+      </w:pPr>
+      <w:r>
+        <w:t xml:space="preserve">NB: the names of the classes described in chapter 3 do not match the ServiceOperations in AnimalTracing, because the semantic description is intended to provide an overview of the data content and is more detailed than the service description.</w:t>
+      </w:r>
+    </w:p>
+    <w:bookmarkEnd w:id="13"/>
+    <w:bookmarkEnd w:id="14"/>
+    <w:bookmarkStart w:id="37" w:name="sec-data-model"/>
+    <w:p>
+      <w:pPr>
+        <w:pStyle w:val="Heading1"/>
+      </w:pPr>
+      <w:r>
+        <w:t xml:space="preserve">2. Data Model</w:t>
       </w:r>
     </w:p>
     <w:tbl>
@@ -176,7 +238,7 @@
       <w:tr>
         <w:tc>
           <w:tcPr/>
-          <w:bookmarkStart w:id="15" w:name="fig-example"/>
+          <w:bookmarkStart w:id="18" w:name="fig-uml"/>
           <w:p>
             <w:pPr>
               <w:pStyle w:val="Compact"/>
@@ -185,20 +247,20 @@
             <w:r>
               <w:drawing>
                 <wp:inline>
-                  <wp:extent cx="5334000" cy="3522828"/>
+                  <wp:extent cx="5334000" cy="4594297"/>
                   <wp:effectExtent b="0" l="0" r="0" t="0"/>
-                  <wp:docPr descr="" title="" id="13" name="Picture"/>
+                  <wp:docPr descr="" title="" id="16" name="Picture"/>
                   <a:graphic>
                     <a:graphicData uri="http://schemas.openxmlformats.org/drawingml/2006/picture">
                       <pic:pic>
                         <pic:nvPicPr>
-                          <pic:cNvPr descr="https://fastly.picsum.photos/id/653/536/354.jpg?hmac=3InR8I5KmwbdkPHehlM8BMPd_BDHG_RWZkxt_IkeQGY" id="14" name="Picture"/>
+                          <pic:cNvPr descr="../assets/img/uml.png" id="17" name="Picture"/>
                           <pic:cNvPicPr>
                             <a:picLocks noChangeArrowheads="1" noChangeAspect="1"/>
                           </pic:cNvPicPr>
                         </pic:nvPicPr>
                         <pic:blipFill>
-                          <a:blip r:embed="rId12"/>
+                          <a:blip r:embed="rId15"/>
                           <a:stretch>
                             <a:fillRect/>
                           </a:stretch>
@@ -206,7 +268,7 @@
                         <pic:spPr bwMode="auto">
                           <a:xfrm>
                             <a:off x="0" y="0"/>
-                            <a:ext cx="5334000" cy="3522828"/>
+                            <a:ext cx="5334000" cy="4594297"/>
                           </a:xfrm>
                           <a:prstGeom prst="rect">
                             <a:avLst/>
@@ -235,31 +297,20 @@
               <w:pStyle w:val="ImageCaption"/>
             </w:pPr>
             <w:r>
-              <w:t xml:space="preserve">Figure 1: Always add some text to describe what the image shows.</w:t>
+              <w:t xml:space="preserve">Figure 1: UML diagram of the eCH-0309 data model.</w:t>
             </w:r>
           </w:p>
-          <w:bookmarkEnd w:id="15"/>
+          <w:bookmarkEnd w:id="18"/>
         </w:tc>
       </w:tr>
     </w:tbl>
+    <w:bookmarkStart w:id="20" w:name="sec-nodeshape-animalkeepershape"/>
     <w:p>
       <w:pPr>
-        <w:pStyle w:val="BodyText"/>
+        <w:pStyle w:val="Heading2"/>
       </w:pPr>
       <w:r>
-        <w:t xml:space="preserve">When displaying diagrams, try to write them in Mermaid JS straight away; this makes changes in the future or translations straightforward.</w:t>
-      </w:r>
-    </w:p>
-    <w:bookmarkEnd w:id="16"/>
-    <w:bookmarkEnd w:id="17"/>
-    <w:bookmarkEnd w:id="18"/>
-    <w:bookmarkStart w:id="19" w:name="sec-technical-notes"/>
-    <w:p>
-      <w:pPr>
-        <w:pStyle w:val="Heading1"/>
-      </w:pPr>
-      <w:r>
-        <w:t xml:space="preserve">2. Technical notes</w:t>
+        <w:t xml:space="preserve">2.1 Animal keeper</w:t>
       </w:r>
     </w:p>
     <w:p>
@@ -267,67 +318,52 @@
         <w:pStyle w:val="FirstParagraph"/>
       </w:pPr>
       <w:r>
-        <w:t xml:space="preserve">We use the ROBOT CLI in our project</w:t>
+        <w:t xml:space="preserve">A farm manager (Bewirtschafter) is a legal unit as defined in eCH-0108 that bears the business risk for a farm (LBV Art. 2). The animal keeper is a form of farm manager that keeps animals (LBV Art. 11a) and therefore requires a local unit (animal holding). Responsibility for reporting lies with the animal keeper for all animal categories except equids; for equids it lies with the owner (chapter 3.1.1 of the tool). The attributes are described in</w:t>
       </w:r>
       <w:r>
         <w:t xml:space="preserve"> </w:t>
       </w:r>
-      <w:r>
-        <w:t xml:space="preserve">(</w:t>
-      </w:r>
-      <w:hyperlink w:anchor="ref-jackson2019robot">
+      <w:hyperlink r:id="rId19">
         <w:r>
           <w:rPr>
             <w:rStyle w:val="Hyperlink"/>
           </w:rPr>
-          <w:t xml:space="preserve">Jackson et al. 2019</w:t>
+          <w:t xml:space="preserve">eCH-0261</w:t>
         </w:r>
       </w:hyperlink>
       <w:r>
-        <w:t xml:space="preserve">)</w:t>
-      </w:r>
-      <w:r>
-        <w:t xml:space="preserve">, especially for it’s ability to run the HermiT reasoner</w:t>
-      </w:r>
-      <w:r>
-        <w:t xml:space="preserve"> </w:t>
-      </w:r>
-      <w:r>
-        <w:t xml:space="preserve">(</w:t>
-      </w:r>
-      <w:hyperlink w:anchor="ref-glimm2014hermit">
-        <w:r>
-          <w:rPr>
-            <w:rStyle w:val="Hyperlink"/>
-          </w:rPr>
-          <w:t xml:space="preserve">Glimm et al. 2014</w:t>
-        </w:r>
-      </w:hyperlink>
-      <w:r>
-        <w:t xml:space="preserve">)</w:t>
-      </w:r>
-      <w:r>
-        <w:t xml:space="preserve">.</w:t>
+        <w:t xml:space="preserve">, chapters 3.1 and 3.2.</w:t>
       </w:r>
     </w:p>
-    <w:bookmarkEnd w:id="19"/>
-    <w:bookmarkStart w:id="20" w:name="sec-data-model"/>
     <w:p>
       <w:pPr>
-        <w:pStyle w:val="Heading1"/>
+        <w:pStyle w:val="BodyText"/>
       </w:pPr>
       <w:r>
-        <w:t xml:space="preserve">3. Data Model</w:t>
+        <w:rPr>
+          <w:b/>
+          <w:bCs/>
+        </w:rPr>
+        <w:t xml:space="preserve">Target Class:</w:t>
+      </w:r>
+      <w:r>
+        <w:t xml:space="preserve"> </w:t>
+      </w:r>
+      <w:r>
+        <w:rPr>
+          <w:rStyle w:val="VerbatimChar"/>
+        </w:rPr>
+        <w:t xml:space="preserve">:AnimalKeeper</w:t>
       </w:r>
     </w:p>
     <w:bookmarkEnd w:id="20"/>
-    <w:bookmarkStart w:id="22" w:name="sec-data-retrieval"/>
+    <w:bookmarkStart w:id="22" w:name="sec-nodeshape-equidshape"/>
     <w:p>
       <w:pPr>
-        <w:pStyle w:val="Heading1"/>
+        <w:pStyle w:val="Heading2"/>
       </w:pPr>
       <w:r>
-        <w:t xml:space="preserve">4. Data Retrieval</w:t>
+        <w:t xml:space="preserve">2.2 Equid</w:t>
       </w:r>
     </w:p>
     <w:p>
@@ -335,20 +371,7 @@
         <w:pStyle w:val="FirstParagraph"/>
       </w:pPr>
       <w:r>
-        <w:t xml:space="preserve">The master and reference data underlying this document are available as</w:t>
-      </w:r>
-      <w:r>
-        <w:t xml:space="preserve"> </w:t>
-      </w:r>
-      <w:r>
-        <w:rPr>
-          <w:i/>
-          <w:iCs/>
-        </w:rPr>
-        <w:t xml:space="preserve">Linked Data</w:t>
-      </w:r>
-      <w:r>
-        <w:t xml:space="preserve">.</w:t>
+        <w:t xml:space="preserve">Subclass of the class individual animal for animals of the equid genus (horse, mule, hinny, donkey). All attributes of the class individual animal also apply to equids; this class describes only the additional, equid-specific information. For equids, responsibility for reporting lies with the owner rather than with the animal keeper. An owner is the legal unit that owns equids; the term is used for equid owners only (chapter 3.1.1 of the tool).</w:t>
       </w:r>
     </w:p>
     <w:p>
@@ -356,544 +379,20 @@
         <w:pStyle w:val="BodyText"/>
       </w:pPr>
       <w:r>
-        <w:t xml:space="preserve">The technological basis for this is the Resource Description Framework</w:t>
+        <w:rPr>
+          <w:b/>
+          <w:bCs/>
+        </w:rPr>
+        <w:t xml:space="preserve">Target Class:</w:t>
       </w:r>
       <w:r>
         <w:t xml:space="preserve"> </w:t>
       </w:r>
-      <w:r>
-        <w:t xml:space="preserve">(RDF,</w:t>
-      </w:r>
-      <w:r>
-        <w:t xml:space="preserve"> </w:t>
-      </w:r>
-      <w:hyperlink w:anchor="ref-cyganiak2014rdf11">
-        <w:r>
-          <w:rPr>
-            <w:rStyle w:val="Hyperlink"/>
-          </w:rPr>
-          <w:t xml:space="preserve">Cyganiak et al. 2014</w:t>
-        </w:r>
-      </w:hyperlink>
-      <w:r>
-        <w:t xml:space="preserve">)</w:t>
-      </w:r>
-      <w:r>
-        <w:t xml:space="preserve">, a central standard of the World Wide Web Consortium (W3C) for modeling data structures on the web.</w:t>
-      </w:r>
-      <w:r>
-        <w:t xml:space="preserve"> </w:t>
-      </w:r>
-      <w:r>
-        <w:t xml:space="preserve">In RDF, information is not represented in classic tables, but as interconnected graphs.</w:t>
-      </w:r>
-      <w:r>
-        <w:t xml:space="preserve"> </w:t>
-      </w:r>
-      <w:r>
-        <w:t xml:space="preserve">Each statement consists of a so-called triple (subject, predicate, object).</w:t>
-      </w:r>
-      <w:r>
-        <w:t xml:space="preserve"> </w:t>
-      </w:r>
-      <w:r>
-        <w:t xml:space="preserve">This structure enables a machine-readable, interoperable, and cross-system unambiguous description of resources and their relations to one another.</w:t>
-      </w:r>
-    </w:p>
-    <w:p>
-      <w:pPr>
-        <w:pStyle w:val="BodyText"/>
-      </w:pPr>
-      <w:r>
-        <w:t xml:space="preserve">For the storage and publication of this RDF data,</w:t>
-      </w:r>
-      <w:r>
-        <w:t xml:space="preserve"> </w:t>
-      </w:r>
-      <w:hyperlink r:id="rId21">
-        <w:r>
-          <w:rPr>
-            <w:rStyle w:val="Hyperlink"/>
-          </w:rPr>
-          <w:t xml:space="preserve">LINDAS</w:t>
-        </w:r>
-      </w:hyperlink>
-      <w:r>
-        <w:t xml:space="preserve"> </w:t>
-      </w:r>
-      <w:r>
-        <w:t xml:space="preserve">(Linked Data Service) is used, the official Linked Data service of the Swiss Federal Administration.</w:t>
-      </w:r>
-      <w:r>
-        <w:t xml:space="preserve"> </w:t>
-      </w:r>
-      <w:r>
-        <w:t xml:space="preserve">LINDAS functions as a so-called</w:t>
-      </w:r>
-      <w:r>
-        <w:t xml:space="preserve"> </w:t>
-      </w:r>
-      <w:r>
-        <w:rPr>
-          <w:i/>
-          <w:iCs/>
-        </w:rPr>
-        <w:t xml:space="preserve">triple store</w:t>
-      </w:r>
-      <w:r>
-        <w:t xml:space="preserve">, a specialized graph database optimized for the efficient storage and querying of RDF triples, which makes the data publicly available via a standardized interface.</w:t>
-      </w:r>
-    </w:p>
-    <w:p>
-      <w:pPr>
-        <w:pStyle w:val="BodyText"/>
-      </w:pPr>
-      <w:r>
-        <w:t xml:space="preserve">The following chapter provides minimal instructions on how the data can be queried and retrieved from LINDAS.</w:t>
-      </w:r>
-    </w:p>
-    <w:p>
-      <w:pPr>
-        <w:pStyle w:val="SourceCode"/>
-      </w:pPr>
       <w:r>
         <w:rPr>
           <w:rStyle w:val="VerbatimChar"/>
         </w:rPr>
-        <w:t xml:space="preserve">BASE &lt;https://agriculture.ld.admin.ch/eCH-1234/2/&gt;</w:t>
-      </w:r>
-      <w:r>
-        <w:br/>
-      </w:r>
-      <w:r>
-        <w:rPr>
-          <w:rStyle w:val="VerbatimChar"/>
-        </w:rPr>
-        <w:t xml:space="preserve">PREFIX schema: &lt;http://schema.org/&gt;</w:t>
-      </w:r>
-      <w:r>
-        <w:br/>
-      </w:r>
-      <w:r>
-        <w:rPr>
-          <w:rStyle w:val="VerbatimChar"/>
-        </w:rPr>
-        <w:t xml:space="preserve">SELECT *</w:t>
-      </w:r>
-      <w:r>
-        <w:br/>
-      </w:r>
-      <w:r>
-        <w:rPr>
-          <w:rStyle w:val="VerbatimChar"/>
-        </w:rPr>
-        <w:t xml:space="preserve">WHERE {</w:t>
-      </w:r>
-      <w:r>
-        <w:br/>
-      </w:r>
-      <w:r>
-        <w:rPr>
-          <w:rStyle w:val="VerbatimChar"/>
-        </w:rPr>
-        <w:t xml:space="preserve">    ?genre a &lt;Genre&gt; ;</w:t>
-      </w:r>
-      <w:r>
-        <w:br/>
-      </w:r>
-      <w:r>
-        <w:rPr>
-          <w:rStyle w:val="VerbatimChar"/>
-        </w:rPr>
-        <w:t xml:space="preserve">        schema:name ?name .</w:t>
-      </w:r>
-      <w:r>
-        <w:br/>
-      </w:r>
-      <w:r>
-        <w:rPr>
-          <w:rStyle w:val="VerbatimChar"/>
-        </w:rPr>
-        <w:t xml:space="preserve">}</w:t>
-      </w:r>
-      <w:r>
-        <w:br/>
-      </w:r>
-      <w:r>
-        <w:rPr>
-          <w:rStyle w:val="VerbatimChar"/>
-        </w:rPr>
-        <w:t xml:space="preserve">LIMIT 10</w:t>
-      </w:r>
-    </w:p>
-    <w:p>
-      <w:pPr>
-        <w:pStyle w:val="FirstParagraph"/>
-      </w:pPr>
-      <w:r>
-        <w:t xml:space="preserve">The underlying data itself is maintained on GitHub as Turtle files.</w:t>
-      </w:r>
-    </w:p>
-    <w:p>
-      <w:pPr>
-        <w:pStyle w:val="SourceCode"/>
-      </w:pPr>
-      <w:r>
-        <w:rPr>
-          <w:rStyle w:val="VerbatimChar"/>
-        </w:rPr>
-        <w:t xml:space="preserve">@base &lt;https://agriculture.ld.admin.ch/eCH-1234/2/&gt; .</w:t>
-      </w:r>
-      <w:r>
-        <w:br/>
-      </w:r>
-      <w:r>
-        <w:rPr>
-          <w:rStyle w:val="VerbatimChar"/>
-        </w:rPr>
-        <w:t xml:space="preserve">@prefix genre: &lt;https://agriculture.ld.admin.ch/eCH-1234/2/genre/&gt; .</w:t>
-      </w:r>
-      <w:r>
-        <w:br/>
-      </w:r>
-      <w:r>
-        <w:rPr>
-          <w:rStyle w:val="VerbatimChar"/>
-        </w:rPr>
-        <w:t xml:space="preserve">@prefix schema: &lt;http://schema.org/&gt; .</w:t>
-      </w:r>
-      <w:r>
-        <w:br/>
-      </w:r>
-      <w:r>
-        <w:br/>
-      </w:r>
-      <w:r>
-        <w:rPr>
-          <w:rStyle w:val="VerbatimChar"/>
-        </w:rPr>
-        <w:t xml:space="preserve">genre:1 a &lt;Genre&gt; ;</w:t>
-      </w:r>
-      <w:r>
-        <w:br/>
-      </w:r>
-      <w:r>
-        <w:rPr>
-          <w:rStyle w:val="VerbatimChar"/>
-        </w:rPr>
-        <w:t xml:space="preserve">    schema:name "Rock" .</w:t>
-      </w:r>
-      <w:r>
-        <w:br/>
-      </w:r>
-      <w:r>
-        <w:br/>
-      </w:r>
-      <w:r>
-        <w:rPr>
-          <w:rStyle w:val="VerbatimChar"/>
-        </w:rPr>
-        <w:t xml:space="preserve">genre:2 a &lt;Genre&gt; ;</w:t>
-      </w:r>
-      <w:r>
-        <w:br/>
-      </w:r>
-      <w:r>
-        <w:rPr>
-          <w:rStyle w:val="VerbatimChar"/>
-        </w:rPr>
-        <w:t xml:space="preserve">    schema:name "Jazz" .</w:t>
-      </w:r>
-      <w:r>
-        <w:br/>
-      </w:r>
-      <w:r>
-        <w:br/>
-      </w:r>
-      <w:r>
-        <w:rPr>
-          <w:rStyle w:val="VerbatimChar"/>
-        </w:rPr>
-        <w:t xml:space="preserve">genre:3 a &lt;Genre&gt; ;</w:t>
-      </w:r>
-      <w:r>
-        <w:br/>
-      </w:r>
-      <w:r>
-        <w:rPr>
-          <w:rStyle w:val="VerbatimChar"/>
-        </w:rPr>
-        <w:t xml:space="preserve">    schema:name "Metal" ;</w:t>
-      </w:r>
-      <w:r>
-        <w:br/>
-      </w:r>
-      <w:r>
-        <w:rPr>
-          <w:rStyle w:val="VerbatimChar"/>
-        </w:rPr>
-        <w:t xml:space="preserve">    schema:partOf genre:1 .</w:t>
-      </w:r>
-    </w:p>
-    <w:bookmarkEnd w:id="22"/>
-    <w:bookmarkStart w:id="23" w:name="sec-safety-consideration"/>
-    <w:p>
-      <w:pPr>
-        <w:pStyle w:val="Heading1"/>
-      </w:pPr>
-      <w:r>
-        <w:t xml:space="preserve">5. Safety considerations</w:t>
-      </w:r>
-    </w:p>
-    <w:p>
-      <w:pPr>
-        <w:pStyle w:val="FirstParagraph"/>
-      </w:pPr>
-      <w:r>
-        <w:t xml:space="preserve">Information about the explicitly relevant legal bases or a note that during the implementation the rele-vant legal bases must be observed.</w:t>
-      </w:r>
-    </w:p>
-    <w:bookmarkEnd w:id="23"/>
-    <w:bookmarkStart w:id="24" w:name="sec-disclaimer"/>
-    <w:p>
-      <w:pPr>
-        <w:pStyle w:val="Heading1"/>
-      </w:pPr>
-      <w:r>
-        <w:t xml:space="preserve">6. Disclaimer</w:t>
-      </w:r>
-    </w:p>
-    <w:p>
-      <w:pPr>
-        <w:pStyle w:val="FirstParagraph"/>
-      </w:pPr>
-      <w:r>
-        <w:t xml:space="preserve">eCH-standards which the registered association eCH provides the user free of charge or which make reference to eCH shall only have the status of recommendations. The registered association eCH will not be liable in any event for any decisions made or measures taken by the user based on these documents. The user will be responsible for verifying the documents himself prior to their use and to seek advice if required. eCH-standards can and shall not replace the technical, organizational or legal advice in the individual case.</w:t>
-      </w:r>
-    </w:p>
-    <w:p>
-      <w:pPr>
-        <w:pStyle w:val="BodyText"/>
-      </w:pPr>
-      <w:r>
-        <w:t xml:space="preserve">Documents, procedures, methods, products and standards that are made reference to in eCH-standards are possibly protected by trademarks, copyrights or patents. It is the exclusive responsibil-ity of the user to obtain the necessary licences from the entitled persons and/or organizations.</w:t>
-      </w:r>
-    </w:p>
-    <w:p>
-      <w:pPr>
-        <w:pStyle w:val="BodyText"/>
-      </w:pPr>
-      <w:r>
-        <w:t xml:space="preserve">Although the registered association eCH has taken adequate care to prepare the eCH-standards with due diligence, it cannot grant any warranty or guarantee that the information and documents provided are up-to-date, complete, true or without any errors. eCH reserves the right to change the contents of the eCH-standards at any time and without prior announcement.</w:t>
-      </w:r>
-    </w:p>
-    <w:p>
-      <w:pPr>
-        <w:pStyle w:val="BodyText"/>
-      </w:pPr>
-      <w:r>
-        <w:t xml:space="preserve">Any liability for damage caused by the use of the eCH-standards by the user shall be excluded to the extent legally admissible.</w:t>
-      </w:r>
-    </w:p>
-    <w:bookmarkEnd w:id="24"/>
-    <w:bookmarkStart w:id="25" w:name="sec-copyrights"/>
-    <w:p>
-      <w:pPr>
-        <w:pStyle w:val="Heading1"/>
-      </w:pPr>
-      <w:r>
-        <w:t xml:space="preserve">7. Copyrights</w:t>
-      </w:r>
-    </w:p>
-    <w:p>
-      <w:pPr>
-        <w:pStyle w:val="FirstParagraph"/>
-      </w:pPr>
-      <w:r>
-        <w:t xml:space="preserve">Persons preparing eCH-standards shall remain the owners of their intellectual property rights. These persons, however, obligate themselves to provide their intellectual property rights or other rights in third party intellectual property rights, to the extent possible, to the relevant technical units and the registered association eCH for free and for unlimited use and further development as part of the purpose of the association.</w:t>
-      </w:r>
-    </w:p>
-    <w:p>
-      <w:pPr>
-        <w:pStyle w:val="BodyText"/>
-      </w:pPr>
-      <w:r>
-        <w:t xml:space="preserve">The standards prepared by the technical units can be used, distributed and developed further for free and to an unlimited extent by stating the name of the respective author of eCH.</w:t>
-      </w:r>
-    </w:p>
-    <w:p>
-      <w:pPr>
-        <w:pStyle w:val="BodyText"/>
-      </w:pPr>
-      <w:r>
-        <w:t xml:space="preserve">eCH-standards are fully documented and free of any restrictions of licence and/or patent law. The associated documentation can be requested for free.</w:t>
-      </w:r>
-      <w:r>
-        <w:t xml:space="preserve"> </w:t>
-      </w:r>
-      <w:r>
-        <w:t xml:space="preserve">These provisions shall apply to the standards prepared by eCH only, however, not to any standards or products of third parties which include reference to eCH-standards. The standards include the relevant references to third party rights.</w:t>
-      </w:r>
-    </w:p>
-    <w:bookmarkEnd w:id="25"/>
-    <w:bookmarkStart w:id="32" w:name="sec-appendix-a"/>
-    <w:p>
-      <w:pPr>
-        <w:pStyle w:val="Heading1"/>
-      </w:pPr>
-      <w:r>
-        <w:t xml:space="preserve">8. Annex A - References</w:t>
-      </w:r>
-    </w:p>
-    <w:bookmarkStart w:id="31" w:name="refs"/>
-    <w:bookmarkStart w:id="27" w:name="ref-cyganiak2014rdf11"/>
-    <w:p>
-      <w:pPr>
-        <w:pStyle w:val="Bibliography"/>
-      </w:pPr>
-      <w:r>
-        <w:t xml:space="preserve">Cyganiak, Richard, David Wood, and Markus Lanthaler. 2014.</w:t>
-      </w:r>
-      <w:r>
-        <w:t xml:space="preserve"> </w:t>
-      </w:r>
-      <w:r>
-        <w:rPr>
-          <w:i/>
-          <w:iCs/>
-        </w:rPr>
-        <w:t xml:space="preserve">RDF</w:t>
-      </w:r>
-      <w:r>
-        <w:rPr>
-          <w:i/>
-          <w:iCs/>
-        </w:rPr>
-        <w:t xml:space="preserve"> </w:t>
-      </w:r>
-      <w:r>
-        <w:rPr>
-          <w:i/>
-          <w:iCs/>
-        </w:rPr>
-        <w:t xml:space="preserve">1.1 Concepts and Abstract Syntax</w:t>
-      </w:r>
-      <w:r>
-        <w:t xml:space="preserve">. W3C Recommendation. World Wide Web Consortium (W3C).</w:t>
-      </w:r>
-      <w:r>
-        <w:t xml:space="preserve"> </w:t>
-      </w:r>
-      <w:hyperlink r:id="rId26">
-        <w:r>
-          <w:rPr>
-            <w:rStyle w:val="Hyperlink"/>
-          </w:rPr>
-          <w:t xml:space="preserve">https://www.w3.org/TR/rdf11-concepts/</w:t>
-        </w:r>
-      </w:hyperlink>
-      <w:r>
-        <w:t xml:space="preserve">.</w:t>
-      </w:r>
-    </w:p>
-    <w:bookmarkEnd w:id="27"/>
-    <w:bookmarkStart w:id="28" w:name="ref-glimm2014hermit"/>
-    <w:p>
-      <w:pPr>
-        <w:pStyle w:val="Bibliography"/>
-      </w:pPr>
-      <w:r>
-        <w:t xml:space="preserve">Glimm, Birte, Ian Horrocks, Boris Motik, Giorgos Stoilos, and Zhe Wang. 2014.</w:t>
-      </w:r>
-      <w:r>
-        <w:t xml:space="preserve"> </w:t>
-      </w:r>
-      <w:r>
-        <w:t xml:space="preserve">“HermiT: An OWL 2 Reasoner.”</w:t>
-      </w:r>
-      <w:r>
-        <w:t xml:space="preserve"> </w:t>
-      </w:r>
-      <w:r>
-        <w:rPr>
-          <w:i/>
-          <w:iCs/>
-        </w:rPr>
-        <w:t xml:space="preserve">Journal of Automated Reasoning</w:t>
-      </w:r>
-      <w:r>
-        <w:t xml:space="preserve"> </w:t>
-      </w:r>
-      <w:r>
-        <w:t xml:space="preserve">53 (3): 245–69.</w:t>
-      </w:r>
-    </w:p>
-    <w:bookmarkEnd w:id="28"/>
-    <w:bookmarkStart w:id="30" w:name="ref-jackson2019robot"/>
-    <w:p>
-      <w:pPr>
-        <w:pStyle w:val="Bibliography"/>
-      </w:pPr>
-      <w:r>
-        <w:t xml:space="preserve">Jackson, Rebecca C, James P Balhoff, Eric Douglass, Nomi L Harris, Christopher J Mungall, and James A Overton. 2019.</w:t>
-      </w:r>
-      <w:r>
-        <w:t xml:space="preserve"> </w:t>
-      </w:r>
-      <w:r>
-        <w:t xml:space="preserve">“ROBOT: A Tool for Automating Ontology Workflows.”</w:t>
-      </w:r>
-      <w:r>
-        <w:t xml:space="preserve"> </w:t>
-      </w:r>
-      <w:r>
-        <w:rPr>
-          <w:i/>
-          <w:iCs/>
-        </w:rPr>
-        <w:t xml:space="preserve">BMC Bioinformatics</w:t>
-      </w:r>
-      <w:r>
-        <w:t xml:space="preserve"> </w:t>
-      </w:r>
-      <w:r>
-        <w:t xml:space="preserve">20 (1): 407.</w:t>
-      </w:r>
-      <w:r>
-        <w:t xml:space="preserve"> </w:t>
-      </w:r>
-      <w:hyperlink r:id="rId29">
-        <w:r>
-          <w:rPr>
-            <w:rStyle w:val="Hyperlink"/>
-          </w:rPr>
-          <w:t xml:space="preserve">https://doi.org/10.1186/s12859-019-3002-3</w:t>
-        </w:r>
-      </w:hyperlink>
-      <w:r>
-        <w:t xml:space="preserve">.</w:t>
-      </w:r>
-    </w:p>
-    <w:bookmarkEnd w:id="30"/>
-    <w:bookmarkEnd w:id="31"/>
-    <w:bookmarkEnd w:id="32"/>
-    <w:bookmarkStart w:id="33" w:name="sec-appendix-b"/>
-    <w:p>
-      <w:pPr>
-        <w:pStyle w:val="Heading1"/>
-      </w:pPr>
-      <w:r>
-        <w:t xml:space="preserve">9. Annex B - Cooperation and Verification</w:t>
-      </w:r>
-    </w:p>
-    <w:bookmarkEnd w:id="33"/>
-    <w:bookmarkStart w:id="38" w:name="sec-appendix-c"/>
-    <w:p>
-      <w:pPr>
-        <w:pStyle w:val="Heading1"/>
-      </w:pPr>
-      <w:r>
-        <w:t xml:space="preserve">10. Annex C - Abbreviations and Glossary</w:t>
+        <w:t xml:space="preserve">:Equid</w:t>
       </w:r>
     </w:p>
     <w:tbl>
@@ -909,7 +408,7 @@
       <w:tr>
         <w:tc>
           <w:tcPr/>
-          <w:bookmarkStart w:id="37" w:name="tbl-glossary"/>
+          <w:bookmarkStart w:id="21" w:name="tbl-nodeshape-equidshape"/>
           <w:p>
             <w:pPr>
               <w:jc w:val="center"/>
@@ -920,7 +419,7016 @@
               <w:pStyle w:val="ImageCaption"/>
             </w:pPr>
             <w:r>
-              <w:t xml:space="preserve">Table 1: Glossary of the eCH-0309 standard</w:t>
+              <w:t xml:space="preserve">Table 1: properties Equid</w:t>
+            </w:r>
+          </w:p>
+          <w:tbl>
+            <w:tblPr>
+              <w:tblStyle w:val="Table"/>
+              <w:tblW w:type="pct" w:w="5000"/>
+              <w:tblLayout w:type="fixed"/>
+              <w:tblLook w:firstRow="1" w:lastRow="0" w:firstColumn="0" w:lastColumn="0" w:noHBand="0" w:noVBand="0" w:val="0020"/>
+            </w:tblPr>
+            <w:tblGrid>
+              <w:gridCol w:w="3168"/>
+              <w:gridCol w:w="1980"/>
+              <w:gridCol w:w="1980"/>
+              <w:gridCol w:w="792"/>
+            </w:tblGrid>
+            <w:tr>
+              <w:trPr>
+                <w:tblHeader w:val="on"/>
+              </w:trPr>
+              <w:tc>
+                <w:tcPr/>
+                <w:p>
+                  <w:pPr>
+                    <w:pStyle w:val="Compact"/>
+                    <w:jc w:val="left"/>
+                    <w:jc w:val="center"/>
+                  </w:pPr>
+                  <w:r>
+                    <w:t xml:space="preserve">Description</w:t>
+                  </w:r>
+                </w:p>
+              </w:tc>
+              <w:tc>
+                <w:tcPr/>
+                <w:p>
+                  <w:pPr>
+                    <w:pStyle w:val="Compact"/>
+                    <w:jc w:val="left"/>
+                    <w:jc w:val="center"/>
+                  </w:pPr>
+                  <w:r>
+                    <w:t xml:space="preserve">Path</w:t>
+                  </w:r>
+                </w:p>
+              </w:tc>
+              <w:tc>
+                <w:tcPr/>
+                <w:p>
+                  <w:pPr>
+                    <w:pStyle w:val="Compact"/>
+                    <w:jc w:val="left"/>
+                    <w:jc w:val="center"/>
+                  </w:pPr>
+                  <w:r>
+                    <w:t xml:space="preserve">Type</w:t>
+                  </w:r>
+                </w:p>
+              </w:tc>
+              <w:tc>
+                <w:tcPr/>
+                <w:p>
+                  <w:pPr>
+                    <w:pStyle w:val="Compact"/>
+                    <w:jc w:val="right"/>
+                    <w:jc w:val="center"/>
+                  </w:pPr>
+                  <w:r>
+                    <w:t xml:space="preserve">Card.</w:t>
+                  </w:r>
+                </w:p>
+              </w:tc>
+            </w:tr>
+            <w:tr>
+              <w:tc>
+                <w:tcPr/>
+                <w:p>
+                  <w:pPr>
+                    <w:pStyle w:val="Compact"/>
+                    <w:jc w:val="left"/>
+                    <w:jc w:val="center"/>
+                  </w:pPr>
+                  <w:r>
+                    <w:rPr>
+                      <w:b/>
+                      <w:bCs/>
+                    </w:rPr>
+                    <w:t xml:space="preserve">Owner</w:t>
+                  </w:r>
+                  <w:r>
+                    <w:t xml:space="preserve">: The legal unit that owns the equid. For equids, responsibility for reporting lies with the owner rather than with the animal keeper (chapter 3.1.1 of the tool).</w:t>
+                  </w:r>
+                </w:p>
+              </w:tc>
+              <w:tc>
+                <w:tcPr/>
+                <w:p>
+                  <w:pPr>
+                    <w:pStyle w:val="Compact"/>
+                    <w:jc w:val="left"/>
+                    <w:jc w:val="center"/>
+                  </w:pPr>
+                  <w:r>
+                    <w:rPr>
+                      <w:rStyle w:val="VerbatimChar"/>
+                    </w:rPr>
+                    <w:t xml:space="preserve">:owner</w:t>
+                  </w:r>
+                </w:p>
+              </w:tc>
+              <w:tc>
+                <w:tcPr/>
+                <w:p>
+                  <w:pPr>
+                    <w:pStyle w:val="Compact"/>
+                    <w:jc w:val="left"/>
+                    <w:jc w:val="center"/>
+                  </w:pPr>
+                  <w:hyperlink w:anchor="sec-nodeshape-legalunitshape">
+                    <w:r>
+                      <w:rPr>
+                        <w:rStyle w:val="VerbatimChar"/>
+                      </w:rPr>
+                      <w:t xml:space="preserve">:LegalUnit</w:t>
+                    </w:r>
+                  </w:hyperlink>
+                </w:p>
+              </w:tc>
+              <w:tc>
+                <w:tcPr/>
+                <w:p>
+                  <w:pPr>
+                    <w:pStyle w:val="Compact"/>
+                    <w:jc w:val="right"/>
+                    <w:jc w:val="center"/>
+                  </w:pPr>
+                  <w:r>
+                    <w:t xml:space="preserve">1..1</w:t>
+                  </w:r>
+                </w:p>
+              </w:tc>
+            </w:tr>
+            <w:tr>
+              <w:tc>
+                <w:tcPr/>
+                <w:p>
+                  <w:pPr>
+                    <w:pStyle w:val="Compact"/>
+                    <w:jc w:val="left"/>
+                    <w:jc w:val="center"/>
+                  </w:pPr>
+                  <w:r>
+                    <w:rPr>
+                      <w:b/>
+                      <w:bCs/>
+                    </w:rPr>
+                    <w:t xml:space="preserve">Withers class</w:t>
+                  </w:r>
+                </w:p>
+              </w:tc>
+              <w:tc>
+                <w:tcPr/>
+                <w:p>
+                  <w:pPr>
+                    <w:pStyle w:val="Compact"/>
+                    <w:jc w:val="left"/>
+                    <w:jc w:val="center"/>
+                  </w:pPr>
+                  <w:r>
+                    <w:rPr>
+                      <w:rStyle w:val="VerbatimChar"/>
+                    </w:rPr>
+                    <w:t xml:space="preserve">:withersClass</w:t>
+                  </w:r>
+                </w:p>
+              </w:tc>
+              <w:tc>
+                <w:tcPr/>
+                <w:p>
+                  <w:pPr>
+                    <w:pStyle w:val="Compact"/>
+                    <w:jc w:val="left"/>
+                    <w:jc w:val="center"/>
+                  </w:pPr>
+                  <w:r>
+                    <w:rPr>
+                      <w:rStyle w:val="VerbatimChar"/>
+                    </w:rPr>
+                    <w:t xml:space="preserve">:EquidWithersClass</w:t>
+                  </w:r>
+                </w:p>
+              </w:tc>
+              <w:tc>
+                <w:tcPr/>
+                <w:p>
+                  <w:pPr>
+                    <w:pStyle w:val="Compact"/>
+                    <w:jc w:val="right"/>
+                    <w:jc w:val="center"/>
+                  </w:pPr>
+                  <w:r>
+                    <w:t xml:space="preserve">1..1</w:t>
+                  </w:r>
+                </w:p>
+              </w:tc>
+            </w:tr>
+          </w:tbl>
+          <w:bookmarkEnd w:id="21"/>
+          <w:p/>
+        </w:tc>
+      </w:tr>
+    </w:tbl>
+    <w:bookmarkEnd w:id="22"/>
+    <w:bookmarkStart w:id="24" w:name="sec-nodeshape-groupnotificationshape"/>
+    <w:p>
+      <w:pPr>
+        <w:pStyle w:val="Heading2"/>
+      </w:pPr>
+      <w:r>
+        <w:t xml:space="preserve">2.3 Group notification</w:t>
+      </w:r>
+    </w:p>
+    <w:p>
+      <w:pPr>
+        <w:pStyle w:val="FirstParagraph"/>
+      </w:pPr>
+      <w:r>
+        <w:t xml:space="preserve">An event concerning a group of animals that cannot be identified individually. Group notifications are recorded for animals of the categories pigs and poultry; the individuals of such a group are therefore not known. Events are reported by the natural persons of the responsible legal unit, the animal keeper. They comprise housing notifications for poultry, movement notifications for pigs, and slaughter notifications for pigs (by head) and poultry groups (in kg). This class has no counterpart in the AnimalTracing openAPI specification, because pigs and poultry are not covered there.</w:t>
+      </w:r>
+    </w:p>
+    <w:p>
+      <w:pPr>
+        <w:pStyle w:val="BodyText"/>
+      </w:pPr>
+      <w:r>
+        <w:rPr>
+          <w:b/>
+          <w:bCs/>
+        </w:rPr>
+        <w:t xml:space="preserve">Target Class:</w:t>
+      </w:r>
+      <w:r>
+        <w:t xml:space="preserve"> </w:t>
+      </w:r>
+      <w:r>
+        <w:rPr>
+          <w:rStyle w:val="VerbatimChar"/>
+        </w:rPr>
+        <w:t xml:space="preserve">:GroupNotification</w:t>
+      </w:r>
+    </w:p>
+    <w:tbl>
+      <w:tblPr>
+        <w:tblStyle w:val="Table"/>
+        <w:tblW w:type="pct" w:w="5000"/>
+        <w:tblLayout w:type="fixed"/>
+        <w:tblLook w:firstRow="0" w:lastRow="0" w:firstColumn="0" w:lastColumn="0" w:noHBand="0" w:noVBand="0" w:val="0000"/>
+      </w:tblPr>
+      <w:tblGrid>
+        <w:gridCol w:w="7920"/>
+      </w:tblGrid>
+      <w:tr>
+        <w:tc>
+          <w:tcPr/>
+          <w:bookmarkStart w:id="23" w:name="tbl-nodeshape-groupnotificationshape"/>
+          <w:p>
+            <w:pPr>
+              <w:jc w:val="center"/>
+            </w:pPr>
+            <w:pPr>
+              <w:jc w:val="left"/>
+              <w:spacing w:before="200"/>
+              <w:pStyle w:val="ImageCaption"/>
+            </w:pPr>
+            <w:r>
+              <w:t xml:space="preserve">Table 2: properties Group notification</w:t>
+            </w:r>
+          </w:p>
+          <w:tbl>
+            <w:tblPr>
+              <w:tblStyle w:val="Table"/>
+              <w:tblW w:type="pct" w:w="5000"/>
+              <w:tblLayout w:type="fixed"/>
+              <w:tblLook w:firstRow="1" w:lastRow="0" w:firstColumn="0" w:lastColumn="0" w:noHBand="0" w:noVBand="0" w:val="0020"/>
+            </w:tblPr>
+            <w:tblGrid>
+              <w:gridCol w:w="3168"/>
+              <w:gridCol w:w="1980"/>
+              <w:gridCol w:w="1980"/>
+              <w:gridCol w:w="792"/>
+            </w:tblGrid>
+            <w:tr>
+              <w:trPr>
+                <w:tblHeader w:val="on"/>
+              </w:trPr>
+              <w:tc>
+                <w:tcPr/>
+                <w:p>
+                  <w:pPr>
+                    <w:pStyle w:val="Compact"/>
+                    <w:jc w:val="left"/>
+                    <w:jc w:val="center"/>
+                  </w:pPr>
+                  <w:r>
+                    <w:t xml:space="preserve">Description</w:t>
+                  </w:r>
+                </w:p>
+              </w:tc>
+              <w:tc>
+                <w:tcPr/>
+                <w:p>
+                  <w:pPr>
+                    <w:pStyle w:val="Compact"/>
+                    <w:jc w:val="left"/>
+                    <w:jc w:val="center"/>
+                  </w:pPr>
+                  <w:r>
+                    <w:t xml:space="preserve">Path</w:t>
+                  </w:r>
+                </w:p>
+              </w:tc>
+              <w:tc>
+                <w:tcPr/>
+                <w:p>
+                  <w:pPr>
+                    <w:pStyle w:val="Compact"/>
+                    <w:jc w:val="left"/>
+                    <w:jc w:val="center"/>
+                  </w:pPr>
+                  <w:r>
+                    <w:t xml:space="preserve">Type</w:t>
+                  </w:r>
+                </w:p>
+              </w:tc>
+              <w:tc>
+                <w:tcPr/>
+                <w:p>
+                  <w:pPr>
+                    <w:pStyle w:val="Compact"/>
+                    <w:jc w:val="right"/>
+                    <w:jc w:val="center"/>
+                  </w:pPr>
+                  <w:r>
+                    <w:t xml:space="preserve">Card.</w:t>
+                  </w:r>
+                </w:p>
+              </w:tc>
+            </w:tr>
+            <w:tr>
+              <w:tc>
+                <w:tcPr/>
+                <w:p>
+                  <w:pPr>
+                    <w:pStyle w:val="Compact"/>
+                    <w:jc w:val="left"/>
+                    <w:jc w:val="center"/>
+                  </w:pPr>
+                  <w:r>
+                    <w:rPr>
+                      <w:b/>
+                      <w:bCs/>
+                    </w:rPr>
+                    <w:t xml:space="preserve">Local unit</w:t>
+                  </w:r>
+                  <w:r>
+                    <w:t xml:space="preserve">: BUR number of the local unit</w:t>
+                  </w:r>
+                </w:p>
+              </w:tc>
+              <w:tc>
+                <w:tcPr/>
+                <w:p>
+                  <w:pPr>
+                    <w:pStyle w:val="Compact"/>
+                    <w:jc w:val="left"/>
+                    <w:jc w:val="center"/>
+                  </w:pPr>
+                  <w:r>
+                    <w:rPr>
+                      <w:rStyle w:val="VerbatimChar"/>
+                    </w:rPr>
+                    <w:t xml:space="preserve">:localUnit</w:t>
+                  </w:r>
+                </w:p>
+              </w:tc>
+              <w:tc>
+                <w:tcPr/>
+                <w:p>
+                  <w:pPr>
+                    <w:pStyle w:val="Compact"/>
+                    <w:jc w:val="left"/>
+                    <w:jc w:val="center"/>
+                  </w:pPr>
+                  <w:hyperlink w:anchor="sec-nodeshape-localunitshape">
+                    <w:r>
+                      <w:rPr>
+                        <w:rStyle w:val="VerbatimChar"/>
+                      </w:rPr>
+                      <w:t xml:space="preserve">:LocalUnit</w:t>
+                    </w:r>
+                  </w:hyperlink>
+                </w:p>
+              </w:tc>
+              <w:tc>
+                <w:tcPr/>
+                <w:p>
+                  <w:pPr>
+                    <w:pStyle w:val="Compact"/>
+                    <w:jc w:val="right"/>
+                    <w:jc w:val="center"/>
+                  </w:pPr>
+                  <w:r>
+                    <w:t xml:space="preserve">1..1</w:t>
+                  </w:r>
+                </w:p>
+              </w:tc>
+            </w:tr>
+            <w:tr>
+              <w:tc>
+                <w:tcPr/>
+                <w:p>
+                  <w:pPr>
+                    <w:pStyle w:val="Compact"/>
+                    <w:jc w:val="left"/>
+                    <w:jc w:val="center"/>
+                  </w:pPr>
+                  <w:r>
+                    <w:rPr>
+                      <w:b/>
+                      <w:bCs/>
+                    </w:rPr>
+                    <w:t xml:space="preserve">Origin</w:t>
+                  </w:r>
+                  <w:r>
+                    <w:t xml:space="preserve">: BUR number of the local unit the animal comes from</w:t>
+                  </w:r>
+                </w:p>
+              </w:tc>
+              <w:tc>
+                <w:tcPr/>
+                <w:p>
+                  <w:pPr>
+                    <w:pStyle w:val="Compact"/>
+                    <w:jc w:val="left"/>
+                    <w:jc w:val="center"/>
+                  </w:pPr>
+                  <w:r>
+                    <w:rPr>
+                      <w:rStyle w:val="VerbatimChar"/>
+                    </w:rPr>
+                    <w:t xml:space="preserve">:originLocalUnit</w:t>
+                  </w:r>
+                </w:p>
+              </w:tc>
+              <w:tc>
+                <w:tcPr/>
+                <w:p>
+                  <w:pPr>
+                    <w:pStyle w:val="Compact"/>
+                    <w:jc w:val="left"/>
+                    <w:jc w:val="center"/>
+                  </w:pPr>
+                  <w:hyperlink w:anchor="sec-nodeshape-localunitshape">
+                    <w:r>
+                      <w:rPr>
+                        <w:rStyle w:val="VerbatimChar"/>
+                      </w:rPr>
+                      <w:t xml:space="preserve">:LocalUnit</w:t>
+                    </w:r>
+                  </w:hyperlink>
+                </w:p>
+              </w:tc>
+              <w:tc>
+                <w:tcPr/>
+                <w:p>
+                  <w:pPr>
+                    <w:pStyle w:val="Compact"/>
+                    <w:jc w:val="right"/>
+                    <w:jc w:val="center"/>
+                  </w:pPr>
+                  <w:r>
+                    <w:t xml:space="preserve">0..1</w:t>
+                  </w:r>
+                </w:p>
+              </w:tc>
+            </w:tr>
+            <w:tr>
+              <w:tc>
+                <w:tcPr/>
+                <w:p>
+                  <w:pPr>
+                    <w:pStyle w:val="Compact"/>
+                    <w:jc w:val="left"/>
+                    <w:jc w:val="center"/>
+                  </w:pPr>
+                  <w:r>
+                    <w:rPr>
+                      <w:b/>
+                      <w:bCs/>
+                    </w:rPr>
+                    <w:t xml:space="preserve">ID</w:t>
+                  </w:r>
+                  <w:r>
+                    <w:t xml:space="preserve">: Unique identifier of the movement, assigned by the system.</w:t>
+                  </w:r>
+                </w:p>
+              </w:tc>
+              <w:tc>
+                <w:tcPr/>
+                <w:p>
+                  <w:pPr>
+                    <w:pStyle w:val="Compact"/>
+                    <w:jc w:val="left"/>
+                    <w:jc w:val="center"/>
+                  </w:pPr>
+                  <w:r>
+                    <w:rPr>
+                      <w:rStyle w:val="VerbatimChar"/>
+                    </w:rPr>
+                    <w:t xml:space="preserve">:eventIdentifier</w:t>
+                  </w:r>
+                </w:p>
+              </w:tc>
+              <w:tc>
+                <w:tcPr/>
+                <w:p>
+                  <w:pPr>
+                    <w:pStyle w:val="Compact"/>
+                    <w:jc w:val="left"/>
+                    <w:jc w:val="center"/>
+                  </w:pPr>
+                  <w:r>
+                    <w:rPr>
+                      <w:rStyle w:val="VerbatimChar"/>
+                    </w:rPr>
+                    <w:t xml:space="preserve">xsd:string</w:t>
+                  </w:r>
+                </w:p>
+              </w:tc>
+              <w:tc>
+                <w:tcPr/>
+                <w:p>
+                  <w:pPr>
+                    <w:pStyle w:val="Compact"/>
+                    <w:jc w:val="right"/>
+                    <w:jc w:val="center"/>
+                  </w:pPr>
+                  <w:r>
+                    <w:t xml:space="preserve">1..1</w:t>
+                  </w:r>
+                </w:p>
+              </w:tc>
+            </w:tr>
+            <w:tr>
+              <w:tc>
+                <w:tcPr/>
+                <w:p>
+                  <w:pPr>
+                    <w:pStyle w:val="Compact"/>
+                    <w:jc w:val="left"/>
+                    <w:jc w:val="center"/>
+                  </w:pPr>
+                  <w:r>
+                    <w:rPr>
+                      <w:b/>
+                      <w:bCs/>
+                    </w:rPr>
+                    <w:t xml:space="preserve">Genus</w:t>
+                  </w:r>
+                </w:p>
+              </w:tc>
+              <w:tc>
+                <w:tcPr/>
+                <w:p>
+                  <w:pPr>
+                    <w:pStyle w:val="Compact"/>
+                    <w:jc w:val="left"/>
+                    <w:jc w:val="center"/>
+                  </w:pPr>
+                  <w:r>
+                    <w:rPr>
+                      <w:rStyle w:val="VerbatimChar"/>
+                    </w:rPr>
+                    <w:t xml:space="preserve">:genus</w:t>
+                  </w:r>
+                </w:p>
+              </w:tc>
+              <w:tc>
+                <w:tcPr/>
+                <w:p>
+                  <w:pPr>
+                    <w:pStyle w:val="Compact"/>
+                    <w:jc w:val="left"/>
+                    <w:jc w:val="center"/>
+                  </w:pPr>
+                  <w:r>
+                    <w:rPr>
+                      <w:rStyle w:val="VerbatimChar"/>
+                    </w:rPr>
+                    <w:t xml:space="preserve">:Genus</w:t>
+                  </w:r>
+                </w:p>
+              </w:tc>
+              <w:tc>
+                <w:tcPr/>
+                <w:p>
+                  <w:pPr>
+                    <w:pStyle w:val="Compact"/>
+                    <w:jc w:val="right"/>
+                    <w:jc w:val="center"/>
+                  </w:pPr>
+                  <w:r>
+                    <w:t xml:space="preserve">1..1</w:t>
+                  </w:r>
+                </w:p>
+              </w:tc>
+            </w:tr>
+            <w:tr>
+              <w:tc>
+                <w:tcPr/>
+                <w:p>
+                  <w:pPr>
+                    <w:pStyle w:val="Compact"/>
+                    <w:jc w:val="left"/>
+                    <w:jc w:val="center"/>
+                  </w:pPr>
+                  <w:r>
+                    <w:rPr>
+                      <w:b/>
+                      <w:bCs/>
+                    </w:rPr>
+                    <w:t xml:space="preserve">Group information</w:t>
+                  </w:r>
+                  <w:r>
+                    <w:t xml:space="preserve">: Group information must be given for housing notifications of poultry</w:t>
+                  </w:r>
+                </w:p>
+              </w:tc>
+              <w:tc>
+                <w:tcPr/>
+                <w:p>
+                  <w:pPr>
+                    <w:pStyle w:val="Compact"/>
+                    <w:jc w:val="left"/>
+                    <w:jc w:val="center"/>
+                  </w:pPr>
+                  <w:r>
+                    <w:rPr>
+                      <w:rStyle w:val="VerbatimChar"/>
+                    </w:rPr>
+                    <w:t xml:space="preserve">:groupInformation</w:t>
+                  </w:r>
+                </w:p>
+              </w:tc>
+              <w:tc>
+                <w:tcPr/>
+                <w:p>
+                  <w:pPr>
+                    <w:pStyle w:val="Compact"/>
+                    <w:jc w:val="left"/>
+                    <w:jc w:val="center"/>
+                  </w:pPr>
+                  <w:r>
+                    <w:rPr>
+                      <w:rStyle w:val="VerbatimChar"/>
+                    </w:rPr>
+                    <w:t xml:space="preserve">xsd:string</w:t>
+                  </w:r>
+                </w:p>
+              </w:tc>
+              <w:tc>
+                <w:tcPr/>
+                <w:p>
+                  <w:pPr>
+                    <w:pStyle w:val="Compact"/>
+                    <w:jc w:val="right"/>
+                    <w:jc w:val="center"/>
+                  </w:pPr>
+                  <w:r>
+                    <w:t xml:space="preserve">0..1</w:t>
+                  </w:r>
+                </w:p>
+              </w:tc>
+            </w:tr>
+            <w:tr>
+              <w:tc>
+                <w:tcPr/>
+                <w:p>
+                  <w:pPr>
+                    <w:pStyle w:val="Compact"/>
+                    <w:jc w:val="left"/>
+                    <w:jc w:val="center"/>
+                  </w:pPr>
+                  <w:r>
+                    <w:rPr>
+                      <w:b/>
+                      <w:bCs/>
+                    </w:rPr>
+                    <w:t xml:space="preserve">Notification type</w:t>
+                  </w:r>
+                </w:p>
+              </w:tc>
+              <w:tc>
+                <w:tcPr/>
+                <w:p>
+                  <w:pPr>
+                    <w:pStyle w:val="Compact"/>
+                    <w:jc w:val="left"/>
+                    <w:jc w:val="center"/>
+                  </w:pPr>
+                  <w:r>
+                    <w:rPr>
+                      <w:rStyle w:val="VerbatimChar"/>
+                    </w:rPr>
+                    <w:t xml:space="preserve">:notificationType</w:t>
+                  </w:r>
+                </w:p>
+              </w:tc>
+              <w:tc>
+                <w:tcPr/>
+                <w:p>
+                  <w:pPr>
+                    <w:pStyle w:val="Compact"/>
+                    <w:jc w:val="left"/>
+                    <w:jc w:val="center"/>
+                  </w:pPr>
+                  <w:r>
+                    <w:rPr>
+                      <w:rStyle w:val="VerbatimChar"/>
+                    </w:rPr>
+                    <w:t xml:space="preserve">:NotificationType</w:t>
+                  </w:r>
+                </w:p>
+              </w:tc>
+              <w:tc>
+                <w:tcPr/>
+                <w:p>
+                  <w:pPr>
+                    <w:pStyle w:val="Compact"/>
+                    <w:jc w:val="right"/>
+                    <w:jc w:val="center"/>
+                  </w:pPr>
+                  <w:r>
+                    <w:t xml:space="preserve">1..1</w:t>
+                  </w:r>
+                </w:p>
+              </w:tc>
+            </w:tr>
+            <w:tr>
+              <w:tc>
+                <w:tcPr/>
+                <w:p>
+                  <w:pPr>
+                    <w:pStyle w:val="Compact"/>
+                    <w:jc w:val="left"/>
+                    <w:jc w:val="center"/>
+                  </w:pPr>
+                  <w:r>
+                    <w:rPr>
+                      <w:b/>
+                      <w:bCs/>
+                    </w:rPr>
+                    <w:t xml:space="preserve">Event date</w:t>
+                  </w:r>
+                  <w:r>
+                    <w:t xml:space="preserve">: Date on which the event took place</w:t>
+                  </w:r>
+                </w:p>
+              </w:tc>
+              <w:tc>
+                <w:tcPr/>
+                <w:p>
+                  <w:pPr>
+                    <w:pStyle w:val="Compact"/>
+                    <w:jc w:val="left"/>
+                    <w:jc w:val="center"/>
+                  </w:pPr>
+                  <w:r>
+                    <w:rPr>
+                      <w:rStyle w:val="VerbatimChar"/>
+                    </w:rPr>
+                    <w:t xml:space="preserve">:eventDate</w:t>
+                  </w:r>
+                </w:p>
+              </w:tc>
+              <w:tc>
+                <w:tcPr/>
+                <w:p>
+                  <w:pPr>
+                    <w:pStyle w:val="Compact"/>
+                    <w:jc w:val="left"/>
+                    <w:jc w:val="center"/>
+                  </w:pPr>
+                  <w:r>
+                    <w:rPr>
+                      <w:rStyle w:val="VerbatimChar"/>
+                    </w:rPr>
+                    <w:t xml:space="preserve">xsd:date</w:t>
+                  </w:r>
+                </w:p>
+              </w:tc>
+              <w:tc>
+                <w:tcPr/>
+                <w:p>
+                  <w:pPr>
+                    <w:pStyle w:val="Compact"/>
+                    <w:jc w:val="right"/>
+                    <w:jc w:val="center"/>
+                  </w:pPr>
+                  <w:r>
+                    <w:t xml:space="preserve">1..1</w:t>
+                  </w:r>
+                </w:p>
+              </w:tc>
+            </w:tr>
+            <w:tr>
+              <w:tc>
+                <w:tcPr/>
+                <w:p>
+                  <w:pPr>
+                    <w:pStyle w:val="Compact"/>
+                    <w:jc w:val="left"/>
+                    <w:jc w:val="center"/>
+                  </w:pPr>
+                  <w:r>
+                    <w:rPr>
+                      <w:b/>
+                      <w:bCs/>
+                    </w:rPr>
+                    <w:t xml:space="preserve">Notification date</w:t>
+                  </w:r>
+                  <w:r>
+                    <w:t xml:space="preserve">: Date on which the event was reported</w:t>
+                  </w:r>
+                </w:p>
+              </w:tc>
+              <w:tc>
+                <w:tcPr/>
+                <w:p>
+                  <w:pPr>
+                    <w:pStyle w:val="Compact"/>
+                    <w:jc w:val="left"/>
+                    <w:jc w:val="center"/>
+                  </w:pPr>
+                  <w:r>
+                    <w:rPr>
+                      <w:rStyle w:val="VerbatimChar"/>
+                    </w:rPr>
+                    <w:t xml:space="preserve">:notificationDate</w:t>
+                  </w:r>
+                </w:p>
+              </w:tc>
+              <w:tc>
+                <w:tcPr/>
+                <w:p>
+                  <w:pPr>
+                    <w:pStyle w:val="Compact"/>
+                    <w:jc w:val="left"/>
+                    <w:jc w:val="center"/>
+                  </w:pPr>
+                  <w:r>
+                    <w:rPr>
+                      <w:rStyle w:val="VerbatimChar"/>
+                    </w:rPr>
+                    <w:t xml:space="preserve">xsd:date</w:t>
+                  </w:r>
+                </w:p>
+              </w:tc>
+              <w:tc>
+                <w:tcPr/>
+                <w:p>
+                  <w:pPr>
+                    <w:pStyle w:val="Compact"/>
+                    <w:jc w:val="right"/>
+                    <w:jc w:val="center"/>
+                  </w:pPr>
+                  <w:r>
+                    <w:t xml:space="preserve">1..1</w:t>
+                  </w:r>
+                </w:p>
+              </w:tc>
+            </w:tr>
+            <w:tr>
+              <w:tc>
+                <w:tcPr/>
+                <w:p>
+                  <w:pPr>
+                    <w:pStyle w:val="Compact"/>
+                    <w:jc w:val="left"/>
+                    <w:jc w:val="center"/>
+                  </w:pPr>
+                  <w:r>
+                    <w:rPr>
+                      <w:b/>
+                      <w:bCs/>
+                    </w:rPr>
+                    <w:t xml:space="preserve">Number</w:t>
+                  </w:r>
+                  <w:r>
+                    <w:t xml:space="preserve">: Number of animals moved in one movement (pigs/poultry)</w:t>
+                  </w:r>
+                </w:p>
+              </w:tc>
+              <w:tc>
+                <w:tcPr/>
+                <w:p>
+                  <w:pPr>
+                    <w:pStyle w:val="Compact"/>
+                    <w:jc w:val="left"/>
+                    <w:jc w:val="center"/>
+                  </w:pPr>
+                  <w:r>
+                    <w:rPr>
+                      <w:rStyle w:val="VerbatimChar"/>
+                    </w:rPr>
+                    <w:t xml:space="preserve">:count</w:t>
+                  </w:r>
+                </w:p>
+              </w:tc>
+              <w:tc>
+                <w:tcPr/>
+                <w:p>
+                  <w:pPr>
+                    <w:pStyle w:val="Compact"/>
+                    <w:jc w:val="left"/>
+                    <w:jc w:val="center"/>
+                  </w:pPr>
+                  <w:r>
+                    <w:rPr>
+                      <w:rStyle w:val="VerbatimChar"/>
+                    </w:rPr>
+                    <w:t xml:space="preserve">xsd:integer</w:t>
+                  </w:r>
+                </w:p>
+              </w:tc>
+              <w:tc>
+                <w:tcPr/>
+                <w:p>
+                  <w:pPr>
+                    <w:pStyle w:val="Compact"/>
+                    <w:jc w:val="right"/>
+                    <w:jc w:val="center"/>
+                  </w:pPr>
+                  <w:r>
+                    <w:t xml:space="preserve">0..1</w:t>
+                  </w:r>
+                </w:p>
+              </w:tc>
+            </w:tr>
+            <w:tr>
+              <w:tc>
+                <w:tcPr/>
+                <w:p>
+                  <w:pPr>
+                    <w:pStyle w:val="Compact"/>
+                    <w:jc w:val="left"/>
+                    <w:jc w:val="center"/>
+                  </w:pPr>
+                  <w:r>
+                    <w:rPr>
+                      <w:b/>
+                      <w:bCs/>
+                    </w:rPr>
+                    <w:t xml:space="preserve">Weight</w:t>
+                  </w:r>
+                  <w:r>
+                    <w:t xml:space="preserve">: Total weight in kg of the animal group for slaughter notifications of poultry</w:t>
+                  </w:r>
+                </w:p>
+              </w:tc>
+              <w:tc>
+                <w:tcPr/>
+                <w:p>
+                  <w:pPr>
+                    <w:pStyle w:val="Compact"/>
+                    <w:jc w:val="left"/>
+                    <w:jc w:val="center"/>
+                  </w:pPr>
+                  <w:r>
+                    <w:rPr>
+                      <w:rStyle w:val="VerbatimChar"/>
+                    </w:rPr>
+                    <w:t xml:space="preserve">:weight</w:t>
+                  </w:r>
+                </w:p>
+              </w:tc>
+              <w:tc>
+                <w:tcPr/>
+                <w:p>
+                  <w:pPr>
+                    <w:pStyle w:val="Compact"/>
+                    <w:jc w:val="left"/>
+                    <w:jc w:val="center"/>
+                  </w:pPr>
+                  <w:r>
+                    <w:rPr>
+                      <w:rStyle w:val="VerbatimChar"/>
+                    </w:rPr>
+                    <w:t xml:space="preserve">xsd:integer</w:t>
+                  </w:r>
+                </w:p>
+              </w:tc>
+              <w:tc>
+                <w:tcPr/>
+                <w:p>
+                  <w:pPr>
+                    <w:pStyle w:val="Compact"/>
+                    <w:jc w:val="right"/>
+                    <w:jc w:val="center"/>
+                  </w:pPr>
+                  <w:r>
+                    <w:t xml:space="preserve">0..1</w:t>
+                  </w:r>
+                </w:p>
+              </w:tc>
+            </w:tr>
+            <w:tr>
+              <w:tc>
+                <w:tcPr/>
+                <w:p>
+                  <w:pPr>
+                    <w:pStyle w:val="Compact"/>
+                    <w:jc w:val="left"/>
+                    <w:jc w:val="center"/>
+                  </w:pPr>
+                  <w:r>
+                    <w:rPr>
+                      <w:b/>
+                      <w:bCs/>
+                    </w:rPr>
+                    <w:t xml:space="preserve">Type of use</w:t>
+                  </w:r>
+                  <w:r>
+                    <w:t xml:space="preserve">: Type of use of the animal group (for individual animals it is held on the class «Einzeltier»)</w:t>
+                  </w:r>
+                </w:p>
+              </w:tc>
+              <w:tc>
+                <w:tcPr/>
+                <w:p>
+                  <w:pPr>
+                    <w:pStyle w:val="Compact"/>
+                    <w:jc w:val="left"/>
+                    <w:jc w:val="center"/>
+                  </w:pPr>
+                  <w:r>
+                    <w:rPr>
+                      <w:rStyle w:val="VerbatimChar"/>
+                    </w:rPr>
+                    <w:t xml:space="preserve">:typeOfUse</w:t>
+                  </w:r>
+                </w:p>
+              </w:tc>
+              <w:tc>
+                <w:tcPr/>
+                <w:p>
+                  <w:pPr>
+                    <w:pStyle w:val="Compact"/>
+                    <w:jc w:val="left"/>
+                    <w:jc w:val="center"/>
+                  </w:pPr>
+                  <w:r>
+                    <w:rPr>
+                      <w:rStyle w:val="VerbatimChar"/>
+                    </w:rPr>
+                    <w:t xml:space="preserve">:AnimalTypeOfUse</w:t>
+                  </w:r>
+                </w:p>
+              </w:tc>
+              <w:tc>
+                <w:tcPr/>
+                <w:p>
+                  <w:pPr>
+                    <w:pStyle w:val="Compact"/>
+                    <w:jc w:val="right"/>
+                    <w:jc w:val="center"/>
+                  </w:pPr>
+                  <w:r>
+                    <w:t xml:space="preserve">0..1</w:t>
+                  </w:r>
+                </w:p>
+              </w:tc>
+            </w:tr>
+            <w:tr>
+              <w:tc>
+                <w:tcPr/>
+                <w:p>
+                  <w:pPr>
+                    <w:pStyle w:val="Compact"/>
+                    <w:jc w:val="left"/>
+                    <w:jc w:val="center"/>
+                  </w:pPr>
+                  <w:r>
+                    <w:rPr>
+                      <w:b/>
+                      <w:bCs/>
+                    </w:rPr>
+                    <w:t xml:space="preserve">Age</w:t>
+                  </w:r>
+                  <w:r>
+                    <w:t xml:space="preserve">: For housing notifications of poultry the age must be given in weeks</w:t>
+                  </w:r>
+                </w:p>
+              </w:tc>
+              <w:tc>
+                <w:tcPr/>
+                <w:p>
+                  <w:pPr>
+                    <w:pStyle w:val="Compact"/>
+                    <w:jc w:val="left"/>
+                    <w:jc w:val="center"/>
+                  </w:pPr>
+                  <w:r>
+                    <w:rPr>
+                      <w:rStyle w:val="VerbatimChar"/>
+                    </w:rPr>
+                    <w:t xml:space="preserve">:age</w:t>
+                  </w:r>
+                </w:p>
+              </w:tc>
+              <w:tc>
+                <w:tcPr/>
+                <w:p>
+                  <w:pPr>
+                    <w:pStyle w:val="Compact"/>
+                    <w:jc w:val="left"/>
+                    <w:jc w:val="center"/>
+                  </w:pPr>
+                  <w:r>
+                    <w:rPr>
+                      <w:rStyle w:val="VerbatimChar"/>
+                    </w:rPr>
+                    <w:t xml:space="preserve">xsd:integer</w:t>
+                  </w:r>
+                </w:p>
+              </w:tc>
+              <w:tc>
+                <w:tcPr/>
+                <w:p>
+                  <w:pPr>
+                    <w:pStyle w:val="Compact"/>
+                    <w:jc w:val="right"/>
+                    <w:jc w:val="center"/>
+                  </w:pPr>
+                  <w:r>
+                    <w:t xml:space="preserve">0..1</w:t>
+                  </w:r>
+                </w:p>
+              </w:tc>
+            </w:tr>
+          </w:tbl>
+          <w:bookmarkEnd w:id="23"/>
+          <w:p/>
+        </w:tc>
+      </w:tr>
+    </w:tbl>
+    <w:bookmarkEnd w:id="24"/>
+    <w:bookmarkStart w:id="26" w:name="sec-nodeshape-localunithealthstatusshape"/>
+    <w:p>
+      <w:pPr>
+        <w:pStyle w:val="Heading2"/>
+      </w:pPr>
+      <w:r>
+        <w:t xml:space="preserve">2.4 Health status of a local unit</w:t>
+      </w:r>
+    </w:p>
+    <w:p>
+      <w:pPr>
+        <w:pStyle w:val="FirstParagraph"/>
+      </w:pPr>
+      <w:r>
+        <w:t xml:space="preserve">Where animal disease events are of national significance, it is essential that animal keepers are informed about movement bans and disease status, so that the risk of spread through animal movements can be minimised. Disease information recorded for a local unit. In addition to the epizootic status of a local unit, vaccination, risk and laboratory results can also be represented. The AnimalTracing openAPI specification has no dedicated class for this; there the corresponding information is held as attributes of the local unit.</w:t>
+      </w:r>
+    </w:p>
+    <w:p>
+      <w:pPr>
+        <w:pStyle w:val="BodyText"/>
+      </w:pPr>
+      <w:r>
+        <w:rPr>
+          <w:b/>
+          <w:bCs/>
+        </w:rPr>
+        <w:t xml:space="preserve">Target Class:</w:t>
+      </w:r>
+      <w:r>
+        <w:t xml:space="preserve"> </w:t>
+      </w:r>
+      <w:r>
+        <w:rPr>
+          <w:rStyle w:val="VerbatimChar"/>
+        </w:rPr>
+        <w:t xml:space="preserve">:LocalUnitHealthStatus</w:t>
+      </w:r>
+    </w:p>
+    <w:tbl>
+      <w:tblPr>
+        <w:tblStyle w:val="Table"/>
+        <w:tblW w:type="pct" w:w="5000"/>
+        <w:tblLayout w:type="fixed"/>
+        <w:tblLook w:firstRow="0" w:lastRow="0" w:firstColumn="0" w:lastColumn="0" w:noHBand="0" w:noVBand="0" w:val="0000"/>
+      </w:tblPr>
+      <w:tblGrid>
+        <w:gridCol w:w="7920"/>
+      </w:tblGrid>
+      <w:tr>
+        <w:tc>
+          <w:tcPr/>
+          <w:bookmarkStart w:id="25" w:name="tbl-nodeshape-localunithealthstatusshape"/>
+          <w:p>
+            <w:pPr>
+              <w:jc w:val="center"/>
+            </w:pPr>
+            <w:pPr>
+              <w:jc w:val="left"/>
+              <w:spacing w:before="200"/>
+              <w:pStyle w:val="ImageCaption"/>
+            </w:pPr>
+            <w:r>
+              <w:t xml:space="preserve">Table 3: properties Health status of a local unit</w:t>
+            </w:r>
+          </w:p>
+          <w:tbl>
+            <w:tblPr>
+              <w:tblStyle w:val="Table"/>
+              <w:tblW w:type="pct" w:w="5000"/>
+              <w:tblLayout w:type="fixed"/>
+              <w:tblLook w:firstRow="1" w:lastRow="0" w:firstColumn="0" w:lastColumn="0" w:noHBand="0" w:noVBand="0" w:val="0020"/>
+            </w:tblPr>
+            <w:tblGrid>
+              <w:gridCol w:w="3168"/>
+              <w:gridCol w:w="1980"/>
+              <w:gridCol w:w="1980"/>
+              <w:gridCol w:w="792"/>
+            </w:tblGrid>
+            <w:tr>
+              <w:trPr>
+                <w:tblHeader w:val="on"/>
+              </w:trPr>
+              <w:tc>
+                <w:tcPr/>
+                <w:p>
+                  <w:pPr>
+                    <w:pStyle w:val="Compact"/>
+                    <w:jc w:val="left"/>
+                    <w:jc w:val="center"/>
+                  </w:pPr>
+                  <w:r>
+                    <w:t xml:space="preserve">Description</w:t>
+                  </w:r>
+                </w:p>
+              </w:tc>
+              <w:tc>
+                <w:tcPr/>
+                <w:p>
+                  <w:pPr>
+                    <w:pStyle w:val="Compact"/>
+                    <w:jc w:val="left"/>
+                    <w:jc w:val="center"/>
+                  </w:pPr>
+                  <w:r>
+                    <w:t xml:space="preserve">Path</w:t>
+                  </w:r>
+                </w:p>
+              </w:tc>
+              <w:tc>
+                <w:tcPr/>
+                <w:p>
+                  <w:pPr>
+                    <w:pStyle w:val="Compact"/>
+                    <w:jc w:val="left"/>
+                    <w:jc w:val="center"/>
+                  </w:pPr>
+                  <w:r>
+                    <w:t xml:space="preserve">Type</w:t>
+                  </w:r>
+                </w:p>
+              </w:tc>
+              <w:tc>
+                <w:tcPr/>
+                <w:p>
+                  <w:pPr>
+                    <w:pStyle w:val="Compact"/>
+                    <w:jc w:val="right"/>
+                    <w:jc w:val="center"/>
+                  </w:pPr>
+                  <w:r>
+                    <w:t xml:space="preserve">Card.</w:t>
+                  </w:r>
+                </w:p>
+              </w:tc>
+            </w:tr>
+            <w:tr>
+              <w:tc>
+                <w:tcPr/>
+                <w:p>
+                  <w:pPr>
+                    <w:pStyle w:val="Compact"/>
+                    <w:jc w:val="left"/>
+                    <w:jc w:val="center"/>
+                  </w:pPr>
+                  <w:r>
+                    <w:rPr>
+                      <w:b/>
+                      <w:bCs/>
+                    </w:rPr>
+                    <w:t xml:space="preserve">Local unit</w:t>
+                  </w:r>
+                  <w:r>
+                    <w:t xml:space="preserve">: BUR number of the local unit</w:t>
+                  </w:r>
+                </w:p>
+              </w:tc>
+              <w:tc>
+                <w:tcPr/>
+                <w:p>
+                  <w:pPr>
+                    <w:pStyle w:val="Compact"/>
+                    <w:jc w:val="left"/>
+                    <w:jc w:val="center"/>
+                  </w:pPr>
+                  <w:r>
+                    <w:rPr>
+                      <w:rStyle w:val="VerbatimChar"/>
+                    </w:rPr>
+                    <w:t xml:space="preserve">:localUnit</w:t>
+                  </w:r>
+                </w:p>
+              </w:tc>
+              <w:tc>
+                <w:tcPr/>
+                <w:p>
+                  <w:pPr>
+                    <w:pStyle w:val="Compact"/>
+                    <w:jc w:val="left"/>
+                    <w:jc w:val="center"/>
+                  </w:pPr>
+                  <w:hyperlink w:anchor="sec-nodeshape-localunitshape">
+                    <w:r>
+                      <w:rPr>
+                        <w:rStyle w:val="VerbatimChar"/>
+                      </w:rPr>
+                      <w:t xml:space="preserve">:LocalUnit</w:t>
+                    </w:r>
+                  </w:hyperlink>
+                </w:p>
+              </w:tc>
+              <w:tc>
+                <w:tcPr/>
+                <w:p>
+                  <w:pPr>
+                    <w:pStyle w:val="Compact"/>
+                    <w:jc w:val="right"/>
+                    <w:jc w:val="center"/>
+                  </w:pPr>
+                  <w:r>
+                    <w:t xml:space="preserve">1..1</w:t>
+                  </w:r>
+                </w:p>
+              </w:tc>
+            </w:tr>
+            <w:tr>
+              <w:tc>
+                <w:tcPr/>
+                <w:p>
+                  <w:pPr>
+                    <w:pStyle w:val="Compact"/>
+                    <w:jc w:val="left"/>
+                    <w:jc w:val="center"/>
+                  </w:pPr>
+                  <w:r>
+                    <w:rPr>
+                      <w:b/>
+                      <w:bCs/>
+                    </w:rPr>
+                    <w:t xml:space="preserve">Type</w:t>
+                  </w:r>
+                  <w:r>
+                    <w:t xml:space="preserve">: e.g. epizootic, vaccination or risk status</w:t>
+                  </w:r>
+                </w:p>
+              </w:tc>
+              <w:tc>
+                <w:tcPr/>
+                <w:p>
+                  <w:pPr>
+                    <w:pStyle w:val="Compact"/>
+                    <w:jc w:val="left"/>
+                    <w:jc w:val="center"/>
+                  </w:pPr>
+                  <w:r>
+                    <w:rPr>
+                      <w:rStyle w:val="VerbatimChar"/>
+                    </w:rPr>
+                    <w:t xml:space="preserve">:healthStatusType</w:t>
+                  </w:r>
+                </w:p>
+              </w:tc>
+              <w:tc>
+                <w:tcPr/>
+                <w:p>
+                  <w:pPr>
+                    <w:pStyle w:val="Compact"/>
+                    <w:jc w:val="left"/>
+                    <w:jc w:val="center"/>
+                  </w:pPr>
+                  <w:r>
+                    <w:rPr>
+                      <w:rStyle w:val="VerbatimChar"/>
+                    </w:rPr>
+                    <w:t xml:space="preserve">:HealthStatusType</w:t>
+                  </w:r>
+                </w:p>
+              </w:tc>
+              <w:tc>
+                <w:tcPr/>
+                <w:p>
+                  <w:pPr>
+                    <w:pStyle w:val="Compact"/>
+                    <w:jc w:val="right"/>
+                    <w:jc w:val="center"/>
+                  </w:pPr>
+                  <w:r>
+                    <w:t xml:space="preserve">0..1</w:t>
+                  </w:r>
+                </w:p>
+              </w:tc>
+            </w:tr>
+            <w:tr>
+              <w:tc>
+                <w:tcPr/>
+                <w:p>
+                  <w:pPr>
+                    <w:pStyle w:val="Compact"/>
+                    <w:jc w:val="left"/>
+                    <w:jc w:val="center"/>
+                  </w:pPr>
+                  <w:r>
+                    <w:rPr>
+                      <w:b/>
+                      <w:bCs/>
+                    </w:rPr>
+                    <w:t xml:space="preserve">Status</w:t>
+                  </w:r>
+                </w:p>
+              </w:tc>
+              <w:tc>
+                <w:tcPr/>
+                <w:p>
+                  <w:pPr>
+                    <w:pStyle w:val="Compact"/>
+                    <w:jc w:val="left"/>
+                    <w:jc w:val="center"/>
+                  </w:pPr>
+                  <w:r>
+                    <w:rPr>
+                      <w:rStyle w:val="VerbatimChar"/>
+                    </w:rPr>
+                    <w:t xml:space="preserve">:epizooticStatus</w:t>
+                  </w:r>
+                </w:p>
+              </w:tc>
+              <w:tc>
+                <w:tcPr/>
+                <w:p>
+                  <w:pPr>
+                    <w:pStyle w:val="Compact"/>
+                    <w:jc w:val="left"/>
+                    <w:jc w:val="center"/>
+                  </w:pPr>
+                  <w:r>
+                    <w:rPr>
+                      <w:rStyle w:val="VerbatimChar"/>
+                    </w:rPr>
+                    <w:t xml:space="preserve">:LocalUnitEpizooticStatus</w:t>
+                  </w:r>
+                </w:p>
+              </w:tc>
+              <w:tc>
+                <w:tcPr/>
+                <w:p>
+                  <w:pPr>
+                    <w:pStyle w:val="Compact"/>
+                    <w:jc w:val="right"/>
+                    <w:jc w:val="center"/>
+                  </w:pPr>
+                  <w:r>
+                    <w:t xml:space="preserve">0..1</w:t>
+                  </w:r>
+                </w:p>
+              </w:tc>
+            </w:tr>
+            <w:tr>
+              <w:tc>
+                <w:tcPr/>
+                <w:p>
+                  <w:pPr>
+                    <w:pStyle w:val="Compact"/>
+                    <w:jc w:val="left"/>
+                    <w:jc w:val="center"/>
+                  </w:pPr>
+                  <w:r>
+                    <w:rPr>
+                      <w:b/>
+                      <w:bCs/>
+                    </w:rPr>
+                    <w:t xml:space="preserve">Date</w:t>
+                  </w:r>
+                  <w:r>
+                    <w:t xml:space="preserve">: Date from which the status is valid</w:t>
+                  </w:r>
+                </w:p>
+              </w:tc>
+              <w:tc>
+                <w:tcPr/>
+                <w:p>
+                  <w:pPr>
+                    <w:pStyle w:val="Compact"/>
+                    <w:jc w:val="left"/>
+                    <w:jc w:val="center"/>
+                  </w:pPr>
+                  <w:r>
+                    <w:rPr>
+                      <w:rStyle w:val="VerbatimChar"/>
+                    </w:rPr>
+                    <w:t xml:space="preserve">:validFrom</w:t>
+                  </w:r>
+                </w:p>
+              </w:tc>
+              <w:tc>
+                <w:tcPr/>
+                <w:p>
+                  <w:pPr>
+                    <w:pStyle w:val="Compact"/>
+                    <w:jc w:val="left"/>
+                    <w:jc w:val="center"/>
+                  </w:pPr>
+                  <w:r>
+                    <w:rPr>
+                      <w:rStyle w:val="VerbatimChar"/>
+                    </w:rPr>
+                    <w:t xml:space="preserve">xsd:date</w:t>
+                  </w:r>
+                </w:p>
+              </w:tc>
+              <w:tc>
+                <w:tcPr/>
+                <w:p>
+                  <w:pPr>
+                    <w:pStyle w:val="Compact"/>
+                    <w:jc w:val="right"/>
+                    <w:jc w:val="center"/>
+                  </w:pPr>
+                  <w:r>
+                    <w:t xml:space="preserve">0..1</w:t>
+                  </w:r>
+                </w:p>
+              </w:tc>
+            </w:tr>
+          </w:tbl>
+          <w:bookmarkEnd w:id="25"/>
+          <w:p/>
+        </w:tc>
+      </w:tr>
+    </w:tbl>
+    <w:bookmarkEnd w:id="26"/>
+    <w:bookmarkStart w:id="28" w:name="sec-nodeshape-animalhealthstatusshape"/>
+    <w:p>
+      <w:pPr>
+        <w:pStyle w:val="Heading2"/>
+      </w:pPr>
+      <w:r>
+        <w:t xml:space="preserve">2.5 Health status of an individual animal</w:t>
+      </w:r>
+    </w:p>
+    <w:p>
+      <w:pPr>
+        <w:pStyle w:val="FirstParagraph"/>
+      </w:pPr>
+      <w:r>
+        <w:t xml:space="preserve">Disease information recorded for an individual animal. In addition to the individual epizootic status, relevant vaccinations are recorded as well.</w:t>
+      </w:r>
+    </w:p>
+    <w:p>
+      <w:pPr>
+        <w:pStyle w:val="BodyText"/>
+      </w:pPr>
+      <w:r>
+        <w:rPr>
+          <w:b/>
+          <w:bCs/>
+        </w:rPr>
+        <w:t xml:space="preserve">Target Class:</w:t>
+      </w:r>
+      <w:r>
+        <w:t xml:space="preserve"> </w:t>
+      </w:r>
+      <w:r>
+        <w:rPr>
+          <w:rStyle w:val="VerbatimChar"/>
+        </w:rPr>
+        <w:t xml:space="preserve">:AnimalHealthStatus</w:t>
+      </w:r>
+    </w:p>
+    <w:tbl>
+      <w:tblPr>
+        <w:tblStyle w:val="Table"/>
+        <w:tblW w:type="pct" w:w="5000"/>
+        <w:tblLayout w:type="fixed"/>
+        <w:tblLook w:firstRow="0" w:lastRow="0" w:firstColumn="0" w:lastColumn="0" w:noHBand="0" w:noVBand="0" w:val="0000"/>
+      </w:tblPr>
+      <w:tblGrid>
+        <w:gridCol w:w="7920"/>
+      </w:tblGrid>
+      <w:tr>
+        <w:tc>
+          <w:tcPr/>
+          <w:bookmarkStart w:id="27" w:name="tbl-nodeshape-animalhealthstatusshape"/>
+          <w:p>
+            <w:pPr>
+              <w:jc w:val="center"/>
+            </w:pPr>
+            <w:pPr>
+              <w:jc w:val="left"/>
+              <w:spacing w:before="200"/>
+              <w:pStyle w:val="ImageCaption"/>
+            </w:pPr>
+            <w:r>
+              <w:t xml:space="preserve">Table 4: properties Health status of an individual animal</w:t>
+            </w:r>
+          </w:p>
+          <w:tbl>
+            <w:tblPr>
+              <w:tblStyle w:val="Table"/>
+              <w:tblW w:type="pct" w:w="5000"/>
+              <w:tblLayout w:type="fixed"/>
+              <w:tblLook w:firstRow="1" w:lastRow="0" w:firstColumn="0" w:lastColumn="0" w:noHBand="0" w:noVBand="0" w:val="0020"/>
+            </w:tblPr>
+            <w:tblGrid>
+              <w:gridCol w:w="3168"/>
+              <w:gridCol w:w="1980"/>
+              <w:gridCol w:w="1980"/>
+              <w:gridCol w:w="792"/>
+            </w:tblGrid>
+            <w:tr>
+              <w:trPr>
+                <w:tblHeader w:val="on"/>
+              </w:trPr>
+              <w:tc>
+                <w:tcPr/>
+                <w:p>
+                  <w:pPr>
+                    <w:pStyle w:val="Compact"/>
+                    <w:jc w:val="left"/>
+                    <w:jc w:val="center"/>
+                  </w:pPr>
+                  <w:r>
+                    <w:t xml:space="preserve">Description</w:t>
+                  </w:r>
+                </w:p>
+              </w:tc>
+              <w:tc>
+                <w:tcPr/>
+                <w:p>
+                  <w:pPr>
+                    <w:pStyle w:val="Compact"/>
+                    <w:jc w:val="left"/>
+                    <w:jc w:val="center"/>
+                  </w:pPr>
+                  <w:r>
+                    <w:t xml:space="preserve">Path</w:t>
+                  </w:r>
+                </w:p>
+              </w:tc>
+              <w:tc>
+                <w:tcPr/>
+                <w:p>
+                  <w:pPr>
+                    <w:pStyle w:val="Compact"/>
+                    <w:jc w:val="left"/>
+                    <w:jc w:val="center"/>
+                  </w:pPr>
+                  <w:r>
+                    <w:t xml:space="preserve">Type</w:t>
+                  </w:r>
+                </w:p>
+              </w:tc>
+              <w:tc>
+                <w:tcPr/>
+                <w:p>
+                  <w:pPr>
+                    <w:pStyle w:val="Compact"/>
+                    <w:jc w:val="right"/>
+                    <w:jc w:val="center"/>
+                  </w:pPr>
+                  <w:r>
+                    <w:t xml:space="preserve">Card.</w:t>
+                  </w:r>
+                </w:p>
+              </w:tc>
+            </w:tr>
+            <w:tr>
+              <w:tc>
+                <w:tcPr/>
+                <w:p>
+                  <w:pPr>
+                    <w:pStyle w:val="Compact"/>
+                    <w:jc w:val="left"/>
+                    <w:jc w:val="center"/>
+                  </w:pPr>
+                  <w:r>
+                    <w:rPr>
+                      <w:b/>
+                      <w:bCs/>
+                    </w:rPr>
+                    <w:t xml:space="preserve">Animal ID</w:t>
+                  </w:r>
+                  <w:r>
+                    <w:t xml:space="preserve">: A health status of an individual animal refers to exactly one individual animal.</w:t>
+                  </w:r>
+                </w:p>
+              </w:tc>
+              <w:tc>
+                <w:tcPr/>
+                <w:p>
+                  <w:pPr>
+                    <w:pStyle w:val="Compact"/>
+                    <w:jc w:val="left"/>
+                    <w:jc w:val="center"/>
+                  </w:pPr>
+                  <w:r>
+                    <w:rPr>
+                      <w:rStyle w:val="VerbatimChar"/>
+                    </w:rPr>
+                    <w:t xml:space="preserve">:animal</w:t>
+                  </w:r>
+                </w:p>
+              </w:tc>
+              <w:tc>
+                <w:tcPr/>
+                <w:p>
+                  <w:pPr>
+                    <w:pStyle w:val="Compact"/>
+                    <w:jc w:val="left"/>
+                    <w:jc w:val="center"/>
+                  </w:pPr>
+                  <w:hyperlink w:anchor="sec-nodeshape-animalshape">
+                    <w:r>
+                      <w:rPr>
+                        <w:rStyle w:val="VerbatimChar"/>
+                      </w:rPr>
+                      <w:t xml:space="preserve">:Animal</w:t>
+                    </w:r>
+                  </w:hyperlink>
+                </w:p>
+              </w:tc>
+              <w:tc>
+                <w:tcPr/>
+                <w:p>
+                  <w:pPr>
+                    <w:pStyle w:val="Compact"/>
+                    <w:jc w:val="right"/>
+                    <w:jc w:val="center"/>
+                  </w:pPr>
+                  <w:r>
+                    <w:t xml:space="preserve">1..1</w:t>
+                  </w:r>
+                </w:p>
+              </w:tc>
+            </w:tr>
+            <w:tr>
+              <w:tc>
+                <w:tcPr/>
+                <w:p>
+                  <w:pPr>
+                    <w:pStyle w:val="Compact"/>
+                    <w:jc w:val="left"/>
+                    <w:jc w:val="center"/>
+                  </w:pPr>
+                  <w:r>
+                    <w:rPr>
+                      <w:b/>
+                      <w:bCs/>
+                    </w:rPr>
+                    <w:t xml:space="preserve">Type</w:t>
+                  </w:r>
+                  <w:r>
+                    <w:t xml:space="preserve">: e.g. epizootic, vaccination or risk status</w:t>
+                  </w:r>
+                </w:p>
+              </w:tc>
+              <w:tc>
+                <w:tcPr/>
+                <w:p>
+                  <w:pPr>
+                    <w:pStyle w:val="Compact"/>
+                    <w:jc w:val="left"/>
+                    <w:jc w:val="center"/>
+                  </w:pPr>
+                  <w:r>
+                    <w:rPr>
+                      <w:rStyle w:val="VerbatimChar"/>
+                    </w:rPr>
+                    <w:t xml:space="preserve">:healthStatusType</w:t>
+                  </w:r>
+                </w:p>
+              </w:tc>
+              <w:tc>
+                <w:tcPr/>
+                <w:p>
+                  <w:pPr>
+                    <w:pStyle w:val="Compact"/>
+                    <w:jc w:val="left"/>
+                    <w:jc w:val="center"/>
+                  </w:pPr>
+                  <w:r>
+                    <w:rPr>
+                      <w:rStyle w:val="VerbatimChar"/>
+                    </w:rPr>
+                    <w:t xml:space="preserve">:HealthStatusType</w:t>
+                  </w:r>
+                </w:p>
+              </w:tc>
+              <w:tc>
+                <w:tcPr/>
+                <w:p>
+                  <w:pPr>
+                    <w:pStyle w:val="Compact"/>
+                    <w:jc w:val="right"/>
+                    <w:jc w:val="center"/>
+                  </w:pPr>
+                  <w:r>
+                    <w:t xml:space="preserve">0..1</w:t>
+                  </w:r>
+                </w:p>
+              </w:tc>
+            </w:tr>
+            <w:tr>
+              <w:tc>
+                <w:tcPr/>
+                <w:p>
+                  <w:pPr>
+                    <w:pStyle w:val="Compact"/>
+                    <w:jc w:val="left"/>
+                    <w:jc w:val="center"/>
+                  </w:pPr>
+                  <w:r>
+                    <w:rPr>
+                      <w:b/>
+                      <w:bCs/>
+                    </w:rPr>
+                    <w:t xml:space="preserve">Status</w:t>
+                  </w:r>
+                </w:p>
+              </w:tc>
+              <w:tc>
+                <w:tcPr/>
+                <w:p>
+                  <w:pPr>
+                    <w:pStyle w:val="Compact"/>
+                    <w:jc w:val="left"/>
+                    <w:jc w:val="center"/>
+                  </w:pPr>
+                  <w:r>
+                    <w:rPr>
+                      <w:rStyle w:val="VerbatimChar"/>
+                    </w:rPr>
+                    <w:t xml:space="preserve">:epizooticStatus</w:t>
+                  </w:r>
+                </w:p>
+              </w:tc>
+              <w:tc>
+                <w:tcPr/>
+                <w:p>
+                  <w:pPr>
+                    <w:pStyle w:val="Compact"/>
+                    <w:jc w:val="left"/>
+                    <w:jc w:val="center"/>
+                  </w:pPr>
+                  <w:r>
+                    <w:rPr>
+                      <w:rStyle w:val="VerbatimChar"/>
+                    </w:rPr>
+                    <w:t xml:space="preserve">:AnimalEpizooticStatus</w:t>
+                  </w:r>
+                </w:p>
+              </w:tc>
+              <w:tc>
+                <w:tcPr/>
+                <w:p>
+                  <w:pPr>
+                    <w:pStyle w:val="Compact"/>
+                    <w:jc w:val="right"/>
+                    <w:jc w:val="center"/>
+                  </w:pPr>
+                  <w:r>
+                    <w:t xml:space="preserve">0..1</w:t>
+                  </w:r>
+                </w:p>
+              </w:tc>
+            </w:tr>
+            <w:tr>
+              <w:tc>
+                <w:tcPr/>
+                <w:p>
+                  <w:pPr>
+                    <w:pStyle w:val="Compact"/>
+                    <w:jc w:val="left"/>
+                    <w:jc w:val="center"/>
+                  </w:pPr>
+                  <w:r>
+                    <w:rPr>
+                      <w:b/>
+                      <w:bCs/>
+                    </w:rPr>
+                    <w:t xml:space="preserve">Date</w:t>
+                  </w:r>
+                  <w:r>
+                    <w:t xml:space="preserve">: Date from which the status is valid, or the date of vaccination</w:t>
+                  </w:r>
+                </w:p>
+              </w:tc>
+              <w:tc>
+                <w:tcPr/>
+                <w:p>
+                  <w:pPr>
+                    <w:pStyle w:val="Compact"/>
+                    <w:jc w:val="left"/>
+                    <w:jc w:val="center"/>
+                  </w:pPr>
+                  <w:r>
+                    <w:rPr>
+                      <w:rStyle w:val="VerbatimChar"/>
+                    </w:rPr>
+                    <w:t xml:space="preserve">:validFrom</w:t>
+                  </w:r>
+                </w:p>
+              </w:tc>
+              <w:tc>
+                <w:tcPr/>
+                <w:p>
+                  <w:pPr>
+                    <w:pStyle w:val="Compact"/>
+                    <w:jc w:val="left"/>
+                    <w:jc w:val="center"/>
+                  </w:pPr>
+                  <w:r>
+                    <w:rPr>
+                      <w:rStyle w:val="VerbatimChar"/>
+                    </w:rPr>
+                    <w:t xml:space="preserve">xsd:date</w:t>
+                  </w:r>
+                </w:p>
+              </w:tc>
+              <w:tc>
+                <w:tcPr/>
+                <w:p>
+                  <w:pPr>
+                    <w:pStyle w:val="Compact"/>
+                    <w:jc w:val="right"/>
+                    <w:jc w:val="center"/>
+                  </w:pPr>
+                  <w:r>
+                    <w:t xml:space="preserve">0..1</w:t>
+                  </w:r>
+                </w:p>
+              </w:tc>
+            </w:tr>
+          </w:tbl>
+          <w:bookmarkEnd w:id="27"/>
+          <w:p/>
+        </w:tc>
+      </w:tr>
+    </w:tbl>
+    <w:bookmarkEnd w:id="28"/>
+    <w:bookmarkStart w:id="30" w:name="sec-nodeshape-animalshape"/>
+    <w:p>
+      <w:pPr>
+        <w:pStyle w:val="Heading2"/>
+      </w:pPr>
+      <w:r>
+        <w:t xml:space="preserve">2.6 Individual animal</w:t>
+      </w:r>
+    </w:p>
+    <w:p>
+      <w:pPr>
+        <w:pStyle w:val="FirstParagraph"/>
+      </w:pPr>
+      <w:r>
+        <w:t xml:space="preserve">An individually identified farm animal. In the animal movement database, animals of the categories cattle, sheep, goats and equids are recorded as individual animals; they are uniquely identified by their ear tag number, or by the UELN in the case of equids. No individual animals are kept for pigs and poultry, only group notifications.</w:t>
+      </w:r>
+    </w:p>
+    <w:p>
+      <w:pPr>
+        <w:pStyle w:val="BodyText"/>
+      </w:pPr>
+      <w:r>
+        <w:rPr>
+          <w:b/>
+          <w:bCs/>
+        </w:rPr>
+        <w:t xml:space="preserve">Target Class:</w:t>
+      </w:r>
+      <w:r>
+        <w:t xml:space="preserve"> </w:t>
+      </w:r>
+      <w:r>
+        <w:rPr>
+          <w:rStyle w:val="VerbatimChar"/>
+        </w:rPr>
+        <w:t xml:space="preserve">:Animal</w:t>
+      </w:r>
+    </w:p>
+    <w:tbl>
+      <w:tblPr>
+        <w:tblStyle w:val="Table"/>
+        <w:tblW w:type="pct" w:w="5000"/>
+        <w:tblLayout w:type="fixed"/>
+        <w:tblLook w:firstRow="0" w:lastRow="0" w:firstColumn="0" w:lastColumn="0" w:noHBand="0" w:noVBand="0" w:val="0000"/>
+      </w:tblPr>
+      <w:tblGrid>
+        <w:gridCol w:w="7920"/>
+      </w:tblGrid>
+      <w:tr>
+        <w:tc>
+          <w:tcPr/>
+          <w:bookmarkStart w:id="29" w:name="tbl-nodeshape-animalshape"/>
+          <w:p>
+            <w:pPr>
+              <w:jc w:val="center"/>
+            </w:pPr>
+            <w:pPr>
+              <w:jc w:val="left"/>
+              <w:spacing w:before="200"/>
+              <w:pStyle w:val="ImageCaption"/>
+            </w:pPr>
+            <w:r>
+              <w:t xml:space="preserve">Table 5: properties Individual animal</w:t>
+            </w:r>
+          </w:p>
+          <w:tbl>
+            <w:tblPr>
+              <w:tblStyle w:val="Table"/>
+              <w:tblW w:type="pct" w:w="5000"/>
+              <w:tblLayout w:type="fixed"/>
+              <w:tblLook w:firstRow="1" w:lastRow="0" w:firstColumn="0" w:lastColumn="0" w:noHBand="0" w:noVBand="0" w:val="0020"/>
+            </w:tblPr>
+            <w:tblGrid>
+              <w:gridCol w:w="3168"/>
+              <w:gridCol w:w="1980"/>
+              <w:gridCol w:w="1980"/>
+              <w:gridCol w:w="792"/>
+            </w:tblGrid>
+            <w:tr>
+              <w:trPr>
+                <w:tblHeader w:val="on"/>
+              </w:trPr>
+              <w:tc>
+                <w:tcPr/>
+                <w:p>
+                  <w:pPr>
+                    <w:pStyle w:val="Compact"/>
+                    <w:jc w:val="left"/>
+                    <w:jc w:val="center"/>
+                  </w:pPr>
+                  <w:r>
+                    <w:t xml:space="preserve">Description</w:t>
+                  </w:r>
+                </w:p>
+              </w:tc>
+              <w:tc>
+                <w:tcPr/>
+                <w:p>
+                  <w:pPr>
+                    <w:pStyle w:val="Compact"/>
+                    <w:jc w:val="left"/>
+                    <w:jc w:val="center"/>
+                  </w:pPr>
+                  <w:r>
+                    <w:t xml:space="preserve">Path</w:t>
+                  </w:r>
+                </w:p>
+              </w:tc>
+              <w:tc>
+                <w:tcPr/>
+                <w:p>
+                  <w:pPr>
+                    <w:pStyle w:val="Compact"/>
+                    <w:jc w:val="left"/>
+                    <w:jc w:val="center"/>
+                  </w:pPr>
+                  <w:r>
+                    <w:t xml:space="preserve">Type</w:t>
+                  </w:r>
+                </w:p>
+              </w:tc>
+              <w:tc>
+                <w:tcPr/>
+                <w:p>
+                  <w:pPr>
+                    <w:pStyle w:val="Compact"/>
+                    <w:jc w:val="right"/>
+                    <w:jc w:val="center"/>
+                  </w:pPr>
+                  <w:r>
+                    <w:t xml:space="preserve">Card.</w:t>
+                  </w:r>
+                </w:p>
+              </w:tc>
+            </w:tr>
+            <w:tr>
+              <w:tc>
+                <w:tcPr/>
+                <w:p>
+                  <w:pPr>
+                    <w:pStyle w:val="Compact"/>
+                    <w:jc w:val="left"/>
+                    <w:jc w:val="center"/>
+                  </w:pPr>
+                  <w:r>
+                    <w:rPr>
+                      <w:b/>
+                      <w:bCs/>
+                    </w:rPr>
+                    <w:t xml:space="preserve">Mother</w:t>
+                  </w:r>
+                  <w:r>
+                    <w:t xml:space="preserve">: An individual animal has at most one mother animal.</w:t>
+                  </w:r>
+                </w:p>
+              </w:tc>
+              <w:tc>
+                <w:tcPr/>
+                <w:p>
+                  <w:pPr>
+                    <w:pStyle w:val="Compact"/>
+                    <w:jc w:val="left"/>
+                    <w:jc w:val="center"/>
+                  </w:pPr>
+                  <w:r>
+                    <w:rPr>
+                      <w:rStyle w:val="VerbatimChar"/>
+                    </w:rPr>
+                    <w:t xml:space="preserve">:mother</w:t>
+                  </w:r>
+                </w:p>
+              </w:tc>
+              <w:tc>
+                <w:tcPr/>
+                <w:p>
+                  <w:pPr>
+                    <w:pStyle w:val="Compact"/>
+                    <w:jc w:val="left"/>
+                    <w:jc w:val="center"/>
+                  </w:pPr>
+                  <w:hyperlink w:anchor="sec-nodeshape-animalshape">
+                    <w:r>
+                      <w:rPr>
+                        <w:rStyle w:val="VerbatimChar"/>
+                      </w:rPr>
+                      <w:t xml:space="preserve">:Animal</w:t>
+                    </w:r>
+                  </w:hyperlink>
+                </w:p>
+              </w:tc>
+              <w:tc>
+                <w:tcPr/>
+                <w:p>
+                  <w:pPr>
+                    <w:pStyle w:val="Compact"/>
+                    <w:jc w:val="right"/>
+                    <w:jc w:val="center"/>
+                  </w:pPr>
+                  <w:r>
+                    <w:t xml:space="preserve">0..1</w:t>
+                  </w:r>
+                </w:p>
+              </w:tc>
+            </w:tr>
+            <w:tr>
+              <w:tc>
+                <w:tcPr/>
+                <w:p>
+                  <w:pPr>
+                    <w:pStyle w:val="Compact"/>
+                    <w:jc w:val="left"/>
+                    <w:jc w:val="center"/>
+                  </w:pPr>
+                  <w:r>
+                    <w:rPr>
+                      <w:b/>
+                      <w:bCs/>
+                    </w:rPr>
+                    <w:t xml:space="preserve">Father</w:t>
+                  </w:r>
+                  <w:r>
+                    <w:t xml:space="preserve">: An individual animal has at most one father animal.</w:t>
+                  </w:r>
+                </w:p>
+              </w:tc>
+              <w:tc>
+                <w:tcPr/>
+                <w:p>
+                  <w:pPr>
+                    <w:pStyle w:val="Compact"/>
+                    <w:jc w:val="left"/>
+                    <w:jc w:val="center"/>
+                  </w:pPr>
+                  <w:r>
+                    <w:rPr>
+                      <w:rStyle w:val="VerbatimChar"/>
+                    </w:rPr>
+                    <w:t xml:space="preserve">:father</w:t>
+                  </w:r>
+                </w:p>
+              </w:tc>
+              <w:tc>
+                <w:tcPr/>
+                <w:p>
+                  <w:pPr>
+                    <w:pStyle w:val="Compact"/>
+                    <w:jc w:val="left"/>
+                    <w:jc w:val="center"/>
+                  </w:pPr>
+                  <w:hyperlink w:anchor="sec-nodeshape-animalshape">
+                    <w:r>
+                      <w:rPr>
+                        <w:rStyle w:val="VerbatimChar"/>
+                      </w:rPr>
+                      <w:t xml:space="preserve">:Animal</w:t>
+                    </w:r>
+                  </w:hyperlink>
+                </w:p>
+              </w:tc>
+              <w:tc>
+                <w:tcPr/>
+                <w:p>
+                  <w:pPr>
+                    <w:pStyle w:val="Compact"/>
+                    <w:jc w:val="right"/>
+                    <w:jc w:val="center"/>
+                  </w:pPr>
+                  <w:r>
+                    <w:t xml:space="preserve">0..1</w:t>
+                  </w:r>
+                </w:p>
+              </w:tc>
+            </w:tr>
+            <w:tr>
+              <w:tc>
+                <w:tcPr/>
+                <w:p>
+                  <w:pPr>
+                    <w:pStyle w:val="Compact"/>
+                    <w:jc w:val="left"/>
+                    <w:jc w:val="center"/>
+                  </w:pPr>
+                  <w:r>
+                    <w:rPr>
+                      <w:b/>
+                      <w:bCs/>
+                    </w:rPr>
+                    <w:t xml:space="preserve">Identifier</w:t>
+                  </w:r>
+                  <w:r>
+                    <w:t xml:space="preserve">: Ear tag number, or UELN for equids</w:t>
+                  </w:r>
+                </w:p>
+              </w:tc>
+              <w:tc>
+                <w:tcPr/>
+                <w:p>
+                  <w:pPr>
+                    <w:pStyle w:val="Compact"/>
+                    <w:jc w:val="left"/>
+                    <w:jc w:val="center"/>
+                  </w:pPr>
+                  <w:r>
+                    <w:rPr>
+                      <w:rStyle w:val="VerbatimChar"/>
+                    </w:rPr>
+                    <w:t xml:space="preserve">:identifier</w:t>
+                  </w:r>
+                </w:p>
+              </w:tc>
+              <w:tc>
+                <w:tcPr/>
+                <w:p>
+                  <w:pPr>
+                    <w:pStyle w:val="Compact"/>
+                    <w:jc w:val="left"/>
+                    <w:jc w:val="center"/>
+                  </w:pPr>
+                  <w:r>
+                    <w:rPr>
+                      <w:rStyle w:val="VerbatimChar"/>
+                    </w:rPr>
+                    <w:t xml:space="preserve">xsd:string</w:t>
+                  </w:r>
+                </w:p>
+              </w:tc>
+              <w:tc>
+                <w:tcPr/>
+                <w:p>
+                  <w:pPr>
+                    <w:pStyle w:val="Compact"/>
+                    <w:jc w:val="right"/>
+                    <w:jc w:val="center"/>
+                  </w:pPr>
+                  <w:r>
+                    <w:t xml:space="preserve">1..1</w:t>
+                  </w:r>
+                </w:p>
+              </w:tc>
+            </w:tr>
+            <w:tr>
+              <w:tc>
+                <w:tcPr/>
+                <w:p>
+                  <w:pPr>
+                    <w:pStyle w:val="Compact"/>
+                    <w:jc w:val="left"/>
+                    <w:jc w:val="center"/>
+                  </w:pPr>
+                  <w:r>
+                    <w:rPr>
+                      <w:b/>
+                      <w:bCs/>
+                    </w:rPr>
+                    <w:t xml:space="preserve">Genus</w:t>
+                  </w:r>
+                </w:p>
+              </w:tc>
+              <w:tc>
+                <w:tcPr/>
+                <w:p>
+                  <w:pPr>
+                    <w:pStyle w:val="Compact"/>
+                    <w:jc w:val="left"/>
+                    <w:jc w:val="center"/>
+                  </w:pPr>
+                  <w:r>
+                    <w:rPr>
+                      <w:rStyle w:val="VerbatimChar"/>
+                    </w:rPr>
+                    <w:t xml:space="preserve">:genus</w:t>
+                  </w:r>
+                </w:p>
+              </w:tc>
+              <w:tc>
+                <w:tcPr/>
+                <w:p>
+                  <w:pPr>
+                    <w:pStyle w:val="Compact"/>
+                    <w:jc w:val="left"/>
+                    <w:jc w:val="center"/>
+                  </w:pPr>
+                  <w:r>
+                    <w:rPr>
+                      <w:rStyle w:val="VerbatimChar"/>
+                    </w:rPr>
+                    <w:t xml:space="preserve">:Genus</w:t>
+                  </w:r>
+                </w:p>
+              </w:tc>
+              <w:tc>
+                <w:tcPr/>
+                <w:p>
+                  <w:pPr>
+                    <w:pStyle w:val="Compact"/>
+                    <w:jc w:val="right"/>
+                    <w:jc w:val="center"/>
+                  </w:pPr>
+                  <w:r>
+                    <w:t xml:space="preserve">1..1</w:t>
+                  </w:r>
+                </w:p>
+              </w:tc>
+            </w:tr>
+            <w:tr>
+              <w:tc>
+                <w:tcPr/>
+                <w:p>
+                  <w:pPr>
+                    <w:pStyle w:val="Compact"/>
+                    <w:jc w:val="left"/>
+                    <w:jc w:val="center"/>
+                  </w:pPr>
+                  <w:r>
+                    <w:rPr>
+                      <w:b/>
+                      <w:bCs/>
+                    </w:rPr>
+                    <w:t xml:space="preserve">Gender</w:t>
+                  </w:r>
+                </w:p>
+              </w:tc>
+              <w:tc>
+                <w:tcPr/>
+                <w:p>
+                  <w:pPr>
+                    <w:pStyle w:val="Compact"/>
+                    <w:jc w:val="left"/>
+                    <w:jc w:val="center"/>
+                  </w:pPr>
+                  <w:r>
+                    <w:rPr>
+                      <w:rStyle w:val="VerbatimChar"/>
+                    </w:rPr>
+                    <w:t xml:space="preserve">:gender</w:t>
+                  </w:r>
+                </w:p>
+              </w:tc>
+              <w:tc>
+                <w:tcPr/>
+                <w:p>
+                  <w:pPr>
+                    <w:pStyle w:val="Compact"/>
+                    <w:jc w:val="left"/>
+                    <w:jc w:val="center"/>
+                  </w:pPr>
+                  <w:r>
+                    <w:rPr>
+                      <w:rStyle w:val="VerbatimChar"/>
+                    </w:rPr>
+                    <w:t xml:space="preserve">:Gender</w:t>
+                  </w:r>
+                </w:p>
+              </w:tc>
+              <w:tc>
+                <w:tcPr/>
+                <w:p>
+                  <w:pPr>
+                    <w:pStyle w:val="Compact"/>
+                    <w:jc w:val="right"/>
+                    <w:jc w:val="center"/>
+                  </w:pPr>
+                  <w:r>
+                    <w:t xml:space="preserve">0..1</w:t>
+                  </w:r>
+                </w:p>
+              </w:tc>
+            </w:tr>
+            <w:tr>
+              <w:tc>
+                <w:tcPr/>
+                <w:p>
+                  <w:pPr>
+                    <w:pStyle w:val="Compact"/>
+                    <w:jc w:val="left"/>
+                    <w:jc w:val="center"/>
+                  </w:pPr>
+                  <w:r>
+                    <w:rPr>
+                      <w:b/>
+                      <w:bCs/>
+                    </w:rPr>
+                    <w:t xml:space="preserve">Date of birth</w:t>
+                  </w:r>
+                </w:p>
+              </w:tc>
+              <w:tc>
+                <w:tcPr/>
+                <w:p>
+                  <w:pPr>
+                    <w:pStyle w:val="Compact"/>
+                    <w:jc w:val="left"/>
+                    <w:jc w:val="center"/>
+                  </w:pPr>
+                  <w:r>
+                    <w:rPr>
+                      <w:rStyle w:val="VerbatimChar"/>
+                    </w:rPr>
+                    <w:t xml:space="preserve">:dateOfBirth</w:t>
+                  </w:r>
+                </w:p>
+              </w:tc>
+              <w:tc>
+                <w:tcPr/>
+                <w:p>
+                  <w:pPr>
+                    <w:pStyle w:val="Compact"/>
+                    <w:jc w:val="left"/>
+                    <w:jc w:val="center"/>
+                  </w:pPr>
+                  <w:r>
+                    <w:rPr>
+                      <w:rStyle w:val="VerbatimChar"/>
+                    </w:rPr>
+                    <w:t xml:space="preserve">xsd:date</w:t>
+                  </w:r>
+                </w:p>
+              </w:tc>
+              <w:tc>
+                <w:tcPr/>
+                <w:p>
+                  <w:pPr>
+                    <w:pStyle w:val="Compact"/>
+                    <w:jc w:val="right"/>
+                    <w:jc w:val="center"/>
+                  </w:pPr>
+                  <w:r>
+                    <w:t xml:space="preserve">0..1</w:t>
+                  </w:r>
+                </w:p>
+              </w:tc>
+            </w:tr>
+            <w:tr>
+              <w:tc>
+                <w:tcPr/>
+                <w:p>
+                  <w:pPr>
+                    <w:pStyle w:val="Compact"/>
+                    <w:jc w:val="left"/>
+                    <w:jc w:val="center"/>
+                  </w:pPr>
+                  <w:r>
+                    <w:rPr>
+                      <w:b/>
+                      <w:bCs/>
+                    </w:rPr>
+                    <w:t xml:space="preserve">Date of death</w:t>
+                  </w:r>
+                </w:p>
+              </w:tc>
+              <w:tc>
+                <w:tcPr/>
+                <w:p>
+                  <w:pPr>
+                    <w:pStyle w:val="Compact"/>
+                    <w:jc w:val="left"/>
+                    <w:jc w:val="center"/>
+                  </w:pPr>
+                  <w:r>
+                    <w:rPr>
+                      <w:rStyle w:val="VerbatimChar"/>
+                    </w:rPr>
+                    <w:t xml:space="preserve">:dateOfDeath</w:t>
+                  </w:r>
+                </w:p>
+              </w:tc>
+              <w:tc>
+                <w:tcPr/>
+                <w:p>
+                  <w:pPr>
+                    <w:pStyle w:val="Compact"/>
+                    <w:jc w:val="left"/>
+                    <w:jc w:val="center"/>
+                  </w:pPr>
+                  <w:r>
+                    <w:rPr>
+                      <w:rStyle w:val="VerbatimChar"/>
+                    </w:rPr>
+                    <w:t xml:space="preserve">xsd:date</w:t>
+                  </w:r>
+                </w:p>
+              </w:tc>
+              <w:tc>
+                <w:tcPr/>
+                <w:p>
+                  <w:pPr>
+                    <w:pStyle w:val="Compact"/>
+                    <w:jc w:val="right"/>
+                    <w:jc w:val="center"/>
+                  </w:pPr>
+                  <w:r>
+                    <w:t xml:space="preserve">0..1</w:t>
+                  </w:r>
+                </w:p>
+              </w:tc>
+            </w:tr>
+            <w:tr>
+              <w:tc>
+                <w:tcPr/>
+                <w:p>
+                  <w:pPr>
+                    <w:pStyle w:val="Compact"/>
+                    <w:jc w:val="left"/>
+                    <w:jc w:val="center"/>
+                  </w:pPr>
+                  <w:r>
+                    <w:rPr>
+                      <w:b/>
+                      <w:bCs/>
+                    </w:rPr>
+                    <w:t xml:space="preserve">Animal history state</w:t>
+                  </w:r>
+                </w:p>
+              </w:tc>
+              <w:tc>
+                <w:tcPr/>
+                <w:p>
+                  <w:pPr>
+                    <w:pStyle w:val="Compact"/>
+                    <w:jc w:val="left"/>
+                    <w:jc w:val="center"/>
+                  </w:pPr>
+                  <w:r>
+                    <w:rPr>
+                      <w:rStyle w:val="VerbatimChar"/>
+                    </w:rPr>
+                    <w:t xml:space="preserve">:animalHistoryState</w:t>
+                  </w:r>
+                </w:p>
+              </w:tc>
+              <w:tc>
+                <w:tcPr/>
+                <w:p>
+                  <w:pPr>
+                    <w:pStyle w:val="Compact"/>
+                    <w:jc w:val="left"/>
+                    <w:jc w:val="center"/>
+                  </w:pPr>
+                  <w:r>
+                    <w:rPr>
+                      <w:rStyle w:val="VerbatimChar"/>
+                    </w:rPr>
+                    <w:t xml:space="preserve">:AnimalHistoryState</w:t>
+                  </w:r>
+                </w:p>
+              </w:tc>
+              <w:tc>
+                <w:tcPr/>
+                <w:p>
+                  <w:pPr>
+                    <w:pStyle w:val="Compact"/>
+                    <w:jc w:val="right"/>
+                    <w:jc w:val="center"/>
+                  </w:pPr>
+                  <w:r>
+                    <w:t xml:space="preserve">1..1</w:t>
+                  </w:r>
+                </w:p>
+              </w:tc>
+            </w:tr>
+            <w:tr>
+              <w:tc>
+                <w:tcPr/>
+                <w:p>
+                  <w:pPr>
+                    <w:pStyle w:val="Compact"/>
+                    <w:jc w:val="left"/>
+                    <w:jc w:val="center"/>
+                  </w:pPr>
+                  <w:r>
+                    <w:rPr>
+                      <w:b/>
+                      <w:bCs/>
+                    </w:rPr>
+                    <w:t xml:space="preserve">Type of use</w:t>
+                  </w:r>
+                </w:p>
+              </w:tc>
+              <w:tc>
+                <w:tcPr/>
+                <w:p>
+                  <w:pPr>
+                    <w:pStyle w:val="Compact"/>
+                    <w:jc w:val="left"/>
+                    <w:jc w:val="center"/>
+                  </w:pPr>
+                  <w:r>
+                    <w:rPr>
+                      <w:rStyle w:val="VerbatimChar"/>
+                    </w:rPr>
+                    <w:t xml:space="preserve">:typeOfUse</w:t>
+                  </w:r>
+                </w:p>
+              </w:tc>
+              <w:tc>
+                <w:tcPr/>
+                <w:p>
+                  <w:pPr>
+                    <w:pStyle w:val="Compact"/>
+                    <w:jc w:val="left"/>
+                    <w:jc w:val="center"/>
+                  </w:pPr>
+                  <w:r>
+                    <w:rPr>
+                      <w:rStyle w:val="VerbatimChar"/>
+                    </w:rPr>
+                    <w:t xml:space="preserve">:AnimalTypeOfUse</w:t>
+                  </w:r>
+                </w:p>
+              </w:tc>
+              <w:tc>
+                <w:tcPr/>
+                <w:p>
+                  <w:pPr>
+                    <w:pStyle w:val="Compact"/>
+                    <w:jc w:val="right"/>
+                    <w:jc w:val="center"/>
+                  </w:pPr>
+                  <w:r>
+                    <w:t xml:space="preserve">0..1</w:t>
+                  </w:r>
+                </w:p>
+              </w:tc>
+            </w:tr>
+            <w:tr>
+              <w:tc>
+                <w:tcPr/>
+                <w:p>
+                  <w:pPr>
+                    <w:pStyle w:val="Compact"/>
+                    <w:jc w:val="left"/>
+                    <w:jc w:val="center"/>
+                  </w:pPr>
+                  <w:r>
+                    <w:rPr>
+                      <w:b/>
+                      <w:bCs/>
+                    </w:rPr>
+                    <w:t xml:space="preserve">Castrated</w:t>
+                  </w:r>
+                </w:p>
+              </w:tc>
+              <w:tc>
+                <w:tcPr/>
+                <w:p>
+                  <w:pPr>
+                    <w:pStyle w:val="Compact"/>
+                    <w:jc w:val="left"/>
+                    <w:jc w:val="center"/>
+                  </w:pPr>
+                  <w:r>
+                    <w:rPr>
+                      <w:rStyle w:val="VerbatimChar"/>
+                    </w:rPr>
+                    <w:t xml:space="preserve">:castrated</w:t>
+                  </w:r>
+                </w:p>
+              </w:tc>
+              <w:tc>
+                <w:tcPr/>
+                <w:p>
+                  <w:pPr>
+                    <w:pStyle w:val="Compact"/>
+                    <w:jc w:val="left"/>
+                    <w:jc w:val="center"/>
+                  </w:pPr>
+                  <w:r>
+                    <w:rPr>
+                      <w:rStyle w:val="VerbatimChar"/>
+                    </w:rPr>
+                    <w:t xml:space="preserve">xsd:boolean</w:t>
+                  </w:r>
+                </w:p>
+              </w:tc>
+              <w:tc>
+                <w:tcPr/>
+                <w:p>
+                  <w:pPr>
+                    <w:pStyle w:val="Compact"/>
+                    <w:jc w:val="right"/>
+                    <w:jc w:val="center"/>
+                  </w:pPr>
+                  <w:r>
+                    <w:t xml:space="preserve">0..1</w:t>
+                  </w:r>
+                </w:p>
+              </w:tc>
+            </w:tr>
+          </w:tbl>
+          <w:bookmarkEnd w:id="29"/>
+          <w:p/>
+        </w:tc>
+      </w:tr>
+    </w:tbl>
+    <w:bookmarkEnd w:id="30"/>
+    <w:bookmarkStart w:id="32" w:name="sec-nodeshape-animalnotificationshape"/>
+    <w:p>
+      <w:pPr>
+        <w:pStyle w:val="Heading2"/>
+      </w:pPr>
+      <w:r>
+        <w:t xml:space="preserve">2.7 Individual animal notification</w:t>
+      </w:r>
+    </w:p>
+    <w:p>
+      <w:pPr>
+        <w:pStyle w:val="FirstParagraph"/>
+      </w:pPr>
+      <w:r>
+        <w:t xml:space="preserve">An event concerning an individual animal. Events comprise movement notifications, notifications of basic data, changes to individual attributes of the basic data as well as final notifications. A notification always refers to the local unit at which the event took place and may in addition state the local unit of origin. Events are reported by the authorised persons, stating the animal holding to which the notification refers; for equids they are reported by the authorised persons of the responsible equid owner.</w:t>
+      </w:r>
+    </w:p>
+    <w:p>
+      <w:pPr>
+        <w:pStyle w:val="BodyText"/>
+      </w:pPr>
+      <w:r>
+        <w:rPr>
+          <w:b/>
+          <w:bCs/>
+        </w:rPr>
+        <w:t xml:space="preserve">Target Class:</w:t>
+      </w:r>
+      <w:r>
+        <w:t xml:space="preserve"> </w:t>
+      </w:r>
+      <w:r>
+        <w:rPr>
+          <w:rStyle w:val="VerbatimChar"/>
+        </w:rPr>
+        <w:t xml:space="preserve">:AnimalNotification</w:t>
+      </w:r>
+    </w:p>
+    <w:tbl>
+      <w:tblPr>
+        <w:tblStyle w:val="Table"/>
+        <w:tblW w:type="pct" w:w="5000"/>
+        <w:tblLayout w:type="fixed"/>
+        <w:tblLook w:firstRow="0" w:lastRow="0" w:firstColumn="0" w:lastColumn="0" w:noHBand="0" w:noVBand="0" w:val="0000"/>
+      </w:tblPr>
+      <w:tblGrid>
+        <w:gridCol w:w="7920"/>
+      </w:tblGrid>
+      <w:tr>
+        <w:tc>
+          <w:tcPr/>
+          <w:bookmarkStart w:id="31" w:name="tbl-nodeshape-animalnotificationshape"/>
+          <w:p>
+            <w:pPr>
+              <w:jc w:val="center"/>
+            </w:pPr>
+            <w:pPr>
+              <w:jc w:val="left"/>
+              <w:spacing w:before="200"/>
+              <w:pStyle w:val="ImageCaption"/>
+            </w:pPr>
+            <w:r>
+              <w:t xml:space="preserve">Table 6: properties Individual animal notification</w:t>
+            </w:r>
+          </w:p>
+          <w:tbl>
+            <w:tblPr>
+              <w:tblStyle w:val="Table"/>
+              <w:tblW w:type="pct" w:w="5000"/>
+              <w:tblLayout w:type="fixed"/>
+              <w:tblLook w:firstRow="1" w:lastRow="0" w:firstColumn="0" w:lastColumn="0" w:noHBand="0" w:noVBand="0" w:val="0020"/>
+            </w:tblPr>
+            <w:tblGrid>
+              <w:gridCol w:w="3168"/>
+              <w:gridCol w:w="1980"/>
+              <w:gridCol w:w="1980"/>
+              <w:gridCol w:w="792"/>
+            </w:tblGrid>
+            <w:tr>
+              <w:trPr>
+                <w:tblHeader w:val="on"/>
+              </w:trPr>
+              <w:tc>
+                <w:tcPr/>
+                <w:p>
+                  <w:pPr>
+                    <w:pStyle w:val="Compact"/>
+                    <w:jc w:val="left"/>
+                    <w:jc w:val="center"/>
+                  </w:pPr>
+                  <w:r>
+                    <w:t xml:space="preserve">Description</w:t>
+                  </w:r>
+                </w:p>
+              </w:tc>
+              <w:tc>
+                <w:tcPr/>
+                <w:p>
+                  <w:pPr>
+                    <w:pStyle w:val="Compact"/>
+                    <w:jc w:val="left"/>
+                    <w:jc w:val="center"/>
+                  </w:pPr>
+                  <w:r>
+                    <w:t xml:space="preserve">Path</w:t>
+                  </w:r>
+                </w:p>
+              </w:tc>
+              <w:tc>
+                <w:tcPr/>
+                <w:p>
+                  <w:pPr>
+                    <w:pStyle w:val="Compact"/>
+                    <w:jc w:val="left"/>
+                    <w:jc w:val="center"/>
+                  </w:pPr>
+                  <w:r>
+                    <w:t xml:space="preserve">Type</w:t>
+                  </w:r>
+                </w:p>
+              </w:tc>
+              <w:tc>
+                <w:tcPr/>
+                <w:p>
+                  <w:pPr>
+                    <w:pStyle w:val="Compact"/>
+                    <w:jc w:val="right"/>
+                    <w:jc w:val="center"/>
+                  </w:pPr>
+                  <w:r>
+                    <w:t xml:space="preserve">Card.</w:t>
+                  </w:r>
+                </w:p>
+              </w:tc>
+            </w:tr>
+            <w:tr>
+              <w:tc>
+                <w:tcPr/>
+                <w:p>
+                  <w:pPr>
+                    <w:pStyle w:val="Compact"/>
+                    <w:jc w:val="left"/>
+                    <w:jc w:val="center"/>
+                  </w:pPr>
+                  <w:r>
+                    <w:rPr>
+                      <w:b/>
+                      <w:bCs/>
+                    </w:rPr>
+                    <w:t xml:space="preserve">Identifier</w:t>
+                  </w:r>
+                  <w:r>
+                    <w:t xml:space="preserve">: An individual animal notification refers to exactly one individual animal.</w:t>
+                  </w:r>
+                </w:p>
+              </w:tc>
+              <w:tc>
+                <w:tcPr/>
+                <w:p>
+                  <w:pPr>
+                    <w:pStyle w:val="Compact"/>
+                    <w:jc w:val="left"/>
+                    <w:jc w:val="center"/>
+                  </w:pPr>
+                  <w:r>
+                    <w:rPr>
+                      <w:rStyle w:val="VerbatimChar"/>
+                    </w:rPr>
+                    <w:t xml:space="preserve">:animal</w:t>
+                  </w:r>
+                </w:p>
+              </w:tc>
+              <w:tc>
+                <w:tcPr/>
+                <w:p>
+                  <w:pPr>
+                    <w:pStyle w:val="Compact"/>
+                    <w:jc w:val="left"/>
+                    <w:jc w:val="center"/>
+                  </w:pPr>
+                  <w:hyperlink w:anchor="sec-nodeshape-animalshape">
+                    <w:r>
+                      <w:rPr>
+                        <w:rStyle w:val="VerbatimChar"/>
+                      </w:rPr>
+                      <w:t xml:space="preserve">:Animal</w:t>
+                    </w:r>
+                  </w:hyperlink>
+                </w:p>
+              </w:tc>
+              <w:tc>
+                <w:tcPr/>
+                <w:p>
+                  <w:pPr>
+                    <w:pStyle w:val="Compact"/>
+                    <w:jc w:val="right"/>
+                    <w:jc w:val="center"/>
+                  </w:pPr>
+                  <w:r>
+                    <w:t xml:space="preserve">1..1</w:t>
+                  </w:r>
+                </w:p>
+              </w:tc>
+            </w:tr>
+            <w:tr>
+              <w:tc>
+                <w:tcPr/>
+                <w:p>
+                  <w:pPr>
+                    <w:pStyle w:val="Compact"/>
+                    <w:jc w:val="left"/>
+                    <w:jc w:val="center"/>
+                  </w:pPr>
+                  <w:r>
+                    <w:rPr>
+                      <w:b/>
+                      <w:bCs/>
+                    </w:rPr>
+                    <w:t xml:space="preserve">Local unit</w:t>
+                  </w:r>
+                  <w:r>
+                    <w:t xml:space="preserve">: BUR number of the local unit to which the notification refers</w:t>
+                  </w:r>
+                </w:p>
+              </w:tc>
+              <w:tc>
+                <w:tcPr/>
+                <w:p>
+                  <w:pPr>
+                    <w:pStyle w:val="Compact"/>
+                    <w:jc w:val="left"/>
+                    <w:jc w:val="center"/>
+                  </w:pPr>
+                  <w:r>
+                    <w:rPr>
+                      <w:rStyle w:val="VerbatimChar"/>
+                    </w:rPr>
+                    <w:t xml:space="preserve">:localUnit</w:t>
+                  </w:r>
+                </w:p>
+              </w:tc>
+              <w:tc>
+                <w:tcPr/>
+                <w:p>
+                  <w:pPr>
+                    <w:pStyle w:val="Compact"/>
+                    <w:jc w:val="left"/>
+                    <w:jc w:val="center"/>
+                  </w:pPr>
+                  <w:hyperlink w:anchor="sec-nodeshape-localunitshape">
+                    <w:r>
+                      <w:rPr>
+                        <w:rStyle w:val="VerbatimChar"/>
+                      </w:rPr>
+                      <w:t xml:space="preserve">:LocalUnit</w:t>
+                    </w:r>
+                  </w:hyperlink>
+                </w:p>
+              </w:tc>
+              <w:tc>
+                <w:tcPr/>
+                <w:p>
+                  <w:pPr>
+                    <w:pStyle w:val="Compact"/>
+                    <w:jc w:val="right"/>
+                    <w:jc w:val="center"/>
+                  </w:pPr>
+                  <w:r>
+                    <w:t xml:space="preserve">1..1</w:t>
+                  </w:r>
+                </w:p>
+              </w:tc>
+            </w:tr>
+            <w:tr>
+              <w:tc>
+                <w:tcPr/>
+                <w:p>
+                  <w:pPr>
+                    <w:pStyle w:val="Compact"/>
+                    <w:jc w:val="left"/>
+                    <w:jc w:val="center"/>
+                  </w:pPr>
+                  <w:r>
+                    <w:rPr>
+                      <w:b/>
+                      <w:bCs/>
+                    </w:rPr>
+                    <w:t xml:space="preserve">Origin</w:t>
+                  </w:r>
+                  <w:r>
+                    <w:t xml:space="preserve">: BUR number of the local unit the animal comes from</w:t>
+                  </w:r>
+                </w:p>
+              </w:tc>
+              <w:tc>
+                <w:tcPr/>
+                <w:p>
+                  <w:pPr>
+                    <w:pStyle w:val="Compact"/>
+                    <w:jc w:val="left"/>
+                    <w:jc w:val="center"/>
+                  </w:pPr>
+                  <w:r>
+                    <w:rPr>
+                      <w:rStyle w:val="VerbatimChar"/>
+                    </w:rPr>
+                    <w:t xml:space="preserve">:originLocalUnit</w:t>
+                  </w:r>
+                </w:p>
+              </w:tc>
+              <w:tc>
+                <w:tcPr/>
+                <w:p>
+                  <w:pPr>
+                    <w:pStyle w:val="Compact"/>
+                    <w:jc w:val="left"/>
+                    <w:jc w:val="center"/>
+                  </w:pPr>
+                  <w:hyperlink w:anchor="sec-nodeshape-localunitshape">
+                    <w:r>
+                      <w:rPr>
+                        <w:rStyle w:val="VerbatimChar"/>
+                      </w:rPr>
+                      <w:t xml:space="preserve">:LocalUnit</w:t>
+                    </w:r>
+                  </w:hyperlink>
+                </w:p>
+              </w:tc>
+              <w:tc>
+                <w:tcPr/>
+                <w:p>
+                  <w:pPr>
+                    <w:pStyle w:val="Compact"/>
+                    <w:jc w:val="right"/>
+                    <w:jc w:val="center"/>
+                  </w:pPr>
+                  <w:r>
+                    <w:t xml:space="preserve">0..1</w:t>
+                  </w:r>
+                </w:p>
+              </w:tc>
+            </w:tr>
+            <w:tr>
+              <w:tc>
+                <w:tcPr/>
+                <w:p>
+                  <w:pPr>
+                    <w:pStyle w:val="Compact"/>
+                    <w:jc w:val="left"/>
+                    <w:jc w:val="center"/>
+                  </w:pPr>
+                  <w:r>
+                    <w:rPr>
+                      <w:b/>
+                      <w:bCs/>
+                    </w:rPr>
+                    <w:t xml:space="preserve">ID</w:t>
+                  </w:r>
+                  <w:r>
+                    <w:t xml:space="preserve">: Unique identifier of the movement, assigned by the system.</w:t>
+                  </w:r>
+                </w:p>
+              </w:tc>
+              <w:tc>
+                <w:tcPr/>
+                <w:p>
+                  <w:pPr>
+                    <w:pStyle w:val="Compact"/>
+                    <w:jc w:val="left"/>
+                    <w:jc w:val="center"/>
+                  </w:pPr>
+                  <w:r>
+                    <w:rPr>
+                      <w:rStyle w:val="VerbatimChar"/>
+                    </w:rPr>
+                    <w:t xml:space="preserve">:eventIdentifier</w:t>
+                  </w:r>
+                </w:p>
+              </w:tc>
+              <w:tc>
+                <w:tcPr/>
+                <w:p>
+                  <w:pPr>
+                    <w:pStyle w:val="Compact"/>
+                    <w:jc w:val="left"/>
+                    <w:jc w:val="center"/>
+                  </w:pPr>
+                  <w:r>
+                    <w:rPr>
+                      <w:rStyle w:val="VerbatimChar"/>
+                    </w:rPr>
+                    <w:t xml:space="preserve">xsd:string</w:t>
+                  </w:r>
+                </w:p>
+              </w:tc>
+              <w:tc>
+                <w:tcPr/>
+                <w:p>
+                  <w:pPr>
+                    <w:pStyle w:val="Compact"/>
+                    <w:jc w:val="right"/>
+                    <w:jc w:val="center"/>
+                  </w:pPr>
+                  <w:r>
+                    <w:t xml:space="preserve">1..1</w:t>
+                  </w:r>
+                </w:p>
+              </w:tc>
+            </w:tr>
+            <w:tr>
+              <w:tc>
+                <w:tcPr/>
+                <w:p>
+                  <w:pPr>
+                    <w:pStyle w:val="Compact"/>
+                    <w:jc w:val="left"/>
+                    <w:jc w:val="center"/>
+                  </w:pPr>
+                  <w:r>
+                    <w:rPr>
+                      <w:b/>
+                      <w:bCs/>
+                    </w:rPr>
+                    <w:t xml:space="preserve">Genus</w:t>
+                  </w:r>
+                </w:p>
+              </w:tc>
+              <w:tc>
+                <w:tcPr/>
+                <w:p>
+                  <w:pPr>
+                    <w:pStyle w:val="Compact"/>
+                    <w:jc w:val="left"/>
+                    <w:jc w:val="center"/>
+                  </w:pPr>
+                  <w:r>
+                    <w:rPr>
+                      <w:rStyle w:val="VerbatimChar"/>
+                    </w:rPr>
+                    <w:t xml:space="preserve">:genus</w:t>
+                  </w:r>
+                </w:p>
+              </w:tc>
+              <w:tc>
+                <w:tcPr/>
+                <w:p>
+                  <w:pPr>
+                    <w:pStyle w:val="Compact"/>
+                    <w:jc w:val="left"/>
+                    <w:jc w:val="center"/>
+                  </w:pPr>
+                  <w:r>
+                    <w:rPr>
+                      <w:rStyle w:val="VerbatimChar"/>
+                    </w:rPr>
+                    <w:t xml:space="preserve">:Genus</w:t>
+                  </w:r>
+                </w:p>
+              </w:tc>
+              <w:tc>
+                <w:tcPr/>
+                <w:p>
+                  <w:pPr>
+                    <w:pStyle w:val="Compact"/>
+                    <w:jc w:val="right"/>
+                    <w:jc w:val="center"/>
+                  </w:pPr>
+                  <w:r>
+                    <w:t xml:space="preserve">1..1</w:t>
+                  </w:r>
+                </w:p>
+              </w:tc>
+            </w:tr>
+            <w:tr>
+              <w:tc>
+                <w:tcPr/>
+                <w:p>
+                  <w:pPr>
+                    <w:pStyle w:val="Compact"/>
+                    <w:jc w:val="left"/>
+                    <w:jc w:val="center"/>
+                  </w:pPr>
+                  <w:r>
+                    <w:rPr>
+                      <w:b/>
+                      <w:bCs/>
+                    </w:rPr>
+                    <w:t xml:space="preserve">Notification type</w:t>
+                  </w:r>
+                </w:p>
+              </w:tc>
+              <w:tc>
+                <w:tcPr/>
+                <w:p>
+                  <w:pPr>
+                    <w:pStyle w:val="Compact"/>
+                    <w:jc w:val="left"/>
+                    <w:jc w:val="center"/>
+                  </w:pPr>
+                  <w:r>
+                    <w:rPr>
+                      <w:rStyle w:val="VerbatimChar"/>
+                    </w:rPr>
+                    <w:t xml:space="preserve">:notificationType</w:t>
+                  </w:r>
+                </w:p>
+              </w:tc>
+              <w:tc>
+                <w:tcPr/>
+                <w:p>
+                  <w:pPr>
+                    <w:pStyle w:val="Compact"/>
+                    <w:jc w:val="left"/>
+                    <w:jc w:val="center"/>
+                  </w:pPr>
+                  <w:r>
+                    <w:rPr>
+                      <w:rStyle w:val="VerbatimChar"/>
+                    </w:rPr>
+                    <w:t xml:space="preserve">:NotificationType</w:t>
+                  </w:r>
+                </w:p>
+              </w:tc>
+              <w:tc>
+                <w:tcPr/>
+                <w:p>
+                  <w:pPr>
+                    <w:pStyle w:val="Compact"/>
+                    <w:jc w:val="right"/>
+                    <w:jc w:val="center"/>
+                  </w:pPr>
+                  <w:r>
+                    <w:t xml:space="preserve">1..1</w:t>
+                  </w:r>
+                </w:p>
+              </w:tc>
+            </w:tr>
+            <w:tr>
+              <w:tc>
+                <w:tcPr/>
+                <w:p>
+                  <w:pPr>
+                    <w:pStyle w:val="Compact"/>
+                    <w:jc w:val="left"/>
+                    <w:jc w:val="center"/>
+                  </w:pPr>
+                  <w:r>
+                    <w:rPr>
+                      <w:b/>
+                      <w:bCs/>
+                    </w:rPr>
+                    <w:t xml:space="preserve">Event date</w:t>
+                  </w:r>
+                  <w:r>
+                    <w:t xml:space="preserve">: Date on which the event took place</w:t>
+                  </w:r>
+                </w:p>
+              </w:tc>
+              <w:tc>
+                <w:tcPr/>
+                <w:p>
+                  <w:pPr>
+                    <w:pStyle w:val="Compact"/>
+                    <w:jc w:val="left"/>
+                    <w:jc w:val="center"/>
+                  </w:pPr>
+                  <w:r>
+                    <w:rPr>
+                      <w:rStyle w:val="VerbatimChar"/>
+                    </w:rPr>
+                    <w:t xml:space="preserve">:eventDate</w:t>
+                  </w:r>
+                </w:p>
+              </w:tc>
+              <w:tc>
+                <w:tcPr/>
+                <w:p>
+                  <w:pPr>
+                    <w:pStyle w:val="Compact"/>
+                    <w:jc w:val="left"/>
+                    <w:jc w:val="center"/>
+                  </w:pPr>
+                  <w:r>
+                    <w:rPr>
+                      <w:rStyle w:val="VerbatimChar"/>
+                    </w:rPr>
+                    <w:t xml:space="preserve">xsd:date</w:t>
+                  </w:r>
+                </w:p>
+              </w:tc>
+              <w:tc>
+                <w:tcPr/>
+                <w:p>
+                  <w:pPr>
+                    <w:pStyle w:val="Compact"/>
+                    <w:jc w:val="right"/>
+                    <w:jc w:val="center"/>
+                  </w:pPr>
+                  <w:r>
+                    <w:t xml:space="preserve">1..1</w:t>
+                  </w:r>
+                </w:p>
+              </w:tc>
+            </w:tr>
+            <w:tr>
+              <w:tc>
+                <w:tcPr/>
+                <w:p>
+                  <w:pPr>
+                    <w:pStyle w:val="Compact"/>
+                    <w:jc w:val="left"/>
+                    <w:jc w:val="center"/>
+                  </w:pPr>
+                  <w:r>
+                    <w:rPr>
+                      <w:b/>
+                      <w:bCs/>
+                    </w:rPr>
+                    <w:t xml:space="preserve">Notification date</w:t>
+                  </w:r>
+                  <w:r>
+                    <w:t xml:space="preserve">: Date on which the event was reported</w:t>
+                  </w:r>
+                </w:p>
+              </w:tc>
+              <w:tc>
+                <w:tcPr/>
+                <w:p>
+                  <w:pPr>
+                    <w:pStyle w:val="Compact"/>
+                    <w:jc w:val="left"/>
+                    <w:jc w:val="center"/>
+                  </w:pPr>
+                  <w:r>
+                    <w:rPr>
+                      <w:rStyle w:val="VerbatimChar"/>
+                    </w:rPr>
+                    <w:t xml:space="preserve">:notificationDate</w:t>
+                  </w:r>
+                </w:p>
+              </w:tc>
+              <w:tc>
+                <w:tcPr/>
+                <w:p>
+                  <w:pPr>
+                    <w:pStyle w:val="Compact"/>
+                    <w:jc w:val="left"/>
+                    <w:jc w:val="center"/>
+                  </w:pPr>
+                  <w:r>
+                    <w:rPr>
+                      <w:rStyle w:val="VerbatimChar"/>
+                    </w:rPr>
+                    <w:t xml:space="preserve">xsd:date</w:t>
+                  </w:r>
+                </w:p>
+              </w:tc>
+              <w:tc>
+                <w:tcPr/>
+                <w:p>
+                  <w:pPr>
+                    <w:pStyle w:val="Compact"/>
+                    <w:jc w:val="right"/>
+                    <w:jc w:val="center"/>
+                  </w:pPr>
+                  <w:r>
+                    <w:t xml:space="preserve">1..1</w:t>
+                  </w:r>
+                </w:p>
+              </w:tc>
+            </w:tr>
+          </w:tbl>
+          <w:bookmarkEnd w:id="31"/>
+          <w:p/>
+        </w:tc>
+      </w:tr>
+    </w:tbl>
+    <w:bookmarkEnd w:id="32"/>
+    <w:bookmarkStart w:id="34" w:name="sec-nodeshape-legalunitshape"/>
+    <w:p>
+      <w:pPr>
+        <w:pStyle w:val="Heading2"/>
+      </w:pPr>
+      <w:r>
+        <w:t xml:space="preserve">2.8 Legal unit</w:t>
+      </w:r>
+    </w:p>
+    <w:p>
+      <w:pPr>
+        <w:pStyle w:val="FirstParagraph"/>
+      </w:pPr>
+      <w:r>
+        <w:t xml:space="preserve">A legal unit as defined in eCH-0108 is a legal entity (e.g. a public limited company or a limited liability company), a partnership (e.g. a general partnership) or a self-employed natural person that is subject to the federal act on the business identification number (UIDG) and has an entry in the UID register. It identifies, for example, the taxable entity for the tax authorities or the person liable for social insurance contributions. The legal unit is identified by its UID. Only where the enterprise is a «sole proprietorship» is the farm manager at the same time a natural person. The master system for this data is the FSO’s UID register; the agricultural information system obtains the data from that register through an interface. The animal keeper and the equid owner are the two forms of legal unit that occur in this Hilfsmittel (chapter 3.1.1 of the tool). The attributes are described in</w:t>
+      </w:r>
+      <w:r>
+        <w:t xml:space="preserve"> </w:t>
+      </w:r>
+      <w:hyperlink r:id="rId19">
+        <w:r>
+          <w:rPr>
+            <w:rStyle w:val="Hyperlink"/>
+          </w:rPr>
+          <w:t xml:space="preserve">eCH-0261</w:t>
+        </w:r>
+      </w:hyperlink>
+      <w:r>
+        <w:t xml:space="preserve">, chapters 3.1 and 3.2, and in</w:t>
+      </w:r>
+      <w:r>
+        <w:t xml:space="preserve"> </w:t>
+      </w:r>
+      <w:hyperlink r:id="rId33">
+        <w:r>
+          <w:rPr>
+            <w:rStyle w:val="Hyperlink"/>
+          </w:rPr>
+          <w:t xml:space="preserve">eCH-0108</w:t>
+        </w:r>
+      </w:hyperlink>
+      <w:r>
+        <w:t xml:space="preserve">, chapter 3.1.</w:t>
+      </w:r>
+    </w:p>
+    <w:p>
+      <w:pPr>
+        <w:pStyle w:val="BodyText"/>
+      </w:pPr>
+      <w:r>
+        <w:rPr>
+          <w:b/>
+          <w:bCs/>
+        </w:rPr>
+        <w:t xml:space="preserve">Target Class:</w:t>
+      </w:r>
+      <w:r>
+        <w:t xml:space="preserve"> </w:t>
+      </w:r>
+      <w:r>
+        <w:rPr>
+          <w:rStyle w:val="VerbatimChar"/>
+        </w:rPr>
+        <w:t xml:space="preserve">:LegalUnit</w:t>
+      </w:r>
+    </w:p>
+    <w:bookmarkEnd w:id="34"/>
+    <w:bookmarkStart w:id="36" w:name="sec-nodeshape-localunitshape"/>
+    <w:p>
+      <w:pPr>
+        <w:pStyle w:val="Heading2"/>
+      </w:pPr>
+      <w:r>
+        <w:t xml:space="preserve">2.9 Local unit</w:t>
+      </w:r>
+    </w:p>
+    <w:p>
+      <w:pPr>
+        <w:pStyle w:val="FirstParagraph"/>
+      </w:pPr>
+      <w:r>
+        <w:t xml:space="preserve">A local unit as defined in eCH-0108 is a facility at a given location where an economic activity is carried out. A local unit has a BUR number and is always assigned to a legal unit (or enterprise). The local unit is identified by its BUR number. A local unit may consist of one or more buildings. The EGID assigned to the BUR number refers to «the centre» of the local unit, that is, its main building. In the TVD, local units are called «animal holdings» and are additionally identified by their TVD number. This definition is taken from</w:t>
+      </w:r>
+      <w:r>
+        <w:t xml:space="preserve"> </w:t>
+      </w:r>
+      <w:hyperlink r:id="rId33">
+        <w:r>
+          <w:rPr>
+            <w:rStyle w:val="Hyperlink"/>
+          </w:rPr>
+          <w:t xml:space="preserve">eCH-0108</w:t>
+        </w:r>
+      </w:hyperlink>
+      <w:r>
+        <w:t xml:space="preserve">, chapter 1.5; the agriculture-specific additions are described in</w:t>
+      </w:r>
+      <w:r>
+        <w:t xml:space="preserve"> </w:t>
+      </w:r>
+      <w:hyperlink r:id="rId19">
+        <w:r>
+          <w:rPr>
+            <w:rStyle w:val="Hyperlink"/>
+          </w:rPr>
+          <w:t xml:space="preserve">eCH-0261</w:t>
+        </w:r>
+      </w:hyperlink>
+      <w:r>
+        <w:t xml:space="preserve">, chapters 3.3 and 3.4.</w:t>
+      </w:r>
+    </w:p>
+    <w:p>
+      <w:pPr>
+        <w:pStyle w:val="BodyText"/>
+      </w:pPr>
+      <w:r>
+        <w:rPr>
+          <w:b/>
+          <w:bCs/>
+        </w:rPr>
+        <w:t xml:space="preserve">Target Class:</w:t>
+      </w:r>
+      <w:r>
+        <w:t xml:space="preserve"> </w:t>
+      </w:r>
+      <w:r>
+        <w:rPr>
+          <w:rStyle w:val="VerbatimChar"/>
+        </w:rPr>
+        <w:t xml:space="preserve">:LocalUnit</w:t>
+      </w:r>
+    </w:p>
+    <w:tbl>
+      <w:tblPr>
+        <w:tblStyle w:val="Table"/>
+        <w:tblW w:type="pct" w:w="5000"/>
+        <w:tblLayout w:type="fixed"/>
+        <w:tblLook w:firstRow="0" w:lastRow="0" w:firstColumn="0" w:lastColumn="0" w:noHBand="0" w:noVBand="0" w:val="0000"/>
+      </w:tblPr>
+      <w:tblGrid>
+        <w:gridCol w:w="7920"/>
+      </w:tblGrid>
+      <w:tr>
+        <w:tc>
+          <w:tcPr/>
+          <w:bookmarkStart w:id="35" w:name="tbl-nodeshape-localunitshape"/>
+          <w:p>
+            <w:pPr>
+              <w:jc w:val="center"/>
+            </w:pPr>
+            <w:pPr>
+              <w:jc w:val="left"/>
+              <w:spacing w:before="200"/>
+              <w:pStyle w:val="ImageCaption"/>
+            </w:pPr>
+            <w:r>
+              <w:t xml:space="preserve">Table 7: properties Local unit</w:t>
+            </w:r>
+          </w:p>
+          <w:tbl>
+            <w:tblPr>
+              <w:tblStyle w:val="Table"/>
+              <w:tblW w:type="pct" w:w="5000"/>
+              <w:tblLayout w:type="fixed"/>
+              <w:tblLook w:firstRow="1" w:lastRow="0" w:firstColumn="0" w:lastColumn="0" w:noHBand="0" w:noVBand="0" w:val="0020"/>
+            </w:tblPr>
+            <w:tblGrid>
+              <w:gridCol w:w="3168"/>
+              <w:gridCol w:w="1980"/>
+              <w:gridCol w:w="1980"/>
+              <w:gridCol w:w="792"/>
+            </w:tblGrid>
+            <w:tr>
+              <w:trPr>
+                <w:tblHeader w:val="on"/>
+              </w:trPr>
+              <w:tc>
+                <w:tcPr/>
+                <w:p>
+                  <w:pPr>
+                    <w:pStyle w:val="Compact"/>
+                    <w:jc w:val="left"/>
+                    <w:jc w:val="center"/>
+                  </w:pPr>
+                  <w:r>
+                    <w:t xml:space="preserve">Description</w:t>
+                  </w:r>
+                </w:p>
+              </w:tc>
+              <w:tc>
+                <w:tcPr/>
+                <w:p>
+                  <w:pPr>
+                    <w:pStyle w:val="Compact"/>
+                    <w:jc w:val="left"/>
+                    <w:jc w:val="center"/>
+                  </w:pPr>
+                  <w:r>
+                    <w:t xml:space="preserve">Path</w:t>
+                  </w:r>
+                </w:p>
+              </w:tc>
+              <w:tc>
+                <w:tcPr/>
+                <w:p>
+                  <w:pPr>
+                    <w:pStyle w:val="Compact"/>
+                    <w:jc w:val="left"/>
+                    <w:jc w:val="center"/>
+                  </w:pPr>
+                  <w:r>
+                    <w:t xml:space="preserve">Type</w:t>
+                  </w:r>
+                </w:p>
+              </w:tc>
+              <w:tc>
+                <w:tcPr/>
+                <w:p>
+                  <w:pPr>
+                    <w:pStyle w:val="Compact"/>
+                    <w:jc w:val="right"/>
+                    <w:jc w:val="center"/>
+                  </w:pPr>
+                  <w:r>
+                    <w:t xml:space="preserve">Card.</w:t>
+                  </w:r>
+                </w:p>
+              </w:tc>
+            </w:tr>
+            <w:tr>
+              <w:tc>
+                <w:tcPr/>
+                <w:p>
+                  <w:pPr>
+                    <w:pStyle w:val="Compact"/>
+                    <w:jc w:val="left"/>
+                    <w:jc w:val="center"/>
+                  </w:pPr>
+                  <w:r>
+                    <w:rPr>
+                      <w:b/>
+                      <w:bCs/>
+                    </w:rPr>
+                    <w:t xml:space="preserve">Animal keeper</w:t>
+                  </w:r>
+                  <w:r>
+                    <w:t xml:space="preserve">: Assignment of the local unit to the animal keeper. According to eCH-0108, chapter 1.5, a local unit is always assigned to a legal unit (or enterprise); the master data of the local unit carries the optional attribute «mainUid» holding the UID of the main legal unit. Because the object catalogue treats the animal keeper only as a special form of the legal unit, this assignment is not mandatory.</w:t>
+                  </w:r>
+                </w:p>
+              </w:tc>
+              <w:tc>
+                <w:tcPr/>
+                <w:p>
+                  <w:pPr>
+                    <w:pStyle w:val="Compact"/>
+                    <w:jc w:val="left"/>
+                    <w:jc w:val="center"/>
+                  </w:pPr>
+                  <w:r>
+                    <w:rPr>
+                      <w:rStyle w:val="VerbatimChar"/>
+                    </w:rPr>
+                    <w:t xml:space="preserve">:animalKeeper</w:t>
+                  </w:r>
+                </w:p>
+              </w:tc>
+              <w:tc>
+                <w:tcPr/>
+                <w:p>
+                  <w:pPr>
+                    <w:pStyle w:val="Compact"/>
+                    <w:jc w:val="left"/>
+                    <w:jc w:val="center"/>
+                  </w:pPr>
+                  <w:hyperlink w:anchor="sec-nodeshape-animalkeepershape">
+                    <w:r>
+                      <w:rPr>
+                        <w:rStyle w:val="VerbatimChar"/>
+                      </w:rPr>
+                      <w:t xml:space="preserve">:AnimalKeeper</w:t>
+                    </w:r>
+                  </w:hyperlink>
+                </w:p>
+              </w:tc>
+              <w:tc>
+                <w:tcPr/>
+                <w:p>
+                  <w:pPr>
+                    <w:pStyle w:val="Compact"/>
+                    <w:jc w:val="right"/>
+                    <w:jc w:val="center"/>
+                  </w:pPr>
+                  <w:r>
+                    <w:t xml:space="preserve">0..1</w:t>
+                  </w:r>
+                </w:p>
+              </w:tc>
+            </w:tr>
+          </w:tbl>
+          <w:bookmarkEnd w:id="35"/>
+          <w:p/>
+        </w:tc>
+      </w:tr>
+    </w:tbl>
+    <w:bookmarkEnd w:id="36"/>
+    <w:bookmarkEnd w:id="37"/>
+    <w:bookmarkStart w:id="59" w:name="sec-code-lists"/>
+    <w:p>
+      <w:pPr>
+        <w:pStyle w:val="Heading1"/>
+      </w:pPr>
+      <w:r>
+        <w:t xml:space="preserve">3. Code lists</w:t>
+      </w:r>
+    </w:p>
+    <w:p>
+      <w:pPr>
+        <w:pStyle w:val="FirstParagraph"/>
+      </w:pPr>
+      <w:r>
+        <w:t xml:space="preserve">For some of these code lists no French or Italian designations are available yet; the designations below are given in German and English, as provided by the sources. (</w:t>
+      </w:r>
+      <w:hyperlink r:id="rId38">
+        <w:r>
+          <w:rPr>
+            <w:rStyle w:val="Hyperlink"/>
+          </w:rPr>
+          <w:t xml:space="preserve">https://test-03-tvd-api-at.identitas.ch/open-api/v1.0</w:t>
+        </w:r>
+      </w:hyperlink>
+      <w:r>
+        <w:t xml:space="preserve">, 2026-09-24)</w:t>
+      </w:r>
+    </w:p>
+    <w:bookmarkStart w:id="40" w:name="sec-codelist-animalhealthstatus"/>
+    <w:p>
+      <w:pPr>
+        <w:pStyle w:val="Heading2"/>
+      </w:pPr>
+      <w:r>
+        <w:t xml:space="preserve">3.1 Health status of an individual animal</w:t>
+      </w:r>
+    </w:p>
+    <w:tbl>
+      <w:tblPr>
+        <w:tblStyle w:val="Table"/>
+        <w:tblW w:type="pct" w:w="5000"/>
+        <w:tblLayout w:type="fixed"/>
+        <w:tblLook w:firstRow="0" w:lastRow="0" w:firstColumn="0" w:lastColumn="0" w:noHBand="0" w:noVBand="0" w:val="0000"/>
+      </w:tblPr>
+      <w:tblGrid>
+        <w:gridCol w:w="7920"/>
+      </w:tblGrid>
+      <w:tr>
+        <w:tc>
+          <w:tcPr/>
+          <w:bookmarkStart w:id="39" w:name="tbl-codelist-animalhealthstatus"/>
+          <w:p>
+            <w:pPr>
+              <w:jc w:val="center"/>
+            </w:pPr>
+            <w:pPr>
+              <w:jc w:val="left"/>
+              <w:spacing w:before="200"/>
+              <w:pStyle w:val="ImageCaption"/>
+            </w:pPr>
+            <w:r>
+              <w:t xml:space="preserve">Table 8: Values of the code list Health status of an individual animal</w:t>
+            </w:r>
+          </w:p>
+          <w:tbl>
+            <w:tblPr>
+              <w:tblStyle w:val="Table"/>
+              <w:tblW w:type="pct" w:w="5000"/>
+              <w:tblLayout w:type="fixed"/>
+              <w:tblLook w:firstRow="1" w:lastRow="0" w:firstColumn="0" w:lastColumn="0" w:noHBand="0" w:noVBand="0" w:val="0020"/>
+            </w:tblPr>
+            <w:tblGrid>
+              <w:gridCol w:w="1980"/>
+              <w:gridCol w:w="2376"/>
+              <w:gridCol w:w="3564"/>
+            </w:tblGrid>
+            <w:tr>
+              <w:trPr>
+                <w:tblHeader w:val="on"/>
+              </w:trPr>
+              <w:tc>
+                <w:tcPr/>
+                <w:p>
+                  <w:pPr>
+                    <w:pStyle w:val="Compact"/>
+                    <w:jc w:val="left"/>
+                    <w:jc w:val="center"/>
+                  </w:pPr>
+                  <w:r>
+                    <w:t xml:space="preserve">Value</w:t>
+                  </w:r>
+                </w:p>
+              </w:tc>
+              <w:tc>
+                <w:tcPr/>
+                <w:p>
+                  <w:pPr>
+                    <w:pStyle w:val="Compact"/>
+                    <w:jc w:val="left"/>
+                    <w:jc w:val="center"/>
+                  </w:pPr>
+                  <w:r>
+                    <w:t xml:space="preserve">Designation</w:t>
+                  </w:r>
+                </w:p>
+              </w:tc>
+              <w:tc>
+                <w:tcPr/>
+                <w:p>
+                  <w:pPr>
+                    <w:pStyle w:val="Compact"/>
+                    <w:jc w:val="left"/>
+                    <w:jc w:val="center"/>
+                  </w:pPr>
+                  <w:r>
+                    <w:t xml:space="preserve">Description</w:t>
+                  </w:r>
+                </w:p>
+              </w:tc>
+            </w:tr>
+            <w:tr>
+              <w:tc>
+                <w:tcPr/>
+                <w:p>
+                  <w:pPr>
+                    <w:pStyle w:val="Compact"/>
+                    <w:jc w:val="left"/>
+                    <w:jc w:val="center"/>
+                  </w:pPr>
+                  <w:r>
+                    <w:rPr>
+                      <w:rStyle w:val="VerbatimChar"/>
+                    </w:rPr>
+                    <w:t xml:space="preserve">Blocked</w:t>
+                  </w:r>
+                </w:p>
+              </w:tc>
+              <w:tc>
+                <w:tcPr/>
+                <w:p>
+                  <w:pPr>
+                    <w:pStyle w:val="Compact"/>
+                    <w:jc w:val="left"/>
+                    <w:jc w:val="center"/>
+                  </w:pPr>
+                  <w:r>
+                    <w:t xml:space="preserve">Blocked</w:t>
+                  </w:r>
+                </w:p>
+              </w:tc>
+              <w:tc>
+                <w:tcPr/>
+                <w:p>
+                  <w:pPr>
+                    <w:pStyle w:val="Compact"/>
+                    <w:jc w:val="left"/>
+                    <w:jc w:val="center"/>
+                  </w:pPr>
+                  <w:r>
+                    <w:t xml:space="preserve">Type: epizootic status</w:t>
+                  </w:r>
+                </w:p>
+              </w:tc>
+            </w:tr>
+            <w:tr>
+              <w:tc>
+                <w:tcPr/>
+                <w:p>
+                  <w:pPr>
+                    <w:pStyle w:val="Compact"/>
+                    <w:jc w:val="left"/>
+                    <w:jc w:val="center"/>
+                  </w:pPr>
+                  <w:r>
+                    <w:rPr>
+                      <w:rStyle w:val="VerbatimChar"/>
+                    </w:rPr>
+                    <w:t xml:space="preserve">Free</w:t>
+                  </w:r>
+                </w:p>
+              </w:tc>
+              <w:tc>
+                <w:tcPr/>
+                <w:p>
+                  <w:pPr>
+                    <w:pStyle w:val="Compact"/>
+                    <w:jc w:val="left"/>
+                    <w:jc w:val="center"/>
+                  </w:pPr>
+                  <w:r>
+                    <w:t xml:space="preserve">Free</w:t>
+                  </w:r>
+                </w:p>
+              </w:tc>
+              <w:tc>
+                <w:tcPr/>
+                <w:p>
+                  <w:pPr>
+                    <w:pStyle w:val="Compact"/>
+                    <w:jc w:val="left"/>
+                    <w:jc w:val="center"/>
+                  </w:pPr>
+                  <w:r>
+                    <w:t xml:space="preserve">Type: epizootic status</w:t>
+                  </w:r>
+                </w:p>
+              </w:tc>
+            </w:tr>
+            <w:tr>
+              <w:tc>
+                <w:tcPr/>
+                <w:p>
+                  <w:pPr>
+                    <w:pStyle w:val="Compact"/>
+                    <w:jc w:val="left"/>
+                    <w:jc w:val="center"/>
+                  </w:pPr>
+                  <w:r>
+                    <w:rPr>
+                      <w:rStyle w:val="VerbatimChar"/>
+                    </w:rPr>
+                    <w:t xml:space="preserve">NotTested</w:t>
+                  </w:r>
+                </w:p>
+              </w:tc>
+              <w:tc>
+                <w:tcPr/>
+                <w:p>
+                  <w:pPr>
+                    <w:pStyle w:val="Compact"/>
+                    <w:jc w:val="left"/>
+                    <w:jc w:val="center"/>
+                  </w:pPr>
+                  <w:r>
+                    <w:t xml:space="preserve">Not tested</w:t>
+                  </w:r>
+                </w:p>
+              </w:tc>
+              <w:tc>
+                <w:tcPr/>
+                <w:p>
+                  <w:pPr>
+                    <w:pStyle w:val="Compact"/>
+                    <w:jc w:val="left"/>
+                    <w:jc w:val="center"/>
+                  </w:pPr>
+                  <w:r>
+                    <w:t xml:space="preserve">Type: epizootic status</w:t>
+                  </w:r>
+                </w:p>
+              </w:tc>
+            </w:tr>
+            <w:tr>
+              <w:tc>
+                <w:tcPr/>
+                <w:p>
+                  <w:pPr>
+                    <w:pStyle w:val="Compact"/>
+                    <w:jc w:val="left"/>
+                    <w:jc w:val="center"/>
+                  </w:pPr>
+                  <w:r>
+                    <w:rPr>
+                      <w:rStyle w:val="VerbatimChar"/>
+                    </w:rPr>
+                    <w:t xml:space="preserve">Vaccinated</w:t>
+                  </w:r>
+                </w:p>
+              </w:tc>
+              <w:tc>
+                <w:tcPr/>
+                <w:p>
+                  <w:pPr>
+                    <w:pStyle w:val="Compact"/>
+                    <w:jc w:val="left"/>
+                    <w:jc w:val="center"/>
+                  </w:pPr>
+                  <w:r>
+                    <w:t xml:space="preserve">Vaccinated</w:t>
+                  </w:r>
+                </w:p>
+              </w:tc>
+              <w:tc>
+                <w:tcPr/>
+                <w:p>
+                  <w:pPr>
+                    <w:pStyle w:val="Compact"/>
+                    <w:jc w:val="left"/>
+                    <w:jc w:val="center"/>
+                  </w:pPr>
+                  <w:r>
+                    <w:t xml:space="preserve">Type: vaccination status</w:t>
+                  </w:r>
+                </w:p>
+              </w:tc>
+            </w:tr>
+          </w:tbl>
+          <w:bookmarkEnd w:id="39"/>
+          <w:p/>
+        </w:tc>
+      </w:tr>
+    </w:tbl>
+    <w:bookmarkEnd w:id="40"/>
+    <w:bookmarkStart w:id="42" w:name="sec-codelist-animalhistorystate"/>
+    <w:p>
+      <w:pPr>
+        <w:pStyle w:val="Heading2"/>
+      </w:pPr>
+      <w:r>
+        <w:t xml:space="preserve">3.2 Animal history state</w:t>
+      </w:r>
+    </w:p>
+    <w:tbl>
+      <w:tblPr>
+        <w:tblStyle w:val="Table"/>
+        <w:tblW w:type="pct" w:w="5000"/>
+        <w:tblLayout w:type="fixed"/>
+        <w:tblLook w:firstRow="0" w:lastRow="0" w:firstColumn="0" w:lastColumn="0" w:noHBand="0" w:noVBand="0" w:val="0000"/>
+      </w:tblPr>
+      <w:tblGrid>
+        <w:gridCol w:w="7920"/>
+      </w:tblGrid>
+      <w:tr>
+        <w:tc>
+          <w:tcPr/>
+          <w:bookmarkStart w:id="41" w:name="tbl-codelist-animalhistorystate"/>
+          <w:p>
+            <w:pPr>
+              <w:jc w:val="center"/>
+            </w:pPr>
+            <w:pPr>
+              <w:jc w:val="left"/>
+              <w:spacing w:before="200"/>
+              <w:pStyle w:val="ImageCaption"/>
+            </w:pPr>
+            <w:r>
+              <w:t xml:space="preserve">Table 9: Values of the code list Animal history state</w:t>
+            </w:r>
+          </w:p>
+          <w:tbl>
+            <w:tblPr>
+              <w:tblStyle w:val="Table"/>
+              <w:tblW w:type="pct" w:w="5000"/>
+              <w:tblLayout w:type="fixed"/>
+              <w:tblLook w:firstRow="1" w:lastRow="0" w:firstColumn="0" w:lastColumn="0" w:noHBand="0" w:noVBand="0" w:val="0020"/>
+            </w:tblPr>
+            <w:tblGrid>
+              <w:gridCol w:w="1980"/>
+              <w:gridCol w:w="2376"/>
+              <w:gridCol w:w="3564"/>
+            </w:tblGrid>
+            <w:tr>
+              <w:trPr>
+                <w:tblHeader w:val="on"/>
+              </w:trPr>
+              <w:tc>
+                <w:tcPr/>
+                <w:p>
+                  <w:pPr>
+                    <w:pStyle w:val="Compact"/>
+                    <w:jc w:val="left"/>
+                    <w:jc w:val="center"/>
+                  </w:pPr>
+                  <w:r>
+                    <w:t xml:space="preserve">Value</w:t>
+                  </w:r>
+                </w:p>
+              </w:tc>
+              <w:tc>
+                <w:tcPr/>
+                <w:p>
+                  <w:pPr>
+                    <w:pStyle w:val="Compact"/>
+                    <w:jc w:val="left"/>
+                    <w:jc w:val="center"/>
+                  </w:pPr>
+                  <w:r>
+                    <w:t xml:space="preserve">Designation</w:t>
+                  </w:r>
+                </w:p>
+              </w:tc>
+              <w:tc>
+                <w:tcPr/>
+                <w:p>
+                  <w:pPr>
+                    <w:pStyle w:val="Compact"/>
+                    <w:jc w:val="left"/>
+                    <w:jc w:val="center"/>
+                  </w:pPr>
+                  <w:r>
+                    <w:t xml:space="preserve">Description</w:t>
+                  </w:r>
+                </w:p>
+              </w:tc>
+            </w:tr>
+            <w:tr>
+              <w:tc>
+                <w:tcPr/>
+                <w:p>
+                  <w:pPr>
+                    <w:pStyle w:val="Compact"/>
+                    <w:jc w:val="left"/>
+                    <w:jc w:val="center"/>
+                  </w:pPr>
+                  <w:r>
+                    <w:rPr>
+                      <w:rStyle w:val="VerbatimChar"/>
+                    </w:rPr>
+                    <w:t xml:space="preserve">Lost</w:t>
+                  </w:r>
+                </w:p>
+              </w:tc>
+              <w:tc>
+                <w:tcPr/>
+                <w:p>
+                  <w:pPr>
+                    <w:pStyle w:val="Compact"/>
+                    <w:jc w:val="left"/>
+                    <w:jc w:val="center"/>
+                  </w:pPr>
+                  <w:r>
+                    <w:t xml:space="preserve">Lost</w:t>
+                  </w:r>
+                </w:p>
+              </w:tc>
+              <w:tc>
+                <w:tcPr/>
+                <w:p>
+                  <w:pPr>
+                    <w:pStyle w:val="Compact"/>
+                  </w:pPr>
+                </w:p>
+              </w:tc>
+            </w:tr>
+            <w:tr>
+              <w:tc>
+                <w:tcPr/>
+                <w:p>
+                  <w:pPr>
+                    <w:pStyle w:val="Compact"/>
+                    <w:jc w:val="left"/>
+                    <w:jc w:val="center"/>
+                  </w:pPr>
+                  <w:r>
+                    <w:rPr>
+                      <w:rStyle w:val="VerbatimChar"/>
+                    </w:rPr>
+                    <w:t xml:space="preserve">NotDefined</w:t>
+                  </w:r>
+                </w:p>
+              </w:tc>
+              <w:tc>
+                <w:tcPr/>
+                <w:p>
+                  <w:pPr>
+                    <w:pStyle w:val="Compact"/>
+                    <w:jc w:val="left"/>
+                    <w:jc w:val="center"/>
+                  </w:pPr>
+                  <w:r>
+                    <w:t xml:space="preserve">Not defined</w:t>
+                  </w:r>
+                </w:p>
+              </w:tc>
+              <w:tc>
+                <w:tcPr/>
+                <w:p>
+                  <w:pPr>
+                    <w:pStyle w:val="Compact"/>
+                  </w:pPr>
+                </w:p>
+              </w:tc>
+            </w:tr>
+            <w:tr>
+              <w:tc>
+                <w:tcPr/>
+                <w:p>
+                  <w:pPr>
+                    <w:pStyle w:val="Compact"/>
+                    <w:jc w:val="left"/>
+                    <w:jc w:val="center"/>
+                  </w:pPr>
+                  <w:r>
+                    <w:rPr>
+                      <w:rStyle w:val="VerbatimChar"/>
+                    </w:rPr>
+                    <w:t xml:space="preserve">NotOk</w:t>
+                  </w:r>
+                </w:p>
+              </w:tc>
+              <w:tc>
+                <w:tcPr/>
+                <w:p>
+                  <w:pPr>
+                    <w:pStyle w:val="Compact"/>
+                    <w:jc w:val="left"/>
+                    <w:jc w:val="center"/>
+                  </w:pPr>
+                  <w:r>
+                    <w:t xml:space="preserve">Not ok</w:t>
+                  </w:r>
+                </w:p>
+              </w:tc>
+              <w:tc>
+                <w:tcPr/>
+                <w:p>
+                  <w:pPr>
+                    <w:pStyle w:val="Compact"/>
+                  </w:pPr>
+                </w:p>
+              </w:tc>
+            </w:tr>
+            <w:tr>
+              <w:tc>
+                <w:tcPr/>
+                <w:p>
+                  <w:pPr>
+                    <w:pStyle w:val="Compact"/>
+                    <w:jc w:val="left"/>
+                    <w:jc w:val="center"/>
+                  </w:pPr>
+                  <w:r>
+                    <w:rPr>
+                      <w:rStyle w:val="VerbatimChar"/>
+                    </w:rPr>
+                    <w:t xml:space="preserve">Ok</w:t>
+                  </w:r>
+                </w:p>
+              </w:tc>
+              <w:tc>
+                <w:tcPr/>
+                <w:p>
+                  <w:pPr>
+                    <w:pStyle w:val="Compact"/>
+                    <w:jc w:val="left"/>
+                    <w:jc w:val="center"/>
+                  </w:pPr>
+                  <w:r>
+                    <w:t xml:space="preserve">Ok</w:t>
+                  </w:r>
+                </w:p>
+              </w:tc>
+              <w:tc>
+                <w:tcPr/>
+                <w:p>
+                  <w:pPr>
+                    <w:pStyle w:val="Compact"/>
+                  </w:pPr>
+                </w:p>
+              </w:tc>
+            </w:tr>
+            <w:tr>
+              <w:tc>
+                <w:tcPr/>
+                <w:p>
+                  <w:pPr>
+                    <w:pStyle w:val="Compact"/>
+                    <w:jc w:val="left"/>
+                    <w:jc w:val="center"/>
+                  </w:pPr>
+                  <w:r>
+                    <w:rPr>
+                      <w:rStyle w:val="VerbatimChar"/>
+                    </w:rPr>
+                    <w:t xml:space="preserve">TemporaryOk</w:t>
+                  </w:r>
+                </w:p>
+              </w:tc>
+              <w:tc>
+                <w:tcPr/>
+                <w:p>
+                  <w:pPr>
+                    <w:pStyle w:val="Compact"/>
+                    <w:jc w:val="left"/>
+                    <w:jc w:val="center"/>
+                  </w:pPr>
+                  <w:r>
+                    <w:t xml:space="preserve">Temporary ok</w:t>
+                  </w:r>
+                </w:p>
+              </w:tc>
+              <w:tc>
+                <w:tcPr/>
+                <w:p>
+                  <w:pPr>
+                    <w:pStyle w:val="Compact"/>
+                  </w:pPr>
+                </w:p>
+              </w:tc>
+            </w:tr>
+          </w:tbl>
+          <w:bookmarkEnd w:id="41"/>
+          <w:p/>
+        </w:tc>
+      </w:tr>
+    </w:tbl>
+    <w:bookmarkEnd w:id="42"/>
+    <w:bookmarkStart w:id="44" w:name="sec-codelist-animaltypeofuse"/>
+    <w:p>
+      <w:pPr>
+        <w:pStyle w:val="Heading2"/>
+      </w:pPr>
+      <w:r>
+        <w:t xml:space="preserve">3.3 Type of use (cattle, sheep, goats)</w:t>
+      </w:r>
+    </w:p>
+    <w:tbl>
+      <w:tblPr>
+        <w:tblStyle w:val="Table"/>
+        <w:tblW w:type="pct" w:w="5000"/>
+        <w:tblLayout w:type="fixed"/>
+        <w:tblLook w:firstRow="0" w:lastRow="0" w:firstColumn="0" w:lastColumn="0" w:noHBand="0" w:noVBand="0" w:val="0000"/>
+      </w:tblPr>
+      <w:tblGrid>
+        <w:gridCol w:w="7920"/>
+      </w:tblGrid>
+      <w:tr>
+        <w:tc>
+          <w:tcPr/>
+          <w:bookmarkStart w:id="43" w:name="tbl-codelist-animaltypeofuse"/>
+          <w:p>
+            <w:pPr>
+              <w:jc w:val="center"/>
+            </w:pPr>
+            <w:pPr>
+              <w:jc w:val="left"/>
+              <w:spacing w:before="200"/>
+              <w:pStyle w:val="ImageCaption"/>
+            </w:pPr>
+            <w:r>
+              <w:t xml:space="preserve">Table 10: Values of the code list Type of use (cattle, sheep, goats)</w:t>
+            </w:r>
+          </w:p>
+          <w:tbl>
+            <w:tblPr>
+              <w:tblStyle w:val="Table"/>
+              <w:tblW w:type="pct" w:w="5000"/>
+              <w:tblLayout w:type="fixed"/>
+              <w:tblLook w:firstRow="1" w:lastRow="0" w:firstColumn="0" w:lastColumn="0" w:noHBand="0" w:noVBand="0" w:val="0020"/>
+            </w:tblPr>
+            <w:tblGrid>
+              <w:gridCol w:w="1980"/>
+              <w:gridCol w:w="2376"/>
+              <w:gridCol w:w="3564"/>
+            </w:tblGrid>
+            <w:tr>
+              <w:trPr>
+                <w:tblHeader w:val="on"/>
+              </w:trPr>
+              <w:tc>
+                <w:tcPr/>
+                <w:p>
+                  <w:pPr>
+                    <w:pStyle w:val="Compact"/>
+                    <w:jc w:val="left"/>
+                    <w:jc w:val="center"/>
+                  </w:pPr>
+                  <w:r>
+                    <w:t xml:space="preserve">Value</w:t>
+                  </w:r>
+                </w:p>
+              </w:tc>
+              <w:tc>
+                <w:tcPr/>
+                <w:p>
+                  <w:pPr>
+                    <w:pStyle w:val="Compact"/>
+                    <w:jc w:val="left"/>
+                    <w:jc w:val="center"/>
+                  </w:pPr>
+                  <w:r>
+                    <w:t xml:space="preserve">Designation</w:t>
+                  </w:r>
+                </w:p>
+              </w:tc>
+              <w:tc>
+                <w:tcPr/>
+                <w:p>
+                  <w:pPr>
+                    <w:pStyle w:val="Compact"/>
+                    <w:jc w:val="left"/>
+                    <w:jc w:val="center"/>
+                  </w:pPr>
+                  <w:r>
+                    <w:t xml:space="preserve">Description</w:t>
+                  </w:r>
+                </w:p>
+              </w:tc>
+            </w:tr>
+            <w:tr>
+              <w:tc>
+                <w:tcPr/>
+                <w:p>
+                  <w:pPr>
+                    <w:pStyle w:val="Compact"/>
+                    <w:jc w:val="left"/>
+                    <w:jc w:val="center"/>
+                  </w:pPr>
+                  <w:r>
+                    <w:rPr>
+                      <w:rStyle w:val="VerbatimChar"/>
+                    </w:rPr>
+                    <w:t xml:space="preserve">Milk</w:t>
+                  </w:r>
+                </w:p>
+              </w:tc>
+              <w:tc>
+                <w:tcPr/>
+                <w:p>
+                  <w:pPr>
+                    <w:pStyle w:val="Compact"/>
+                    <w:jc w:val="left"/>
+                    <w:jc w:val="center"/>
+                  </w:pPr>
+                  <w:r>
+                    <w:t xml:space="preserve">Milk</w:t>
+                  </w:r>
+                </w:p>
+              </w:tc>
+              <w:tc>
+                <w:tcPr/>
+                <w:p>
+                  <w:pPr>
+                    <w:pStyle w:val="Compact"/>
+                    <w:jc w:val="left"/>
+                    <w:jc w:val="center"/>
+                  </w:pPr>
+                  <w:r>
+                    <w:t xml:space="preserve">Milchkühe, -schafe und -ziegen</w:t>
+                  </w:r>
+                </w:p>
+              </w:tc>
+            </w:tr>
+            <w:tr>
+              <w:tc>
+                <w:tcPr/>
+                <w:p>
+                  <w:pPr>
+                    <w:pStyle w:val="Compact"/>
+                    <w:jc w:val="left"/>
+                    <w:jc w:val="center"/>
+                  </w:pPr>
+                  <w:r>
+                    <w:rPr>
+                      <w:rStyle w:val="VerbatimChar"/>
+                    </w:rPr>
+                    <w:t xml:space="preserve">Other</w:t>
+                  </w:r>
+                </w:p>
+              </w:tc>
+              <w:tc>
+                <w:tcPr/>
+                <w:p>
+                  <w:pPr>
+                    <w:pStyle w:val="Compact"/>
+                    <w:jc w:val="left"/>
+                    <w:jc w:val="center"/>
+                  </w:pPr>
+                  <w:r>
+                    <w:t xml:space="preserve">Other</w:t>
+                  </w:r>
+                </w:p>
+              </w:tc>
+              <w:tc>
+                <w:tcPr/>
+                <w:p>
+                  <w:pPr>
+                    <w:pStyle w:val="Compact"/>
+                  </w:pPr>
+                </w:p>
+              </w:tc>
+            </w:tr>
+          </w:tbl>
+          <w:bookmarkEnd w:id="43"/>
+          <w:p/>
+        </w:tc>
+      </w:tr>
+    </w:tbl>
+    <w:bookmarkEnd w:id="44"/>
+    <w:bookmarkStart w:id="46" w:name="sec-codelist-equidtypeofusage"/>
+    <w:p>
+      <w:pPr>
+        <w:pStyle w:val="Heading2"/>
+      </w:pPr>
+      <w:r>
+        <w:t xml:space="preserve">3.4 Type of use (equids)</w:t>
+      </w:r>
+    </w:p>
+    <w:tbl>
+      <w:tblPr>
+        <w:tblStyle w:val="Table"/>
+        <w:tblW w:type="pct" w:w="5000"/>
+        <w:tblLayout w:type="fixed"/>
+        <w:tblLook w:firstRow="0" w:lastRow="0" w:firstColumn="0" w:lastColumn="0" w:noHBand="0" w:noVBand="0" w:val="0000"/>
+      </w:tblPr>
+      <w:tblGrid>
+        <w:gridCol w:w="7920"/>
+      </w:tblGrid>
+      <w:tr>
+        <w:tc>
+          <w:tcPr/>
+          <w:bookmarkStart w:id="45" w:name="tbl-codelist-equidtypeofusage"/>
+          <w:p>
+            <w:pPr>
+              <w:jc w:val="center"/>
+            </w:pPr>
+            <w:pPr>
+              <w:jc w:val="left"/>
+              <w:spacing w:before="200"/>
+              <w:pStyle w:val="ImageCaption"/>
+            </w:pPr>
+            <w:r>
+              <w:t xml:space="preserve">Table 11: Values of the code list Type of use (equids)</w:t>
+            </w:r>
+          </w:p>
+          <w:tbl>
+            <w:tblPr>
+              <w:tblStyle w:val="Table"/>
+              <w:tblW w:type="pct" w:w="5000"/>
+              <w:tblLayout w:type="fixed"/>
+              <w:tblLook w:firstRow="1" w:lastRow="0" w:firstColumn="0" w:lastColumn="0" w:noHBand="0" w:noVBand="0" w:val="0020"/>
+            </w:tblPr>
+            <w:tblGrid>
+              <w:gridCol w:w="1980"/>
+              <w:gridCol w:w="2376"/>
+              <w:gridCol w:w="3564"/>
+            </w:tblGrid>
+            <w:tr>
+              <w:trPr>
+                <w:tblHeader w:val="on"/>
+              </w:trPr>
+              <w:tc>
+                <w:tcPr/>
+                <w:p>
+                  <w:pPr>
+                    <w:pStyle w:val="Compact"/>
+                    <w:jc w:val="left"/>
+                    <w:jc w:val="center"/>
+                  </w:pPr>
+                  <w:r>
+                    <w:t xml:space="preserve">Value</w:t>
+                  </w:r>
+                </w:p>
+              </w:tc>
+              <w:tc>
+                <w:tcPr/>
+                <w:p>
+                  <w:pPr>
+                    <w:pStyle w:val="Compact"/>
+                    <w:jc w:val="left"/>
+                    <w:jc w:val="center"/>
+                  </w:pPr>
+                  <w:r>
+                    <w:t xml:space="preserve">Designation</w:t>
+                  </w:r>
+                </w:p>
+              </w:tc>
+              <w:tc>
+                <w:tcPr/>
+                <w:p>
+                  <w:pPr>
+                    <w:pStyle w:val="Compact"/>
+                    <w:jc w:val="left"/>
+                    <w:jc w:val="center"/>
+                  </w:pPr>
+                  <w:r>
+                    <w:t xml:space="preserve">Description</w:t>
+                  </w:r>
+                </w:p>
+              </w:tc>
+            </w:tr>
+            <w:tr>
+              <w:tc>
+                <w:tcPr/>
+                <w:p>
+                  <w:pPr>
+                    <w:pStyle w:val="Compact"/>
+                    <w:jc w:val="left"/>
+                    <w:jc w:val="center"/>
+                  </w:pPr>
+                  <w:r>
+                    <w:rPr>
+                      <w:rStyle w:val="VerbatimChar"/>
+                    </w:rPr>
+                    <w:t xml:space="preserve">CompanionAnimal</w:t>
+                  </w:r>
+                </w:p>
+              </w:tc>
+              <w:tc>
+                <w:tcPr/>
+                <w:p>
+                  <w:pPr>
+                    <w:pStyle w:val="Compact"/>
+                    <w:jc w:val="left"/>
+                    <w:jc w:val="center"/>
+                  </w:pPr>
+                  <w:r>
+                    <w:t xml:space="preserve">Companion animal</w:t>
+                  </w:r>
+                </w:p>
+              </w:tc>
+              <w:tc>
+                <w:tcPr/>
+                <w:p>
+                  <w:pPr>
+                    <w:pStyle w:val="Compact"/>
+                  </w:pPr>
+                </w:p>
+              </w:tc>
+            </w:tr>
+            <w:tr>
+              <w:tc>
+                <w:tcPr/>
+                <w:p>
+                  <w:pPr>
+                    <w:pStyle w:val="Compact"/>
+                    <w:jc w:val="left"/>
+                    <w:jc w:val="center"/>
+                  </w:pPr>
+                  <w:r>
+                    <w:rPr>
+                      <w:rStyle w:val="VerbatimChar"/>
+                    </w:rPr>
+                    <w:t xml:space="preserve">FarmAnimal</w:t>
+                  </w:r>
+                </w:p>
+              </w:tc>
+              <w:tc>
+                <w:tcPr/>
+                <w:p>
+                  <w:pPr>
+                    <w:pStyle w:val="Compact"/>
+                    <w:jc w:val="left"/>
+                    <w:jc w:val="center"/>
+                  </w:pPr>
+                  <w:r>
+                    <w:t xml:space="preserve">Farm animal</w:t>
+                  </w:r>
+                </w:p>
+              </w:tc>
+              <w:tc>
+                <w:tcPr/>
+                <w:p>
+                  <w:pPr>
+                    <w:pStyle w:val="Compact"/>
+                  </w:pPr>
+                </w:p>
+              </w:tc>
+            </w:tr>
+          </w:tbl>
+          <w:bookmarkEnd w:id="45"/>
+          <w:p/>
+        </w:tc>
+      </w:tr>
+    </w:tbl>
+    <w:bookmarkEnd w:id="46"/>
+    <w:bookmarkStart w:id="48" w:name="sec-codelist-equidwithersclass"/>
+    <w:p>
+      <w:pPr>
+        <w:pStyle w:val="Heading2"/>
+      </w:pPr>
+      <w:r>
+        <w:t xml:space="preserve">3.5 Withers class</w:t>
+      </w:r>
+    </w:p>
+    <w:tbl>
+      <w:tblPr>
+        <w:tblStyle w:val="Table"/>
+        <w:tblW w:type="pct" w:w="5000"/>
+        <w:tblLayout w:type="fixed"/>
+        <w:tblLook w:firstRow="0" w:lastRow="0" w:firstColumn="0" w:lastColumn="0" w:noHBand="0" w:noVBand="0" w:val="0000"/>
+      </w:tblPr>
+      <w:tblGrid>
+        <w:gridCol w:w="7920"/>
+      </w:tblGrid>
+      <w:tr>
+        <w:tc>
+          <w:tcPr/>
+          <w:bookmarkStart w:id="47" w:name="tbl-codelist-equidwithersclass"/>
+          <w:p>
+            <w:pPr>
+              <w:jc w:val="center"/>
+            </w:pPr>
+            <w:pPr>
+              <w:jc w:val="left"/>
+              <w:spacing w:before="200"/>
+              <w:pStyle w:val="ImageCaption"/>
+            </w:pPr>
+            <w:r>
+              <w:t xml:space="preserve">Table 12: Values of the code list Withers class</w:t>
+            </w:r>
+          </w:p>
+          <w:tbl>
+            <w:tblPr>
+              <w:tblStyle w:val="Table"/>
+              <w:tblW w:type="pct" w:w="5000"/>
+              <w:tblLayout w:type="fixed"/>
+              <w:tblLook w:firstRow="1" w:lastRow="0" w:firstColumn="0" w:lastColumn="0" w:noHBand="0" w:noVBand="0" w:val="0020"/>
+            </w:tblPr>
+            <w:tblGrid>
+              <w:gridCol w:w="1980"/>
+              <w:gridCol w:w="2376"/>
+              <w:gridCol w:w="3564"/>
+            </w:tblGrid>
+            <w:tr>
+              <w:trPr>
+                <w:tblHeader w:val="on"/>
+              </w:trPr>
+              <w:tc>
+                <w:tcPr/>
+                <w:p>
+                  <w:pPr>
+                    <w:pStyle w:val="Compact"/>
+                    <w:jc w:val="left"/>
+                    <w:jc w:val="center"/>
+                  </w:pPr>
+                  <w:r>
+                    <w:t xml:space="preserve">Value</w:t>
+                  </w:r>
+                </w:p>
+              </w:tc>
+              <w:tc>
+                <w:tcPr/>
+                <w:p>
+                  <w:pPr>
+                    <w:pStyle w:val="Compact"/>
+                    <w:jc w:val="left"/>
+                    <w:jc w:val="center"/>
+                  </w:pPr>
+                  <w:r>
+                    <w:t xml:space="preserve">Designation</w:t>
+                  </w:r>
+                </w:p>
+              </w:tc>
+              <w:tc>
+                <w:tcPr/>
+                <w:p>
+                  <w:pPr>
+                    <w:pStyle w:val="Compact"/>
+                    <w:jc w:val="left"/>
+                    <w:jc w:val="center"/>
+                  </w:pPr>
+                  <w:r>
+                    <w:t xml:space="preserve">Description</w:t>
+                  </w:r>
+                </w:p>
+              </w:tc>
+            </w:tr>
+            <w:tr>
+              <w:tc>
+                <w:tcPr/>
+                <w:p>
+                  <w:pPr>
+                    <w:pStyle w:val="Compact"/>
+                    <w:jc w:val="left"/>
+                    <w:jc w:val="center"/>
+                  </w:pPr>
+                  <w:r>
+                    <w:rPr>
+                      <w:rStyle w:val="VerbatimChar"/>
+                    </w:rPr>
+                    <w:t xml:space="preserve">GreaterThan148cm</w:t>
+                  </w:r>
+                </w:p>
+              </w:tc>
+              <w:tc>
+                <w:tcPr/>
+                <w:p>
+                  <w:pPr>
+                    <w:pStyle w:val="Compact"/>
+                    <w:jc w:val="left"/>
+                    <w:jc w:val="center"/>
+                  </w:pPr>
+                  <w:r>
+                    <w:t xml:space="preserve">Withers height above 148 cm</w:t>
+                  </w:r>
+                </w:p>
+              </w:tc>
+              <w:tc>
+                <w:tcPr/>
+                <w:p>
+                  <w:pPr>
+                    <w:pStyle w:val="Compact"/>
+                  </w:pPr>
+                </w:p>
+              </w:tc>
+            </w:tr>
+            <w:tr>
+              <w:tc>
+                <w:tcPr/>
+                <w:p>
+                  <w:pPr>
+                    <w:pStyle w:val="Compact"/>
+                    <w:jc w:val="left"/>
+                    <w:jc w:val="center"/>
+                  </w:pPr>
+                  <w:r>
+                    <w:rPr>
+                      <w:rStyle w:val="VerbatimChar"/>
+                    </w:rPr>
+                    <w:t xml:space="preserve">LessOrEqualThan148cm</w:t>
+                  </w:r>
+                </w:p>
+              </w:tc>
+              <w:tc>
+                <w:tcPr/>
+                <w:p>
+                  <w:pPr>
+                    <w:pStyle w:val="Compact"/>
+                    <w:jc w:val="left"/>
+                    <w:jc w:val="center"/>
+                  </w:pPr>
+                  <w:r>
+                    <w:t xml:space="preserve">Withers height up to 148 cm</w:t>
+                  </w:r>
+                </w:p>
+              </w:tc>
+              <w:tc>
+                <w:tcPr/>
+                <w:p>
+                  <w:pPr>
+                    <w:pStyle w:val="Compact"/>
+                  </w:pPr>
+                </w:p>
+              </w:tc>
+            </w:tr>
+          </w:tbl>
+          <w:bookmarkEnd w:id="47"/>
+          <w:p/>
+        </w:tc>
+      </w:tr>
+    </w:tbl>
+    <w:bookmarkEnd w:id="48"/>
+    <w:bookmarkStart w:id="50" w:name="sec-codelist-gender"/>
+    <w:p>
+      <w:pPr>
+        <w:pStyle w:val="Heading2"/>
+      </w:pPr>
+      <w:r>
+        <w:t xml:space="preserve">3.6 Gender</w:t>
+      </w:r>
+    </w:p>
+    <w:tbl>
+      <w:tblPr>
+        <w:tblStyle w:val="Table"/>
+        <w:tblW w:type="pct" w:w="5000"/>
+        <w:tblLayout w:type="fixed"/>
+        <w:tblLook w:firstRow="0" w:lastRow="0" w:firstColumn="0" w:lastColumn="0" w:noHBand="0" w:noVBand="0" w:val="0000"/>
+      </w:tblPr>
+      <w:tblGrid>
+        <w:gridCol w:w="7920"/>
+      </w:tblGrid>
+      <w:tr>
+        <w:tc>
+          <w:tcPr/>
+          <w:bookmarkStart w:id="49" w:name="tbl-codelist-gender"/>
+          <w:p>
+            <w:pPr>
+              <w:jc w:val="center"/>
+            </w:pPr>
+            <w:pPr>
+              <w:jc w:val="left"/>
+              <w:spacing w:before="200"/>
+              <w:pStyle w:val="ImageCaption"/>
+            </w:pPr>
+            <w:r>
+              <w:t xml:space="preserve">Table 13: Values of the code list Gender</w:t>
+            </w:r>
+          </w:p>
+          <w:tbl>
+            <w:tblPr>
+              <w:tblStyle w:val="Table"/>
+              <w:tblW w:type="pct" w:w="5000"/>
+              <w:tblLayout w:type="fixed"/>
+              <w:tblLook w:firstRow="1" w:lastRow="0" w:firstColumn="0" w:lastColumn="0" w:noHBand="0" w:noVBand="0" w:val="0020"/>
+            </w:tblPr>
+            <w:tblGrid>
+              <w:gridCol w:w="1980"/>
+              <w:gridCol w:w="2376"/>
+              <w:gridCol w:w="3564"/>
+            </w:tblGrid>
+            <w:tr>
+              <w:trPr>
+                <w:tblHeader w:val="on"/>
+              </w:trPr>
+              <w:tc>
+                <w:tcPr/>
+                <w:p>
+                  <w:pPr>
+                    <w:pStyle w:val="Compact"/>
+                    <w:jc w:val="left"/>
+                    <w:jc w:val="center"/>
+                  </w:pPr>
+                  <w:r>
+                    <w:t xml:space="preserve">Value</w:t>
+                  </w:r>
+                </w:p>
+              </w:tc>
+              <w:tc>
+                <w:tcPr/>
+                <w:p>
+                  <w:pPr>
+                    <w:pStyle w:val="Compact"/>
+                    <w:jc w:val="left"/>
+                    <w:jc w:val="center"/>
+                  </w:pPr>
+                  <w:r>
+                    <w:t xml:space="preserve">Designation</w:t>
+                  </w:r>
+                </w:p>
+              </w:tc>
+              <w:tc>
+                <w:tcPr/>
+                <w:p>
+                  <w:pPr>
+                    <w:pStyle w:val="Compact"/>
+                    <w:jc w:val="left"/>
+                    <w:jc w:val="center"/>
+                  </w:pPr>
+                  <w:r>
+                    <w:t xml:space="preserve">Description</w:t>
+                  </w:r>
+                </w:p>
+              </w:tc>
+            </w:tr>
+            <w:tr>
+              <w:tc>
+                <w:tcPr/>
+                <w:p>
+                  <w:pPr>
+                    <w:pStyle w:val="Compact"/>
+                    <w:jc w:val="left"/>
+                    <w:jc w:val="center"/>
+                  </w:pPr>
+                  <w:r>
+                    <w:rPr>
+                      <w:rStyle w:val="VerbatimChar"/>
+                    </w:rPr>
+                    <w:t xml:space="preserve">Female</w:t>
+                  </w:r>
+                </w:p>
+              </w:tc>
+              <w:tc>
+                <w:tcPr/>
+                <w:p>
+                  <w:pPr>
+                    <w:pStyle w:val="Compact"/>
+                    <w:jc w:val="left"/>
+                    <w:jc w:val="center"/>
+                  </w:pPr>
+                  <w:r>
+                    <w:t xml:space="preserve">Female</w:t>
+                  </w:r>
+                </w:p>
+              </w:tc>
+              <w:tc>
+                <w:tcPr/>
+                <w:p>
+                  <w:pPr>
+                    <w:pStyle w:val="Compact"/>
+                  </w:pPr>
+                </w:p>
+              </w:tc>
+            </w:tr>
+            <w:tr>
+              <w:tc>
+                <w:tcPr/>
+                <w:p>
+                  <w:pPr>
+                    <w:pStyle w:val="Compact"/>
+                    <w:jc w:val="left"/>
+                    <w:jc w:val="center"/>
+                  </w:pPr>
+                  <w:r>
+                    <w:rPr>
+                      <w:rStyle w:val="VerbatimChar"/>
+                    </w:rPr>
+                    <w:t xml:space="preserve">Male</w:t>
+                  </w:r>
+                </w:p>
+              </w:tc>
+              <w:tc>
+                <w:tcPr/>
+                <w:p>
+                  <w:pPr>
+                    <w:pStyle w:val="Compact"/>
+                    <w:jc w:val="left"/>
+                    <w:jc w:val="center"/>
+                  </w:pPr>
+                  <w:r>
+                    <w:t xml:space="preserve">Male</w:t>
+                  </w:r>
+                </w:p>
+              </w:tc>
+              <w:tc>
+                <w:tcPr/>
+                <w:p>
+                  <w:pPr>
+                    <w:pStyle w:val="Compact"/>
+                  </w:pPr>
+                </w:p>
+              </w:tc>
+            </w:tr>
+          </w:tbl>
+          <w:bookmarkEnd w:id="49"/>
+          <w:p/>
+        </w:tc>
+      </w:tr>
+    </w:tbl>
+    <w:bookmarkEnd w:id="50"/>
+    <w:bookmarkStart w:id="52" w:name="sec-codelist-genus"/>
+    <w:p>
+      <w:pPr>
+        <w:pStyle w:val="Heading2"/>
+      </w:pPr>
+      <w:r>
+        <w:t xml:space="preserve">3.7 Genus</w:t>
+      </w:r>
+    </w:p>
+    <w:tbl>
+      <w:tblPr>
+        <w:tblStyle w:val="Table"/>
+        <w:tblW w:type="pct" w:w="5000"/>
+        <w:tblLayout w:type="fixed"/>
+        <w:tblLook w:firstRow="0" w:lastRow="0" w:firstColumn="0" w:lastColumn="0" w:noHBand="0" w:noVBand="0" w:val="0000"/>
+      </w:tblPr>
+      <w:tblGrid>
+        <w:gridCol w:w="7920"/>
+      </w:tblGrid>
+      <w:tr>
+        <w:tc>
+          <w:tcPr/>
+          <w:bookmarkStart w:id="51" w:name="tbl-codelist-genus"/>
+          <w:p>
+            <w:pPr>
+              <w:jc w:val="center"/>
+            </w:pPr>
+            <w:pPr>
+              <w:jc w:val="left"/>
+              <w:spacing w:before="200"/>
+              <w:pStyle w:val="ImageCaption"/>
+            </w:pPr>
+            <w:r>
+              <w:t xml:space="preserve">Table 14: Values of the code list Genus</w:t>
+            </w:r>
+          </w:p>
+          <w:tbl>
+            <w:tblPr>
+              <w:tblStyle w:val="Table"/>
+              <w:tblW w:type="pct" w:w="5000"/>
+              <w:tblLayout w:type="fixed"/>
+              <w:tblLook w:firstRow="1" w:lastRow="0" w:firstColumn="0" w:lastColumn="0" w:noHBand="0" w:noVBand="0" w:val="0020"/>
+            </w:tblPr>
+            <w:tblGrid>
+              <w:gridCol w:w="1980"/>
+              <w:gridCol w:w="2376"/>
+              <w:gridCol w:w="3564"/>
+            </w:tblGrid>
+            <w:tr>
+              <w:trPr>
+                <w:tblHeader w:val="on"/>
+              </w:trPr>
+              <w:tc>
+                <w:tcPr/>
+                <w:p>
+                  <w:pPr>
+                    <w:pStyle w:val="Compact"/>
+                    <w:jc w:val="left"/>
+                    <w:jc w:val="center"/>
+                  </w:pPr>
+                  <w:r>
+                    <w:t xml:space="preserve">Value</w:t>
+                  </w:r>
+                </w:p>
+              </w:tc>
+              <w:tc>
+                <w:tcPr/>
+                <w:p>
+                  <w:pPr>
+                    <w:pStyle w:val="Compact"/>
+                    <w:jc w:val="left"/>
+                    <w:jc w:val="center"/>
+                  </w:pPr>
+                  <w:r>
+                    <w:t xml:space="preserve">Designation</w:t>
+                  </w:r>
+                </w:p>
+              </w:tc>
+              <w:tc>
+                <w:tcPr/>
+                <w:p>
+                  <w:pPr>
+                    <w:pStyle w:val="Compact"/>
+                    <w:jc w:val="left"/>
+                    <w:jc w:val="center"/>
+                  </w:pPr>
+                  <w:r>
+                    <w:t xml:space="preserve">Description</w:t>
+                  </w:r>
+                </w:p>
+              </w:tc>
+            </w:tr>
+            <w:tr>
+              <w:tc>
+                <w:tcPr/>
+                <w:p>
+                  <w:pPr>
+                    <w:pStyle w:val="Compact"/>
+                    <w:jc w:val="left"/>
+                    <w:jc w:val="center"/>
+                  </w:pPr>
+                  <w:r>
+                    <w:rPr>
+                      <w:rStyle w:val="VerbatimChar"/>
+                    </w:rPr>
+                    <w:t xml:space="preserve">Camelid</w:t>
+                  </w:r>
+                </w:p>
+              </w:tc>
+              <w:tc>
+                <w:tcPr/>
+                <w:p>
+                  <w:pPr>
+                    <w:pStyle w:val="Compact"/>
+                    <w:jc w:val="left"/>
+                    <w:jc w:val="center"/>
+                  </w:pPr>
+                  <w:r>
+                    <w:t xml:space="preserve">Camelid</w:t>
+                  </w:r>
+                </w:p>
+              </w:tc>
+              <w:tc>
+                <w:tcPr/>
+                <w:p>
+                  <w:pPr>
+                    <w:pStyle w:val="Compact"/>
+                    <w:jc w:val="left"/>
+                    <w:jc w:val="center"/>
+                  </w:pPr>
+                  <w:r>
+                    <w:t xml:space="preserve">Neuweltkameliden</w:t>
+                  </w:r>
+                </w:p>
+              </w:tc>
+            </w:tr>
+            <w:tr>
+              <w:tc>
+                <w:tcPr/>
+                <w:p>
+                  <w:pPr>
+                    <w:pStyle w:val="Compact"/>
+                    <w:jc w:val="left"/>
+                    <w:jc w:val="center"/>
+                  </w:pPr>
+                  <w:r>
+                    <w:rPr>
+                      <w:rStyle w:val="VerbatimChar"/>
+                    </w:rPr>
+                    <w:t xml:space="preserve">Cattle</w:t>
+                  </w:r>
+                </w:p>
+              </w:tc>
+              <w:tc>
+                <w:tcPr/>
+                <w:p>
+                  <w:pPr>
+                    <w:pStyle w:val="Compact"/>
+                    <w:jc w:val="left"/>
+                    <w:jc w:val="center"/>
+                  </w:pPr>
+                  <w:r>
+                    <w:t xml:space="preserve">Cattle</w:t>
+                  </w:r>
+                </w:p>
+              </w:tc>
+              <w:tc>
+                <w:tcPr/>
+                <w:p>
+                  <w:pPr>
+                    <w:pStyle w:val="Compact"/>
+                    <w:jc w:val="left"/>
+                    <w:jc w:val="center"/>
+                  </w:pPr>
+                  <w:r>
+                    <w:t xml:space="preserve">Tiere der Rindergattung (Bos) und Wasserbüffel (Bubalus bubalis)</w:t>
+                  </w:r>
+                </w:p>
+              </w:tc>
+            </w:tr>
+            <w:tr>
+              <w:tc>
+                <w:tcPr/>
+                <w:p>
+                  <w:pPr>
+                    <w:pStyle w:val="Compact"/>
+                    <w:jc w:val="left"/>
+                    <w:jc w:val="center"/>
+                  </w:pPr>
+                  <w:r>
+                    <w:rPr>
+                      <w:rStyle w:val="VerbatimChar"/>
+                    </w:rPr>
+                    <w:t xml:space="preserve">Equid</w:t>
+                  </w:r>
+                </w:p>
+              </w:tc>
+              <w:tc>
+                <w:tcPr/>
+                <w:p>
+                  <w:pPr>
+                    <w:pStyle w:val="Compact"/>
+                    <w:jc w:val="left"/>
+                    <w:jc w:val="center"/>
+                  </w:pPr>
+                  <w:r>
+                    <w:t xml:space="preserve">Equid</w:t>
+                  </w:r>
+                </w:p>
+              </w:tc>
+              <w:tc>
+                <w:tcPr/>
+                <w:p>
+                  <w:pPr>
+                    <w:pStyle w:val="Compact"/>
+                    <w:jc w:val="left"/>
+                    <w:jc w:val="center"/>
+                  </w:pPr>
+                  <w:r>
+                    <w:t xml:space="preserve">Tiere der Pferdegattung (Pferd, Maultier, Maulesel, Esel)</w:t>
+                  </w:r>
+                </w:p>
+              </w:tc>
+            </w:tr>
+            <w:tr>
+              <w:tc>
+                <w:tcPr/>
+                <w:p>
+                  <w:pPr>
+                    <w:pStyle w:val="Compact"/>
+                    <w:jc w:val="left"/>
+                    <w:jc w:val="center"/>
+                  </w:pPr>
+                  <w:r>
+                    <w:rPr>
+                      <w:rStyle w:val="VerbatimChar"/>
+                    </w:rPr>
+                    <w:t xml:space="preserve">Game</w:t>
+                  </w:r>
+                </w:p>
+              </w:tc>
+              <w:tc>
+                <w:tcPr/>
+                <w:p>
+                  <w:pPr>
+                    <w:pStyle w:val="Compact"/>
+                    <w:jc w:val="left"/>
+                    <w:jc w:val="center"/>
+                  </w:pPr>
+                  <w:r>
+                    <w:t xml:space="preserve">Game</w:t>
+                  </w:r>
+                </w:p>
+              </w:tc>
+              <w:tc>
+                <w:tcPr/>
+                <w:p>
+                  <w:pPr>
+                    <w:pStyle w:val="Compact"/>
+                    <w:jc w:val="left"/>
+                    <w:jc w:val="center"/>
+                  </w:pPr>
+                  <w:r>
+                    <w:t xml:space="preserve">Wild in Gehegen</w:t>
+                  </w:r>
+                </w:p>
+              </w:tc>
+            </w:tr>
+            <w:tr>
+              <w:tc>
+                <w:tcPr/>
+                <w:p>
+                  <w:pPr>
+                    <w:pStyle w:val="Compact"/>
+                    <w:jc w:val="left"/>
+                    <w:jc w:val="center"/>
+                  </w:pPr>
+                  <w:r>
+                    <w:rPr>
+                      <w:rStyle w:val="VerbatimChar"/>
+                    </w:rPr>
+                    <w:t xml:space="preserve">Goat</w:t>
+                  </w:r>
+                </w:p>
+              </w:tc>
+              <w:tc>
+                <w:tcPr/>
+                <w:p>
+                  <w:pPr>
+                    <w:pStyle w:val="Compact"/>
+                    <w:jc w:val="left"/>
+                    <w:jc w:val="center"/>
+                  </w:pPr>
+                  <w:r>
+                    <w:t xml:space="preserve">Goat</w:t>
+                  </w:r>
+                </w:p>
+              </w:tc>
+              <w:tc>
+                <w:tcPr/>
+                <w:p>
+                  <w:pPr>
+                    <w:pStyle w:val="Compact"/>
+                  </w:pPr>
+                </w:p>
+              </w:tc>
+            </w:tr>
+            <w:tr>
+              <w:tc>
+                <w:tcPr/>
+                <w:p>
+                  <w:pPr>
+                    <w:pStyle w:val="Compact"/>
+                    <w:jc w:val="left"/>
+                    <w:jc w:val="center"/>
+                  </w:pPr>
+                  <w:r>
+                    <w:rPr>
+                      <w:rStyle w:val="VerbatimChar"/>
+                    </w:rPr>
+                    <w:t xml:space="preserve">Pig</w:t>
+                  </w:r>
+                </w:p>
+              </w:tc>
+              <w:tc>
+                <w:tcPr/>
+                <w:p>
+                  <w:pPr>
+                    <w:pStyle w:val="Compact"/>
+                    <w:jc w:val="left"/>
+                    <w:jc w:val="center"/>
+                  </w:pPr>
+                  <w:r>
+                    <w:t xml:space="preserve">Pig</w:t>
+                  </w:r>
+                </w:p>
+              </w:tc>
+              <w:tc>
+                <w:tcPr/>
+                <w:p>
+                  <w:pPr>
+                    <w:pStyle w:val="Compact"/>
+                  </w:pPr>
+                </w:p>
+              </w:tc>
+            </w:tr>
+            <w:tr>
+              <w:tc>
+                <w:tcPr/>
+                <w:p>
+                  <w:pPr>
+                    <w:pStyle w:val="Compact"/>
+                    <w:jc w:val="left"/>
+                    <w:jc w:val="center"/>
+                  </w:pPr>
+                  <w:r>
+                    <w:rPr>
+                      <w:rStyle w:val="VerbatimChar"/>
+                    </w:rPr>
+                    <w:t xml:space="preserve">Poultry</w:t>
+                  </w:r>
+                </w:p>
+              </w:tc>
+              <w:tc>
+                <w:tcPr/>
+                <w:p>
+                  <w:pPr>
+                    <w:pStyle w:val="Compact"/>
+                    <w:jc w:val="left"/>
+                    <w:jc w:val="center"/>
+                  </w:pPr>
+                  <w:r>
+                    <w:t xml:space="preserve">Poultry</w:t>
+                  </w:r>
+                </w:p>
+              </w:tc>
+              <w:tc>
+                <w:tcPr/>
+                <w:p>
+                  <w:pPr>
+                    <w:pStyle w:val="Compact"/>
+                  </w:pPr>
+                </w:p>
+              </w:tc>
+            </w:tr>
+            <w:tr>
+              <w:tc>
+                <w:tcPr/>
+                <w:p>
+                  <w:pPr>
+                    <w:pStyle w:val="Compact"/>
+                    <w:jc w:val="left"/>
+                    <w:jc w:val="center"/>
+                  </w:pPr>
+                  <w:r>
+                    <w:rPr>
+                      <w:rStyle w:val="VerbatimChar"/>
+                    </w:rPr>
+                    <w:t xml:space="preserve">Sheep</w:t>
+                  </w:r>
+                </w:p>
+              </w:tc>
+              <w:tc>
+                <w:tcPr/>
+                <w:p>
+                  <w:pPr>
+                    <w:pStyle w:val="Compact"/>
+                    <w:jc w:val="left"/>
+                    <w:jc w:val="center"/>
+                  </w:pPr>
+                  <w:r>
+                    <w:t xml:space="preserve">Sheep</w:t>
+                  </w:r>
+                </w:p>
+              </w:tc>
+              <w:tc>
+                <w:tcPr/>
+                <w:p>
+                  <w:pPr>
+                    <w:pStyle w:val="Compact"/>
+                  </w:pPr>
+                </w:p>
+              </w:tc>
+            </w:tr>
+          </w:tbl>
+          <w:bookmarkEnd w:id="51"/>
+          <w:p/>
+        </w:tc>
+      </w:tr>
+    </w:tbl>
+    <w:bookmarkEnd w:id="52"/>
+    <w:bookmarkStart w:id="54" w:name="sec-codelist-healthstatustype"/>
+    <w:p>
+      <w:pPr>
+        <w:pStyle w:val="Heading2"/>
+      </w:pPr>
+      <w:r>
+        <w:t xml:space="preserve">3.8 Health status type</w:t>
+      </w:r>
+    </w:p>
+    <w:tbl>
+      <w:tblPr>
+        <w:tblStyle w:val="Table"/>
+        <w:tblW w:type="pct" w:w="5000"/>
+        <w:tblLayout w:type="fixed"/>
+        <w:tblLook w:firstRow="0" w:lastRow="0" w:firstColumn="0" w:lastColumn="0" w:noHBand="0" w:noVBand="0" w:val="0000"/>
+      </w:tblPr>
+      <w:tblGrid>
+        <w:gridCol w:w="7920"/>
+      </w:tblGrid>
+      <w:tr>
+        <w:tc>
+          <w:tcPr/>
+          <w:bookmarkStart w:id="53" w:name="tbl-codelist-healthstatustype"/>
+          <w:p>
+            <w:pPr>
+              <w:jc w:val="center"/>
+            </w:pPr>
+            <w:pPr>
+              <w:jc w:val="left"/>
+              <w:spacing w:before="200"/>
+              <w:pStyle w:val="ImageCaption"/>
+            </w:pPr>
+            <w:r>
+              <w:t xml:space="preserve">Table 15: Values of the code list Health status type</w:t>
+            </w:r>
+          </w:p>
+          <w:tbl>
+            <w:tblPr>
+              <w:tblStyle w:val="Table"/>
+              <w:tblW w:type="pct" w:w="5000"/>
+              <w:tblLayout w:type="fixed"/>
+              <w:tblLook w:firstRow="1" w:lastRow="0" w:firstColumn="0" w:lastColumn="0" w:noHBand="0" w:noVBand="0" w:val="0020"/>
+            </w:tblPr>
+            <w:tblGrid>
+              <w:gridCol w:w="1980"/>
+              <w:gridCol w:w="2376"/>
+              <w:gridCol w:w="3564"/>
+            </w:tblGrid>
+            <w:tr>
+              <w:trPr>
+                <w:tblHeader w:val="on"/>
+              </w:trPr>
+              <w:tc>
+                <w:tcPr/>
+                <w:p>
+                  <w:pPr>
+                    <w:pStyle w:val="Compact"/>
+                    <w:jc w:val="left"/>
+                    <w:jc w:val="center"/>
+                  </w:pPr>
+                  <w:r>
+                    <w:t xml:space="preserve">Value</w:t>
+                  </w:r>
+                </w:p>
+              </w:tc>
+              <w:tc>
+                <w:tcPr/>
+                <w:p>
+                  <w:pPr>
+                    <w:pStyle w:val="Compact"/>
+                    <w:jc w:val="left"/>
+                    <w:jc w:val="center"/>
+                  </w:pPr>
+                  <w:r>
+                    <w:t xml:space="preserve">Designation</w:t>
+                  </w:r>
+                </w:p>
+              </w:tc>
+              <w:tc>
+                <w:tcPr/>
+                <w:p>
+                  <w:pPr>
+                    <w:pStyle w:val="Compact"/>
+                    <w:jc w:val="left"/>
+                    <w:jc w:val="center"/>
+                  </w:pPr>
+                  <w:r>
+                    <w:t xml:space="preserve">Description</w:t>
+                  </w:r>
+                </w:p>
+              </w:tc>
+            </w:tr>
+            <w:tr>
+              <w:tc>
+                <w:tcPr/>
+                <w:p>
+                  <w:pPr>
+                    <w:pStyle w:val="Compact"/>
+                    <w:jc w:val="left"/>
+                    <w:jc w:val="center"/>
+                  </w:pPr>
+                  <w:r>
+                    <w:rPr>
+                      <w:rStyle w:val="VerbatimChar"/>
+                    </w:rPr>
+                    <w:t xml:space="preserve">EpizooticStatus</w:t>
+                  </w:r>
+                </w:p>
+              </w:tc>
+              <w:tc>
+                <w:tcPr/>
+                <w:p>
+                  <w:pPr>
+                    <w:pStyle w:val="Compact"/>
+                    <w:jc w:val="left"/>
+                    <w:jc w:val="center"/>
+                  </w:pPr>
+                  <w:r>
+                    <w:t xml:space="preserve">Epizootic status</w:t>
+                  </w:r>
+                </w:p>
+              </w:tc>
+              <w:tc>
+                <w:tcPr/>
+                <w:p>
+                  <w:pPr>
+                    <w:pStyle w:val="Compact"/>
+                  </w:pPr>
+                </w:p>
+              </w:tc>
+            </w:tr>
+            <w:tr>
+              <w:tc>
+                <w:tcPr/>
+                <w:p>
+                  <w:pPr>
+                    <w:pStyle w:val="Compact"/>
+                    <w:jc w:val="left"/>
+                    <w:jc w:val="center"/>
+                  </w:pPr>
+                  <w:r>
+                    <w:rPr>
+                      <w:rStyle w:val="VerbatimChar"/>
+                    </w:rPr>
+                    <w:t xml:space="preserve">LaboratoryResult</w:t>
+                  </w:r>
+                </w:p>
+              </w:tc>
+              <w:tc>
+                <w:tcPr/>
+                <w:p>
+                  <w:pPr>
+                    <w:pStyle w:val="Compact"/>
+                    <w:jc w:val="left"/>
+                    <w:jc w:val="center"/>
+                  </w:pPr>
+                  <w:r>
+                    <w:t xml:space="preserve">Laboratory result</w:t>
+                  </w:r>
+                </w:p>
+              </w:tc>
+              <w:tc>
+                <w:tcPr/>
+                <w:p>
+                  <w:pPr>
+                    <w:pStyle w:val="Compact"/>
+                  </w:pPr>
+                </w:p>
+              </w:tc>
+            </w:tr>
+            <w:tr>
+              <w:tc>
+                <w:tcPr/>
+                <w:p>
+                  <w:pPr>
+                    <w:pStyle w:val="Compact"/>
+                    <w:jc w:val="left"/>
+                    <w:jc w:val="center"/>
+                  </w:pPr>
+                  <w:r>
+                    <w:rPr>
+                      <w:rStyle w:val="VerbatimChar"/>
+                    </w:rPr>
+                    <w:t xml:space="preserve">RiskStatus</w:t>
+                  </w:r>
+                </w:p>
+              </w:tc>
+              <w:tc>
+                <w:tcPr/>
+                <w:p>
+                  <w:pPr>
+                    <w:pStyle w:val="Compact"/>
+                    <w:jc w:val="left"/>
+                    <w:jc w:val="center"/>
+                  </w:pPr>
+                  <w:r>
+                    <w:t xml:space="preserve">Risk status</w:t>
+                  </w:r>
+                </w:p>
+              </w:tc>
+              <w:tc>
+                <w:tcPr/>
+                <w:p>
+                  <w:pPr>
+                    <w:pStyle w:val="Compact"/>
+                  </w:pPr>
+                </w:p>
+              </w:tc>
+            </w:tr>
+            <w:tr>
+              <w:tc>
+                <w:tcPr/>
+                <w:p>
+                  <w:pPr>
+                    <w:pStyle w:val="Compact"/>
+                    <w:jc w:val="left"/>
+                    <w:jc w:val="center"/>
+                  </w:pPr>
+                  <w:r>
+                    <w:rPr>
+                      <w:rStyle w:val="VerbatimChar"/>
+                    </w:rPr>
+                    <w:t xml:space="preserve">VaccinationStatus</w:t>
+                  </w:r>
+                </w:p>
+              </w:tc>
+              <w:tc>
+                <w:tcPr/>
+                <w:p>
+                  <w:pPr>
+                    <w:pStyle w:val="Compact"/>
+                    <w:jc w:val="left"/>
+                    <w:jc w:val="center"/>
+                  </w:pPr>
+                  <w:r>
+                    <w:t xml:space="preserve">Vaccination status</w:t>
+                  </w:r>
+                </w:p>
+              </w:tc>
+              <w:tc>
+                <w:tcPr/>
+                <w:p>
+                  <w:pPr>
+                    <w:pStyle w:val="Compact"/>
+                  </w:pPr>
+                </w:p>
+              </w:tc>
+            </w:tr>
+          </w:tbl>
+          <w:bookmarkEnd w:id="53"/>
+          <w:p/>
+        </w:tc>
+      </w:tr>
+    </w:tbl>
+    <w:bookmarkEnd w:id="54"/>
+    <w:bookmarkStart w:id="56" w:name="sec-codelist-localunithealthstatus"/>
+    <w:p>
+      <w:pPr>
+        <w:pStyle w:val="Heading2"/>
+      </w:pPr>
+      <w:r>
+        <w:t xml:space="preserve">3.9 Health status of a local unit</w:t>
+      </w:r>
+    </w:p>
+    <w:tbl>
+      <w:tblPr>
+        <w:tblStyle w:val="Table"/>
+        <w:tblW w:type="pct" w:w="5000"/>
+        <w:tblLayout w:type="fixed"/>
+        <w:tblLook w:firstRow="0" w:lastRow="0" w:firstColumn="0" w:lastColumn="0" w:noHBand="0" w:noVBand="0" w:val="0000"/>
+      </w:tblPr>
+      <w:tblGrid>
+        <w:gridCol w:w="7920"/>
+      </w:tblGrid>
+      <w:tr>
+        <w:tc>
+          <w:tcPr/>
+          <w:bookmarkStart w:id="55" w:name="tbl-codelist-localunithealthstatus"/>
+          <w:p>
+            <w:pPr>
+              <w:jc w:val="center"/>
+            </w:pPr>
+            <w:pPr>
+              <w:jc w:val="left"/>
+              <w:spacing w:before="200"/>
+              <w:pStyle w:val="ImageCaption"/>
+            </w:pPr>
+            <w:r>
+              <w:t xml:space="preserve">Table 16: Values of the code list Health status of a local unit</w:t>
+            </w:r>
+          </w:p>
+          <w:tbl>
+            <w:tblPr>
+              <w:tblStyle w:val="Table"/>
+              <w:tblW w:type="pct" w:w="5000"/>
+              <w:tblLayout w:type="fixed"/>
+              <w:tblLook w:firstRow="1" w:lastRow="0" w:firstColumn="0" w:lastColumn="0" w:noHBand="0" w:noVBand="0" w:val="0020"/>
+            </w:tblPr>
+            <w:tblGrid>
+              <w:gridCol w:w="1980"/>
+              <w:gridCol w:w="2376"/>
+              <w:gridCol w:w="3564"/>
+            </w:tblGrid>
+            <w:tr>
+              <w:trPr>
+                <w:tblHeader w:val="on"/>
+              </w:trPr>
+              <w:tc>
+                <w:tcPr/>
+                <w:p>
+                  <w:pPr>
+                    <w:pStyle w:val="Compact"/>
+                    <w:jc w:val="left"/>
+                    <w:jc w:val="center"/>
+                  </w:pPr>
+                  <w:r>
+                    <w:t xml:space="preserve">Value</w:t>
+                  </w:r>
+                </w:p>
+              </w:tc>
+              <w:tc>
+                <w:tcPr/>
+                <w:p>
+                  <w:pPr>
+                    <w:pStyle w:val="Compact"/>
+                    <w:jc w:val="left"/>
+                    <w:jc w:val="center"/>
+                  </w:pPr>
+                  <w:r>
+                    <w:t xml:space="preserve">Designation</w:t>
+                  </w:r>
+                </w:p>
+              </w:tc>
+              <w:tc>
+                <w:tcPr/>
+                <w:p>
+                  <w:pPr>
+                    <w:pStyle w:val="Compact"/>
+                    <w:jc w:val="left"/>
+                    <w:jc w:val="center"/>
+                  </w:pPr>
+                  <w:r>
+                    <w:t xml:space="preserve">Description</w:t>
+                  </w:r>
+                </w:p>
+              </w:tc>
+            </w:tr>
+            <w:tr>
+              <w:tc>
+                <w:tcPr/>
+                <w:p>
+                  <w:pPr>
+                    <w:pStyle w:val="Compact"/>
+                    <w:jc w:val="left"/>
+                    <w:jc w:val="center"/>
+                  </w:pPr>
+                  <w:r>
+                    <w:rPr>
+                      <w:rStyle w:val="VerbatimChar"/>
+                    </w:rPr>
+                    <w:t xml:space="preserve">Blocked</w:t>
+                  </w:r>
+                </w:p>
+              </w:tc>
+              <w:tc>
+                <w:tcPr/>
+                <w:p>
+                  <w:pPr>
+                    <w:pStyle w:val="Compact"/>
+                    <w:jc w:val="left"/>
+                    <w:jc w:val="center"/>
+                  </w:pPr>
+                  <w:r>
+                    <w:t xml:space="preserve">Blocked</w:t>
+                  </w:r>
+                </w:p>
+              </w:tc>
+              <w:tc>
+                <w:tcPr/>
+                <w:p>
+                  <w:pPr>
+                    <w:pStyle w:val="Compact"/>
+                    <w:jc w:val="left"/>
+                    <w:jc w:val="center"/>
+                  </w:pPr>
+                  <w:r>
+                    <w:t xml:space="preserve">Type: epizootic status</w:t>
+                  </w:r>
+                </w:p>
+              </w:tc>
+            </w:tr>
+            <w:tr>
+              <w:tc>
+                <w:tcPr/>
+                <w:p>
+                  <w:pPr>
+                    <w:pStyle w:val="Compact"/>
+                    <w:jc w:val="left"/>
+                    <w:jc w:val="center"/>
+                  </w:pPr>
+                  <w:r>
+                    <w:rPr>
+                      <w:rStyle w:val="VerbatimChar"/>
+                    </w:rPr>
+                    <w:t xml:space="preserve">Free</w:t>
+                  </w:r>
+                </w:p>
+              </w:tc>
+              <w:tc>
+                <w:tcPr/>
+                <w:p>
+                  <w:pPr>
+                    <w:pStyle w:val="Compact"/>
+                    <w:jc w:val="left"/>
+                    <w:jc w:val="center"/>
+                  </w:pPr>
+                  <w:r>
+                    <w:t xml:space="preserve">Free</w:t>
+                  </w:r>
+                </w:p>
+              </w:tc>
+              <w:tc>
+                <w:tcPr/>
+                <w:p>
+                  <w:pPr>
+                    <w:pStyle w:val="Compact"/>
+                    <w:jc w:val="left"/>
+                    <w:jc w:val="center"/>
+                  </w:pPr>
+                  <w:r>
+                    <w:t xml:space="preserve">Type: epizootic status</w:t>
+                  </w:r>
+                </w:p>
+              </w:tc>
+            </w:tr>
+            <w:tr>
+              <w:tc>
+                <w:tcPr/>
+                <w:p>
+                  <w:pPr>
+                    <w:pStyle w:val="Compact"/>
+                    <w:jc w:val="left"/>
+                    <w:jc w:val="center"/>
+                  </w:pPr>
+                  <w:r>
+                    <w:rPr>
+                      <w:rStyle w:val="VerbatimChar"/>
+                    </w:rPr>
+                    <w:t xml:space="preserve">High</w:t>
+                  </w:r>
+                </w:p>
+              </w:tc>
+              <w:tc>
+                <w:tcPr/>
+                <w:p>
+                  <w:pPr>
+                    <w:pStyle w:val="Compact"/>
+                    <w:jc w:val="left"/>
+                    <w:jc w:val="center"/>
+                  </w:pPr>
+                  <w:r>
+                    <w:t xml:space="preserve">High</w:t>
+                  </w:r>
+                </w:p>
+              </w:tc>
+              <w:tc>
+                <w:tcPr/>
+                <w:p>
+                  <w:pPr>
+                    <w:pStyle w:val="Compact"/>
+                    <w:jc w:val="left"/>
+                    <w:jc w:val="center"/>
+                  </w:pPr>
+                  <w:r>
+                    <w:t xml:space="preserve">Type: risk status</w:t>
+                  </w:r>
+                </w:p>
+              </w:tc>
+            </w:tr>
+            <w:tr>
+              <w:tc>
+                <w:tcPr/>
+                <w:p>
+                  <w:pPr>
+                    <w:pStyle w:val="Compact"/>
+                    <w:jc w:val="left"/>
+                    <w:jc w:val="center"/>
+                  </w:pPr>
+                  <w:r>
+                    <w:rPr>
+                      <w:rStyle w:val="VerbatimChar"/>
+                    </w:rPr>
+                    <w:t xml:space="preserve">Low</w:t>
+                  </w:r>
+                </w:p>
+              </w:tc>
+              <w:tc>
+                <w:tcPr/>
+                <w:p>
+                  <w:pPr>
+                    <w:pStyle w:val="Compact"/>
+                    <w:jc w:val="left"/>
+                    <w:jc w:val="center"/>
+                  </w:pPr>
+                  <w:r>
+                    <w:t xml:space="preserve">Low</w:t>
+                  </w:r>
+                </w:p>
+              </w:tc>
+              <w:tc>
+                <w:tcPr/>
+                <w:p>
+                  <w:pPr>
+                    <w:pStyle w:val="Compact"/>
+                    <w:jc w:val="left"/>
+                    <w:jc w:val="center"/>
+                  </w:pPr>
+                  <w:r>
+                    <w:t xml:space="preserve">Type: risk status</w:t>
+                  </w:r>
+                </w:p>
+              </w:tc>
+            </w:tr>
+            <w:tr>
+              <w:tc>
+                <w:tcPr/>
+                <w:p>
+                  <w:pPr>
+                    <w:pStyle w:val="Compact"/>
+                    <w:jc w:val="left"/>
+                    <w:jc w:val="center"/>
+                  </w:pPr>
+                  <w:r>
+                    <w:rPr>
+                      <w:rStyle w:val="VerbatimChar"/>
+                    </w:rPr>
+                    <w:t xml:space="preserve">Medium</w:t>
+                  </w:r>
+                </w:p>
+              </w:tc>
+              <w:tc>
+                <w:tcPr/>
+                <w:p>
+                  <w:pPr>
+                    <w:pStyle w:val="Compact"/>
+                    <w:jc w:val="left"/>
+                    <w:jc w:val="center"/>
+                  </w:pPr>
+                  <w:r>
+                    <w:t xml:space="preserve">Medium</w:t>
+                  </w:r>
+                </w:p>
+              </w:tc>
+              <w:tc>
+                <w:tcPr/>
+                <w:p>
+                  <w:pPr>
+                    <w:pStyle w:val="Compact"/>
+                    <w:jc w:val="left"/>
+                    <w:jc w:val="center"/>
+                  </w:pPr>
+                  <w:r>
+                    <w:t xml:space="preserve">Type: risk status</w:t>
+                  </w:r>
+                </w:p>
+              </w:tc>
+            </w:tr>
+            <w:tr>
+              <w:tc>
+                <w:tcPr/>
+                <w:p>
+                  <w:pPr>
+                    <w:pStyle w:val="Compact"/>
+                    <w:jc w:val="left"/>
+                    <w:jc w:val="center"/>
+                  </w:pPr>
+                  <w:r>
+                    <w:rPr>
+                      <w:rStyle w:val="VerbatimChar"/>
+                    </w:rPr>
+                    <w:t xml:space="preserve">Negative</w:t>
+                  </w:r>
+                </w:p>
+              </w:tc>
+              <w:tc>
+                <w:tcPr/>
+                <w:p>
+                  <w:pPr>
+                    <w:pStyle w:val="Compact"/>
+                    <w:jc w:val="left"/>
+                    <w:jc w:val="center"/>
+                  </w:pPr>
+                  <w:r>
+                    <w:t xml:space="preserve">Negative</w:t>
+                  </w:r>
+                </w:p>
+              </w:tc>
+              <w:tc>
+                <w:tcPr/>
+                <w:p>
+                  <w:pPr>
+                    <w:pStyle w:val="Compact"/>
+                    <w:jc w:val="left"/>
+                    <w:jc w:val="center"/>
+                  </w:pPr>
+                  <w:r>
+                    <w:t xml:space="preserve">Type: laboratory result</w:t>
+                  </w:r>
+                </w:p>
+              </w:tc>
+            </w:tr>
+            <w:tr>
+              <w:tc>
+                <w:tcPr/>
+                <w:p>
+                  <w:pPr>
+                    <w:pStyle w:val="Compact"/>
+                    <w:jc w:val="left"/>
+                    <w:jc w:val="center"/>
+                  </w:pPr>
+                  <w:r>
+                    <w:rPr>
+                      <w:rStyle w:val="VerbatimChar"/>
+                    </w:rPr>
+                    <w:t xml:space="preserve">NotTested</w:t>
+                  </w:r>
+                </w:p>
+              </w:tc>
+              <w:tc>
+                <w:tcPr/>
+                <w:p>
+                  <w:pPr>
+                    <w:pStyle w:val="Compact"/>
+                    <w:jc w:val="left"/>
+                    <w:jc w:val="center"/>
+                  </w:pPr>
+                  <w:r>
+                    <w:t xml:space="preserve">Not tested</w:t>
+                  </w:r>
+                </w:p>
+              </w:tc>
+              <w:tc>
+                <w:tcPr/>
+                <w:p>
+                  <w:pPr>
+                    <w:pStyle w:val="Compact"/>
+                    <w:jc w:val="left"/>
+                    <w:jc w:val="center"/>
+                  </w:pPr>
+                  <w:r>
+                    <w:t xml:space="preserve">Type: epizootic status</w:t>
+                  </w:r>
+                </w:p>
+              </w:tc>
+            </w:tr>
+            <w:tr>
+              <w:tc>
+                <w:tcPr/>
+                <w:p>
+                  <w:pPr>
+                    <w:pStyle w:val="Compact"/>
+                    <w:jc w:val="left"/>
+                    <w:jc w:val="center"/>
+                  </w:pPr>
+                  <w:r>
+                    <w:rPr>
+                      <w:rStyle w:val="VerbatimChar"/>
+                    </w:rPr>
+                    <w:t xml:space="preserve">Positive</w:t>
+                  </w:r>
+                </w:p>
+              </w:tc>
+              <w:tc>
+                <w:tcPr/>
+                <w:p>
+                  <w:pPr>
+                    <w:pStyle w:val="Compact"/>
+                    <w:jc w:val="left"/>
+                    <w:jc w:val="center"/>
+                  </w:pPr>
+                  <w:r>
+                    <w:t xml:space="preserve">Positive</w:t>
+                  </w:r>
+                </w:p>
+              </w:tc>
+              <w:tc>
+                <w:tcPr/>
+                <w:p>
+                  <w:pPr>
+                    <w:pStyle w:val="Compact"/>
+                    <w:jc w:val="left"/>
+                    <w:jc w:val="center"/>
+                  </w:pPr>
+                  <w:r>
+                    <w:t xml:space="preserve">Type: laboratory result</w:t>
+                  </w:r>
+                </w:p>
+              </w:tc>
+            </w:tr>
+          </w:tbl>
+          <w:bookmarkEnd w:id="55"/>
+          <w:p/>
+        </w:tc>
+      </w:tr>
+    </w:tbl>
+    <w:bookmarkEnd w:id="56"/>
+    <w:bookmarkStart w:id="58" w:name="sec-codelist-notificationtype"/>
+    <w:p>
+      <w:pPr>
+        <w:pStyle w:val="Heading2"/>
+      </w:pPr>
+      <w:r>
+        <w:t xml:space="preserve">3.10 Notification type</w:t>
+      </w:r>
+    </w:p>
+    <w:tbl>
+      <w:tblPr>
+        <w:tblStyle w:val="Table"/>
+        <w:tblW w:type="pct" w:w="5000"/>
+        <w:tblLayout w:type="fixed"/>
+        <w:tblLook w:firstRow="0" w:lastRow="0" w:firstColumn="0" w:lastColumn="0" w:noHBand="0" w:noVBand="0" w:val="0000"/>
+      </w:tblPr>
+      <w:tblGrid>
+        <w:gridCol w:w="7920"/>
+      </w:tblGrid>
+      <w:tr>
+        <w:tc>
+          <w:tcPr/>
+          <w:bookmarkStart w:id="57" w:name="tbl-codelist-notificationtype"/>
+          <w:p>
+            <w:pPr>
+              <w:jc w:val="center"/>
+            </w:pPr>
+            <w:pPr>
+              <w:jc w:val="left"/>
+              <w:spacing w:before="200"/>
+              <w:pStyle w:val="ImageCaption"/>
+            </w:pPr>
+            <w:r>
+              <w:t xml:space="preserve">Table 17: Values of the code list Notification type</w:t>
+            </w:r>
+          </w:p>
+          <w:tbl>
+            <w:tblPr>
+              <w:tblStyle w:val="Table"/>
+              <w:tblW w:type="pct" w:w="5000"/>
+              <w:tblLayout w:type="fixed"/>
+              <w:tblLook w:firstRow="1" w:lastRow="0" w:firstColumn="0" w:lastColumn="0" w:noHBand="0" w:noVBand="0" w:val="0020"/>
+            </w:tblPr>
+            <w:tblGrid>
+              <w:gridCol w:w="1980"/>
+              <w:gridCol w:w="2376"/>
+              <w:gridCol w:w="3564"/>
+            </w:tblGrid>
+            <w:tr>
+              <w:trPr>
+                <w:tblHeader w:val="on"/>
+              </w:trPr>
+              <w:tc>
+                <w:tcPr/>
+                <w:p>
+                  <w:pPr>
+                    <w:pStyle w:val="Compact"/>
+                    <w:jc w:val="left"/>
+                    <w:jc w:val="center"/>
+                  </w:pPr>
+                  <w:r>
+                    <w:t xml:space="preserve">Value</w:t>
+                  </w:r>
+                </w:p>
+              </w:tc>
+              <w:tc>
+                <w:tcPr/>
+                <w:p>
+                  <w:pPr>
+                    <w:pStyle w:val="Compact"/>
+                    <w:jc w:val="left"/>
+                    <w:jc w:val="center"/>
+                  </w:pPr>
+                  <w:r>
+                    <w:t xml:space="preserve">Designation</w:t>
+                  </w:r>
+                </w:p>
+              </w:tc>
+              <w:tc>
+                <w:tcPr/>
+                <w:p>
+                  <w:pPr>
+                    <w:pStyle w:val="Compact"/>
+                    <w:jc w:val="left"/>
+                    <w:jc w:val="center"/>
+                  </w:pPr>
+                  <w:r>
+                    <w:t xml:space="preserve">Description</w:t>
+                  </w:r>
+                </w:p>
+              </w:tc>
+            </w:tr>
+            <w:tr>
+              <w:tc>
+                <w:tcPr/>
+                <w:p>
+                  <w:pPr>
+                    <w:pStyle w:val="Compact"/>
+                    <w:jc w:val="left"/>
+                    <w:jc w:val="center"/>
+                  </w:pPr>
+                  <w:r>
+                    <w:rPr>
+                      <w:rStyle w:val="VerbatimChar"/>
+                    </w:rPr>
+                    <w:t xml:space="preserve">Arrival</w:t>
+                  </w:r>
+                </w:p>
+              </w:tc>
+              <w:tc>
+                <w:tcPr/>
+                <w:p>
+                  <w:pPr>
+                    <w:pStyle w:val="Compact"/>
+                    <w:jc w:val="left"/>
+                    <w:jc w:val="center"/>
+                  </w:pPr>
+                  <w:r>
+                    <w:t xml:space="preserve">Arrival</w:t>
+                  </w:r>
+                </w:p>
+              </w:tc>
+              <w:tc>
+                <w:tcPr/>
+                <w:p>
+                  <w:pPr>
+                    <w:pStyle w:val="Compact"/>
+                    <w:jc w:val="left"/>
+                    <w:jc w:val="center"/>
+                  </w:pPr>
+                  <w:r>
+                    <w:t xml:space="preserve">Not for equids</w:t>
+                  </w:r>
+                </w:p>
+              </w:tc>
+            </w:tr>
+            <w:tr>
+              <w:tc>
+                <w:tcPr/>
+                <w:p>
+                  <w:pPr>
+                    <w:pStyle w:val="Compact"/>
+                    <w:jc w:val="left"/>
+                    <w:jc w:val="center"/>
+                  </w:pPr>
+                  <w:r>
+                    <w:rPr>
+                      <w:rStyle w:val="VerbatimChar"/>
+                    </w:rPr>
+                    <w:t xml:space="preserve">Birth</w:t>
+                  </w:r>
+                </w:p>
+              </w:tc>
+              <w:tc>
+                <w:tcPr/>
+                <w:p>
+                  <w:pPr>
+                    <w:pStyle w:val="Compact"/>
+                    <w:jc w:val="left"/>
+                    <w:jc w:val="center"/>
+                  </w:pPr>
+                  <w:r>
+                    <w:t xml:space="preserve">Birth</w:t>
+                  </w:r>
+                </w:p>
+              </w:tc>
+              <w:tc>
+                <w:tcPr/>
+                <w:p>
+                  <w:pPr>
+                    <w:pStyle w:val="Compact"/>
+                  </w:pPr>
+                </w:p>
+              </w:tc>
+            </w:tr>
+            <w:tr>
+              <w:tc>
+                <w:tcPr/>
+                <w:p>
+                  <w:pPr>
+                    <w:pStyle w:val="Compact"/>
+                    <w:jc w:val="left"/>
+                    <w:jc w:val="center"/>
+                  </w:pPr>
+                  <w:r>
+                    <w:rPr>
+                      <w:rStyle w:val="VerbatimChar"/>
+                    </w:rPr>
+                    <w:t xml:space="preserve">DayStay</w:t>
+                  </w:r>
+                </w:p>
+              </w:tc>
+              <w:tc>
+                <w:tcPr/>
+                <w:p>
+                  <w:pPr>
+                    <w:pStyle w:val="Compact"/>
+                    <w:jc w:val="left"/>
+                    <w:jc w:val="center"/>
+                  </w:pPr>
+                  <w:r>
+                    <w:t xml:space="preserve">Day stay</w:t>
+                  </w:r>
+                </w:p>
+              </w:tc>
+              <w:tc>
+                <w:tcPr/>
+                <w:p>
+                  <w:pPr>
+                    <w:pStyle w:val="Compact"/>
+                    <w:jc w:val="left"/>
+                    <w:jc w:val="center"/>
+                  </w:pPr>
+                  <w:r>
+                    <w:t xml:space="preserve">Not for equids</w:t>
+                  </w:r>
+                </w:p>
+              </w:tc>
+            </w:tr>
+            <w:tr>
+              <w:tc>
+                <w:tcPr/>
+                <w:p>
+                  <w:pPr>
+                    <w:pStyle w:val="Compact"/>
+                    <w:jc w:val="left"/>
+                    <w:jc w:val="center"/>
+                  </w:pPr>
+                  <w:r>
+                    <w:rPr>
+                      <w:rStyle w:val="VerbatimChar"/>
+                    </w:rPr>
+                    <w:t xml:space="preserve">DeathBirth</w:t>
+                  </w:r>
+                </w:p>
+              </w:tc>
+              <w:tc>
+                <w:tcPr/>
+                <w:p>
+                  <w:pPr>
+                    <w:pStyle w:val="Compact"/>
+                    <w:jc w:val="left"/>
+                    <w:jc w:val="center"/>
+                  </w:pPr>
+                  <w:r>
+                    <w:t xml:space="preserve">Stillbirth</w:t>
+                  </w:r>
+                </w:p>
+              </w:tc>
+              <w:tc>
+                <w:tcPr/>
+                <w:p>
+                  <w:pPr>
+                    <w:pStyle w:val="Compact"/>
+                    <w:jc w:val="left"/>
+                    <w:jc w:val="center"/>
+                  </w:pPr>
+                  <w:r>
+                    <w:t xml:space="preserve">Not for equids</w:t>
+                  </w:r>
+                </w:p>
+              </w:tc>
+            </w:tr>
+            <w:tr>
+              <w:tc>
+                <w:tcPr/>
+                <w:p>
+                  <w:pPr>
+                    <w:pStyle w:val="Compact"/>
+                    <w:jc w:val="left"/>
+                    <w:jc w:val="center"/>
+                  </w:pPr>
+                  <w:r>
+                    <w:rPr>
+                      <w:rStyle w:val="VerbatimChar"/>
+                    </w:rPr>
+                    <w:t xml:space="preserve">Deceased</w:t>
+                  </w:r>
+                </w:p>
+              </w:tc>
+              <w:tc>
+                <w:tcPr/>
+                <w:p>
+                  <w:pPr>
+                    <w:pStyle w:val="Compact"/>
+                    <w:jc w:val="left"/>
+                    <w:jc w:val="center"/>
+                  </w:pPr>
+                  <w:r>
+                    <w:t xml:space="preserve">Death</w:t>
+                  </w:r>
+                </w:p>
+              </w:tc>
+              <w:tc>
+                <w:tcPr/>
+                <w:p>
+                  <w:pPr>
+                    <w:pStyle w:val="Compact"/>
+                    <w:jc w:val="left"/>
+                    <w:jc w:val="center"/>
+                  </w:pPr>
+                  <w:r>
+                    <w:t xml:space="preserve">For equids: euthanasia</w:t>
+                  </w:r>
+                </w:p>
+              </w:tc>
+            </w:tr>
+            <w:tr>
+              <w:tc>
+                <w:tcPr/>
+                <w:p>
+                  <w:pPr>
+                    <w:pStyle w:val="Compact"/>
+                    <w:jc w:val="left"/>
+                    <w:jc w:val="center"/>
+                  </w:pPr>
+                  <w:r>
+                    <w:rPr>
+                      <w:rStyle w:val="VerbatimChar"/>
+                    </w:rPr>
+                    <w:t xml:space="preserve">Export</w:t>
+                  </w:r>
+                </w:p>
+              </w:tc>
+              <w:tc>
+                <w:tcPr/>
+                <w:p>
+                  <w:pPr>
+                    <w:pStyle w:val="Compact"/>
+                    <w:jc w:val="left"/>
+                    <w:jc w:val="center"/>
+                  </w:pPr>
+                  <w:r>
+                    <w:t xml:space="preserve">Export</w:t>
+                  </w:r>
+                </w:p>
+              </w:tc>
+              <w:tc>
+                <w:tcPr/>
+                <w:p>
+                  <w:pPr>
+                    <w:pStyle w:val="Compact"/>
+                    <w:jc w:val="left"/>
+                    <w:jc w:val="center"/>
+                  </w:pPr>
+                  <w:r>
+                    <w:t xml:space="preserve">For equids: transfer of ownership abroad</w:t>
+                  </w:r>
+                </w:p>
+              </w:tc>
+            </w:tr>
+            <w:tr>
+              <w:tc>
+                <w:tcPr/>
+                <w:p>
+                  <w:pPr>
+                    <w:pStyle w:val="Compact"/>
+                    <w:jc w:val="left"/>
+                    <w:jc w:val="center"/>
+                  </w:pPr>
+                  <w:r>
+                    <w:rPr>
+                      <w:rStyle w:val="VerbatimChar"/>
+                    </w:rPr>
+                    <w:t xml:space="preserve">FirstRegistration</w:t>
+                  </w:r>
+                </w:p>
+              </w:tc>
+              <w:tc>
+                <w:tcPr/>
+                <w:p>
+                  <w:pPr>
+                    <w:pStyle w:val="Compact"/>
+                    <w:jc w:val="left"/>
+                    <w:jc w:val="center"/>
+                  </w:pPr>
+                  <w:r>
+                    <w:t xml:space="preserve">First registration</w:t>
+                  </w:r>
+                </w:p>
+              </w:tc>
+              <w:tc>
+                <w:tcPr/>
+                <w:p>
+                  <w:pPr>
+                    <w:pStyle w:val="Compact"/>
+                  </w:pPr>
+                </w:p>
+              </w:tc>
+            </w:tr>
+            <w:tr>
+              <w:tc>
+                <w:tcPr/>
+                <w:p>
+                  <w:pPr>
+                    <w:pStyle w:val="Compact"/>
+                    <w:jc w:val="left"/>
+                    <w:jc w:val="center"/>
+                  </w:pPr>
+                  <w:r>
+                    <w:rPr>
+                      <w:rStyle w:val="VerbatimChar"/>
+                    </w:rPr>
+                    <w:t xml:space="preserve">Import</w:t>
+                  </w:r>
+                </w:p>
+              </w:tc>
+              <w:tc>
+                <w:tcPr/>
+                <w:p>
+                  <w:pPr>
+                    <w:pStyle w:val="Compact"/>
+                    <w:jc w:val="left"/>
+                    <w:jc w:val="center"/>
+                  </w:pPr>
+                  <w:r>
+                    <w:t xml:space="preserve">Import</w:t>
+                  </w:r>
+                </w:p>
+              </w:tc>
+              <w:tc>
+                <w:tcPr/>
+                <w:p>
+                  <w:pPr>
+                    <w:pStyle w:val="Compact"/>
+                  </w:pPr>
+                </w:p>
+              </w:tc>
+            </w:tr>
+            <w:tr>
+              <w:tc>
+                <w:tcPr/>
+                <w:p>
+                  <w:pPr>
+                    <w:pStyle w:val="Compact"/>
+                    <w:jc w:val="left"/>
+                    <w:jc w:val="center"/>
+                  </w:pPr>
+                  <w:r>
+                    <w:rPr>
+                      <w:rStyle w:val="VerbatimChar"/>
+                    </w:rPr>
+                    <w:t xml:space="preserve">ImportAfterExport</w:t>
+                  </w:r>
+                </w:p>
+              </w:tc>
+              <w:tc>
+                <w:tcPr/>
+                <w:p>
+                  <w:pPr>
+                    <w:pStyle w:val="Compact"/>
+                    <w:jc w:val="left"/>
+                    <w:jc w:val="center"/>
+                  </w:pPr>
+                  <w:r>
+                    <w:t xml:space="preserve">Import after export</w:t>
+                  </w:r>
+                </w:p>
+              </w:tc>
+              <w:tc>
+                <w:tcPr/>
+                <w:p>
+                  <w:pPr>
+                    <w:pStyle w:val="Compact"/>
+                    <w:jc w:val="left"/>
+                    <w:jc w:val="center"/>
+                  </w:pPr>
+                  <w:r>
+                    <w:t xml:space="preserve">Not for equids</w:t>
+                  </w:r>
+                </w:p>
+              </w:tc>
+            </w:tr>
+            <w:tr>
+              <w:tc>
+                <w:tcPr/>
+                <w:p>
+                  <w:pPr>
+                    <w:pStyle w:val="Compact"/>
+                    <w:jc w:val="left"/>
+                    <w:jc w:val="center"/>
+                  </w:pPr>
+                  <w:r>
+                    <w:rPr>
+                      <w:rStyle w:val="VerbatimChar"/>
+                    </w:rPr>
+                    <w:t xml:space="preserve">Leaving</w:t>
+                  </w:r>
+                </w:p>
+              </w:tc>
+              <w:tc>
+                <w:tcPr/>
+                <w:p>
+                  <w:pPr>
+                    <w:pStyle w:val="Compact"/>
+                    <w:jc w:val="left"/>
+                    <w:jc w:val="center"/>
+                  </w:pPr>
+                  <w:r>
+                    <w:t xml:space="preserve">Departure</w:t>
+                  </w:r>
+                </w:p>
+              </w:tc>
+              <w:tc>
+                <w:tcPr/>
+                <w:p>
+                  <w:pPr>
+                    <w:pStyle w:val="Compact"/>
+                    <w:jc w:val="left"/>
+                    <w:jc w:val="center"/>
+                  </w:pPr>
+                  <w:r>
+                    <w:t xml:space="preserve">Not for equids</w:t>
+                  </w:r>
+                </w:p>
+              </w:tc>
+            </w:tr>
+            <w:tr>
+              <w:tc>
+                <w:tcPr/>
+                <w:p>
+                  <w:pPr>
+                    <w:pStyle w:val="Compact"/>
+                    <w:jc w:val="left"/>
+                    <w:jc w:val="center"/>
+                  </w:pPr>
+                  <w:r>
+                    <w:rPr>
+                      <w:rStyle w:val="VerbatimChar"/>
+                    </w:rPr>
+                    <w:t xml:space="preserve">LocationChange</w:t>
+                  </w:r>
+                </w:p>
+              </w:tc>
+              <w:tc>
+                <w:tcPr/>
+                <w:p>
+                  <w:pPr>
+                    <w:pStyle w:val="Compact"/>
+                    <w:jc w:val="left"/>
+                    <w:jc w:val="center"/>
+                  </w:pPr>
+                  <w:r>
+                    <w:t xml:space="preserve">Change of location</w:t>
+                  </w:r>
+                </w:p>
+              </w:tc>
+              <w:tc>
+                <w:tcPr/>
+                <w:p>
+                  <w:pPr>
+                    <w:pStyle w:val="Compact"/>
+                    <w:jc w:val="left"/>
+                    <w:jc w:val="center"/>
+                  </w:pPr>
+                  <w:r>
+                    <w:t xml:space="preserve">For equids only</w:t>
+                  </w:r>
+                </w:p>
+              </w:tc>
+            </w:tr>
+            <w:tr>
+              <w:tc>
+                <w:tcPr/>
+                <w:p>
+                  <w:pPr>
+                    <w:pStyle w:val="Compact"/>
+                    <w:jc w:val="left"/>
+                    <w:jc w:val="center"/>
+                  </w:pPr>
+                  <w:r>
+                    <w:rPr>
+                      <w:rStyle w:val="VerbatimChar"/>
+                    </w:rPr>
+                    <w:t xml:space="preserve">OnFarmSlaughter</w:t>
+                  </w:r>
+                </w:p>
+              </w:tc>
+              <w:tc>
+                <w:tcPr/>
+                <w:p>
+                  <w:pPr>
+                    <w:pStyle w:val="Compact"/>
+                    <w:jc w:val="left"/>
+                    <w:jc w:val="center"/>
+                  </w:pPr>
+                  <w:r>
+                    <w:t xml:space="preserve">On-farm slaughter</w:t>
+                  </w:r>
+                </w:p>
+              </w:tc>
+              <w:tc>
+                <w:tcPr/>
+                <w:p>
+                  <w:pPr>
+                    <w:pStyle w:val="Compact"/>
+                    <w:jc w:val="left"/>
+                    <w:jc w:val="center"/>
+                  </w:pPr>
+                  <w:r>
+                    <w:t xml:space="preserve">Not for equids</w:t>
+                  </w:r>
+                </w:p>
+              </w:tc>
+            </w:tr>
+            <w:tr>
+              <w:tc>
+                <w:tcPr/>
+                <w:p>
+                  <w:pPr>
+                    <w:pStyle w:val="Compact"/>
+                    <w:jc w:val="left"/>
+                    <w:jc w:val="center"/>
+                  </w:pPr>
+                  <w:r>
+                    <w:rPr>
+                      <w:rStyle w:val="VerbatimChar"/>
+                    </w:rPr>
+                    <w:t xml:space="preserve">Slaughter</w:t>
+                  </w:r>
+                </w:p>
+              </w:tc>
+              <w:tc>
+                <w:tcPr/>
+                <w:p>
+                  <w:pPr>
+                    <w:pStyle w:val="Compact"/>
+                    <w:jc w:val="left"/>
+                    <w:jc w:val="center"/>
+                  </w:pPr>
+                  <w:r>
+                    <w:t xml:space="preserve">Slaughter</w:t>
+                  </w:r>
+                </w:p>
+              </w:tc>
+              <w:tc>
+                <w:tcPr/>
+                <w:p>
+                  <w:pPr>
+                    <w:pStyle w:val="Compact"/>
+                  </w:pPr>
+                </w:p>
+              </w:tc>
+            </w:tr>
+          </w:tbl>
+          <w:bookmarkEnd w:id="57"/>
+          <w:p/>
+        </w:tc>
+      </w:tr>
+    </w:tbl>
+    <w:bookmarkEnd w:id="58"/>
+    <w:bookmarkEnd w:id="59"/>
+    <w:bookmarkStart w:id="60" w:name="sec-safety-consideration"/>
+    <w:p>
+      <w:pPr>
+        <w:pStyle w:val="Heading1"/>
+      </w:pPr>
+      <w:r>
+        <w:t xml:space="preserve">4. Safety considerations</w:t>
+      </w:r>
+    </w:p>
+    <w:p>
+      <w:pPr>
+        <w:pStyle w:val="FirstParagraph"/>
+      </w:pPr>
+      <w:r>
+        <w:t xml:space="preserve">Information about the explicitly relevant legal bases or a note that during the implementation the rele-vant legal bases must be observed.</w:t>
+      </w:r>
+    </w:p>
+    <w:bookmarkEnd w:id="60"/>
+    <w:bookmarkStart w:id="61" w:name="sec-disclaimer"/>
+    <w:p>
+      <w:pPr>
+        <w:pStyle w:val="Heading1"/>
+      </w:pPr>
+      <w:r>
+        <w:t xml:space="preserve">5. Disclaimer</w:t>
+      </w:r>
+    </w:p>
+    <w:p>
+      <w:pPr>
+        <w:pStyle w:val="FirstParagraph"/>
+      </w:pPr>
+      <w:r>
+        <w:t xml:space="preserve">eCH-standards which the registered association eCH provides the user free of charge or which make reference to eCH shall only have the status of recommendations. The registered association eCH will not be liable in any event for any decisions made or measures taken by the user based on these documents. The user will be responsible for verifying the documents himself prior to their use and to seek advice if required. eCH-standards can and shall not replace the technical, organizational or legal advice in the individual case.</w:t>
+      </w:r>
+    </w:p>
+    <w:p>
+      <w:pPr>
+        <w:pStyle w:val="BodyText"/>
+      </w:pPr>
+      <w:r>
+        <w:t xml:space="preserve">Documents, procedures, methods, products and standards that are made reference to in eCH-standards are possibly protected by trademarks, copyrights or patents. It is the exclusive responsibil-ity of the user to obtain the necessary licences from the entitled persons and/or organizations.</w:t>
+      </w:r>
+    </w:p>
+    <w:p>
+      <w:pPr>
+        <w:pStyle w:val="BodyText"/>
+      </w:pPr>
+      <w:r>
+        <w:t xml:space="preserve">Although the registered association eCH has taken adequate care to prepare the eCH-standards with due diligence, it cannot grant any warranty or guarantee that the information and documents provided are up-to-date, complete, true or without any errors. eCH reserves the right to change the contents of the eCH-standards at any time and without prior announcement.</w:t>
+      </w:r>
+    </w:p>
+    <w:p>
+      <w:pPr>
+        <w:pStyle w:val="BodyText"/>
+      </w:pPr>
+      <w:r>
+        <w:t xml:space="preserve">Any liability for damage caused by the use of the eCH-standards by the user shall be excluded to the extent legally admissible.</w:t>
+      </w:r>
+    </w:p>
+    <w:bookmarkEnd w:id="61"/>
+    <w:bookmarkStart w:id="62" w:name="sec-copyrights"/>
+    <w:p>
+      <w:pPr>
+        <w:pStyle w:val="Heading1"/>
+      </w:pPr>
+      <w:r>
+        <w:t xml:space="preserve">6. Copyrights</w:t>
+      </w:r>
+    </w:p>
+    <w:p>
+      <w:pPr>
+        <w:pStyle w:val="FirstParagraph"/>
+      </w:pPr>
+      <w:r>
+        <w:t xml:space="preserve">Persons preparing eCH-standards shall remain the owners of their intellectual property rights. These persons, however, obligate themselves to provide their intellectual property rights or other rights in third party intellectual property rights, to the extent possible, to the relevant technical units and the registered association eCH for free and for unlimited use and further development as part of the purpose of the association.</w:t>
+      </w:r>
+    </w:p>
+    <w:p>
+      <w:pPr>
+        <w:pStyle w:val="BodyText"/>
+      </w:pPr>
+      <w:r>
+        <w:t xml:space="preserve">The standards prepared by the technical units can be used, distributed and developed further for free and to an unlimited extent by stating the name of the respective author of eCH.</w:t>
+      </w:r>
+    </w:p>
+    <w:p>
+      <w:pPr>
+        <w:pStyle w:val="BodyText"/>
+      </w:pPr>
+      <w:r>
+        <w:t xml:space="preserve">eCH-standards are fully documented and free of any restrictions of licence and/or patent law. The associated documentation can be requested for free.</w:t>
+      </w:r>
+      <w:r>
+        <w:t xml:space="preserve"> </w:t>
+      </w:r>
+      <w:r>
+        <w:t xml:space="preserve">These provisions shall apply to the standards prepared by eCH only, however, not to any standards or products of third parties which include reference to eCH-standards. The standards include the relevant references to third party rights.</w:t>
+      </w:r>
+    </w:p>
+    <w:bookmarkEnd w:id="62"/>
+    <w:bookmarkStart w:id="64" w:name="sec-appendix-a"/>
+    <w:p>
+      <w:pPr>
+        <w:pStyle w:val="Heading1"/>
+      </w:pPr>
+      <w:r>
+        <w:t xml:space="preserve">7. Annex A - References</w:t>
+      </w:r>
+    </w:p>
+    <w:bookmarkStart w:id="63" w:name="refs"/>
+    <w:bookmarkEnd w:id="63"/>
+    <w:bookmarkEnd w:id="64"/>
+    <w:bookmarkStart w:id="65" w:name="sec-appendix-b"/>
+    <w:p>
+      <w:pPr>
+        <w:pStyle w:val="Heading1"/>
+      </w:pPr>
+      <w:r>
+        <w:t xml:space="preserve">8. Annex B - Cooperation and Verification</w:t>
+      </w:r>
+    </w:p>
+    <w:bookmarkEnd w:id="65"/>
+    <w:bookmarkStart w:id="74" w:name="sec-appendix-c"/>
+    <w:p>
+      <w:pPr>
+        <w:pStyle w:val="Heading1"/>
+      </w:pPr>
+      <w:r>
+        <w:t xml:space="preserve">9. Annex C - Abbreviations and Glossary</w:t>
+      </w:r>
+    </w:p>
+    <w:tbl>
+      <w:tblPr>
+        <w:tblStyle w:val="Table"/>
+        <w:tblW w:type="pct" w:w="5000"/>
+        <w:tblLayout w:type="fixed"/>
+        <w:tblLook w:firstRow="0" w:lastRow="0" w:firstColumn="0" w:lastColumn="0" w:noHBand="0" w:noVBand="0" w:val="0000"/>
+      </w:tblPr>
+      <w:tblGrid>
+        <w:gridCol w:w="7920"/>
+      </w:tblGrid>
+      <w:tr>
+        <w:tc>
+          <w:tcPr/>
+          <w:bookmarkStart w:id="73" w:name="tbl-glossary"/>
+          <w:p>
+            <w:pPr>
+              <w:jc w:val="center"/>
+            </w:pPr>
+            <w:pPr>
+              <w:jc w:val="left"/>
+              <w:spacing w:before="200"/>
+              <w:pStyle w:val="ImageCaption"/>
+            </w:pPr>
+            <w:r>
+              <w:t xml:space="preserve">Table 18: Glossary of eCH-0309</w:t>
             </w:r>
           </w:p>
           <w:tbl>
@@ -988,7 +7496,187 @@
                     <w:jc w:val="left"/>
                     <w:jc w:val="center"/>
                   </w:pPr>
-                  <w:hyperlink r:id="rId34">
+                  <w:hyperlink r:id="rId66">
+                    <w:r>
+                      <w:rPr>
+                        <w:rStyle w:val="VerbatimChar"/>
+                      </w:rPr>
+                      <w:t xml:space="preserve">term:animalHolding</w:t>
+                    </w:r>
+                  </w:hyperlink>
+                </w:p>
+              </w:tc>
+              <w:tc>
+                <w:tcPr/>
+                <w:p>
+                  <w:pPr>
+                    <w:pStyle w:val="Compact"/>
+                    <w:jc w:val="left"/>
+                    <w:jc w:val="center"/>
+                  </w:pPr>
+                  <w:r>
+                    <w:rPr>
+                      <w:b/>
+                      <w:bCs/>
+                    </w:rPr>
+                    <w:t xml:space="preserve">Animal holding</w:t>
+                  </w:r>
+                </w:p>
+              </w:tc>
+              <w:tc>
+                <w:tcPr/>
+                <w:p>
+                  <w:pPr>
+                    <w:pStyle w:val="Compact"/>
+                    <w:jc w:val="left"/>
+                    <w:jc w:val="center"/>
+                  </w:pPr>
+                  <w:r>
+                    <w:t xml:space="preserve">In the animal movement database, local units are called «animal</w:t>
+                  </w:r>
+                  <w:r>
+                    <w:t xml:space="preserve"> </w:t>
+                  </w:r>
+                  <w:r>
+                    <w:t xml:space="preserve">holdings»; they are additionally identified by their TVD number.</w:t>
+                  </w:r>
+                </w:p>
+              </w:tc>
+            </w:tr>
+            <w:tr>
+              <w:tc>
+                <w:tcPr/>
+                <w:p>
+                  <w:pPr>
+                    <w:pStyle w:val="Compact"/>
+                    <w:jc w:val="left"/>
+                    <w:jc w:val="center"/>
+                  </w:pPr>
+                  <w:hyperlink r:id="rId67">
+                    <w:r>
+                      <w:rPr>
+                        <w:rStyle w:val="VerbatimChar"/>
+                      </w:rPr>
+                      <w:t xml:space="preserve">term:farmManager</w:t>
+                    </w:r>
+                  </w:hyperlink>
+                </w:p>
+              </w:tc>
+              <w:tc>
+                <w:tcPr/>
+                <w:p>
+                  <w:pPr>
+                    <w:pStyle w:val="Compact"/>
+                    <w:jc w:val="left"/>
+                    <w:jc w:val="center"/>
+                  </w:pPr>
+                  <w:r>
+                    <w:rPr>
+                      <w:b/>
+                      <w:bCs/>
+                    </w:rPr>
+                    <w:t xml:space="preserve">Farm manager</w:t>
+                  </w:r>
+                </w:p>
+              </w:tc>
+              <w:tc>
+                <w:tcPr/>
+                <w:p>
+                  <w:pPr>
+                    <w:pStyle w:val="Compact"/>
+                    <w:jc w:val="left"/>
+                    <w:jc w:val="center"/>
+                  </w:pPr>
+                  <w:r>
+                    <w:t xml:space="preserve">A legal unit that bears the business risk for a farm (LBV Art.</w:t>
+                  </w:r>
+                  <w:r>
+                    <w:t xml:space="preserve"> </w:t>
+                  </w:r>
+                  <w:r>
+                    <w:t xml:space="preserve">2). The animal keeper is a form of farm manager that keeps</w:t>
+                  </w:r>
+                  <w:r>
+                    <w:t xml:space="preserve"> </w:t>
+                  </w:r>
+                  <w:r>
+                    <w:t xml:space="preserve">animals (LBV Art. 11a).</w:t>
+                  </w:r>
+                </w:p>
+              </w:tc>
+            </w:tr>
+            <w:tr>
+              <w:tc>
+                <w:tcPr/>
+                <w:p>
+                  <w:pPr>
+                    <w:pStyle w:val="Compact"/>
+                    <w:jc w:val="left"/>
+                    <w:jc w:val="center"/>
+                  </w:pPr>
+                  <w:hyperlink r:id="rId68">
+                    <w:r>
+                      <w:rPr>
+                        <w:rStyle w:val="VerbatimChar"/>
+                      </w:rPr>
+                      <w:t xml:space="preserve">term:homeHolding</w:t>
+                    </w:r>
+                  </w:hyperlink>
+                </w:p>
+              </w:tc>
+              <w:tc>
+                <w:tcPr/>
+                <w:p>
+                  <w:pPr>
+                    <w:pStyle w:val="Compact"/>
+                    <w:jc w:val="left"/>
+                    <w:jc w:val="center"/>
+                  </w:pPr>
+                  <w:r>
+                    <w:rPr>
+                      <w:b/>
+                      <w:bCs/>
+                    </w:rPr>
+                    <w:t xml:space="preserve">Home holding</w:t>
+                  </w:r>
+                </w:p>
+              </w:tc>
+              <w:tc>
+                <w:tcPr/>
+                <w:p>
+                  <w:pPr>
+                    <w:pStyle w:val="Compact"/>
+                    <w:jc w:val="left"/>
+                    <w:jc w:val="center"/>
+                  </w:pPr>
+                  <w:r>
+                    <w:t xml:space="preserve">For cattle, a home holding can be recorded in order to represent</w:t>
+                  </w:r>
+                  <w:r>
+                    <w:t xml:space="preserve"> </w:t>
+                  </w:r>
+                  <w:r>
+                    <w:t xml:space="preserve">an animal’s affiliation to an animal holding while the animal is</w:t>
+                  </w:r>
+                  <w:r>
+                    <w:t xml:space="preserve"> </w:t>
+                  </w:r>
+                  <w:r>
+                    <w:t xml:space="preserve">located on another local unit.</w:t>
+                  </w:r>
+                </w:p>
+              </w:tc>
+            </w:tr>
+            <w:tr>
+              <w:tc>
+                <w:tcPr/>
+                <w:p>
+                  <w:pPr>
+                    <w:pStyle w:val="Compact"/>
+                    <w:jc w:val="left"/>
+                    <w:jc w:val="center"/>
+                  </w:pPr>
+                  <w:hyperlink r:id="rId69">
                     <w:r>
                       <w:rPr>
                         <w:rStyle w:val="VerbatimChar"/>
@@ -1050,7 +7738,7 @@
                     <w:jc w:val="left"/>
                     <w:jc w:val="center"/>
                   </w:pPr>
-                  <w:hyperlink r:id="rId35">
+                  <w:hyperlink r:id="rId70">
                     <w:r>
                       <w:rPr>
                         <w:rStyle w:val="VerbatimChar"/>
@@ -1132,7 +7820,63 @@
                     <w:jc w:val="left"/>
                     <w:jc w:val="center"/>
                   </w:pPr>
-                  <w:hyperlink r:id="rId36">
+                  <w:hyperlink r:id="rId71">
+                    <w:r>
+                      <w:rPr>
+                        <w:rStyle w:val="VerbatimChar"/>
+                      </w:rPr>
+                      <w:t xml:space="preserve">term:reportingPerson</w:t>
+                    </w:r>
+                  </w:hyperlink>
+                </w:p>
+              </w:tc>
+              <w:tc>
+                <w:tcPr/>
+                <w:p>
+                  <w:pPr>
+                    <w:pStyle w:val="Compact"/>
+                    <w:jc w:val="left"/>
+                    <w:jc w:val="center"/>
+                  </w:pPr>
+                  <w:r>
+                    <w:rPr>
+                      <w:b/>
+                      <w:bCs/>
+                    </w:rPr>
+                    <w:t xml:space="preserve">Reporting person</w:t>
+                  </w:r>
+                </w:p>
+              </w:tc>
+              <w:tc>
+                <w:tcPr/>
+                <w:p>
+                  <w:pPr>
+                    <w:pStyle w:val="Compact"/>
+                    <w:jc w:val="left"/>
+                    <w:jc w:val="center"/>
+                  </w:pPr>
+                  <w:r>
+                    <w:t xml:space="preserve">The person or persons who make notifications for an animal</w:t>
+                  </w:r>
+                  <w:r>
+                    <w:t xml:space="preserve"> </w:t>
+                  </w:r>
+                  <w:r>
+                    <w:t xml:space="preserve">holding or for an equid owner.</w:t>
+                  </w:r>
+                </w:p>
+              </w:tc>
+            </w:tr>
+            <w:tr>
+              <w:tc>
+                <w:tcPr/>
+                <w:p>
+                  <w:pPr>
+                    <w:pStyle w:val="Compact"/>
+                    <w:jc w:val="left"/>
+                    <w:jc w:val="center"/>
+                  </w:pPr>
+                  <w:hyperlink r:id="rId72">
                     <w:r>
                       <w:rPr>
                         <w:rStyle w:val="VerbatimChar"/>
@@ -1194,7 +7938,7 @@
                   <w:r>
                     <w:t xml:space="preserve"> </w:t>
                   </w:r>
-                  <w:hyperlink r:id="rId35">
+                  <w:hyperlink r:id="rId70">
                     <w:r>
                       <w:rPr>
                         <w:rStyle w:val="VerbatimChar"/>
@@ -1206,42 +7950,42 @@
               </w:tc>
             </w:tr>
           </w:tbl>
-          <w:bookmarkEnd w:id="37"/>
+          <w:bookmarkEnd w:id="73"/>
           <w:p/>
         </w:tc>
       </w:tr>
     </w:tbl>
-    <w:bookmarkEnd w:id="38"/>
-    <w:bookmarkStart w:id="39" w:name="sec-appendix-d"/>
+    <w:bookmarkEnd w:id="74"/>
+    <w:bookmarkStart w:id="75" w:name="sec-appendix-d"/>
     <w:p>
       <w:pPr>
         <w:pStyle w:val="Heading1"/>
       </w:pPr>
       <w:r>
-        <w:t xml:space="preserve">11. Annex D - Changes in comparison to previous version</w:t>
+        <w:t xml:space="preserve">10. Annex D - Changes in comparison to previous version</w:t>
       </w:r>
     </w:p>
-    <w:bookmarkEnd w:id="39"/>
-    <w:bookmarkStart w:id="40" w:name="sec-appendix-e"/>
+    <w:bookmarkEnd w:id="75"/>
+    <w:bookmarkStart w:id="76" w:name="sec-appendix-e"/>
     <w:p>
       <w:pPr>
         <w:pStyle w:val="Heading1"/>
       </w:pPr>
       <w:r>
-        <w:t xml:space="preserve">12. Annex E - Table of figures</w:t>
+        <w:t xml:space="preserve">11. Annex E - Table of figures</w:t>
       </w:r>
     </w:p>
-    <w:bookmarkEnd w:id="40"/>
-    <w:bookmarkStart w:id="41" w:name="sec-appendix-f"/>
+    <w:bookmarkEnd w:id="76"/>
+    <w:bookmarkStart w:id="77" w:name="sec-appendix-f"/>
     <w:p>
       <w:pPr>
         <w:pStyle w:val="Heading1"/>
       </w:pPr>
       <w:r>
-        <w:t xml:space="preserve">13. Annex F - Table of tables</w:t>
+        <w:t xml:space="preserve">12. Annex F - Table of tables</w:t>
       </w:r>
     </w:p>
-    <w:bookmarkEnd w:id="41"/>
+    <w:bookmarkEnd w:id="77"/>
     <w:sectPr>
       <w:footnotePr>
         <w:numRestart w:val="eachSect"/>

--- a/en/index.docx
+++ b/en/index.docx
@@ -15,7 +15,7 @@
         <w:pStyle w:val="Date"/>
       </w:pPr>
       <w:r>
-        <w:t xml:space="preserve">October 12, 2026</w:t>
+        <w:t xml:space="preserve">October 19, 2026</w:t>
       </w:r>
     </w:p>
     <w:p>
@@ -78,7 +78,7 @@
       </w:r>
     </w:p>
     <w:bookmarkEnd w:id="25"/>
-    <w:bookmarkStart w:id="30" w:name="sec-introduction"/>
+    <w:bookmarkStart w:id="70" w:name="sec-introduction"/>
     <w:p>
       <w:pPr>
         <w:pStyle w:val="berschrift1"/>
@@ -123,7 +123,7 @@
       </w:r>
     </w:p>
     <w:bookmarkEnd w:id="27"/>
-    <w:bookmarkStart w:id="28" w:name="sec-animal-movement-reporting"/>
+    <w:bookmarkStart w:id="68" w:name="sec-animal-movement-reporting"/>
     <w:p>
       <w:pPr>
         <w:pStyle w:val="berschrift2"/>
@@ -137,7 +137,16 @@
         <w:pStyle w:val="FirstParagraph"/>
       </w:pPr>
       <w:r>
-        <w:t xml:space="preserve">In the 1990s, Swiss agriculture and the food industry were severely challenged by the animal disease BSE. When the realisation that the disease could be transmitted from animals to humans was confirmed in 1996, this caused great uncertainty. Expectations regarding the safety of food of animal origin rose as a result, as did awareness of the importance of food control. The approach «from stable to table» became established. Risk-based surveillance, seamless traceability of farm animals, control of animal movements, the obligation to declare origin and quality controls throughout the production and processing chain have formed the basis for a high standard of food safety ever since.</w:t>
+        <w:t xml:space="preserve">In the 1990s, Swiss agriculture and the food industry were severely challenged by the animal disease BSE. When the realisation that the disease could be transmitted from animals to humans was confirmed in 1996, this caused great uncertainty. Expectations regarding the safety of food of animal origin rose as a result, as did awareness of the importance of food control. The approach «from stable to table» became established. Risk-based surveillance, seamless traceability of farm animals, control of animal movements, the obligation to declare origin and quality controls throughout the production and processing chain have formed the basis for a high standard of food safety ever since</w:t>
+      </w:r>
+      <w:r>
+        <w:rPr>
+          <w:rStyle w:val="FootnoteReference"/>
+        </w:rPr>
+        <w:footnoteReference w:id="28"/>
+      </w:r>
+      <w:r>
+        <w:t xml:space="preserve">.</w:t>
       </w:r>
     </w:p>
     <w:p>
@@ -145,7 +154,43 @@
         <w:pStyle w:val="Textkrper"/>
       </w:pPr>
       <w:r>
-        <w:t xml:space="preserve">The BSE experience led to the establishment of a national animal movement database (TVD) in 1999. Article 7a and Articles 13–15 of the Animal Diseases Act and Title 2, Sections 1, 1a and 2a of the Animal Diseases Ordinance set out the basic legal provisions on the identification/marking and the registration of farm animals as well as the associated reporting obligations. They follow European legislation on the same subject (Regulation (EU) 2016/429 on transmissible animal diseases; Delegated Regulation (EU) 2019/2035 on establishments keeping terrestrial animals and hatcheries, and on traceability).</w:t>
+        <w:t xml:space="preserve">The BSE experience led to the establishment of a national animal movement database (TVD) in 1999. Article 7a and Articles 13–15 of the Animal Diseases Act</w:t>
+      </w:r>
+      <w:r>
+        <w:rPr>
+          <w:rStyle w:val="FootnoteReference"/>
+        </w:rPr>
+        <w:footnoteReference w:id="30"/>
+      </w:r>
+      <w:r>
+        <w:t xml:space="preserve"> </w:t>
+      </w:r>
+      <w:r>
+        <w:t xml:space="preserve">and Title 2, Sections 1, 1a and 2a of the Animal Diseases Ordinance</w:t>
+      </w:r>
+      <w:r>
+        <w:rPr>
+          <w:rStyle w:val="FootnoteReference"/>
+        </w:rPr>
+        <w:footnoteReference w:id="32"/>
+      </w:r>
+      <w:r>
+        <w:t xml:space="preserve"> </w:t>
+      </w:r>
+      <w:r>
+        <w:t xml:space="preserve">set out the basic legal provisions on the identification/marking and the registration of farm animals as well as the associated reporting obligations. They follow European legislation on the same subject</w:t>
+      </w:r>
+      <w:r>
+        <w:rPr>
+          <w:rStyle w:val="FootnoteReference"/>
+        </w:rPr>
+        <w:footnoteReference w:id="34"/>
+      </w:r>
+      <w:r>
+        <w:t xml:space="preserve"> </w:t>
+      </w:r>
+      <w:r>
+        <w:t xml:space="preserve">(Regulation (EU) 2016/429 on transmissible animal diseases; Delegated Regulation (EU) 2019/2035 on establishments keeping terrestrial animals and hatcheries, and on traceability).</w:t>
       </w:r>
     </w:p>
     <w:p>
@@ -153,7 +198,46 @@
         <w:pStyle w:val="Textkrper"/>
       </w:pPr>
       <w:r>
-        <w:t xml:space="preserve">While only cattle were subject to reporting from 1999, pigs and equids followed from 2011, although pigs are to this day not reported as individual animals. From 2014 and 2020 respectively, the obligation to report to the TVD also applied to small ruminants (sheep and goats). At the beginning, in 2014, this concerned only the slaughterhouses. Since 2014 there has also been an obligation to report poultry. Since January 2020, keepers of small ruminants have been included in individual animal reporting as well. The identification and marking of cloven-hoofed animals with ear tags, the individual registration of cattle, sheep and goats in the TVD, and the reporting of animal arrivals, animal departures (an animal leaves a holding alive), births, imports, exports, slaughter, on-farm slaughter and death (an animal is deregistered as no longer living) are mandatory for all animal keepers in Switzerland.</w:t>
+        <w:t xml:space="preserve">While only cattle were subject to reporting from 1999, pigs and equids followed from 2011, although pigs are to this day not reported as individual animals. From 2014 and 2020 respectively, the obligation to report to the TVD also applied to small ruminants (sheep and goats). At the beginning, in 2014, this concerned only the slaughterhouses. Since 2014 there has also been an obligation to report poultry</w:t>
+      </w:r>
+      <w:r>
+        <w:rPr>
+          <w:rStyle w:val="FootnoteReference"/>
+        </w:rPr>
+        <w:footnoteReference w:id="36"/>
+      </w:r>
+      <w:r>
+        <w:t xml:space="preserve">. Since January 2020, keepers of small ruminants have been included in individual animal reporting as well.</w:t>
+      </w:r>
+      <w:r>
+        <w:rPr>
+          <w:rStyle w:val="FootnoteReference"/>
+        </w:rPr>
+        <w:footnoteReference w:id="38"/>
+      </w:r>
+      <w:r>
+        <w:t xml:space="preserve"> </w:t>
+      </w:r>
+      <w:r>
+        <w:t xml:space="preserve">The identification and marking of cloven-hoofed animals with ear tags, the individual registration of cattle, sheep and goats in the TVD, and the reporting of animal arrivals, animal departures (an animal leaves a holding alive), births, imports, exports, slaughter, on-farm slaughter and death (an animal is deregistered as no longer living) are mandatory for all animal keepers in Switzerland</w:t>
+      </w:r>
+      <w:r>
+        <w:rPr>
+          <w:rStyle w:val="FootnoteReference"/>
+        </w:rPr>
+        <w:footnoteReference w:id="40"/>
+      </w:r>
+      <w:r>
+        <w:t xml:space="preserve">. Reports are also subject to statutory reporting deadlines</w:t>
+      </w:r>
+      <w:r>
+        <w:rPr>
+          <w:rStyle w:val="FootnoteReference"/>
+        </w:rPr>
+        <w:footnoteReference w:id="43"/>
+      </w:r>
+      <w:r>
+        <w:t xml:space="preserve">.</w:t>
       </w:r>
     </w:p>
     <w:p>
@@ -161,7 +245,28 @@
         <w:pStyle w:val="Textkrper"/>
       </w:pPr>
       <w:r>
-        <w:t xml:space="preserve">The TVD is part of a system landscape spanning agriculture, veterinary affairs and food safety. The central entry point is the Agate portal, with the agricultural policy information system AGIS at its centre.</w:t>
+        <w:t xml:space="preserve">The TVD is part of a system landscape spanning agriculture, veterinary affairs and food safety. The central entry point is the Agate portal</w:t>
+      </w:r>
+      <w:r>
+        <w:rPr>
+          <w:rStyle w:val="FootnoteReference"/>
+        </w:rPr>
+        <w:footnoteReference w:id="45"/>
+      </w:r>
+      <w:r>
+        <w:t xml:space="preserve">, with the agricultural policy information system AGIS</w:t>
+      </w:r>
+      <w:r>
+        <w:rPr>
+          <w:rStyle w:val="FootnoteReference"/>
+        </w:rPr>
+        <w:footnoteReference w:id="47"/>
+      </w:r>
+      <w:r>
+        <w:t xml:space="preserve"> </w:t>
+      </w:r>
+      <w:r>
+        <w:t xml:space="preserve">at its centre.</w:t>
       </w:r>
     </w:p>
     <w:p>
@@ -169,7 +274,70 @@
         <w:pStyle w:val="Textkrper"/>
       </w:pPr>
       <w:r>
-        <w:t xml:space="preserve">The Ordinance on Identitas AG and the animal movement database (IdTVD-V) further sets out the content relating to animal movements, the tasks of Identitas AG and the rights of access to the data. The importance of identifying/marking farm animals goes far beyond the subject of animal disease and therefore also found its way into agricultural legislation (Agriculture Act LwG, Articles 165g, 177 and 185) and various associated ordinances. The animal movement data have become an indispensable component in implementing agricultural policy measures, for example animal-related direct payments, the determination of nutrient flows or agri-environmental monitoring. The data also serve as a basis for the structural survey of Swiss agriculture and for agricultural statistics in general.</w:t>
+        <w:t xml:space="preserve">The Ordinance on Identitas AG and the animal movement database</w:t>
+      </w:r>
+      <w:r>
+        <w:rPr>
+          <w:rStyle w:val="FootnoteReference"/>
+        </w:rPr>
+        <w:footnoteReference w:id="49"/>
+      </w:r>
+      <w:r>
+        <w:t xml:space="preserve"> </w:t>
+      </w:r>
+      <w:r>
+        <w:t xml:space="preserve">(IdTVD-V) further sets out the content relating to animal movements, the tasks of Identitas AG and the rights of access to the data. The importance of identifying/marking farm animals goes far beyond the subject of animal disease and therefore also found its way into agricultural legislation</w:t>
+      </w:r>
+      <w:r>
+        <w:rPr>
+          <w:rStyle w:val="FootnoteReference"/>
+        </w:rPr>
+        <w:footnoteReference w:id="51"/>
+      </w:r>
+      <w:r>
+        <w:t xml:space="preserve"> </w:t>
+      </w:r>
+      <w:r>
+        <w:t xml:space="preserve">(Agriculture Act LwG, Articles 165g, 177 and 185) and various associated ordinances. The animal movement data have become an indispensable component in implementing agricultural policy measures, for example animal-related direct payments</w:t>
+      </w:r>
+      <w:r>
+        <w:rPr>
+          <w:rStyle w:val="FootnoteReference"/>
+        </w:rPr>
+        <w:footnoteReference w:id="53"/>
+      </w:r>
+      <w:r>
+        <w:t xml:space="preserve">, the determination of nutrient flows or agri-environmental monitoring</w:t>
+      </w:r>
+      <w:r>
+        <w:rPr>
+          <w:rStyle w:val="FootnoteReference"/>
+        </w:rPr>
+        <w:footnoteReference w:id="57"/>
+      </w:r>
+      <w:r>
+        <w:t xml:space="preserve">. The data also serve as a basis for the structural survey of Swiss agriculture</w:t>
+      </w:r>
+      <w:r>
+        <w:rPr>
+          <w:rStyle w:val="FootnoteReference"/>
+        </w:rPr>
+        <w:footnoteReference w:id="59"/>
+      </w:r>
+      <w:r>
+        <w:t xml:space="preserve"> </w:t>
+      </w:r>
+      <w:r>
+        <w:t xml:space="preserve">and for agricultural statistics in general</w:t>
+      </w:r>
+      <w:r>
+        <w:rPr>
+          <w:rStyle w:val="FootnoteReference"/>
+        </w:rPr>
+        <w:footnoteReference w:id="61"/>
+      </w:r>
+      <w:r>
+        <w:t xml:space="preserve">.</w:t>
       </w:r>
     </w:p>
     <w:p>
@@ -177,7 +345,25 @@
         <w:pStyle w:val="Textkrper"/>
       </w:pPr>
       <w:r>
-        <w:t xml:space="preserve">Animal movement reporting quickly became established along the entire food value chain as well. Programmes with animal welfare, traceability and origin commitments rely on it. The variety of animal information from animal movement reporting is also reflected in the publicly available datasets of the Tierstatistik open data platform.</w:t>
+        <w:t xml:space="preserve">Animal movement reporting quickly became established along the entire food value chain as well. Programmes with animal welfare, traceability and origin commitments rely on it</w:t>
+      </w:r>
+      <w:r>
+        <w:rPr>
+          <w:rStyle w:val="FootnoteReference"/>
+        </w:rPr>
+        <w:footnoteReference w:id="63"/>
+      </w:r>
+      <w:r>
+        <w:t xml:space="preserve">. The variety of animal information from animal movement reporting is also reflected in the publicly available datasets of the Tierstatistik open data platform</w:t>
+      </w:r>
+      <w:r>
+        <w:rPr>
+          <w:rStyle w:val="FootnoteReference"/>
+        </w:rPr>
+        <w:footnoteReference w:id="66"/>
+      </w:r>
+      <w:r>
+        <w:t xml:space="preserve">.</w:t>
       </w:r>
     </w:p>
     <w:p>
@@ -188,8 +374,8 @@
         <w:t xml:space="preserve">The technical interface description in this document is based on the technical service description AnimalTracing v1.32 and on the openAPI specification v. x.xx.</w:t>
       </w:r>
     </w:p>
-    <w:bookmarkEnd w:id="28"/>
-    <w:bookmarkStart w:id="29" w:name="sec-references"/>
+    <w:bookmarkEnd w:id="68"/>
+    <w:bookmarkStart w:id="69" w:name="sec-references"/>
     <w:p>
       <w:pPr>
         <w:pStyle w:val="berschrift2"/>
@@ -206,17 +392,9 @@
         <w:t xml:space="preserve">Interfaces: AnimalTracing API, technical service description AnimalTracing</w:t>
       </w:r>
     </w:p>
-    <w:p>
-      <w:pPr>
-        <w:pStyle w:val="Textkrper"/>
-      </w:pPr>
-      <w:r>
-        <w:t xml:space="preserve">NB: the names of the classes described in chapter 3 do not match the ServiceOperations in AnimalTracing, because the semantic description is intended to provide an overview of the data content and is more detailed than the service description.</w:t>
-      </w:r>
-    </w:p>
-    <w:bookmarkEnd w:id="29"/>
-    <w:bookmarkEnd w:id="30"/>
-    <w:bookmarkStart w:id="33" w:name="sec-namespaces"/>
+    <w:bookmarkEnd w:id="69"/>
+    <w:bookmarkEnd w:id="70"/>
+    <w:bookmarkStart w:id="73" w:name="sec-namespaces"/>
     <w:p>
       <w:pPr>
         <w:pStyle w:val="berschrift1"/>
@@ -246,7 +424,7 @@
       <w:r>
         <w:t xml:space="preserve"> </w:t>
       </w:r>
-      <w:hyperlink r:id="rId31">
+      <w:hyperlink r:id="rId71">
         <w:r>
           <w:rPr>
             <w:rStyle w:val="Hyperlink"/>
@@ -296,7 +474,7 @@
       <w:tr>
         <w:tc>
           <w:tcPr/>
-          <w:bookmarkStart w:id="32" w:name="tbl-namespaces"/>
+          <w:bookmarkStart w:id="72" w:name="tbl-namespaces"/>
           <w:p>
             <w:pPr>
               <w:jc w:val="center"/>
@@ -409,13 +587,13 @@
               </w:tc>
             </w:tr>
           </w:tbl>
-          <w:bookmarkEnd w:id="32"/>
+          <w:bookmarkEnd w:id="72"/>
           <w:p/>
         </w:tc>
       </w:tr>
     </w:tbl>
-    <w:bookmarkEnd w:id="33"/>
-    <w:bookmarkStart w:id="125" w:name="sec-data-model"/>
+    <w:bookmarkEnd w:id="73"/>
+    <w:bookmarkStart w:id="169" w:name="sec-data-model"/>
     <w:p>
       <w:pPr>
         <w:pStyle w:val="berschrift1"/>
@@ -437,7 +615,7 @@
       <w:tr>
         <w:tc>
           <w:tcPr/>
-          <w:bookmarkStart w:id="37" w:name="fig-uml"/>
+          <w:bookmarkStart w:id="77" w:name="fig-uml"/>
           <w:p>
             <w:pPr>
               <w:pStyle w:val="Compact"/>
@@ -446,20 +624,20 @@
             <w:r>
               <w:drawing>
                 <wp:inline>
-                  <wp:extent cx="6299200" cy="5425646"/>
+                  <wp:extent cx="6299200" cy="5755325"/>
                   <wp:effectExtent b="0" l="0" r="0" t="0"/>
-                  <wp:docPr descr="" title="" id="35" name="Picture"/>
+                  <wp:docPr descr="" title="" id="75" name="Picture"/>
                   <a:graphic>
                     <a:graphicData uri="http://schemas.openxmlformats.org/drawingml/2006/picture">
                       <pic:pic>
                         <pic:nvPicPr>
-                          <pic:cNvPr descr="../assets/img/uml.png" id="36" name="Picture"/>
+                          <pic:cNvPr descr="../assets/img/uml.png" id="76" name="Picture"/>
                           <pic:cNvPicPr>
                             <a:picLocks noChangeArrowheads="1" noChangeAspect="1"/>
                           </pic:cNvPicPr>
                         </pic:nvPicPr>
                         <pic:blipFill>
-                          <a:blip r:embed="rId34"/>
+                          <a:blip r:embed="rId74"/>
                           <a:stretch>
                             <a:fillRect/>
                           </a:stretch>
@@ -467,7 +645,7 @@
                         <pic:spPr bwMode="auto">
                           <a:xfrm>
                             <a:off x="0" y="0"/>
-                            <a:ext cx="6299200" cy="5425646"/>
+                            <a:ext cx="6299200" cy="5755325"/>
                           </a:xfrm>
                           <a:prstGeom prst="rect">
                             <a:avLst/>
@@ -499,11 +677,74 @@
               <w:t xml:space="preserve">Figure 1: UML diagram of the eCH-0309 data model.</w:t>
             </w:r>
           </w:p>
-          <w:bookmarkEnd w:id="37"/>
+          <w:bookmarkEnd w:id="77"/>
         </w:tc>
       </w:tr>
     </w:tbl>
-    <w:bookmarkStart w:id="44" w:name="sec-nodeshape-animalkeepershape"/>
+    <w:p>
+      <w:pPr>
+        <w:pStyle w:val="Textkrper"/>
+      </w:pPr>
+      <w:hyperlink w:anchor="fig-uml">
+        <w:r>
+          <w:rPr>
+            <w:rStyle w:val="Hyperlink"/>
+          </w:rPr>
+          <w:t xml:space="preserve">Figure 1</w:t>
+        </w:r>
+      </w:hyperlink>
+      <w:r>
+        <w:t xml:space="preserve"> </w:t>
+      </w:r>
+      <w:r>
+        <w:t xml:space="preserve">shows the classes of the data model and their relationships. Each rectangle is a class and the lines inside it are its attributes; the square brackets state how many values are permitted, from the minimum to the maximum —</w:t>
+      </w:r>
+      <w:r>
+        <w:t xml:space="preserve"> </w:t>
+      </w:r>
+      <w:r>
+        <w:rPr>
+          <w:rStyle w:val="VerbatimChar"/>
+        </w:rPr>
+        <w:t xml:space="preserve">[1..1]</w:t>
+      </w:r>
+      <w:r>
+        <w:t xml:space="preserve"> </w:t>
+      </w:r>
+      <w:r>
+        <w:t xml:space="preserve">means exactly one value,</w:t>
+      </w:r>
+      <w:r>
+        <w:t xml:space="preserve"> </w:t>
+      </w:r>
+      <w:r>
+        <w:rPr>
+          <w:rStyle w:val="VerbatimChar"/>
+        </w:rPr>
+        <w:t xml:space="preserve">[0..1]</w:t>
+      </w:r>
+      <w:r>
+        <w:t xml:space="preserve"> </w:t>
+      </w:r>
+      <w:r>
+        <w:t xml:space="preserve">at most one. An arrow leads to the class being referred to and carries the name of the relationship; several relationships between the same two classes share one arrow. The line with the triangle connects a class to its superclass, at which the triangle points: an equid is an individual animal and has, in addition to the attributes shown, all attributes of the individual animal, which are not repeated in the diagram. Attributes with a code list are drawn like all the others; the permitted values are given in</w:t>
+      </w:r>
+      <w:r>
+        <w:t xml:space="preserve"> </w:t>
+      </w:r>
+      <w:hyperlink w:anchor="sec-code-lists">
+        <w:r>
+          <w:rPr>
+            <w:rStyle w:val="Hyperlink"/>
+          </w:rPr>
+          <w:t xml:space="preserve">Section 4</w:t>
+        </w:r>
+      </w:hyperlink>
+      <w:r>
+        <w:t xml:space="preserve">. The diagram states neither datatypes nor descriptions; those follow in the sections on the individual classes.</w:t>
+      </w:r>
+    </w:p>
+    <w:bookmarkStart w:id="83" w:name="sec-nodeshape-animalkeepershape"/>
     <w:p>
       <w:pPr>
         <w:pStyle w:val="berschrift2"/>
@@ -522,7 +763,7 @@
       <w:r>
         <w:t xml:space="preserve"> </w:t>
       </w:r>
-      <w:hyperlink r:id="rId38">
+      <w:hyperlink r:id="rId78">
         <w:r>
           <w:rPr>
             <w:rStyle w:val="Hyperlink"/>
@@ -534,7 +775,7 @@
         <w:t xml:space="preserve">, chapters 3.1 and 3.2.</w:t>
       </w:r>
     </w:p>
-    <w:bookmarkStart w:id="41" w:name="sec-nodeshape-animalkeepershape-overview"/>
+    <w:bookmarkStart w:id="81" w:name="sec-nodeshape-animalkeepershape-overview"/>
     <w:p>
       <w:pPr>
         <w:pStyle w:val="berschrift3"/>
@@ -555,7 +796,7 @@
       <w:pPr>
         <w:pStyle w:val="Definition"/>
       </w:pPr>
-      <w:hyperlink r:id="rId39">
+      <w:hyperlink r:id="rId79">
         <w:r>
           <w:rPr>
             <w:rStyle w:val="Hyperlink"/>
@@ -576,7 +817,7 @@
       <w:pPr>
         <w:pStyle w:val="Definition"/>
       </w:pPr>
-      <w:hyperlink r:id="rId40">
+      <w:hyperlink r:id="rId80">
         <w:r>
           <w:rPr>
             <w:rStyle w:val="Hyperlink"/>
@@ -585,137 +826,65 @@
         </w:r>
       </w:hyperlink>
     </w:p>
+    <w:bookmarkEnd w:id="81"/>
+    <w:bookmarkStart w:id="82" w:name="sec-nodeshape-animalkeepershape-rules"/>
     <w:p>
       <w:pPr>
-        <w:pStyle w:val="DefinitionTerm"/>
-      </w:pPr>
-      <w:r>
-        <w:t xml:space="preserve">Closed</w:t>
+        <w:pStyle w:val="berschrift3"/>
+      </w:pPr>
+      <w:r>
+        <w:t xml:space="preserve">3.1.2 Rules</w:t>
       </w:r>
     </w:p>
     <w:p>
       <w:pPr>
-        <w:pStyle w:val="Definition"/>
-      </w:pPr>
-      <w:r>
-        <w:t xml:space="preserve">No (further properties are allowed)</w:t>
+        <w:pStyle w:val="FirstParagraph"/>
+      </w:pPr>
+      <w:r>
+        <w:t xml:space="preserve">An animal keeper requires at least one local unit (chapter 3.1.1 of the tool). This rule is taken from the semantic description, not from the object catalogue.</w:t>
+      </w:r>
+    </w:p>
+    <w:bookmarkEnd w:id="82"/>
+    <w:bookmarkEnd w:id="83"/>
+    <w:bookmarkStart w:id="98" w:name="sec-nodeshape-equidshape"/>
+    <w:p>
+      <w:pPr>
+        <w:pStyle w:val="berschrift2"/>
+      </w:pPr>
+      <w:r>
+        <w:t xml:space="preserve">3.2 Equid</w:t>
       </w:r>
     </w:p>
     <w:p>
       <w:pPr>
-        <w:pStyle w:val="DefinitionTerm"/>
-      </w:pPr>
-      <w:r>
-        <w:t xml:space="preserve">Data access</w:t>
+        <w:pStyle w:val="FirstParagraph"/>
+      </w:pPr>
+      <w:r>
+        <w:t xml:space="preserve">Subclass of the class individual animal for animals of the equid genus (horse, mule, hinny, donkey). All attributes of the class individual animal also apply to equids; this class describes only the additional, equid-specific information. For equids, responsibility for reporting lies with the owner rather than with the animal keeper. An owner is the legal unit that owns equids; the term is used for equid owners only (chapter 3.1.1 of the tool).</w:t>
+      </w:r>
+    </w:p>
+    <w:bookmarkStart w:id="86" w:name="sec-nodeshape-equidshape-overview"/>
+    <w:p>
+      <w:pPr>
+        <w:pStyle w:val="berschrift3"/>
+      </w:pPr>
+      <w:r>
+        <w:t xml:space="preserve">3.2.1 Overview</w:t>
       </w:r>
     </w:p>
     <w:p>
       <w:pPr>
-        <w:pStyle w:val="Definition"/>
-      </w:pPr>
-      <w:r>
-        <w:t xml:space="preserve">None (transactional data, not part of the published graph)</w:t>
-      </w:r>
-    </w:p>
-    <w:bookmarkEnd w:id="41"/>
-    <w:bookmarkStart w:id="43" w:name="sec-nodeshape-animalkeepershape-rules"/>
-    <w:p>
-      <w:pPr>
-        <w:pStyle w:val="berschrift3"/>
-      </w:pPr>
-      <w:r>
-        <w:t xml:space="preserve">3.1.2 Rules (SPARQL)</w:t>
-      </w:r>
-    </w:p>
-    <w:bookmarkStart w:id="42" w:name="sec-nodeshape-animalkeepershape-rule-1"/>
-    <w:p>
-      <w:pPr>
-        <w:pStyle w:val="berschrift4"/>
-      </w:pPr>
-      <w:r>
-        <w:t xml:space="preserve">3.1.2.1 An animal keeper requires at least one local unit (chapter 3.1.1 of the tool). This rule is taken from the semantic description, not from the object catalogue.</w:t>
+        <w:pStyle w:val="DefinitionTerm"/>
+      </w:pPr>
+      <w:r>
+        <w:t xml:space="preserve">Shape</w:t>
       </w:r>
     </w:p>
     <w:p>
       <w:pPr>
-        <w:pStyle w:val="SourceCode"/>
-      </w:pPr>
-      <w:r>
-        <w:rPr>
-          <w:rStyle w:val="VerbatimChar"/>
-        </w:rPr>
-        <w:t xml:space="preserve">SELECT $this</w:t>
-      </w:r>
-      <w:r>
-        <w:br/>
-      </w:r>
-      <w:r>
-        <w:rPr>
-          <w:rStyle w:val="VerbatimChar"/>
-        </w:rPr>
-        <w:t xml:space="preserve">WHERE {</w:t>
-      </w:r>
-      <w:r>
-        <w:br/>
-      </w:r>
-      <w:r>
-        <w:rPr>
-          <w:rStyle w:val="VerbatimChar"/>
-        </w:rPr>
-        <w:t xml:space="preserve">    FILTER NOT EXISTS { ?localUnit :animalKeeper $this . }</w:t>
-      </w:r>
-      <w:r>
-        <w:br/>
-      </w:r>
-      <w:r>
-        <w:rPr>
-          <w:rStyle w:val="VerbatimChar"/>
-        </w:rPr>
-        <w:t xml:space="preserve">}</w:t>
-      </w:r>
-    </w:p>
-    <w:bookmarkEnd w:id="42"/>
-    <w:bookmarkEnd w:id="43"/>
-    <w:bookmarkEnd w:id="44"/>
-    <w:bookmarkStart w:id="52" w:name="sec-nodeshape-equidshape"/>
-    <w:p>
-      <w:pPr>
-        <w:pStyle w:val="berschrift2"/>
-      </w:pPr>
-      <w:r>
-        <w:t xml:space="preserve">3.2 Equid</w:t>
-      </w:r>
-    </w:p>
-    <w:p>
-      <w:pPr>
-        <w:pStyle w:val="FirstParagraph"/>
-      </w:pPr>
-      <w:r>
-        <w:t xml:space="preserve">Subclass of the class individual animal for animals of the equid genus (horse, mule, hinny, donkey). All attributes of the class individual animal also apply to equids; this class describes only the additional, equid-specific information. For equids, responsibility for reporting lies with the owner rather than with the animal keeper. An owner is the legal unit that owns equids; the term is used for equid owners only (chapter 3.1.1 of the tool).</w:t>
-      </w:r>
-    </w:p>
-    <w:bookmarkStart w:id="47" w:name="sec-nodeshape-equidshape-overview"/>
-    <w:p>
-      <w:pPr>
-        <w:pStyle w:val="berschrift3"/>
-      </w:pPr>
-      <w:r>
-        <w:t xml:space="preserve">3.2.1 Overview</w:t>
-      </w:r>
-    </w:p>
-    <w:p>
-      <w:pPr>
-        <w:pStyle w:val="DefinitionTerm"/>
-      </w:pPr>
-      <w:r>
-        <w:t xml:space="preserve">Shape</w:t>
-      </w:r>
-    </w:p>
-    <w:p>
-      <w:pPr>
         <w:pStyle w:val="Definition"/>
       </w:pPr>
-      <w:hyperlink r:id="rId45">
+      <w:hyperlink r:id="rId84">
         <w:r>
           <w:rPr>
             <w:rStyle w:val="Hyperlink"/>
@@ -736,7 +905,7 @@
       <w:pPr>
         <w:pStyle w:val="Definition"/>
       </w:pPr>
-      <w:hyperlink r:id="rId46">
+      <w:hyperlink r:id="rId85">
         <w:r>
           <w:rPr>
             <w:rStyle w:val="Hyperlink"/>
@@ -745,40 +914,8 @@
         </w:r>
       </w:hyperlink>
     </w:p>
-    <w:p>
-      <w:pPr>
-        <w:pStyle w:val="DefinitionTerm"/>
-      </w:pPr>
-      <w:r>
-        <w:t xml:space="preserve">Closed</w:t>
-      </w:r>
-    </w:p>
-    <w:p>
-      <w:pPr>
-        <w:pStyle w:val="Definition"/>
-      </w:pPr>
-      <w:r>
-        <w:t xml:space="preserve">No (further properties are allowed)</w:t>
-      </w:r>
-    </w:p>
-    <w:p>
-      <w:pPr>
-        <w:pStyle w:val="DefinitionTerm"/>
-      </w:pPr>
-      <w:r>
-        <w:t xml:space="preserve">Data access</w:t>
-      </w:r>
-    </w:p>
-    <w:p>
-      <w:pPr>
-        <w:pStyle w:val="Definition"/>
-      </w:pPr>
-      <w:r>
-        <w:t xml:space="preserve">None (transactional data, not part of the published graph)</w:t>
-      </w:r>
-    </w:p>
-    <w:bookmarkEnd w:id="47"/>
-    <w:bookmarkStart w:id="51" w:name="sec-nodeshape-equidshape-properties"/>
+    <w:bookmarkEnd w:id="86"/>
+    <w:bookmarkStart w:id="97" w:name="sec-nodeshape-equidshape-properties"/>
     <w:p>
       <w:pPr>
         <w:pStyle w:val="berschrift3"/>
@@ -790,14 +927,14 @@
     <w:tbl>
       <w:tblPr>
         <w:tblStyle w:val="Table"/>
-        <w:tblW w:type="pct" w:w="4972"/>
+        <w:tblW w:type="pct" w:w="4975"/>
         <w:tblLayout w:type="fixed"/>
         <w:tblLook w:firstRow="1" w:lastRow="0" w:firstColumn="0" w:lastColumn="0" w:noHBand="0" w:noVBand="0" w:val="0020"/>
       </w:tblPr>
       <w:tblGrid>
-        <w:gridCol w:w="3426"/>
-        <w:gridCol w:w="3782"/>
-        <w:gridCol w:w="667"/>
+        <w:gridCol w:w="3502"/>
+        <w:gridCol w:w="3780"/>
+        <w:gridCol w:w="596"/>
       </w:tblGrid>
       <w:tr>
         <w:trPr>
@@ -861,7 +998,7 @@
             <w:r>
               <w:t xml:space="preserve">(</w:t>
             </w:r>
-            <w:hyperlink r:id="rId48">
+            <w:hyperlink r:id="rId87">
               <w:r>
                 <w:rPr>
                   <w:rStyle w:val="Hyperlink"/>
@@ -870,25 +1007,19 @@
               </w:r>
             </w:hyperlink>
             <w:r>
-              <w:t xml:space="preserve">):</w:t>
+              <w:t xml:space="preserve">): The legal</w:t>
             </w:r>
             <w:r>
               <w:t xml:space="preserve"> </w:t>
             </w:r>
             <w:r>
-              <w:t xml:space="preserve">The legal unit that owns the equid. For equids, responsibility for</w:t>
+              <w:t xml:space="preserve">unit that owns the equid. For equids, responsibility for reporting lies with the</w:t>
             </w:r>
             <w:r>
               <w:t xml:space="preserve"> </w:t>
             </w:r>
             <w:r>
-              <w:t xml:space="preserve">reporting lies with the owner rather than with the animal keeper (chapter</w:t>
-            </w:r>
-            <w:r>
-              <w:t xml:space="preserve"> </w:t>
-            </w:r>
-            <w:r>
-              <w:t xml:space="preserve">3.1.1 of the tool).</w:t>
+              <w:t xml:space="preserve">owner rather than with the animal keeper (chapter 3.1.1 of the tool).</w:t>
             </w:r>
           </w:p>
         </w:tc>
@@ -953,7 +1084,7 @@
             <w:r>
               <w:t xml:space="preserve">(</w:t>
             </w:r>
-            <w:hyperlink r:id="rId49">
+            <w:hyperlink r:id="rId88">
               <w:r>
                 <w:rPr>
                   <w:rStyle w:val="Hyperlink"/>
@@ -983,7 +1114,7 @@
             <w:r>
               <w:t xml:space="preserve"> </w:t>
             </w:r>
-            <w:hyperlink r:id="rId50">
+            <w:hyperlink r:id="rId89">
               <w:r>
                 <w:rPr>
                   <w:rStyle w:val="Hyperlink"/>
@@ -1006,10 +1137,371 @@
           </w:p>
         </w:tc>
       </w:tr>
+      <w:tr>
+        <w:tc>
+          <w:tcPr/>
+          <w:p>
+            <w:pPr>
+              <w:pStyle w:val="Compact"/>
+              <w:jc w:val="left"/>
+            </w:pPr>
+            <w:r>
+              <w:rPr>
+                <w:b/>
+                <w:bCs/>
+              </w:rPr>
+              <w:t xml:space="preserve">Notification state</w:t>
+            </w:r>
+            <w:r>
+              <w:t xml:space="preserve"> </w:t>
+            </w:r>
+            <w:r>
+              <w:t xml:space="preserve">(</w:t>
+            </w:r>
+            <w:hyperlink r:id="rId90">
+              <w:r>
+                <w:rPr>
+                  <w:rStyle w:val="Hyperlink"/>
+                </w:rPr>
+                <w:t xml:space="preserve">:notificationState</w:t>
+              </w:r>
+            </w:hyperlink>
+            <w:r>
+              <w:t xml:space="preserve">):</w:t>
+            </w:r>
+            <w:r>
+              <w:t xml:space="preserve"> </w:t>
+            </w:r>
+            <w:r>
+              <w:t xml:space="preserve">Equids carry a notification state of their own instead of the animal history state.</w:t>
+            </w:r>
+          </w:p>
+        </w:tc>
+        <w:tc>
+          <w:tcPr/>
+          <w:p>
+            <w:pPr>
+              <w:pStyle w:val="Compact"/>
+              <w:numPr>
+                <w:ilvl w:val="0"/>
+                <w:numId w:val="1003"/>
+              </w:numPr>
+              <w:jc w:val="left"/>
+            </w:pPr>
+            <w:r>
+              <w:t xml:space="preserve">Type:</w:t>
+            </w:r>
+            <w:r>
+              <w:t xml:space="preserve"> </w:t>
+            </w:r>
+            <w:hyperlink r:id="rId91">
+              <w:r>
+                <w:rPr>
+                  <w:rStyle w:val="Hyperlink"/>
+                </w:rPr>
+                <w:t xml:space="preserve">:EquidNotificationState</w:t>
+              </w:r>
+            </w:hyperlink>
+          </w:p>
+        </w:tc>
+        <w:tc>
+          <w:tcPr/>
+          <w:p>
+            <w:pPr>
+              <w:pStyle w:val="Compact"/>
+              <w:jc w:val="right"/>
+            </w:pPr>
+            <w:r>
+              <w:t xml:space="preserve">1..1</w:t>
+            </w:r>
+          </w:p>
+        </w:tc>
+      </w:tr>
+      <w:tr>
+        <w:tc>
+          <w:tcPr/>
+          <w:p>
+            <w:pPr>
+              <w:pStyle w:val="Compact"/>
+              <w:jc w:val="left"/>
+            </w:pPr>
+            <w:r>
+              <w:rPr>
+                <w:b/>
+                <w:bCs/>
+              </w:rPr>
+              <w:t xml:space="preserve">Type of use</w:t>
+            </w:r>
+            <w:r>
+              <w:t xml:space="preserve"> </w:t>
+            </w:r>
+            <w:r>
+              <w:t xml:space="preserve">(</w:t>
+            </w:r>
+            <w:hyperlink r:id="rId92">
+              <w:r>
+                <w:rPr>
+                  <w:rStyle w:val="Hyperlink"/>
+                </w:rPr>
+                <w:t xml:space="preserve">:typeOfEquidUsage</w:t>
+              </w:r>
+            </w:hyperlink>
+            <w:r>
+              <w:t xml:space="preserve">):</w:t>
+            </w:r>
+            <w:r>
+              <w:t xml:space="preserve"> </w:t>
+            </w:r>
+            <w:r>
+              <w:t xml:space="preserve">Equids use a code list of their own: companion animal or farm animal.</w:t>
+            </w:r>
+          </w:p>
+        </w:tc>
+        <w:tc>
+          <w:tcPr/>
+          <w:p>
+            <w:pPr>
+              <w:pStyle w:val="Compact"/>
+              <w:numPr>
+                <w:ilvl w:val="0"/>
+                <w:numId w:val="1004"/>
+              </w:numPr>
+              <w:jc w:val="left"/>
+            </w:pPr>
+            <w:r>
+              <w:t xml:space="preserve">Type:</w:t>
+            </w:r>
+            <w:r>
+              <w:t xml:space="preserve"> </w:t>
+            </w:r>
+            <w:hyperlink r:id="rId93">
+              <w:r>
+                <w:rPr>
+                  <w:rStyle w:val="Hyperlink"/>
+                </w:rPr>
+                <w:t xml:space="preserve">:EquidTypeOfUsage</w:t>
+              </w:r>
+            </w:hyperlink>
+          </w:p>
+        </w:tc>
+        <w:tc>
+          <w:tcPr/>
+          <w:p>
+            <w:pPr>
+              <w:pStyle w:val="Compact"/>
+              <w:jc w:val="right"/>
+            </w:pPr>
+            <w:r>
+              <w:t xml:space="preserve">1..1</w:t>
+            </w:r>
+          </w:p>
+        </w:tc>
+      </w:tr>
+      <w:tr>
+        <w:tc>
+          <w:tcPr/>
+          <w:p>
+            <w:pPr>
+              <w:pStyle w:val="Compact"/>
+              <w:jc w:val="left"/>
+            </w:pPr>
+            <w:r>
+              <w:rPr>
+                <w:b/>
+                <w:bCs/>
+              </w:rPr>
+              <w:t xml:space="preserve">Father</w:t>
+            </w:r>
+            <w:r>
+              <w:t xml:space="preserve"> </w:t>
+            </w:r>
+            <w:r>
+              <w:t xml:space="preserve">(</w:t>
+            </w:r>
+            <w:hyperlink r:id="rId94">
+              <w:r>
+                <w:rPr>
+                  <w:rStyle w:val="Hyperlink"/>
+                </w:rPr>
+                <w:t xml:space="preserve">:father</w:t>
+              </w:r>
+            </w:hyperlink>
+            <w:r>
+              <w:t xml:space="preserve">): Equids</w:t>
+            </w:r>
+            <w:r>
+              <w:t xml:space="preserve"> </w:t>
+            </w:r>
+            <w:r>
+              <w:t xml:space="preserve">have no father: the openAPI knows only the mother and the genetic mother for them.</w:t>
+            </w:r>
+            <w:r>
+              <w:t xml:space="preserve"> </w:t>
+            </w:r>
+            <w:r>
+              <w:t xml:space="preserve">The object catalogue, by contrast, names the UELN of the father animal in the</w:t>
+            </w:r>
+            <w:r>
+              <w:t xml:space="preserve"> </w:t>
+            </w:r>
+            <w:r>
+              <w:t xml:space="preserve">attribute; issue #45 puts the discrepancy to Identitas.</w:t>
+            </w:r>
+          </w:p>
+        </w:tc>
+        <w:tc>
+          <w:tcPr/>
+          <w:p>
+            <w:pPr>
+              <w:pStyle w:val="Compact"/>
+            </w:pPr>
+          </w:p>
+        </w:tc>
+        <w:tc>
+          <w:tcPr/>
+          <w:p>
+            <w:pPr>
+              <w:pStyle w:val="Compact"/>
+              <w:jc w:val="right"/>
+            </w:pPr>
+            <w:r>
+              <w:t xml:space="preserve">0..0</w:t>
+            </w:r>
+          </w:p>
+        </w:tc>
+      </w:tr>
+      <w:tr>
+        <w:tc>
+          <w:tcPr/>
+          <w:p>
+            <w:pPr>
+              <w:pStyle w:val="Compact"/>
+              <w:jc w:val="left"/>
+            </w:pPr>
+            <w:r>
+              <w:rPr>
+                <w:b/>
+                <w:bCs/>
+              </w:rPr>
+              <w:t xml:space="preserve">Animal history state</w:t>
+            </w:r>
+            <w:r>
+              <w:t xml:space="preserve"> </w:t>
+            </w:r>
+            <w:r>
+              <w:t xml:space="preserve">(</w:t>
+            </w:r>
+            <w:hyperlink r:id="rId95">
+              <w:r>
+                <w:rPr>
+                  <w:rStyle w:val="Hyperlink"/>
+                </w:rPr>
+                <w:t xml:space="preserve">:historyState</w:t>
+              </w:r>
+            </w:hyperlink>
+            <w:r>
+              <w:t xml:space="preserve">): Described</w:t>
+            </w:r>
+            <w:r>
+              <w:t xml:space="preserve"> </w:t>
+            </w:r>
+            <w:r>
+              <w:t xml:space="preserve">in the object catalogue as not relevant for equids; the notification state takes its</w:t>
+            </w:r>
+            <w:r>
+              <w:t xml:space="preserve"> </w:t>
+            </w:r>
+            <w:r>
+              <w:t xml:space="preserve">place.</w:t>
+            </w:r>
+          </w:p>
+        </w:tc>
+        <w:tc>
+          <w:tcPr/>
+          <w:p>
+            <w:pPr>
+              <w:pStyle w:val="Compact"/>
+            </w:pPr>
+          </w:p>
+        </w:tc>
+        <w:tc>
+          <w:tcPr/>
+          <w:p>
+            <w:pPr>
+              <w:pStyle w:val="Compact"/>
+              <w:jc w:val="right"/>
+            </w:pPr>
+            <w:r>
+              <w:t xml:space="preserve">0..0</w:t>
+            </w:r>
+          </w:p>
+        </w:tc>
+      </w:tr>
+      <w:tr>
+        <w:tc>
+          <w:tcPr/>
+          <w:p>
+            <w:pPr>
+              <w:pStyle w:val="Compact"/>
+              <w:jc w:val="left"/>
+            </w:pPr>
+            <w:r>
+              <w:rPr>
+                <w:b/>
+                <w:bCs/>
+              </w:rPr>
+              <w:t xml:space="preserve">Type of use (livestock)</w:t>
+            </w:r>
+            <w:r>
+              <w:t xml:space="preserve"> </w:t>
+            </w:r>
+            <w:r>
+              <w:t xml:space="preserve">(</w:t>
+            </w:r>
+            <w:hyperlink r:id="rId96">
+              <w:r>
+                <w:rPr>
+                  <w:rStyle w:val="Hyperlink"/>
+                </w:rPr>
+                <w:t xml:space="preserve">:typeOfUse</w:t>
+              </w:r>
+            </w:hyperlink>
+            <w:r>
+              <w:t xml:space="preserve">): Does not apply</w:t>
+            </w:r>
+            <w:r>
+              <w:t xml:space="preserve"> </w:t>
+            </w:r>
+            <w:r>
+              <w:t xml:space="preserve">to equids; the equid-specific type of use takes its place.</w:t>
+            </w:r>
+          </w:p>
+        </w:tc>
+        <w:tc>
+          <w:tcPr/>
+          <w:p>
+            <w:pPr>
+              <w:pStyle w:val="Compact"/>
+            </w:pPr>
+          </w:p>
+        </w:tc>
+        <w:tc>
+          <w:tcPr/>
+          <w:p>
+            <w:pPr>
+              <w:pStyle w:val="Compact"/>
+              <w:jc w:val="right"/>
+            </w:pPr>
+            <w:r>
+              <w:t xml:space="preserve">0..0</w:t>
+            </w:r>
+          </w:p>
+        </w:tc>
+      </w:tr>
     </w:tbl>
-    <w:bookmarkEnd w:id="51"/>
-    <w:bookmarkEnd w:id="52"/>
-    <w:bookmarkStart w:id="75" w:name="sec-nodeshape-groupnotificationshape"/>
+    <w:bookmarkEnd w:id="97"/>
+    <w:bookmarkEnd w:id="98"/>
+    <w:bookmarkStart w:id="120" w:name="sec-nodeshape-groupnotificationshape"/>
     <w:p>
       <w:pPr>
         <w:pStyle w:val="berschrift2"/>
@@ -1026,7 +1518,7 @@
         <w:t xml:space="preserve">An event concerning a group of animals that cannot be identified individually. Group notifications are recorded for animals of the categories pigs and poultry; the individuals of such a group are therefore not known. Events are reported by the natural persons of the responsible legal unit, the animal keeper. They comprise housing notifications for poultry, movement notifications for pigs, and slaughter notifications for pigs (by head) and poultry groups (in kg). This class has no counterpart in the AnimalTracing openAPI specification, because pigs and poultry are not covered there.</w:t>
       </w:r>
     </w:p>
-    <w:bookmarkStart w:id="55" w:name="Xa04d249e5cb15074f59ff488baabe8a68467daf"/>
+    <w:bookmarkStart w:id="101" w:name="Xa04d249e5cb15074f59ff488baabe8a68467daf"/>
     <w:p>
       <w:pPr>
         <w:pStyle w:val="berschrift3"/>
@@ -1047,7 +1539,7 @@
       <w:pPr>
         <w:pStyle w:val="Definition"/>
       </w:pPr>
-      <w:hyperlink r:id="rId53">
+      <w:hyperlink r:id="rId99">
         <w:r>
           <w:rPr>
             <w:rStyle w:val="Hyperlink"/>
@@ -1068,7 +1560,7 @@
       <w:pPr>
         <w:pStyle w:val="Definition"/>
       </w:pPr>
-      <w:hyperlink r:id="rId54">
+      <w:hyperlink r:id="rId100">
         <w:r>
           <w:rPr>
             <w:rStyle w:val="Hyperlink"/>
@@ -1077,40 +1569,8 @@
         </w:r>
       </w:hyperlink>
     </w:p>
-    <w:p>
-      <w:pPr>
-        <w:pStyle w:val="DefinitionTerm"/>
-      </w:pPr>
-      <w:r>
-        <w:t xml:space="preserve">Closed</w:t>
-      </w:r>
-    </w:p>
-    <w:p>
-      <w:pPr>
-        <w:pStyle w:val="Definition"/>
-      </w:pPr>
-      <w:r>
-        <w:t xml:space="preserve">No (further properties are allowed)</w:t>
-      </w:r>
-    </w:p>
-    <w:p>
-      <w:pPr>
-        <w:pStyle w:val="DefinitionTerm"/>
-      </w:pPr>
-      <w:r>
-        <w:t xml:space="preserve">Data access</w:t>
-      </w:r>
-    </w:p>
-    <w:p>
-      <w:pPr>
-        <w:pStyle w:val="Definition"/>
-      </w:pPr>
-      <w:r>
-        <w:t xml:space="preserve">None (transactional data, not part of the published graph)</w:t>
-      </w:r>
-    </w:p>
-    <w:bookmarkEnd w:id="55"/>
-    <w:bookmarkStart w:id="74" w:name="X7915839ef175a2a5570c4b4ab0986c6c07e93bf"/>
+    <w:bookmarkEnd w:id="101"/>
+    <w:bookmarkStart w:id="119" w:name="X7915839ef175a2a5570c4b4ab0986c6c07e93bf"/>
     <w:p>
       <w:pPr>
         <w:pStyle w:val="berschrift3"/>
@@ -1193,7 +1653,7 @@
             <w:r>
               <w:t xml:space="preserve">(</w:t>
             </w:r>
-            <w:hyperlink r:id="rId56">
+            <w:hyperlink r:id="rId102">
               <w:r>
                 <w:rPr>
                   <w:rStyle w:val="Hyperlink"/>
@@ -1219,7 +1679,7 @@
               <w:pStyle w:val="Compact"/>
               <w:numPr>
                 <w:ilvl w:val="0"/>
-                <w:numId w:val="1003"/>
+                <w:numId w:val="1005"/>
               </w:numPr>
               <w:jc w:val="left"/>
             </w:pPr>
@@ -1273,7 +1733,7 @@
             <w:r>
               <w:t xml:space="preserve">(</w:t>
             </w:r>
-            <w:hyperlink r:id="rId57">
+            <w:hyperlink r:id="rId103">
               <w:r>
                 <w:rPr>
                   <w:rStyle w:val="Hyperlink"/>
@@ -1299,7 +1759,7 @@
               <w:pStyle w:val="Compact"/>
               <w:numPr>
                 <w:ilvl w:val="0"/>
-                <w:numId w:val="1004"/>
+                <w:numId w:val="1006"/>
               </w:numPr>
               <w:jc w:val="left"/>
             </w:pPr>
@@ -1353,22 +1813,22 @@
             <w:r>
               <w:t xml:space="preserve">(</w:t>
             </w:r>
-            <w:hyperlink r:id="rId58">
+            <w:hyperlink r:id="rId104">
               <w:r>
                 <w:rPr>
                   <w:rStyle w:val="Hyperlink"/>
                 </w:rPr>
-                <w:t xml:space="preserve">:eventIdentifier</w:t>
+                <w:t xml:space="preserve">:id</w:t>
               </w:r>
             </w:hyperlink>
             <w:r>
-              <w:t xml:space="preserve">):</w:t>
+              <w:t xml:space="preserve">): Unique identifier of</w:t>
             </w:r>
             <w:r>
               <w:t xml:space="preserve"> </w:t>
             </w:r>
             <w:r>
-              <w:t xml:space="preserve">Unique identifier of the movement, assigned by the system.</w:t>
+              <w:t xml:space="preserve">the movement, assigned by the system.</w:t>
             </w:r>
           </w:p>
         </w:tc>
@@ -1379,14 +1839,14 @@
               <w:pStyle w:val="Compact"/>
               <w:numPr>
                 <w:ilvl w:val="0"/>
-                <w:numId w:val="1005"/>
+                <w:numId w:val="1007"/>
               </w:numPr>
               <w:jc w:val="left"/>
             </w:pPr>
             <w:r>
               <w:t xml:space="preserve">Type: Text (</w:t>
             </w:r>
-            <w:hyperlink r:id="rId59">
+            <w:hyperlink r:id="rId105">
               <w:r>
                 <w:rPr>
                   <w:rStyle w:val="Hyperlink"/>
@@ -1433,7 +1893,7 @@
             <w:r>
               <w:t xml:space="preserve">(</w:t>
             </w:r>
-            <w:hyperlink r:id="rId60">
+            <w:hyperlink r:id="rId106">
               <w:r>
                 <w:rPr>
                   <w:rStyle w:val="Hyperlink"/>
@@ -1453,7 +1913,7 @@
               <w:pStyle w:val="Compact"/>
               <w:numPr>
                 <w:ilvl w:val="0"/>
-                <w:numId w:val="1006"/>
+                <w:numId w:val="1008"/>
               </w:numPr>
               <w:jc w:val="left"/>
             </w:pPr>
@@ -1463,7 +1923,7 @@
             <w:r>
               <w:t xml:space="preserve"> </w:t>
             </w:r>
-            <w:hyperlink r:id="rId61">
+            <w:hyperlink r:id="rId107">
               <w:r>
                 <w:rPr>
                   <w:rStyle w:val="Hyperlink"/>
@@ -1507,7 +1967,7 @@
             <w:r>
               <w:t xml:space="preserve">(</w:t>
             </w:r>
-            <w:hyperlink r:id="rId62">
+            <w:hyperlink r:id="rId108">
               <w:r>
                 <w:rPr>
                   <w:rStyle w:val="Hyperlink"/>
@@ -1533,14 +1993,14 @@
               <w:pStyle w:val="Compact"/>
               <w:numPr>
                 <w:ilvl w:val="0"/>
-                <w:numId w:val="1007"/>
+                <w:numId w:val="1009"/>
               </w:numPr>
               <w:jc w:val="left"/>
             </w:pPr>
             <w:r>
               <w:t xml:space="preserve">Type: Text (</w:t>
             </w:r>
-            <w:hyperlink r:id="rId59">
+            <w:hyperlink r:id="rId105">
               <w:r>
                 <w:rPr>
                   <w:rStyle w:val="Hyperlink"/>
@@ -1587,7 +2047,7 @@
             <w:r>
               <w:t xml:space="preserve">(</w:t>
             </w:r>
-            <w:hyperlink r:id="rId63">
+            <w:hyperlink r:id="rId109">
               <w:r>
                 <w:rPr>
                   <w:rStyle w:val="Hyperlink"/>
@@ -1607,7 +2067,7 @@
               <w:pStyle w:val="Compact"/>
               <w:numPr>
                 <w:ilvl w:val="0"/>
-                <w:numId w:val="1008"/>
+                <w:numId w:val="1010"/>
               </w:numPr>
               <w:jc w:val="left"/>
             </w:pPr>
@@ -1617,7 +2077,7 @@
             <w:r>
               <w:t xml:space="preserve"> </w:t>
             </w:r>
-            <w:hyperlink r:id="rId64">
+            <w:hyperlink r:id="rId110">
               <w:r>
                 <w:rPr>
                   <w:rStyle w:val="Hyperlink"/>
@@ -1661,7 +2121,7 @@
             <w:r>
               <w:t xml:space="preserve">(</w:t>
             </w:r>
-            <w:hyperlink r:id="rId65">
+            <w:hyperlink r:id="rId111">
               <w:r>
                 <w:rPr>
                   <w:rStyle w:val="Hyperlink"/>
@@ -1687,14 +2147,14 @@
               <w:pStyle w:val="Compact"/>
               <w:numPr>
                 <w:ilvl w:val="0"/>
-                <w:numId w:val="1009"/>
+                <w:numId w:val="1011"/>
               </w:numPr>
               <w:jc w:val="left"/>
             </w:pPr>
             <w:r>
               <w:t xml:space="preserve">Type: Date (</w:t>
             </w:r>
-            <w:hyperlink r:id="rId66">
+            <w:hyperlink r:id="rId112">
               <w:r>
                 <w:rPr>
                   <w:rStyle w:val="Hyperlink"/>
@@ -1741,7 +2201,7 @@
             <w:r>
               <w:t xml:space="preserve">(</w:t>
             </w:r>
-            <w:hyperlink r:id="rId67">
+            <w:hyperlink r:id="rId113">
               <w:r>
                 <w:rPr>
                   <w:rStyle w:val="Hyperlink"/>
@@ -1767,14 +2227,14 @@
               <w:pStyle w:val="Compact"/>
               <w:numPr>
                 <w:ilvl w:val="0"/>
-                <w:numId w:val="1010"/>
+                <w:numId w:val="1012"/>
               </w:numPr>
               <w:jc w:val="left"/>
             </w:pPr>
             <w:r>
               <w:t xml:space="preserve">Type: Date (</w:t>
             </w:r>
-            <w:hyperlink r:id="rId66">
+            <w:hyperlink r:id="rId112">
               <w:r>
                 <w:rPr>
                   <w:rStyle w:val="Hyperlink"/>
@@ -1821,7 +2281,7 @@
             <w:r>
               <w:t xml:space="preserve">(</w:t>
             </w:r>
-            <w:hyperlink r:id="rId68">
+            <w:hyperlink r:id="rId114">
               <w:r>
                 <w:rPr>
                   <w:rStyle w:val="Hyperlink"/>
@@ -1847,14 +2307,14 @@
               <w:pStyle w:val="Compact"/>
               <w:numPr>
                 <w:ilvl w:val="0"/>
-                <w:numId w:val="1011"/>
+                <w:numId w:val="1013"/>
               </w:numPr>
               <w:jc w:val="left"/>
             </w:pPr>
             <w:r>
               <w:t xml:space="preserve">Type: Integer (</w:t>
             </w:r>
-            <w:hyperlink r:id="rId69">
+            <w:hyperlink r:id="rId115">
               <w:r>
                 <w:rPr>
                   <w:rStyle w:val="Hyperlink"/>
@@ -1901,7 +2361,7 @@
             <w:r>
               <w:t xml:space="preserve">(</w:t>
             </w:r>
-            <w:hyperlink r:id="rId70">
+            <w:hyperlink r:id="rId116">
               <w:r>
                 <w:rPr>
                   <w:rStyle w:val="Hyperlink"/>
@@ -1927,14 +2387,14 @@
               <w:pStyle w:val="Compact"/>
               <w:numPr>
                 <w:ilvl w:val="0"/>
-                <w:numId w:val="1012"/>
+                <w:numId w:val="1014"/>
               </w:numPr>
               <w:jc w:val="left"/>
             </w:pPr>
             <w:r>
               <w:t xml:space="preserve">Type: Integer (</w:t>
             </w:r>
-            <w:hyperlink r:id="rId69">
+            <w:hyperlink r:id="rId115">
               <w:r>
                 <w:rPr>
                   <w:rStyle w:val="Hyperlink"/>
@@ -1981,7 +2441,7 @@
             <w:r>
               <w:t xml:space="preserve">(</w:t>
             </w:r>
-            <w:hyperlink r:id="rId71">
+            <w:hyperlink r:id="rId96">
               <w:r>
                 <w:rPr>
                   <w:rStyle w:val="Hyperlink"/>
@@ -2007,7 +2467,7 @@
               <w:pStyle w:val="Compact"/>
               <w:numPr>
                 <w:ilvl w:val="0"/>
-                <w:numId w:val="1013"/>
+                <w:numId w:val="1015"/>
               </w:numPr>
               <w:jc w:val="left"/>
             </w:pPr>
@@ -2017,7 +2477,7 @@
             <w:r>
               <w:t xml:space="preserve"> </w:t>
             </w:r>
-            <w:hyperlink r:id="rId72">
+            <w:hyperlink r:id="rId117">
               <w:r>
                 <w:rPr>
                   <w:rStyle w:val="Hyperlink"/>
@@ -2061,7 +2521,7 @@
             <w:r>
               <w:t xml:space="preserve">(</w:t>
             </w:r>
-            <w:hyperlink r:id="rId73">
+            <w:hyperlink r:id="rId118">
               <w:r>
                 <w:rPr>
                   <w:rStyle w:val="Hyperlink"/>
@@ -2087,14 +2547,14 @@
               <w:pStyle w:val="Compact"/>
               <w:numPr>
                 <w:ilvl w:val="0"/>
-                <w:numId w:val="1014"/>
+                <w:numId w:val="1016"/>
               </w:numPr>
               <w:jc w:val="left"/>
             </w:pPr>
             <w:r>
               <w:t xml:space="preserve">Type: Integer (</w:t>
             </w:r>
-            <w:hyperlink r:id="rId69">
+            <w:hyperlink r:id="rId115">
               <w:r>
                 <w:rPr>
                   <w:rStyle w:val="Hyperlink"/>
@@ -2121,9 +2581,9 @@
         </w:tc>
       </w:tr>
     </w:tbl>
-    <w:bookmarkEnd w:id="74"/>
-    <w:bookmarkEnd w:id="75"/>
-    <w:bookmarkStart w:id="85" w:name="sec-nodeshape-localunithealthstatusshape"/>
+    <w:bookmarkEnd w:id="119"/>
+    <w:bookmarkEnd w:id="120"/>
+    <w:bookmarkStart w:id="130" w:name="sec-nodeshape-localunithealthstatusshape"/>
     <w:p>
       <w:pPr>
         <w:pStyle w:val="berschrift2"/>
@@ -2140,7 +2600,7 @@
         <w:t xml:space="preserve">Where animal disease events are of national significance, it is essential that animal keepers are informed about movement bans and disease status, so that the risk of spread through animal movements can be minimised. Disease information recorded for a local unit. In addition to the epizootic status of a local unit, vaccination, risk and laboratory results can also be represented. The AnimalTracing openAPI specification has no dedicated class for this; there the corresponding information is held as attributes of the local unit.</w:t>
       </w:r>
     </w:p>
-    <w:bookmarkStart w:id="78" w:name="Xd76f8e56e32004c31775842ef07b6b63f81aed7"/>
+    <w:bookmarkStart w:id="123" w:name="Xd76f8e56e32004c31775842ef07b6b63f81aed7"/>
     <w:p>
       <w:pPr>
         <w:pStyle w:val="berschrift3"/>
@@ -2161,7 +2621,7 @@
       <w:pPr>
         <w:pStyle w:val="Definition"/>
       </w:pPr>
-      <w:hyperlink r:id="rId76">
+      <w:hyperlink r:id="rId121">
         <w:r>
           <w:rPr>
             <w:rStyle w:val="Hyperlink"/>
@@ -2182,7 +2642,7 @@
       <w:pPr>
         <w:pStyle w:val="Definition"/>
       </w:pPr>
-      <w:hyperlink r:id="rId77">
+      <w:hyperlink r:id="rId122">
         <w:r>
           <w:rPr>
             <w:rStyle w:val="Hyperlink"/>
@@ -2191,40 +2651,8 @@
         </w:r>
       </w:hyperlink>
     </w:p>
-    <w:p>
-      <w:pPr>
-        <w:pStyle w:val="DefinitionTerm"/>
-      </w:pPr>
-      <w:r>
-        <w:t xml:space="preserve">Closed</w:t>
-      </w:r>
-    </w:p>
-    <w:p>
-      <w:pPr>
-        <w:pStyle w:val="Definition"/>
-      </w:pPr>
-      <w:r>
-        <w:t xml:space="preserve">No (further properties are allowed)</w:t>
-      </w:r>
-    </w:p>
-    <w:p>
-      <w:pPr>
-        <w:pStyle w:val="DefinitionTerm"/>
-      </w:pPr>
-      <w:r>
-        <w:t xml:space="preserve">Data access</w:t>
-      </w:r>
-    </w:p>
-    <w:p>
-      <w:pPr>
-        <w:pStyle w:val="Definition"/>
-      </w:pPr>
-      <w:r>
-        <w:t xml:space="preserve">None (transactional data, not part of the published graph)</w:t>
-      </w:r>
-    </w:p>
-    <w:bookmarkEnd w:id="78"/>
-    <w:bookmarkStart w:id="84" w:name="X862e0b7718ba7490c724a805d4ccf3962ba3fc6"/>
+    <w:bookmarkEnd w:id="123"/>
+    <w:bookmarkStart w:id="129" w:name="X862e0b7718ba7490c724a805d4ccf3962ba3fc6"/>
     <w:p>
       <w:pPr>
         <w:pStyle w:val="berschrift3"/>
@@ -2307,7 +2735,7 @@
             <w:r>
               <w:t xml:space="preserve">(</w:t>
             </w:r>
-            <w:hyperlink r:id="rId56">
+            <w:hyperlink r:id="rId102">
               <w:r>
                 <w:rPr>
                   <w:rStyle w:val="Hyperlink"/>
@@ -2333,7 +2761,7 @@
               <w:pStyle w:val="Compact"/>
               <w:numPr>
                 <w:ilvl w:val="0"/>
-                <w:numId w:val="1015"/>
+                <w:numId w:val="1017"/>
               </w:numPr>
               <w:jc w:val="left"/>
             </w:pPr>
@@ -2387,7 +2815,7 @@
             <w:r>
               <w:t xml:space="preserve">(</w:t>
             </w:r>
-            <w:hyperlink r:id="rId79">
+            <w:hyperlink r:id="rId124">
               <w:r>
                 <w:rPr>
                   <w:rStyle w:val="Hyperlink"/>
@@ -2413,7 +2841,7 @@
               <w:pStyle w:val="Compact"/>
               <w:numPr>
                 <w:ilvl w:val="0"/>
-                <w:numId w:val="1016"/>
+                <w:numId w:val="1018"/>
               </w:numPr>
               <w:jc w:val="left"/>
             </w:pPr>
@@ -2423,7 +2851,7 @@
             <w:r>
               <w:t xml:space="preserve"> </w:t>
             </w:r>
-            <w:hyperlink r:id="rId80">
+            <w:hyperlink r:id="rId125">
               <w:r>
                 <w:rPr>
                   <w:rStyle w:val="Hyperlink"/>
@@ -2467,7 +2895,7 @@
             <w:r>
               <w:t xml:space="preserve">(</w:t>
             </w:r>
-            <w:hyperlink r:id="rId81">
+            <w:hyperlink r:id="rId126">
               <w:r>
                 <w:rPr>
                   <w:rStyle w:val="Hyperlink"/>
@@ -2487,7 +2915,7 @@
               <w:pStyle w:val="Compact"/>
               <w:numPr>
                 <w:ilvl w:val="0"/>
-                <w:numId w:val="1017"/>
+                <w:numId w:val="1019"/>
               </w:numPr>
               <w:jc w:val="left"/>
             </w:pPr>
@@ -2497,7 +2925,7 @@
             <w:r>
               <w:t xml:space="preserve"> </w:t>
             </w:r>
-            <w:hyperlink r:id="rId82">
+            <w:hyperlink r:id="rId127">
               <w:r>
                 <w:rPr>
                   <w:rStyle w:val="Hyperlink"/>
@@ -2541,7 +2969,7 @@
             <w:r>
               <w:t xml:space="preserve">(</w:t>
             </w:r>
-            <w:hyperlink r:id="rId83">
+            <w:hyperlink r:id="rId128">
               <w:r>
                 <w:rPr>
                   <w:rStyle w:val="Hyperlink"/>
@@ -2567,14 +2995,14 @@
               <w:pStyle w:val="Compact"/>
               <w:numPr>
                 <w:ilvl w:val="0"/>
-                <w:numId w:val="1018"/>
+                <w:numId w:val="1020"/>
               </w:numPr>
               <w:jc w:val="left"/>
             </w:pPr>
             <w:r>
               <w:t xml:space="preserve">Type: Date (</w:t>
             </w:r>
-            <w:hyperlink r:id="rId66">
+            <w:hyperlink r:id="rId112">
               <w:r>
                 <w:rPr>
                   <w:rStyle w:val="Hyperlink"/>
@@ -2601,9 +3029,9 @@
         </w:tc>
       </w:tr>
     </w:tbl>
-    <w:bookmarkEnd w:id="84"/>
-    <w:bookmarkEnd w:id="85"/>
-    <w:bookmarkStart w:id="92" w:name="sec-nodeshape-animalhealthstatusshape"/>
+    <w:bookmarkEnd w:id="129"/>
+    <w:bookmarkEnd w:id="130"/>
+    <w:bookmarkStart w:id="137" w:name="sec-nodeshape-animalhealthstatusshape"/>
     <w:p>
       <w:pPr>
         <w:pStyle w:val="berschrift2"/>
@@ -2620,7 +3048,7 @@
         <w:t xml:space="preserve">Disease information recorded for an individual animal. In addition to the individual epizootic status, relevant vaccinations are recorded as well.</w:t>
       </w:r>
     </w:p>
-    <w:bookmarkStart w:id="88" w:name="Xb758c4c0d2989683d029ced6d0d85d02664499b"/>
+    <w:bookmarkStart w:id="133" w:name="Xb758c4c0d2989683d029ced6d0d85d02664499b"/>
     <w:p>
       <w:pPr>
         <w:pStyle w:val="berschrift3"/>
@@ -2641,7 +3069,7 @@
       <w:pPr>
         <w:pStyle w:val="Definition"/>
       </w:pPr>
-      <w:hyperlink r:id="rId86">
+      <w:hyperlink r:id="rId131">
         <w:r>
           <w:rPr>
             <w:rStyle w:val="Hyperlink"/>
@@ -2662,7 +3090,7 @@
       <w:pPr>
         <w:pStyle w:val="Definition"/>
       </w:pPr>
-      <w:hyperlink r:id="rId87">
+      <w:hyperlink r:id="rId132">
         <w:r>
           <w:rPr>
             <w:rStyle w:val="Hyperlink"/>
@@ -2671,40 +3099,8 @@
         </w:r>
       </w:hyperlink>
     </w:p>
-    <w:p>
-      <w:pPr>
-        <w:pStyle w:val="DefinitionTerm"/>
-      </w:pPr>
-      <w:r>
-        <w:t xml:space="preserve">Closed</w:t>
-      </w:r>
-    </w:p>
-    <w:p>
-      <w:pPr>
-        <w:pStyle w:val="Definition"/>
-      </w:pPr>
-      <w:r>
-        <w:t xml:space="preserve">No (further properties are allowed)</w:t>
-      </w:r>
-    </w:p>
-    <w:p>
-      <w:pPr>
-        <w:pStyle w:val="DefinitionTerm"/>
-      </w:pPr>
-      <w:r>
-        <w:t xml:space="preserve">Data access</w:t>
-      </w:r>
-    </w:p>
-    <w:p>
-      <w:pPr>
-        <w:pStyle w:val="Definition"/>
-      </w:pPr>
-      <w:r>
-        <w:t xml:space="preserve">None (transactional data, not part of the published graph)</w:t>
-      </w:r>
-    </w:p>
-    <w:bookmarkEnd w:id="88"/>
-    <w:bookmarkStart w:id="91" w:name="Xf7e08a05ecdfca2135266a5c394aaad995f88f7"/>
+    <w:bookmarkEnd w:id="133"/>
+    <w:bookmarkStart w:id="136" w:name="Xf7e08a05ecdfca2135266a5c394aaad995f88f7"/>
     <w:p>
       <w:pPr>
         <w:pStyle w:val="berschrift3"/>
@@ -2787,7 +3183,7 @@
             <w:r>
               <w:t xml:space="preserve">(</w:t>
             </w:r>
-            <w:hyperlink r:id="rId89">
+            <w:hyperlink r:id="rId134">
               <w:r>
                 <w:rPr>
                   <w:rStyle w:val="Hyperlink"/>
@@ -2813,7 +3209,7 @@
               <w:pStyle w:val="Compact"/>
               <w:numPr>
                 <w:ilvl w:val="0"/>
-                <w:numId w:val="1019"/>
+                <w:numId w:val="1021"/>
               </w:numPr>
               <w:jc w:val="left"/>
             </w:pPr>
@@ -2867,7 +3263,7 @@
             <w:r>
               <w:t xml:space="preserve">(</w:t>
             </w:r>
-            <w:hyperlink r:id="rId79">
+            <w:hyperlink r:id="rId124">
               <w:r>
                 <w:rPr>
                   <w:rStyle w:val="Hyperlink"/>
@@ -2893,7 +3289,7 @@
               <w:pStyle w:val="Compact"/>
               <w:numPr>
                 <w:ilvl w:val="0"/>
-                <w:numId w:val="1020"/>
+                <w:numId w:val="1022"/>
               </w:numPr>
               <w:jc w:val="left"/>
             </w:pPr>
@@ -2903,7 +3299,7 @@
             <w:r>
               <w:t xml:space="preserve"> </w:t>
             </w:r>
-            <w:hyperlink r:id="rId80">
+            <w:hyperlink r:id="rId125">
               <w:r>
                 <w:rPr>
                   <w:rStyle w:val="Hyperlink"/>
@@ -2947,7 +3343,7 @@
             <w:r>
               <w:t xml:space="preserve">(</w:t>
             </w:r>
-            <w:hyperlink r:id="rId81">
+            <w:hyperlink r:id="rId126">
               <w:r>
                 <w:rPr>
                   <w:rStyle w:val="Hyperlink"/>
@@ -2967,7 +3363,7 @@
               <w:pStyle w:val="Compact"/>
               <w:numPr>
                 <w:ilvl w:val="0"/>
-                <w:numId w:val="1021"/>
+                <w:numId w:val="1023"/>
               </w:numPr>
               <w:jc w:val="left"/>
             </w:pPr>
@@ -2977,7 +3373,7 @@
             <w:r>
               <w:t xml:space="preserve"> </w:t>
             </w:r>
-            <w:hyperlink r:id="rId90">
+            <w:hyperlink r:id="rId135">
               <w:r>
                 <w:rPr>
                   <w:rStyle w:val="Hyperlink"/>
@@ -3021,7 +3417,7 @@
             <w:r>
               <w:t xml:space="preserve">(</w:t>
             </w:r>
-            <w:hyperlink r:id="rId83">
+            <w:hyperlink r:id="rId128">
               <w:r>
                 <w:rPr>
                   <w:rStyle w:val="Hyperlink"/>
@@ -3047,14 +3443,14 @@
               <w:pStyle w:val="Compact"/>
               <w:numPr>
                 <w:ilvl w:val="0"/>
-                <w:numId w:val="1022"/>
+                <w:numId w:val="1024"/>
               </w:numPr>
               <w:jc w:val="left"/>
             </w:pPr>
             <w:r>
               <w:t xml:space="preserve">Type: Date (</w:t>
             </w:r>
-            <w:hyperlink r:id="rId66">
+            <w:hyperlink r:id="rId112">
               <w:r>
                 <w:rPr>
                   <w:rStyle w:val="Hyperlink"/>
@@ -3081,9 +3477,9 @@
         </w:tc>
       </w:tr>
     </w:tbl>
-    <w:bookmarkEnd w:id="91"/>
-    <w:bookmarkEnd w:id="92"/>
-    <w:bookmarkStart w:id="108" w:name="sec-nodeshape-animalshape"/>
+    <w:bookmarkEnd w:id="136"/>
+    <w:bookmarkEnd w:id="137"/>
+    <w:bookmarkStart w:id="152" w:name="sec-nodeshape-animalshape"/>
     <w:p>
       <w:pPr>
         <w:pStyle w:val="berschrift2"/>
@@ -3100,7 +3496,7 @@
         <w:t xml:space="preserve">An individually identified farm animal. In the animal movement database, animals of the categories cattle, sheep, goats and equids are recorded as individual animals; they are uniquely identified by their ear tag number, or by the UELN in the case of equids. No individual animals are kept for pigs and poultry, only group notifications.</w:t>
       </w:r>
     </w:p>
-    <w:bookmarkStart w:id="95" w:name="sec-nodeshape-animalshape-overview"/>
+    <w:bookmarkStart w:id="140" w:name="sec-nodeshape-animalshape-overview"/>
     <w:p>
       <w:pPr>
         <w:pStyle w:val="berschrift3"/>
@@ -3121,7 +3517,7 @@
       <w:pPr>
         <w:pStyle w:val="Definition"/>
       </w:pPr>
-      <w:hyperlink r:id="rId93">
+      <w:hyperlink r:id="rId138">
         <w:r>
           <w:rPr>
             <w:rStyle w:val="Hyperlink"/>
@@ -3142,7 +3538,7 @@
       <w:pPr>
         <w:pStyle w:val="Definition"/>
       </w:pPr>
-      <w:hyperlink r:id="rId94">
+      <w:hyperlink r:id="rId139">
         <w:r>
           <w:rPr>
             <w:rStyle w:val="Hyperlink"/>
@@ -3151,40 +3547,8 @@
         </w:r>
       </w:hyperlink>
     </w:p>
-    <w:p>
-      <w:pPr>
-        <w:pStyle w:val="DefinitionTerm"/>
-      </w:pPr>
-      <w:r>
-        <w:t xml:space="preserve">Closed</w:t>
-      </w:r>
-    </w:p>
-    <w:p>
-      <w:pPr>
-        <w:pStyle w:val="Definition"/>
-      </w:pPr>
-      <w:r>
-        <w:t xml:space="preserve">No (further properties are allowed)</w:t>
-      </w:r>
-    </w:p>
-    <w:p>
-      <w:pPr>
-        <w:pStyle w:val="DefinitionTerm"/>
-      </w:pPr>
-      <w:r>
-        <w:t xml:space="preserve">Data access</w:t>
-      </w:r>
-    </w:p>
-    <w:p>
-      <w:pPr>
-        <w:pStyle w:val="Definition"/>
-      </w:pPr>
-      <w:r>
-        <w:t xml:space="preserve">None (transactional data, not part of the published graph)</w:t>
-      </w:r>
-    </w:p>
-    <w:bookmarkEnd w:id="95"/>
-    <w:bookmarkStart w:id="107" w:name="sec-nodeshape-animalshape-properties"/>
+    <w:bookmarkEnd w:id="140"/>
+    <w:bookmarkStart w:id="150" w:name="sec-nodeshape-animalshape-properties"/>
     <w:p>
       <w:pPr>
         <w:pStyle w:val="berschrift3"/>
@@ -3196,14 +3560,14 @@
     <w:tbl>
       <w:tblPr>
         <w:tblStyle w:val="Table"/>
-        <w:tblW w:type="pct" w:w="4974"/>
+        <w:tblW w:type="pct" w:w="4972"/>
         <w:tblLayout w:type="fixed"/>
         <w:tblLook w:firstRow="1" w:lastRow="0" w:firstColumn="0" w:lastColumn="0" w:noHBand="0" w:noVBand="0" w:val="0020"/>
       </w:tblPr>
       <w:tblGrid>
-        <w:gridCol w:w="3671"/>
-        <w:gridCol w:w="3588"/>
-        <w:gridCol w:w="618"/>
+        <w:gridCol w:w="3413"/>
+        <w:gridCol w:w="3806"/>
+        <w:gridCol w:w="656"/>
       </w:tblGrid>
       <w:tr>
         <w:trPr>
@@ -3267,7 +3631,7 @@
             <w:r>
               <w:t xml:space="preserve">(</w:t>
             </w:r>
-            <w:hyperlink r:id="rId96">
+            <w:hyperlink r:id="rId141">
               <w:r>
                 <w:rPr>
                   <w:rStyle w:val="Hyperlink"/>
@@ -3276,13 +3640,13 @@
               </w:r>
             </w:hyperlink>
             <w:r>
-              <w:t xml:space="preserve">): An</w:t>
+              <w:t xml:space="preserve">):</w:t>
             </w:r>
             <w:r>
               <w:t xml:space="preserve"> </w:t>
             </w:r>
             <w:r>
-              <w:t xml:space="preserve">individual animal has at most one mother animal.</w:t>
+              <w:t xml:space="preserve">An individual animal has at most one mother animal.</w:t>
             </w:r>
           </w:p>
         </w:tc>
@@ -3293,7 +3657,7 @@
               <w:pStyle w:val="Compact"/>
               <w:numPr>
                 <w:ilvl w:val="0"/>
-                <w:numId w:val="1023"/>
+                <w:numId w:val="1025"/>
               </w:numPr>
               <w:jc w:val="left"/>
             </w:pPr>
@@ -3347,7 +3711,7 @@
             <w:r>
               <w:t xml:space="preserve">(</w:t>
             </w:r>
-            <w:hyperlink r:id="rId97">
+            <w:hyperlink r:id="rId94">
               <w:r>
                 <w:rPr>
                   <w:rStyle w:val="Hyperlink"/>
@@ -3356,13 +3720,13 @@
               </w:r>
             </w:hyperlink>
             <w:r>
-              <w:t xml:space="preserve">): An</w:t>
+              <w:t xml:space="preserve">):</w:t>
             </w:r>
             <w:r>
               <w:t xml:space="preserve"> </w:t>
             </w:r>
             <w:r>
-              <w:t xml:space="preserve">individual animal has at most one father animal.</w:t>
+              <w:t xml:space="preserve">An individual animal has at most one father animal.</w:t>
             </w:r>
           </w:p>
         </w:tc>
@@ -3373,7 +3737,7 @@
               <w:pStyle w:val="Compact"/>
               <w:numPr>
                 <w:ilvl w:val="0"/>
-                <w:numId w:val="1024"/>
+                <w:numId w:val="1026"/>
               </w:numPr>
               <w:jc w:val="left"/>
             </w:pPr>
@@ -3427,7 +3791,7 @@
             <w:r>
               <w:t xml:space="preserve">(</w:t>
             </w:r>
-            <w:hyperlink r:id="rId98">
+            <w:hyperlink r:id="rId142">
               <w:r>
                 <w:rPr>
                   <w:rStyle w:val="Hyperlink"/>
@@ -3436,13 +3800,13 @@
               </w:r>
             </w:hyperlink>
             <w:r>
-              <w:t xml:space="preserve">):</w:t>
+              <w:t xml:space="preserve">): Ear</w:t>
             </w:r>
             <w:r>
               <w:t xml:space="preserve"> </w:t>
             </w:r>
             <w:r>
-              <w:t xml:space="preserve">Ear tag number, or UELN for equids</w:t>
+              <w:t xml:space="preserve">tag number, or UELN for equids</w:t>
             </w:r>
           </w:p>
         </w:tc>
@@ -3453,14 +3817,14 @@
               <w:pStyle w:val="Compact"/>
               <w:numPr>
                 <w:ilvl w:val="0"/>
-                <w:numId w:val="1025"/>
+                <w:numId w:val="1027"/>
               </w:numPr>
               <w:jc w:val="left"/>
             </w:pPr>
             <w:r>
               <w:t xml:space="preserve">Type: Text (</w:t>
             </w:r>
-            <w:hyperlink r:id="rId59">
+            <w:hyperlink r:id="rId105">
               <w:r>
                 <w:rPr>
                   <w:rStyle w:val="Hyperlink"/>
@@ -3477,7 +3841,7 @@
               <w:pStyle w:val="Compact"/>
               <w:numPr>
                 <w:ilvl w:val="0"/>
-                <w:numId w:val="1025"/>
+                <w:numId w:val="1027"/>
               </w:numPr>
               <w:jc w:val="left"/>
             </w:pPr>
@@ -3520,7 +3884,7 @@
             <w:r>
               <w:t xml:space="preserve">(</w:t>
             </w:r>
-            <w:hyperlink r:id="rId60">
+            <w:hyperlink r:id="rId106">
               <w:r>
                 <w:rPr>
                   <w:rStyle w:val="Hyperlink"/>
@@ -3540,7 +3904,7 @@
               <w:pStyle w:val="Compact"/>
               <w:numPr>
                 <w:ilvl w:val="0"/>
-                <w:numId w:val="1026"/>
+                <w:numId w:val="1028"/>
               </w:numPr>
               <w:jc w:val="left"/>
             </w:pPr>
@@ -3550,7 +3914,7 @@
             <w:r>
               <w:t xml:space="preserve"> </w:t>
             </w:r>
-            <w:hyperlink r:id="rId61">
+            <w:hyperlink r:id="rId107">
               <w:r>
                 <w:rPr>
                   <w:rStyle w:val="Hyperlink"/>
@@ -3594,7 +3958,7 @@
             <w:r>
               <w:t xml:space="preserve">(</w:t>
             </w:r>
-            <w:hyperlink r:id="rId99">
+            <w:hyperlink r:id="rId143">
               <w:r>
                 <w:rPr>
                   <w:rStyle w:val="Hyperlink"/>
@@ -3614,7 +3978,7 @@
               <w:pStyle w:val="Compact"/>
               <w:numPr>
                 <w:ilvl w:val="0"/>
-                <w:numId w:val="1027"/>
+                <w:numId w:val="1029"/>
               </w:numPr>
               <w:jc w:val="left"/>
             </w:pPr>
@@ -3624,7 +3988,7 @@
             <w:r>
               <w:t xml:space="preserve"> </w:t>
             </w:r>
-            <w:hyperlink r:id="rId100">
+            <w:hyperlink r:id="rId144">
               <w:r>
                 <w:rPr>
                   <w:rStyle w:val="Hyperlink"/>
@@ -3668,7 +4032,7 @@
             <w:r>
               <w:t xml:space="preserve">(</w:t>
             </w:r>
-            <w:hyperlink r:id="rId101">
+            <w:hyperlink r:id="rId145">
               <w:r>
                 <w:rPr>
                   <w:rStyle w:val="Hyperlink"/>
@@ -3688,14 +4052,14 @@
               <w:pStyle w:val="Compact"/>
               <w:numPr>
                 <w:ilvl w:val="0"/>
-                <w:numId w:val="1028"/>
+                <w:numId w:val="1030"/>
               </w:numPr>
               <w:jc w:val="left"/>
             </w:pPr>
             <w:r>
               <w:t xml:space="preserve">Type: Date (</w:t>
             </w:r>
-            <w:hyperlink r:id="rId66">
+            <w:hyperlink r:id="rId112">
               <w:r>
                 <w:rPr>
                   <w:rStyle w:val="Hyperlink"/>
@@ -3742,7 +4106,7 @@
             <w:r>
               <w:t xml:space="preserve">(</w:t>
             </w:r>
-            <w:hyperlink r:id="rId102">
+            <w:hyperlink r:id="rId146">
               <w:r>
                 <w:rPr>
                   <w:rStyle w:val="Hyperlink"/>
@@ -3762,14 +4126,14 @@
               <w:pStyle w:val="Compact"/>
               <w:numPr>
                 <w:ilvl w:val="0"/>
-                <w:numId w:val="1029"/>
+                <w:numId w:val="1031"/>
               </w:numPr>
               <w:jc w:val="left"/>
             </w:pPr>
             <w:r>
               <w:t xml:space="preserve">Type: Date (</w:t>
             </w:r>
-            <w:hyperlink r:id="rId66">
+            <w:hyperlink r:id="rId112">
               <w:r>
                 <w:rPr>
                   <w:rStyle w:val="Hyperlink"/>
@@ -3816,16 +4180,34 @@
             <w:r>
               <w:t xml:space="preserve">(</w:t>
             </w:r>
-            <w:hyperlink r:id="rId103">
+            <w:hyperlink r:id="rId95">
               <w:r>
                 <w:rPr>
                   <w:rStyle w:val="Hyperlink"/>
                 </w:rPr>
-                <w:t xml:space="preserve">:animalHistoryState</w:t>
+                <w:t xml:space="preserve">:historyState</w:t>
               </w:r>
             </w:hyperlink>
             <w:r>
-              <w:t xml:space="preserve">)</w:t>
+              <w:t xml:space="preserve">):</w:t>
+            </w:r>
+            <w:r>
+              <w:t xml:space="preserve"> </w:t>
+            </w:r>
+            <w:r>
+              <w:t xml:space="preserve">State of the animal history at the date of the query. Not relevant for</w:t>
+            </w:r>
+            <w:r>
+              <w:t xml:space="preserve"> </w:t>
+            </w:r>
+            <w:r>
+              <w:t xml:space="preserve">equids; the object catalogue therefore gives the attribute a cardinality of</w:t>
+            </w:r>
+            <w:r>
+              <w:t xml:space="preserve"> </w:t>
+            </w:r>
+            <w:r>
+              <w:t xml:space="preserve">1, but the obligation applies only to the remaining individual animals.</w:t>
             </w:r>
           </w:p>
         </w:tc>
@@ -3836,7 +4218,7 @@
               <w:pStyle w:val="Compact"/>
               <w:numPr>
                 <w:ilvl w:val="0"/>
-                <w:numId w:val="1030"/>
+                <w:numId w:val="1032"/>
               </w:numPr>
               <w:jc w:val="left"/>
             </w:pPr>
@@ -3846,7 +4228,7 @@
             <w:r>
               <w:t xml:space="preserve"> </w:t>
             </w:r>
-            <w:hyperlink r:id="rId104">
+            <w:hyperlink r:id="rId147">
               <w:r>
                 <w:rPr>
                   <w:rStyle w:val="Hyperlink"/>
@@ -3864,7 +4246,7 @@
               <w:jc w:val="right"/>
             </w:pPr>
             <w:r>
-              <w:t xml:space="preserve">1..1</w:t>
+              <w:t xml:space="preserve">0..1</w:t>
             </w:r>
           </w:p>
         </w:tc>
@@ -3890,7 +4272,7 @@
             <w:r>
               <w:t xml:space="preserve">(</w:t>
             </w:r>
-            <w:hyperlink r:id="rId71">
+            <w:hyperlink r:id="rId96">
               <w:r>
                 <w:rPr>
                   <w:rStyle w:val="Hyperlink"/>
@@ -3910,7 +4292,7 @@
               <w:pStyle w:val="Compact"/>
               <w:numPr>
                 <w:ilvl w:val="0"/>
-                <w:numId w:val="1031"/>
+                <w:numId w:val="1033"/>
               </w:numPr>
               <w:jc w:val="left"/>
             </w:pPr>
@@ -3920,7 +4302,7 @@
             <w:r>
               <w:t xml:space="preserve"> </w:t>
             </w:r>
-            <w:hyperlink r:id="rId72">
+            <w:hyperlink r:id="rId117">
               <w:r>
                 <w:rPr>
                   <w:rStyle w:val="Hyperlink"/>
@@ -3964,7 +4346,7 @@
             <w:r>
               <w:t xml:space="preserve">(</w:t>
             </w:r>
-            <w:hyperlink r:id="rId105">
+            <w:hyperlink r:id="rId148">
               <w:r>
                 <w:rPr>
                   <w:rStyle w:val="Hyperlink"/>
@@ -3973,7 +4355,25 @@
               </w:r>
             </w:hyperlink>
             <w:r>
-              <w:t xml:space="preserve">)</w:t>
+              <w:t xml:space="preserve">): The</w:t>
+            </w:r>
+            <w:r>
+              <w:t xml:space="preserve"> </w:t>
+            </w:r>
+            <w:r>
+              <w:t xml:space="preserve">object catalogue describes the attribute as absent for equids, but the</w:t>
+            </w:r>
+            <w:r>
+              <w:t xml:space="preserve"> </w:t>
+            </w:r>
+            <w:r>
+              <w:t xml:space="preserve">openAPI carries it on the equid responses as well; issue #45 puts the</w:t>
+            </w:r>
+            <w:r>
+              <w:t xml:space="preserve"> </w:t>
+            </w:r>
+            <w:r>
+              <w:t xml:space="preserve">discrepancy to Identitas.</w:t>
             </w:r>
           </w:p>
         </w:tc>
@@ -3984,14 +4384,14 @@
               <w:pStyle w:val="Compact"/>
               <w:numPr>
                 <w:ilvl w:val="0"/>
-                <w:numId w:val="1032"/>
+                <w:numId w:val="1034"/>
               </w:numPr>
               <w:jc w:val="left"/>
             </w:pPr>
             <w:r>
               <w:t xml:space="preserve">Type: Boolean (</w:t>
             </w:r>
-            <w:hyperlink r:id="rId106">
+            <w:hyperlink r:id="rId149">
               <w:r>
                 <w:rPr>
                   <w:rStyle w:val="Hyperlink"/>
@@ -4018,15 +4418,14 @@
         </w:tc>
       </w:tr>
     </w:tbl>
-    <w:bookmarkEnd w:id="107"/>
-    <w:bookmarkEnd w:id="108"/>
-    <w:bookmarkStart w:id="113" w:name="sec-nodeshape-animalnotificationshape"/>
+    <w:bookmarkEnd w:id="150"/>
+    <w:bookmarkStart w:id="151" w:name="sec-nodeshape-animalshape-rules"/>
     <w:p>
       <w:pPr>
-        <w:pStyle w:val="berschrift2"/>
-      </w:pPr>
-      <w:r>
-        <w:t xml:space="preserve">3.7 Individual animal notification</w:t>
+        <w:pStyle w:val="berschrift3"/>
+      </w:pPr>
+      <w:r>
+        <w:t xml:space="preserve">3.6.3 Rules</w:t>
       </w:r>
     </w:p>
     <w:p>
@@ -4034,31 +4433,50 @@
         <w:pStyle w:val="FirstParagraph"/>
       </w:pPr>
       <w:r>
-        <w:t xml:space="preserve">An event concerning an individual animal. Events comprise movement notifications, notifications of basic data, changes to individual attributes of the basic data as well as final notifications. A notification always refers to the local unit at which the event took place and may in addition state the local unit of origin. Events are reported by the authorised persons, stating the animal holding to which the notification refers; for equids they are reported by the authorised persons of the responsible equid owner.</w:t>
+        <w:t xml:space="preserve">The object catalogue gives the animal history state a cardinality of 1 but notes that it is not relevant for equids. The obligation therefore applies to every individual animal except equids.</w:t>
       </w:r>
     </w:p>
-    <w:bookmarkStart w:id="111" w:name="Xa1cec633b6d9bcc7746045980f8ff267aafc205"/>
+    <w:bookmarkEnd w:id="151"/>
+    <w:bookmarkEnd w:id="152"/>
+    <w:bookmarkStart w:id="157" w:name="sec-nodeshape-animalnotificationshape"/>
     <w:p>
       <w:pPr>
-        <w:pStyle w:val="berschrift3"/>
-      </w:pPr>
-      <w:r>
-        <w:t xml:space="preserve">3.7.1 Overview</w:t>
+        <w:pStyle w:val="berschrift2"/>
+      </w:pPr>
+      <w:r>
+        <w:t xml:space="preserve">3.7 Individual animal notification</w:t>
       </w:r>
     </w:p>
     <w:p>
       <w:pPr>
-        <w:pStyle w:val="DefinitionTerm"/>
-      </w:pPr>
-      <w:r>
-        <w:t xml:space="preserve">Shape</w:t>
+        <w:pStyle w:val="FirstParagraph"/>
+      </w:pPr>
+      <w:r>
+        <w:t xml:space="preserve">An event concerning an individual animal. Events comprise movement notifications, notifications of basic data, changes to individual attributes of the basic data as well as final notifications. A notification always refers to the local unit at which the event took place and may in addition state the local unit of origin. Events are reported by the authorised persons, stating the animal holding to which the notification refers; for equids they are reported by the authorised persons of the responsible equid owner.</w:t>
+      </w:r>
+    </w:p>
+    <w:bookmarkStart w:id="155" w:name="Xa1cec633b6d9bcc7746045980f8ff267aafc205"/>
+    <w:p>
+      <w:pPr>
+        <w:pStyle w:val="berschrift3"/>
+      </w:pPr>
+      <w:r>
+        <w:t xml:space="preserve">3.7.1 Overview</w:t>
       </w:r>
     </w:p>
     <w:p>
       <w:pPr>
+        <w:pStyle w:val="DefinitionTerm"/>
+      </w:pPr>
+      <w:r>
+        <w:t xml:space="preserve">Shape</w:t>
+      </w:r>
+    </w:p>
+    <w:p>
+      <w:pPr>
         <w:pStyle w:val="Definition"/>
       </w:pPr>
-      <w:hyperlink r:id="rId109">
+      <w:hyperlink r:id="rId153">
         <w:r>
           <w:rPr>
             <w:rStyle w:val="Hyperlink"/>
@@ -4079,7 +4497,7 @@
       <w:pPr>
         <w:pStyle w:val="Definition"/>
       </w:pPr>
-      <w:hyperlink r:id="rId110">
+      <w:hyperlink r:id="rId154">
         <w:r>
           <w:rPr>
             <w:rStyle w:val="Hyperlink"/>
@@ -4088,40 +4506,8 @@
         </w:r>
       </w:hyperlink>
     </w:p>
-    <w:p>
-      <w:pPr>
-        <w:pStyle w:val="DefinitionTerm"/>
-      </w:pPr>
-      <w:r>
-        <w:t xml:space="preserve">Closed</w:t>
-      </w:r>
-    </w:p>
-    <w:p>
-      <w:pPr>
-        <w:pStyle w:val="Definition"/>
-      </w:pPr>
-      <w:r>
-        <w:t xml:space="preserve">No (further properties are allowed)</w:t>
-      </w:r>
-    </w:p>
-    <w:p>
-      <w:pPr>
-        <w:pStyle w:val="DefinitionTerm"/>
-      </w:pPr>
-      <w:r>
-        <w:t xml:space="preserve">Data access</w:t>
-      </w:r>
-    </w:p>
-    <w:p>
-      <w:pPr>
-        <w:pStyle w:val="Definition"/>
-      </w:pPr>
-      <w:r>
-        <w:t xml:space="preserve">None (transactional data, not part of the published graph)</w:t>
-      </w:r>
-    </w:p>
-    <w:bookmarkEnd w:id="111"/>
-    <w:bookmarkStart w:id="112" w:name="X5f5bdfe6a9314566702904ed02d8e7b72394669"/>
+    <w:bookmarkEnd w:id="155"/>
+    <w:bookmarkStart w:id="156" w:name="X5f5bdfe6a9314566702904ed02d8e7b72394669"/>
     <w:p>
       <w:pPr>
         <w:pStyle w:val="berschrift3"/>
@@ -4204,7 +4590,7 @@
             <w:r>
               <w:t xml:space="preserve">(</w:t>
             </w:r>
-            <w:hyperlink r:id="rId89">
+            <w:hyperlink r:id="rId134">
               <w:r>
                 <w:rPr>
                   <w:rStyle w:val="Hyperlink"/>
@@ -4230,7 +4616,7 @@
               <w:pStyle w:val="Compact"/>
               <w:numPr>
                 <w:ilvl w:val="0"/>
-                <w:numId w:val="1033"/>
+                <w:numId w:val="1035"/>
               </w:numPr>
               <w:jc w:val="left"/>
             </w:pPr>
@@ -4284,7 +4670,7 @@
             <w:r>
               <w:t xml:space="preserve">(</w:t>
             </w:r>
-            <w:hyperlink r:id="rId56">
+            <w:hyperlink r:id="rId102">
               <w:r>
                 <w:rPr>
                   <w:rStyle w:val="Hyperlink"/>
@@ -4310,7 +4696,7 @@
               <w:pStyle w:val="Compact"/>
               <w:numPr>
                 <w:ilvl w:val="0"/>
-                <w:numId w:val="1034"/>
+                <w:numId w:val="1036"/>
               </w:numPr>
               <w:jc w:val="left"/>
             </w:pPr>
@@ -4364,7 +4750,7 @@
             <w:r>
               <w:t xml:space="preserve">(</w:t>
             </w:r>
-            <w:hyperlink r:id="rId57">
+            <w:hyperlink r:id="rId103">
               <w:r>
                 <w:rPr>
                   <w:rStyle w:val="Hyperlink"/>
@@ -4390,7 +4776,7 @@
               <w:pStyle w:val="Compact"/>
               <w:numPr>
                 <w:ilvl w:val="0"/>
-                <w:numId w:val="1035"/>
+                <w:numId w:val="1037"/>
               </w:numPr>
               <w:jc w:val="left"/>
             </w:pPr>
@@ -4444,22 +4830,22 @@
             <w:r>
               <w:t xml:space="preserve">(</w:t>
             </w:r>
-            <w:hyperlink r:id="rId58">
+            <w:hyperlink r:id="rId104">
               <w:r>
                 <w:rPr>
                   <w:rStyle w:val="Hyperlink"/>
                 </w:rPr>
-                <w:t xml:space="preserve">:eventIdentifier</w:t>
+                <w:t xml:space="preserve">:id</w:t>
               </w:r>
             </w:hyperlink>
             <w:r>
-              <w:t xml:space="preserve">):</w:t>
+              <w:t xml:space="preserve">): Unique identifier of</w:t>
             </w:r>
             <w:r>
               <w:t xml:space="preserve"> </w:t>
             </w:r>
             <w:r>
-              <w:t xml:space="preserve">Unique identifier of the movement, assigned by the system.</w:t>
+              <w:t xml:space="preserve">the movement, assigned by the system.</w:t>
             </w:r>
           </w:p>
         </w:tc>
@@ -4470,14 +4856,14 @@
               <w:pStyle w:val="Compact"/>
               <w:numPr>
                 <w:ilvl w:val="0"/>
-                <w:numId w:val="1036"/>
+                <w:numId w:val="1038"/>
               </w:numPr>
               <w:jc w:val="left"/>
             </w:pPr>
             <w:r>
               <w:t xml:space="preserve">Type: Text (</w:t>
             </w:r>
-            <w:hyperlink r:id="rId59">
+            <w:hyperlink r:id="rId105">
               <w:r>
                 <w:rPr>
                   <w:rStyle w:val="Hyperlink"/>
@@ -4524,7 +4910,7 @@
             <w:r>
               <w:t xml:space="preserve">(</w:t>
             </w:r>
-            <w:hyperlink r:id="rId60">
+            <w:hyperlink r:id="rId106">
               <w:r>
                 <w:rPr>
                   <w:rStyle w:val="Hyperlink"/>
@@ -4544,7 +4930,7 @@
               <w:pStyle w:val="Compact"/>
               <w:numPr>
                 <w:ilvl w:val="0"/>
-                <w:numId w:val="1037"/>
+                <w:numId w:val="1039"/>
               </w:numPr>
               <w:jc w:val="left"/>
             </w:pPr>
@@ -4554,7 +4940,7 @@
             <w:r>
               <w:t xml:space="preserve"> </w:t>
             </w:r>
-            <w:hyperlink r:id="rId61">
+            <w:hyperlink r:id="rId107">
               <w:r>
                 <w:rPr>
                   <w:rStyle w:val="Hyperlink"/>
@@ -4598,7 +4984,7 @@
             <w:r>
               <w:t xml:space="preserve">(</w:t>
             </w:r>
-            <w:hyperlink r:id="rId63">
+            <w:hyperlink r:id="rId109">
               <w:r>
                 <w:rPr>
                   <w:rStyle w:val="Hyperlink"/>
@@ -4618,7 +5004,7 @@
               <w:pStyle w:val="Compact"/>
               <w:numPr>
                 <w:ilvl w:val="0"/>
-                <w:numId w:val="1038"/>
+                <w:numId w:val="1040"/>
               </w:numPr>
               <w:jc w:val="left"/>
             </w:pPr>
@@ -4628,7 +5014,7 @@
             <w:r>
               <w:t xml:space="preserve"> </w:t>
             </w:r>
-            <w:hyperlink r:id="rId64">
+            <w:hyperlink r:id="rId110">
               <w:r>
                 <w:rPr>
                   <w:rStyle w:val="Hyperlink"/>
@@ -4672,7 +5058,7 @@
             <w:r>
               <w:t xml:space="preserve">(</w:t>
             </w:r>
-            <w:hyperlink r:id="rId65">
+            <w:hyperlink r:id="rId111">
               <w:r>
                 <w:rPr>
                   <w:rStyle w:val="Hyperlink"/>
@@ -4698,14 +5084,14 @@
               <w:pStyle w:val="Compact"/>
               <w:numPr>
                 <w:ilvl w:val="0"/>
-                <w:numId w:val="1039"/>
+                <w:numId w:val="1041"/>
               </w:numPr>
               <w:jc w:val="left"/>
             </w:pPr>
             <w:r>
               <w:t xml:space="preserve">Type: Date (</w:t>
             </w:r>
-            <w:hyperlink r:id="rId66">
+            <w:hyperlink r:id="rId112">
               <w:r>
                 <w:rPr>
                   <w:rStyle w:val="Hyperlink"/>
@@ -4752,7 +5138,7 @@
             <w:r>
               <w:t xml:space="preserve">(</w:t>
             </w:r>
-            <w:hyperlink r:id="rId67">
+            <w:hyperlink r:id="rId113">
               <w:r>
                 <w:rPr>
                   <w:rStyle w:val="Hyperlink"/>
@@ -4778,14 +5164,14 @@
               <w:pStyle w:val="Compact"/>
               <w:numPr>
                 <w:ilvl w:val="0"/>
-                <w:numId w:val="1040"/>
+                <w:numId w:val="1042"/>
               </w:numPr>
               <w:jc w:val="left"/>
             </w:pPr>
             <w:r>
               <w:t xml:space="preserve">Type: Date (</w:t>
             </w:r>
-            <w:hyperlink r:id="rId66">
+            <w:hyperlink r:id="rId112">
               <w:r>
                 <w:rPr>
                   <w:rStyle w:val="Hyperlink"/>
@@ -4812,9 +5198,9 @@
         </w:tc>
       </w:tr>
     </w:tbl>
-    <w:bookmarkEnd w:id="112"/>
-    <w:bookmarkEnd w:id="113"/>
-    <w:bookmarkStart w:id="118" w:name="sec-nodeshape-legalunitshape"/>
+    <w:bookmarkEnd w:id="156"/>
+    <w:bookmarkEnd w:id="157"/>
+    <w:bookmarkStart w:id="162" w:name="sec-nodeshape-legalunitshape"/>
     <w:p>
       <w:pPr>
         <w:pStyle w:val="berschrift2"/>
@@ -4833,7 +5219,7 @@
       <w:r>
         <w:t xml:space="preserve"> </w:t>
       </w:r>
-      <w:hyperlink r:id="rId38">
+      <w:hyperlink r:id="rId78">
         <w:r>
           <w:rPr>
             <w:rStyle w:val="Hyperlink"/>
@@ -4847,7 +5233,7 @@
       <w:r>
         <w:t xml:space="preserve"> </w:t>
       </w:r>
-      <w:hyperlink r:id="rId114">
+      <w:hyperlink r:id="rId158">
         <w:r>
           <w:rPr>
             <w:rStyle w:val="Hyperlink"/>
@@ -4859,7 +5245,7 @@
         <w:t xml:space="preserve">, chapter 3.1.</w:t>
       </w:r>
     </w:p>
-    <w:bookmarkStart w:id="117" w:name="sec-nodeshape-legalunitshape-overview"/>
+    <w:bookmarkStart w:id="161" w:name="sec-nodeshape-legalunitshape-overview"/>
     <w:p>
       <w:pPr>
         <w:pStyle w:val="berschrift3"/>
@@ -4880,7 +5266,7 @@
       <w:pPr>
         <w:pStyle w:val="Definition"/>
       </w:pPr>
-      <w:hyperlink r:id="rId115">
+      <w:hyperlink r:id="rId159">
         <w:r>
           <w:rPr>
             <w:rStyle w:val="Hyperlink"/>
@@ -4901,7 +5287,7 @@
       <w:pPr>
         <w:pStyle w:val="Definition"/>
       </w:pPr>
-      <w:hyperlink r:id="rId116">
+      <w:hyperlink r:id="rId160">
         <w:r>
           <w:rPr>
             <w:rStyle w:val="Hyperlink"/>
@@ -4910,51 +5296,19 @@
         </w:r>
       </w:hyperlink>
     </w:p>
+    <w:bookmarkEnd w:id="161"/>
+    <w:bookmarkEnd w:id="162"/>
+    <w:bookmarkStart w:id="168" w:name="sec-nodeshape-localunitshape"/>
     <w:p>
       <w:pPr>
-        <w:pStyle w:val="DefinitionTerm"/>
-      </w:pPr>
-      <w:r>
-        <w:t xml:space="preserve">Closed</w:t>
+        <w:pStyle w:val="berschrift2"/>
+      </w:pPr>
+      <w:r>
+        <w:t xml:space="preserve">3.9 Local unit</w:t>
       </w:r>
     </w:p>
     <w:p>
       <w:pPr>
-        <w:pStyle w:val="Definition"/>
-      </w:pPr>
-      <w:r>
-        <w:t xml:space="preserve">No (further properties are allowed)</w:t>
-      </w:r>
-    </w:p>
-    <w:p>
-      <w:pPr>
-        <w:pStyle w:val="DefinitionTerm"/>
-      </w:pPr>
-      <w:r>
-        <w:t xml:space="preserve">Data access</w:t>
-      </w:r>
-    </w:p>
-    <w:p>
-      <w:pPr>
-        <w:pStyle w:val="Definition"/>
-      </w:pPr>
-      <w:r>
-        <w:t xml:space="preserve">None (transactional data, not part of the published graph)</w:t>
-      </w:r>
-    </w:p>
-    <w:bookmarkEnd w:id="117"/>
-    <w:bookmarkEnd w:id="118"/>
-    <w:bookmarkStart w:id="124" w:name="sec-nodeshape-localunitshape"/>
-    <w:p>
-      <w:pPr>
-        <w:pStyle w:val="berschrift2"/>
-      </w:pPr>
-      <w:r>
-        <w:t xml:space="preserve">3.9 Local unit</w:t>
-      </w:r>
-    </w:p>
-    <w:p>
-      <w:pPr>
         <w:pStyle w:val="FirstParagraph"/>
       </w:pPr>
       <w:r>
@@ -4963,7 +5317,7 @@
       <w:r>
         <w:t xml:space="preserve"> </w:t>
       </w:r>
-      <w:hyperlink r:id="rId114">
+      <w:hyperlink r:id="rId158">
         <w:r>
           <w:rPr>
             <w:rStyle w:val="Hyperlink"/>
@@ -4977,7 +5331,7 @@
       <w:r>
         <w:t xml:space="preserve"> </w:t>
       </w:r>
-      <w:hyperlink r:id="rId38">
+      <w:hyperlink r:id="rId78">
         <w:r>
           <w:rPr>
             <w:rStyle w:val="Hyperlink"/>
@@ -4989,7 +5343,7 @@
         <w:t xml:space="preserve">, chapters 3.3 and 3.4.</w:t>
       </w:r>
     </w:p>
-    <w:bookmarkStart w:id="121" w:name="sec-nodeshape-localunitshape-overview"/>
+    <w:bookmarkStart w:id="165" w:name="sec-nodeshape-localunitshape-overview"/>
     <w:p>
       <w:pPr>
         <w:pStyle w:val="berschrift3"/>
@@ -5010,7 +5364,7 @@
       <w:pPr>
         <w:pStyle w:val="Definition"/>
       </w:pPr>
-      <w:hyperlink r:id="rId119">
+      <w:hyperlink r:id="rId163">
         <w:r>
           <w:rPr>
             <w:rStyle w:val="Hyperlink"/>
@@ -5031,7 +5385,7 @@
       <w:pPr>
         <w:pStyle w:val="Definition"/>
       </w:pPr>
-      <w:hyperlink r:id="rId120">
+      <w:hyperlink r:id="rId164">
         <w:r>
           <w:rPr>
             <w:rStyle w:val="Hyperlink"/>
@@ -5040,40 +5394,8 @@
         </w:r>
       </w:hyperlink>
     </w:p>
-    <w:p>
-      <w:pPr>
-        <w:pStyle w:val="DefinitionTerm"/>
-      </w:pPr>
-      <w:r>
-        <w:t xml:space="preserve">Closed</w:t>
-      </w:r>
-    </w:p>
-    <w:p>
-      <w:pPr>
-        <w:pStyle w:val="Definition"/>
-      </w:pPr>
-      <w:r>
-        <w:t xml:space="preserve">No (further properties are allowed)</w:t>
-      </w:r>
-    </w:p>
-    <w:p>
-      <w:pPr>
-        <w:pStyle w:val="DefinitionTerm"/>
-      </w:pPr>
-      <w:r>
-        <w:t xml:space="preserve">Data access</w:t>
-      </w:r>
-    </w:p>
-    <w:p>
-      <w:pPr>
-        <w:pStyle w:val="Definition"/>
-      </w:pPr>
-      <w:r>
-        <w:t xml:space="preserve">None (transactional data, not part of the published graph)</w:t>
-      </w:r>
-    </w:p>
-    <w:bookmarkEnd w:id="121"/>
-    <w:bookmarkStart w:id="123" w:name="sec-nodeshape-localunitshape-properties"/>
+    <w:bookmarkEnd w:id="165"/>
+    <w:bookmarkStart w:id="167" w:name="sec-nodeshape-localunitshape-properties"/>
     <w:p>
       <w:pPr>
         <w:pStyle w:val="berschrift3"/>
@@ -5156,7 +5478,7 @@
             <w:r>
               <w:t xml:space="preserve">(</w:t>
             </w:r>
-            <w:hyperlink r:id="rId122">
+            <w:hyperlink r:id="rId166">
               <w:r>
                 <w:rPr>
                   <w:rStyle w:val="Hyperlink"/>
@@ -5212,7 +5534,7 @@
               <w:pStyle w:val="Compact"/>
               <w:numPr>
                 <w:ilvl w:val="0"/>
-                <w:numId w:val="1041"/>
+                <w:numId w:val="1043"/>
               </w:numPr>
               <w:jc w:val="left"/>
             </w:pPr>
@@ -5258,10 +5580,10 @@
         </w:tc>
       </w:tr>
     </w:tbl>
-    <w:bookmarkEnd w:id="123"/>
-    <w:bookmarkEnd w:id="124"/>
-    <w:bookmarkEnd w:id="125"/>
-    <w:bookmarkStart w:id="147" w:name="sec-code-lists"/>
+    <w:bookmarkEnd w:id="167"/>
+    <w:bookmarkEnd w:id="168"/>
+    <w:bookmarkEnd w:id="169"/>
+    <w:bookmarkStart w:id="193" w:name="sec-code-lists"/>
     <w:p>
       <w:pPr>
         <w:pStyle w:val="berschrift1"/>
@@ -5277,7 +5599,7 @@
       <w:r>
         <w:t xml:space="preserve">For some of these code lists no French or Italian designations are available yet; the designations below are given in German and English, as provided by the sources. (</w:t>
       </w:r>
-      <w:hyperlink r:id="rId126">
+      <w:hyperlink r:id="rId170">
         <w:r>
           <w:rPr>
             <w:rStyle w:val="Hyperlink"/>
@@ -5289,7 +5611,7 @@
         <w:t xml:space="preserve">, 2026-09-24)</w:t>
       </w:r>
     </w:p>
-    <w:bookmarkStart w:id="128" w:name="sec-codelist-animalhealthstatus"/>
+    <w:bookmarkStart w:id="172" w:name="sec-codelist-animalhealthstatus"/>
     <w:p>
       <w:pPr>
         <w:pStyle w:val="berschrift2"/>
@@ -5311,7 +5633,7 @@
       <w:tr>
         <w:tc>
           <w:tcPr/>
-          <w:bookmarkStart w:id="127" w:name="tbl-codelist-animalhealthstatus"/>
+          <w:bookmarkStart w:id="171" w:name="tbl-codelist-animalhealthstatus"/>
           <w:p>
             <w:pPr>
               <w:jc w:val="center"/>
@@ -5558,13 +5880,13 @@
               </w:tc>
             </w:tr>
           </w:tbl>
-          <w:bookmarkEnd w:id="127"/>
+          <w:bookmarkEnd w:id="171"/>
           <w:p/>
         </w:tc>
       </w:tr>
     </w:tbl>
-    <w:bookmarkEnd w:id="128"/>
-    <w:bookmarkStart w:id="130" w:name="sec-codelist-animalhistorystate"/>
+    <w:bookmarkEnd w:id="172"/>
+    <w:bookmarkStart w:id="174" w:name="sec-codelist-animalhistorystate"/>
     <w:p>
       <w:pPr>
         <w:pStyle w:val="berschrift2"/>
@@ -5586,7 +5908,7 @@
       <w:tr>
         <w:tc>
           <w:tcPr/>
-          <w:bookmarkStart w:id="129" w:name="tbl-codelist-animalhistorystate"/>
+          <w:bookmarkStart w:id="173" w:name="tbl-codelist-animalhistorystate"/>
           <w:p>
             <w:pPr>
               <w:jc w:val="center"/>
@@ -5852,13 +6174,13 @@
               </w:tc>
             </w:tr>
           </w:tbl>
-          <w:bookmarkEnd w:id="129"/>
+          <w:bookmarkEnd w:id="173"/>
           <w:p/>
         </w:tc>
       </w:tr>
     </w:tbl>
-    <w:bookmarkEnd w:id="130"/>
-    <w:bookmarkStart w:id="132" w:name="sec-codelist-animaltypeofuse"/>
+    <w:bookmarkEnd w:id="174"/>
+    <w:bookmarkStart w:id="176" w:name="sec-codelist-animaltypeofuse"/>
     <w:p>
       <w:pPr>
         <w:pStyle w:val="berschrift2"/>
@@ -5880,7 +6202,7 @@
       <w:tr>
         <w:tc>
           <w:tcPr/>
-          <w:bookmarkStart w:id="131" w:name="tbl-codelist-animaltypeofuse"/>
+          <w:bookmarkStart w:id="175" w:name="tbl-codelist-animaltypeofuse"/>
           <w:p>
             <w:pPr>
               <w:jc w:val="center"/>
@@ -6034,19 +6356,19 @@
               </w:tc>
             </w:tr>
           </w:tbl>
-          <w:bookmarkEnd w:id="131"/>
+          <w:bookmarkEnd w:id="175"/>
           <w:p/>
         </w:tc>
       </w:tr>
     </w:tbl>
-    <w:bookmarkEnd w:id="132"/>
-    <w:bookmarkStart w:id="134" w:name="sec-codelist-equidtypeofusage"/>
+    <w:bookmarkEnd w:id="176"/>
+    <w:bookmarkStart w:id="178" w:name="sec-codelist-equidnotificationstate"/>
     <w:p>
       <w:pPr>
         <w:pStyle w:val="berschrift2"/>
       </w:pPr>
       <w:r>
-        <w:t xml:space="preserve">4.4 Type of use (equids)</w:t>
+        <w:t xml:space="preserve">4.4 Equid notification state</w:t>
       </w:r>
     </w:p>
     <w:tbl>
@@ -6062,7 +6384,7 @@
       <w:tr>
         <w:tc>
           <w:tcPr/>
-          <w:bookmarkStart w:id="133" w:name="tbl-codelist-equidtypeofusage"/>
+          <w:bookmarkStart w:id="177" w:name="tbl-codelist-equidnotificationstate"/>
           <w:p>
             <w:pPr>
               <w:jc w:val="center"/>
@@ -6073,7 +6395,7 @@
               <w:pStyle w:val="ImageCaption"/>
             </w:pPr>
             <w:r>
-              <w:t xml:space="preserve">Table 5: Values of the code list Type of use (equids)</w:t>
+              <w:t xml:space="preserve">Table 5: Values of the code list Equid notification state</w:t>
             </w:r>
           </w:p>
           <w:tbl>
@@ -6145,20 +6467,20 @@
                     <w:rPr>
                       <w:rStyle w:val="VerbatimChar"/>
                     </w:rPr>
-                    <w:t xml:space="preserve">CompanionAnimal</w:t>
-                  </w:r>
-                </w:p>
-              </w:tc>
-              <w:tc>
-                <w:tcPr/>
-                <w:p>
-                  <w:pPr>
-                    <w:pStyle w:val="Compact"/>
-                    <w:jc w:val="left"/>
-                    <w:jc w:val="center"/>
-                  </w:pPr>
-                  <w:r>
-                    <w:t xml:space="preserve">Companion animal</w:t>
+                    <w:t xml:space="preserve">LocationChangeAndAcquisitionPending</w:t>
+                  </w:r>
+                </w:p>
+              </w:tc>
+              <w:tc>
+                <w:tcPr/>
+                <w:p>
+                  <w:pPr>
+                    <w:pStyle w:val="Compact"/>
+                    <w:jc w:val="left"/>
+                    <w:jc w:val="center"/>
+                  </w:pPr>
+                  <w:r>
+                    <w:t xml:space="preserve">Change of location and transfer of ownership pending</w:t>
                   </w:r>
                 </w:p>
               </w:tc>
@@ -6184,20 +6506,98 @@
                     <w:rPr>
                       <w:rStyle w:val="VerbatimChar"/>
                     </w:rPr>
-                    <w:t xml:space="preserve">FarmAnimal</w:t>
-                  </w:r>
-                </w:p>
-              </w:tc>
-              <w:tc>
-                <w:tcPr/>
-                <w:p>
-                  <w:pPr>
-                    <w:pStyle w:val="Compact"/>
-                    <w:jc w:val="left"/>
-                    <w:jc w:val="center"/>
-                  </w:pPr>
-                  <w:r>
-                    <w:t xml:space="preserve">Farm animal</w:t>
+                    <w:t xml:space="preserve">LocationChangePending</w:t>
+                  </w:r>
+                </w:p>
+              </w:tc>
+              <w:tc>
+                <w:tcPr/>
+                <w:p>
+                  <w:pPr>
+                    <w:pStyle w:val="Compact"/>
+                    <w:jc w:val="left"/>
+                    <w:jc w:val="center"/>
+                  </w:pPr>
+                  <w:r>
+                    <w:t xml:space="preserve">Change of location pending</w:t>
+                  </w:r>
+                </w:p>
+              </w:tc>
+              <w:tc>
+                <w:tcPr/>
+                <w:p>
+                  <w:pPr>
+                    <w:pStyle w:val="Compact"/>
+                  </w:pPr>
+                </w:p>
+              </w:tc>
+            </w:tr>
+            <w:tr>
+              <w:tc>
+                <w:tcPr/>
+                <w:p>
+                  <w:pPr>
+                    <w:pStyle w:val="Compact"/>
+                    <w:jc w:val="left"/>
+                    <w:jc w:val="center"/>
+                  </w:pPr>
+                  <w:r>
+                    <w:rPr>
+                      <w:rStyle w:val="VerbatimChar"/>
+                    </w:rPr>
+                    <w:t xml:space="preserve">Ok</w:t>
+                  </w:r>
+                </w:p>
+              </w:tc>
+              <w:tc>
+                <w:tcPr/>
+                <w:p>
+                  <w:pPr>
+                    <w:pStyle w:val="Compact"/>
+                    <w:jc w:val="left"/>
+                    <w:jc w:val="center"/>
+                  </w:pPr>
+                  <w:r>
+                    <w:t xml:space="preserve">OK</w:t>
+                  </w:r>
+                </w:p>
+              </w:tc>
+              <w:tc>
+                <w:tcPr/>
+                <w:p>
+                  <w:pPr>
+                    <w:pStyle w:val="Compact"/>
+                  </w:pPr>
+                </w:p>
+              </w:tc>
+            </w:tr>
+            <w:tr>
+              <w:tc>
+                <w:tcPr/>
+                <w:p>
+                  <w:pPr>
+                    <w:pStyle w:val="Compact"/>
+                    <w:jc w:val="left"/>
+                    <w:jc w:val="center"/>
+                  </w:pPr>
+                  <w:r>
+                    <w:rPr>
+                      <w:rStyle w:val="VerbatimChar"/>
+                    </w:rPr>
+                    <w:t xml:space="preserve">OwnershipAcquisitionPending</w:t>
+                  </w:r>
+                </w:p>
+              </w:tc>
+              <w:tc>
+                <w:tcPr/>
+                <w:p>
+                  <w:pPr>
+                    <w:pStyle w:val="Compact"/>
+                    <w:jc w:val="left"/>
+                    <w:jc w:val="center"/>
+                  </w:pPr>
+                  <w:r>
+                    <w:t xml:space="preserve">Transfer of ownership pending</w:t>
                   </w:r>
                 </w:p>
               </w:tc>
@@ -6211,19 +6611,19 @@
               </w:tc>
             </w:tr>
           </w:tbl>
-          <w:bookmarkEnd w:id="133"/>
+          <w:bookmarkEnd w:id="177"/>
           <w:p/>
         </w:tc>
       </w:tr>
     </w:tbl>
-    <w:bookmarkEnd w:id="134"/>
-    <w:bookmarkStart w:id="136" w:name="sec-codelist-equidwithersclass"/>
+    <w:bookmarkEnd w:id="178"/>
+    <w:bookmarkStart w:id="180" w:name="sec-codelist-equidtypeofusage"/>
     <w:p>
       <w:pPr>
         <w:pStyle w:val="berschrift2"/>
       </w:pPr>
       <w:r>
-        <w:t xml:space="preserve">4.5 Withers class</w:t>
+        <w:t xml:space="preserve">4.5 Type of use (equids)</w:t>
       </w:r>
     </w:p>
     <w:tbl>
@@ -6239,7 +6639,7 @@
       <w:tr>
         <w:tc>
           <w:tcPr/>
-          <w:bookmarkStart w:id="135" w:name="tbl-codelist-equidwithersclass"/>
+          <w:bookmarkStart w:id="179" w:name="tbl-codelist-equidtypeofusage"/>
           <w:p>
             <w:pPr>
               <w:jc w:val="center"/>
@@ -6250,7 +6650,7 @@
               <w:pStyle w:val="ImageCaption"/>
             </w:pPr>
             <w:r>
-              <w:t xml:space="preserve">Table 6: Values of the code list Withers class</w:t>
+              <w:t xml:space="preserve">Table 6: Values of the code list Type of use (equids)</w:t>
             </w:r>
           </w:p>
           <w:tbl>
@@ -6322,20 +6722,20 @@
                     <w:rPr>
                       <w:rStyle w:val="VerbatimChar"/>
                     </w:rPr>
-                    <w:t xml:space="preserve">GreaterThan148cm</w:t>
-                  </w:r>
-                </w:p>
-              </w:tc>
-              <w:tc>
-                <w:tcPr/>
-                <w:p>
-                  <w:pPr>
-                    <w:pStyle w:val="Compact"/>
-                    <w:jc w:val="left"/>
-                    <w:jc w:val="center"/>
-                  </w:pPr>
-                  <w:r>
-                    <w:t xml:space="preserve">Withers height above 148 cm</w:t>
+                    <w:t xml:space="preserve">CompanionAnimal</w:t>
+                  </w:r>
+                </w:p>
+              </w:tc>
+              <w:tc>
+                <w:tcPr/>
+                <w:p>
+                  <w:pPr>
+                    <w:pStyle w:val="Compact"/>
+                    <w:jc w:val="left"/>
+                    <w:jc w:val="center"/>
+                  </w:pPr>
+                  <w:r>
+                    <w:t xml:space="preserve">Companion animal</w:t>
                   </w:r>
                 </w:p>
               </w:tc>
@@ -6361,20 +6761,20 @@
                     <w:rPr>
                       <w:rStyle w:val="VerbatimChar"/>
                     </w:rPr>
-                    <w:t xml:space="preserve">LessOrEqualThan148cm</w:t>
-                  </w:r>
-                </w:p>
-              </w:tc>
-              <w:tc>
-                <w:tcPr/>
-                <w:p>
-                  <w:pPr>
-                    <w:pStyle w:val="Compact"/>
-                    <w:jc w:val="left"/>
-                    <w:jc w:val="center"/>
-                  </w:pPr>
-                  <w:r>
-                    <w:t xml:space="preserve">Withers height up to 148 cm</w:t>
+                    <w:t xml:space="preserve">FarmAnimal</w:t>
+                  </w:r>
+                </w:p>
+              </w:tc>
+              <w:tc>
+                <w:tcPr/>
+                <w:p>
+                  <w:pPr>
+                    <w:pStyle w:val="Compact"/>
+                    <w:jc w:val="left"/>
+                    <w:jc w:val="center"/>
+                  </w:pPr>
+                  <w:r>
+                    <w:t xml:space="preserve">Farm animal</w:t>
                   </w:r>
                 </w:p>
               </w:tc>
@@ -6388,19 +6788,19 @@
               </w:tc>
             </w:tr>
           </w:tbl>
-          <w:bookmarkEnd w:id="135"/>
+          <w:bookmarkEnd w:id="179"/>
           <w:p/>
         </w:tc>
       </w:tr>
     </w:tbl>
-    <w:bookmarkEnd w:id="136"/>
-    <w:bookmarkStart w:id="138" w:name="sec-codelist-gender"/>
+    <w:bookmarkEnd w:id="180"/>
+    <w:bookmarkStart w:id="182" w:name="sec-codelist-equidwithersclass"/>
     <w:p>
       <w:pPr>
         <w:pStyle w:val="berschrift2"/>
       </w:pPr>
       <w:r>
-        <w:t xml:space="preserve">4.6 Gender</w:t>
+        <w:t xml:space="preserve">4.6 Withers class</w:t>
       </w:r>
     </w:p>
     <w:tbl>
@@ -6416,7 +6816,7 @@
       <w:tr>
         <w:tc>
           <w:tcPr/>
-          <w:bookmarkStart w:id="137" w:name="tbl-codelist-gender"/>
+          <w:bookmarkStart w:id="181" w:name="tbl-codelist-equidwithersclass"/>
           <w:p>
             <w:pPr>
               <w:jc w:val="center"/>
@@ -6427,7 +6827,7 @@
               <w:pStyle w:val="ImageCaption"/>
             </w:pPr>
             <w:r>
-              <w:t xml:space="preserve">Table 7: Values of the code list Gender</w:t>
+              <w:t xml:space="preserve">Table 7: Values of the code list Withers class</w:t>
             </w:r>
           </w:p>
           <w:tbl>
@@ -6499,20 +6899,20 @@
                     <w:rPr>
                       <w:rStyle w:val="VerbatimChar"/>
                     </w:rPr>
-                    <w:t xml:space="preserve">Female</w:t>
-                  </w:r>
-                </w:p>
-              </w:tc>
-              <w:tc>
-                <w:tcPr/>
-                <w:p>
-                  <w:pPr>
-                    <w:pStyle w:val="Compact"/>
-                    <w:jc w:val="left"/>
-                    <w:jc w:val="center"/>
-                  </w:pPr>
-                  <w:r>
-                    <w:t xml:space="preserve">Female</w:t>
+                    <w:t xml:space="preserve">GreaterThan148cm</w:t>
+                  </w:r>
+                </w:p>
+              </w:tc>
+              <w:tc>
+                <w:tcPr/>
+                <w:p>
+                  <w:pPr>
+                    <w:pStyle w:val="Compact"/>
+                    <w:jc w:val="left"/>
+                    <w:jc w:val="center"/>
+                  </w:pPr>
+                  <w:r>
+                    <w:t xml:space="preserve">Withers height above 148 cm</w:t>
                   </w:r>
                 </w:p>
               </w:tc>
@@ -6538,20 +6938,20 @@
                     <w:rPr>
                       <w:rStyle w:val="VerbatimChar"/>
                     </w:rPr>
-                    <w:t xml:space="preserve">Male</w:t>
-                  </w:r>
-                </w:p>
-              </w:tc>
-              <w:tc>
-                <w:tcPr/>
-                <w:p>
-                  <w:pPr>
-                    <w:pStyle w:val="Compact"/>
-                    <w:jc w:val="left"/>
-                    <w:jc w:val="center"/>
-                  </w:pPr>
-                  <w:r>
-                    <w:t xml:space="preserve">Male</w:t>
+                    <w:t xml:space="preserve">LessOrEqualThan148cm</w:t>
+                  </w:r>
+                </w:p>
+              </w:tc>
+              <w:tc>
+                <w:tcPr/>
+                <w:p>
+                  <w:pPr>
+                    <w:pStyle w:val="Compact"/>
+                    <w:jc w:val="left"/>
+                    <w:jc w:val="center"/>
+                  </w:pPr>
+                  <w:r>
+                    <w:t xml:space="preserve">Withers height up to 148 cm</w:t>
                   </w:r>
                 </w:p>
               </w:tc>
@@ -6565,19 +6965,19 @@
               </w:tc>
             </w:tr>
           </w:tbl>
-          <w:bookmarkEnd w:id="137"/>
+          <w:bookmarkEnd w:id="181"/>
           <w:p/>
         </w:tc>
       </w:tr>
     </w:tbl>
-    <w:bookmarkEnd w:id="138"/>
-    <w:bookmarkStart w:id="140" w:name="sec-codelist-genus"/>
+    <w:bookmarkEnd w:id="182"/>
+    <w:bookmarkStart w:id="184" w:name="sec-codelist-gender"/>
     <w:p>
       <w:pPr>
         <w:pStyle w:val="berschrift2"/>
       </w:pPr>
       <w:r>
-        <w:t xml:space="preserve">4.7 Genus</w:t>
+        <w:t xml:space="preserve">4.7 Gender</w:t>
       </w:r>
     </w:p>
     <w:tbl>
@@ -6593,7 +6993,7 @@
       <w:tr>
         <w:tc>
           <w:tcPr/>
-          <w:bookmarkStart w:id="139" w:name="tbl-codelist-genus"/>
+          <w:bookmarkStart w:id="183" w:name="tbl-codelist-gender"/>
           <w:p>
             <w:pPr>
               <w:jc w:val="center"/>
@@ -6604,7 +7004,7 @@
               <w:pStyle w:val="ImageCaption"/>
             </w:pPr>
             <w:r>
-              <w:t xml:space="preserve">Table 8: Values of the code list Genus</w:t>
+              <w:t xml:space="preserve">Table 8: Values of the code list Gender</w:t>
             </w:r>
           </w:p>
           <w:tbl>
@@ -6676,34 +7076,29 @@
                     <w:rPr>
                       <w:rStyle w:val="VerbatimChar"/>
                     </w:rPr>
-                    <w:t xml:space="preserve">Camelid</w:t>
-                  </w:r>
-                </w:p>
-              </w:tc>
-              <w:tc>
-                <w:tcPr/>
-                <w:p>
-                  <w:pPr>
-                    <w:pStyle w:val="Compact"/>
-                    <w:jc w:val="left"/>
-                    <w:jc w:val="center"/>
-                  </w:pPr>
-                  <w:r>
-                    <w:t xml:space="preserve">Camelid</w:t>
-                  </w:r>
-                </w:p>
-              </w:tc>
-              <w:tc>
-                <w:tcPr/>
-                <w:p>
-                  <w:pPr>
-                    <w:pStyle w:val="Compact"/>
-                    <w:jc w:val="left"/>
-                    <w:jc w:val="center"/>
-                  </w:pPr>
-                  <w:r>
-                    <w:t xml:space="preserve">Neuweltkameliden</w:t>
-                  </w:r>
+                    <w:t xml:space="preserve">Female</w:t>
+                  </w:r>
+                </w:p>
+              </w:tc>
+              <w:tc>
+                <w:tcPr/>
+                <w:p>
+                  <w:pPr>
+                    <w:pStyle w:val="Compact"/>
+                    <w:jc w:val="left"/>
+                    <w:jc w:val="center"/>
+                  </w:pPr>
+                  <w:r>
+                    <w:t xml:space="preserve">Female</w:t>
+                  </w:r>
+                </w:p>
+              </w:tc>
+              <w:tc>
+                <w:tcPr/>
+                <w:p>
+                  <w:pPr>
+                    <w:pStyle w:val="Compact"/>
+                  </w:pPr>
                 </w:p>
               </w:tc>
             </w:tr>
@@ -6720,269 +7115,20 @@
                     <w:rPr>
                       <w:rStyle w:val="VerbatimChar"/>
                     </w:rPr>
-                    <w:t xml:space="preserve">Cattle</w:t>
-                  </w:r>
-                </w:p>
-              </w:tc>
-              <w:tc>
-                <w:tcPr/>
-                <w:p>
-                  <w:pPr>
-                    <w:pStyle w:val="Compact"/>
-                    <w:jc w:val="left"/>
-                    <w:jc w:val="center"/>
-                  </w:pPr>
-                  <w:r>
-                    <w:t xml:space="preserve">Cattle</w:t>
-                  </w:r>
-                </w:p>
-              </w:tc>
-              <w:tc>
-                <w:tcPr/>
-                <w:p>
-                  <w:pPr>
-                    <w:pStyle w:val="Compact"/>
-                    <w:jc w:val="left"/>
-                    <w:jc w:val="center"/>
-                  </w:pPr>
-                  <w:r>
-                    <w:t xml:space="preserve">Tiere der Rindergattung (Bos) und Wasserbüffel (Bubalus bubalis)</w:t>
-                  </w:r>
-                </w:p>
-              </w:tc>
-            </w:tr>
-            <w:tr>
-              <w:tc>
-                <w:tcPr/>
-                <w:p>
-                  <w:pPr>
-                    <w:pStyle w:val="Compact"/>
-                    <w:jc w:val="left"/>
-                    <w:jc w:val="center"/>
-                  </w:pPr>
-                  <w:r>
-                    <w:rPr>
-                      <w:rStyle w:val="VerbatimChar"/>
-                    </w:rPr>
-                    <w:t xml:space="preserve">Equid</w:t>
-                  </w:r>
-                </w:p>
-              </w:tc>
-              <w:tc>
-                <w:tcPr/>
-                <w:p>
-                  <w:pPr>
-                    <w:pStyle w:val="Compact"/>
-                    <w:jc w:val="left"/>
-                    <w:jc w:val="center"/>
-                  </w:pPr>
-                  <w:r>
-                    <w:t xml:space="preserve">Equid</w:t>
-                  </w:r>
-                </w:p>
-              </w:tc>
-              <w:tc>
-                <w:tcPr/>
-                <w:p>
-                  <w:pPr>
-                    <w:pStyle w:val="Compact"/>
-                    <w:jc w:val="left"/>
-                    <w:jc w:val="center"/>
-                  </w:pPr>
-                  <w:r>
-                    <w:t xml:space="preserve">Tiere der Pferdegattung (Pferd, Maultier, Maulesel, Esel)</w:t>
-                  </w:r>
-                </w:p>
-              </w:tc>
-            </w:tr>
-            <w:tr>
-              <w:tc>
-                <w:tcPr/>
-                <w:p>
-                  <w:pPr>
-                    <w:pStyle w:val="Compact"/>
-                    <w:jc w:val="left"/>
-                    <w:jc w:val="center"/>
-                  </w:pPr>
-                  <w:r>
-                    <w:rPr>
-                      <w:rStyle w:val="VerbatimChar"/>
-                    </w:rPr>
-                    <w:t xml:space="preserve">Game</w:t>
-                  </w:r>
-                </w:p>
-              </w:tc>
-              <w:tc>
-                <w:tcPr/>
-                <w:p>
-                  <w:pPr>
-                    <w:pStyle w:val="Compact"/>
-                    <w:jc w:val="left"/>
-                    <w:jc w:val="center"/>
-                  </w:pPr>
-                  <w:r>
-                    <w:t xml:space="preserve">Game</w:t>
-                  </w:r>
-                </w:p>
-              </w:tc>
-              <w:tc>
-                <w:tcPr/>
-                <w:p>
-                  <w:pPr>
-                    <w:pStyle w:val="Compact"/>
-                    <w:jc w:val="left"/>
-                    <w:jc w:val="center"/>
-                  </w:pPr>
-                  <w:r>
-                    <w:t xml:space="preserve">Wild in Gehegen</w:t>
-                  </w:r>
-                </w:p>
-              </w:tc>
-            </w:tr>
-            <w:tr>
-              <w:tc>
-                <w:tcPr/>
-                <w:p>
-                  <w:pPr>
-                    <w:pStyle w:val="Compact"/>
-                    <w:jc w:val="left"/>
-                    <w:jc w:val="center"/>
-                  </w:pPr>
-                  <w:r>
-                    <w:rPr>
-                      <w:rStyle w:val="VerbatimChar"/>
-                    </w:rPr>
-                    <w:t xml:space="preserve">Goat</w:t>
-                  </w:r>
-                </w:p>
-              </w:tc>
-              <w:tc>
-                <w:tcPr/>
-                <w:p>
-                  <w:pPr>
-                    <w:pStyle w:val="Compact"/>
-                    <w:jc w:val="left"/>
-                    <w:jc w:val="center"/>
-                  </w:pPr>
-                  <w:r>
-                    <w:t xml:space="preserve">Goat</w:t>
-                  </w:r>
-                </w:p>
-              </w:tc>
-              <w:tc>
-                <w:tcPr/>
-                <w:p>
-                  <w:pPr>
-                    <w:pStyle w:val="Compact"/>
-                  </w:pPr>
-                </w:p>
-              </w:tc>
-            </w:tr>
-            <w:tr>
-              <w:tc>
-                <w:tcPr/>
-                <w:p>
-                  <w:pPr>
-                    <w:pStyle w:val="Compact"/>
-                    <w:jc w:val="left"/>
-                    <w:jc w:val="center"/>
-                  </w:pPr>
-                  <w:r>
-                    <w:rPr>
-                      <w:rStyle w:val="VerbatimChar"/>
-                    </w:rPr>
-                    <w:t xml:space="preserve">Pig</w:t>
-                  </w:r>
-                </w:p>
-              </w:tc>
-              <w:tc>
-                <w:tcPr/>
-                <w:p>
-                  <w:pPr>
-                    <w:pStyle w:val="Compact"/>
-                    <w:jc w:val="left"/>
-                    <w:jc w:val="center"/>
-                  </w:pPr>
-                  <w:r>
-                    <w:t xml:space="preserve">Pig</w:t>
-                  </w:r>
-                </w:p>
-              </w:tc>
-              <w:tc>
-                <w:tcPr/>
-                <w:p>
-                  <w:pPr>
-                    <w:pStyle w:val="Compact"/>
-                  </w:pPr>
-                </w:p>
-              </w:tc>
-            </w:tr>
-            <w:tr>
-              <w:tc>
-                <w:tcPr/>
-                <w:p>
-                  <w:pPr>
-                    <w:pStyle w:val="Compact"/>
-                    <w:jc w:val="left"/>
-                    <w:jc w:val="center"/>
-                  </w:pPr>
-                  <w:r>
-                    <w:rPr>
-                      <w:rStyle w:val="VerbatimChar"/>
-                    </w:rPr>
-                    <w:t xml:space="preserve">Poultry</w:t>
-                  </w:r>
-                </w:p>
-              </w:tc>
-              <w:tc>
-                <w:tcPr/>
-                <w:p>
-                  <w:pPr>
-                    <w:pStyle w:val="Compact"/>
-                    <w:jc w:val="left"/>
-                    <w:jc w:val="center"/>
-                  </w:pPr>
-                  <w:r>
-                    <w:t xml:space="preserve">Poultry</w:t>
-                  </w:r>
-                </w:p>
-              </w:tc>
-              <w:tc>
-                <w:tcPr/>
-                <w:p>
-                  <w:pPr>
-                    <w:pStyle w:val="Compact"/>
-                  </w:pPr>
-                </w:p>
-              </w:tc>
-            </w:tr>
-            <w:tr>
-              <w:tc>
-                <w:tcPr/>
-                <w:p>
-                  <w:pPr>
-                    <w:pStyle w:val="Compact"/>
-                    <w:jc w:val="left"/>
-                    <w:jc w:val="center"/>
-                  </w:pPr>
-                  <w:r>
-                    <w:rPr>
-                      <w:rStyle w:val="VerbatimChar"/>
-                    </w:rPr>
-                    <w:t xml:space="preserve">Sheep</w:t>
-                  </w:r>
-                </w:p>
-              </w:tc>
-              <w:tc>
-                <w:tcPr/>
-                <w:p>
-                  <w:pPr>
-                    <w:pStyle w:val="Compact"/>
-                    <w:jc w:val="left"/>
-                    <w:jc w:val="center"/>
-                  </w:pPr>
-                  <w:r>
-                    <w:t xml:space="preserve">Sheep</w:t>
+                    <w:t xml:space="preserve">Male</w:t>
+                  </w:r>
+                </w:p>
+              </w:tc>
+              <w:tc>
+                <w:tcPr/>
+                <w:p>
+                  <w:pPr>
+                    <w:pStyle w:val="Compact"/>
+                    <w:jc w:val="left"/>
+                    <w:jc w:val="center"/>
+                  </w:pPr>
+                  <w:r>
+                    <w:t xml:space="preserve">Male</w:t>
                   </w:r>
                 </w:p>
               </w:tc>
@@ -6996,19 +7142,19 @@
               </w:tc>
             </w:tr>
           </w:tbl>
-          <w:bookmarkEnd w:id="139"/>
+          <w:bookmarkEnd w:id="183"/>
           <w:p/>
         </w:tc>
       </w:tr>
     </w:tbl>
-    <w:bookmarkEnd w:id="140"/>
-    <w:bookmarkStart w:id="142" w:name="sec-codelist-healthstatustype"/>
+    <w:bookmarkEnd w:id="184"/>
+    <w:bookmarkStart w:id="186" w:name="sec-codelist-genus"/>
     <w:p>
       <w:pPr>
         <w:pStyle w:val="berschrift2"/>
       </w:pPr>
       <w:r>
-        <w:t xml:space="preserve">4.8 Health status type</w:t>
+        <w:t xml:space="preserve">4.8 Genus</w:t>
       </w:r>
     </w:p>
     <w:tbl>
@@ -7024,7 +7170,7 @@
       <w:tr>
         <w:tc>
           <w:tcPr/>
-          <w:bookmarkStart w:id="141" w:name="tbl-codelist-healthstatustype"/>
+          <w:bookmarkStart w:id="185" w:name="tbl-codelist-genus"/>
           <w:p>
             <w:pPr>
               <w:jc w:val="center"/>
@@ -7035,7 +7181,7 @@
               <w:pStyle w:val="ImageCaption"/>
             </w:pPr>
             <w:r>
-              <w:t xml:space="preserve">Table 9: Values of the code list Health status type</w:t>
+              <w:t xml:space="preserve">Table 9: Values of the code list Genus</w:t>
             </w:r>
           </w:p>
           <w:tbl>
@@ -7107,29 +7253,34 @@
                     <w:rPr>
                       <w:rStyle w:val="VerbatimChar"/>
                     </w:rPr>
-                    <w:t xml:space="preserve">EpizooticStatus</w:t>
-                  </w:r>
-                </w:p>
-              </w:tc>
-              <w:tc>
-                <w:tcPr/>
-                <w:p>
-                  <w:pPr>
-                    <w:pStyle w:val="Compact"/>
-                    <w:jc w:val="left"/>
-                    <w:jc w:val="center"/>
-                  </w:pPr>
-                  <w:r>
-                    <w:t xml:space="preserve">Epizootic status</w:t>
-                  </w:r>
-                </w:p>
-              </w:tc>
-              <w:tc>
-                <w:tcPr/>
-                <w:p>
-                  <w:pPr>
-                    <w:pStyle w:val="Compact"/>
-                  </w:pPr>
+                    <w:t xml:space="preserve">Camelid</w:t>
+                  </w:r>
+                </w:p>
+              </w:tc>
+              <w:tc>
+                <w:tcPr/>
+                <w:p>
+                  <w:pPr>
+                    <w:pStyle w:val="Compact"/>
+                    <w:jc w:val="left"/>
+                    <w:jc w:val="center"/>
+                  </w:pPr>
+                  <w:r>
+                    <w:t xml:space="preserve">Camelid</w:t>
+                  </w:r>
+                </w:p>
+              </w:tc>
+              <w:tc>
+                <w:tcPr/>
+                <w:p>
+                  <w:pPr>
+                    <w:pStyle w:val="Compact"/>
+                    <w:jc w:val="left"/>
+                    <w:jc w:val="center"/>
+                  </w:pPr>
+                  <w:r>
+                    <w:t xml:space="preserve">Neuweltkameliden</w:t>
+                  </w:r>
                 </w:p>
               </w:tc>
             </w:tr>
@@ -7146,29 +7297,54 @@
                     <w:rPr>
                       <w:rStyle w:val="VerbatimChar"/>
                     </w:rPr>
-                    <w:t xml:space="preserve">LaboratoryResult</w:t>
-                  </w:r>
-                </w:p>
-              </w:tc>
-              <w:tc>
-                <w:tcPr/>
-                <w:p>
-                  <w:pPr>
-                    <w:pStyle w:val="Compact"/>
-                    <w:jc w:val="left"/>
-                    <w:jc w:val="center"/>
-                  </w:pPr>
-                  <w:r>
-                    <w:t xml:space="preserve">Laboratory result</w:t>
-                  </w:r>
-                </w:p>
-              </w:tc>
-              <w:tc>
-                <w:tcPr/>
-                <w:p>
-                  <w:pPr>
-                    <w:pStyle w:val="Compact"/>
-                  </w:pPr>
+                    <w:t xml:space="preserve">Cattle</w:t>
+                  </w:r>
+                </w:p>
+              </w:tc>
+              <w:tc>
+                <w:tcPr/>
+                <w:p>
+                  <w:pPr>
+                    <w:pStyle w:val="Compact"/>
+                    <w:jc w:val="left"/>
+                    <w:jc w:val="center"/>
+                  </w:pPr>
+                  <w:r>
+                    <w:t xml:space="preserve">Cattle</w:t>
+                  </w:r>
+                </w:p>
+              </w:tc>
+              <w:tc>
+                <w:tcPr/>
+                <w:p>
+                  <w:pPr>
+                    <w:pStyle w:val="Compact"/>
+                    <w:jc w:val="left"/>
+                    <w:jc w:val="center"/>
+                  </w:pPr>
+                  <w:r>
+                    <w:t xml:space="preserve">Tiere der Rindergattung (</w:t>
+                  </w:r>
+                  <w:r>
+                    <w:rPr>
+                      <w:i/>
+                      <w:iCs/>
+                    </w:rPr>
+                    <w:t xml:space="preserve">Bos</w:t>
+                  </w:r>
+                  <w:r>
+                    <w:t xml:space="preserve">) und Wasserbüffel (</w:t>
+                  </w:r>
+                  <w:r>
+                    <w:rPr>
+                      <w:i/>
+                      <w:iCs/>
+                    </w:rPr>
+                    <w:t xml:space="preserve">Bubalus bubalis</w:t>
+                  </w:r>
+                  <w:r>
+                    <w:t xml:space="preserve">)</w:t>
+                  </w:r>
                 </w:p>
               </w:tc>
             </w:tr>
@@ -7185,29 +7361,34 @@
                     <w:rPr>
                       <w:rStyle w:val="VerbatimChar"/>
                     </w:rPr>
-                    <w:t xml:space="preserve">RiskStatus</w:t>
-                  </w:r>
-                </w:p>
-              </w:tc>
-              <w:tc>
-                <w:tcPr/>
-                <w:p>
-                  <w:pPr>
-                    <w:pStyle w:val="Compact"/>
-                    <w:jc w:val="left"/>
-                    <w:jc w:val="center"/>
-                  </w:pPr>
-                  <w:r>
-                    <w:t xml:space="preserve">Risk status</w:t>
-                  </w:r>
-                </w:p>
-              </w:tc>
-              <w:tc>
-                <w:tcPr/>
-                <w:p>
-                  <w:pPr>
-                    <w:pStyle w:val="Compact"/>
-                  </w:pPr>
+                    <w:t xml:space="preserve">Equid</w:t>
+                  </w:r>
+                </w:p>
+              </w:tc>
+              <w:tc>
+                <w:tcPr/>
+                <w:p>
+                  <w:pPr>
+                    <w:pStyle w:val="Compact"/>
+                    <w:jc w:val="left"/>
+                    <w:jc w:val="center"/>
+                  </w:pPr>
+                  <w:r>
+                    <w:t xml:space="preserve">Equid</w:t>
+                  </w:r>
+                </w:p>
+              </w:tc>
+              <w:tc>
+                <w:tcPr/>
+                <w:p>
+                  <w:pPr>
+                    <w:pStyle w:val="Compact"/>
+                    <w:jc w:val="left"/>
+                    <w:jc w:val="center"/>
+                  </w:pPr>
+                  <w:r>
+                    <w:t xml:space="preserve">Tiere der Pferdegattung (Pferd, Maultier, Maulesel, Esel)</w:t>
+                  </w:r>
                 </w:p>
               </w:tc>
             </w:tr>
@@ -7224,20 +7405,181 @@
                     <w:rPr>
                       <w:rStyle w:val="VerbatimChar"/>
                     </w:rPr>
-                    <w:t xml:space="preserve">VaccinationStatus</w:t>
-                  </w:r>
-                </w:p>
-              </w:tc>
-              <w:tc>
-                <w:tcPr/>
-                <w:p>
-                  <w:pPr>
-                    <w:pStyle w:val="Compact"/>
-                    <w:jc w:val="left"/>
-                    <w:jc w:val="center"/>
-                  </w:pPr>
-                  <w:r>
-                    <w:t xml:space="preserve">Vaccination status</w:t>
+                    <w:t xml:space="preserve">Game</w:t>
+                  </w:r>
+                </w:p>
+              </w:tc>
+              <w:tc>
+                <w:tcPr/>
+                <w:p>
+                  <w:pPr>
+                    <w:pStyle w:val="Compact"/>
+                    <w:jc w:val="left"/>
+                    <w:jc w:val="center"/>
+                  </w:pPr>
+                  <w:r>
+                    <w:t xml:space="preserve">Game</w:t>
+                  </w:r>
+                </w:p>
+              </w:tc>
+              <w:tc>
+                <w:tcPr/>
+                <w:p>
+                  <w:pPr>
+                    <w:pStyle w:val="Compact"/>
+                    <w:jc w:val="left"/>
+                    <w:jc w:val="center"/>
+                  </w:pPr>
+                  <w:r>
+                    <w:t xml:space="preserve">Wild in Gehegen</w:t>
+                  </w:r>
+                </w:p>
+              </w:tc>
+            </w:tr>
+            <w:tr>
+              <w:tc>
+                <w:tcPr/>
+                <w:p>
+                  <w:pPr>
+                    <w:pStyle w:val="Compact"/>
+                    <w:jc w:val="left"/>
+                    <w:jc w:val="center"/>
+                  </w:pPr>
+                  <w:r>
+                    <w:rPr>
+                      <w:rStyle w:val="VerbatimChar"/>
+                    </w:rPr>
+                    <w:t xml:space="preserve">Goat</w:t>
+                  </w:r>
+                </w:p>
+              </w:tc>
+              <w:tc>
+                <w:tcPr/>
+                <w:p>
+                  <w:pPr>
+                    <w:pStyle w:val="Compact"/>
+                    <w:jc w:val="left"/>
+                    <w:jc w:val="center"/>
+                  </w:pPr>
+                  <w:r>
+                    <w:t xml:space="preserve">Goat</w:t>
+                  </w:r>
+                </w:p>
+              </w:tc>
+              <w:tc>
+                <w:tcPr/>
+                <w:p>
+                  <w:pPr>
+                    <w:pStyle w:val="Compact"/>
+                  </w:pPr>
+                </w:p>
+              </w:tc>
+            </w:tr>
+            <w:tr>
+              <w:tc>
+                <w:tcPr/>
+                <w:p>
+                  <w:pPr>
+                    <w:pStyle w:val="Compact"/>
+                    <w:jc w:val="left"/>
+                    <w:jc w:val="center"/>
+                  </w:pPr>
+                  <w:r>
+                    <w:rPr>
+                      <w:rStyle w:val="VerbatimChar"/>
+                    </w:rPr>
+                    <w:t xml:space="preserve">Pig</w:t>
+                  </w:r>
+                </w:p>
+              </w:tc>
+              <w:tc>
+                <w:tcPr/>
+                <w:p>
+                  <w:pPr>
+                    <w:pStyle w:val="Compact"/>
+                    <w:jc w:val="left"/>
+                    <w:jc w:val="center"/>
+                  </w:pPr>
+                  <w:r>
+                    <w:t xml:space="preserve">Pig</w:t>
+                  </w:r>
+                </w:p>
+              </w:tc>
+              <w:tc>
+                <w:tcPr/>
+                <w:p>
+                  <w:pPr>
+                    <w:pStyle w:val="Compact"/>
+                  </w:pPr>
+                </w:p>
+              </w:tc>
+            </w:tr>
+            <w:tr>
+              <w:tc>
+                <w:tcPr/>
+                <w:p>
+                  <w:pPr>
+                    <w:pStyle w:val="Compact"/>
+                    <w:jc w:val="left"/>
+                    <w:jc w:val="center"/>
+                  </w:pPr>
+                  <w:r>
+                    <w:rPr>
+                      <w:rStyle w:val="VerbatimChar"/>
+                    </w:rPr>
+                    <w:t xml:space="preserve">Poultry</w:t>
+                  </w:r>
+                </w:p>
+              </w:tc>
+              <w:tc>
+                <w:tcPr/>
+                <w:p>
+                  <w:pPr>
+                    <w:pStyle w:val="Compact"/>
+                    <w:jc w:val="left"/>
+                    <w:jc w:val="center"/>
+                  </w:pPr>
+                  <w:r>
+                    <w:t xml:space="preserve">Poultry</w:t>
+                  </w:r>
+                </w:p>
+              </w:tc>
+              <w:tc>
+                <w:tcPr/>
+                <w:p>
+                  <w:pPr>
+                    <w:pStyle w:val="Compact"/>
+                  </w:pPr>
+                </w:p>
+              </w:tc>
+            </w:tr>
+            <w:tr>
+              <w:tc>
+                <w:tcPr/>
+                <w:p>
+                  <w:pPr>
+                    <w:pStyle w:val="Compact"/>
+                    <w:jc w:val="left"/>
+                    <w:jc w:val="center"/>
+                  </w:pPr>
+                  <w:r>
+                    <w:rPr>
+                      <w:rStyle w:val="VerbatimChar"/>
+                    </w:rPr>
+                    <w:t xml:space="preserve">Sheep</w:t>
+                  </w:r>
+                </w:p>
+              </w:tc>
+              <w:tc>
+                <w:tcPr/>
+                <w:p>
+                  <w:pPr>
+                    <w:pStyle w:val="Compact"/>
+                    <w:jc w:val="left"/>
+                    <w:jc w:val="center"/>
+                  </w:pPr>
+                  <w:r>
+                    <w:t xml:space="preserve">Sheep</w:t>
                   </w:r>
                 </w:p>
               </w:tc>
@@ -7251,19 +7593,19 @@
               </w:tc>
             </w:tr>
           </w:tbl>
-          <w:bookmarkEnd w:id="141"/>
+          <w:bookmarkEnd w:id="185"/>
           <w:p/>
         </w:tc>
       </w:tr>
     </w:tbl>
-    <w:bookmarkEnd w:id="142"/>
-    <w:bookmarkStart w:id="144" w:name="sec-codelist-localunithealthstatus"/>
+    <w:bookmarkEnd w:id="186"/>
+    <w:bookmarkStart w:id="188" w:name="sec-codelist-healthstatustype"/>
     <w:p>
       <w:pPr>
         <w:pStyle w:val="berschrift2"/>
       </w:pPr>
       <w:r>
-        <w:t xml:space="preserve">4.9 Health status of a local unit</w:t>
+        <w:t xml:space="preserve">4.9 Health status type</w:t>
       </w:r>
     </w:p>
     <w:tbl>
@@ -7279,7 +7621,7 @@
       <w:tr>
         <w:tc>
           <w:tcPr/>
-          <w:bookmarkStart w:id="143" w:name="tbl-codelist-localunithealthstatus"/>
+          <w:bookmarkStart w:id="187" w:name="tbl-codelist-healthstatustype"/>
           <w:p>
             <w:pPr>
               <w:jc w:val="center"/>
@@ -7290,7 +7632,7 @@
               <w:pStyle w:val="ImageCaption"/>
             </w:pPr>
             <w:r>
-              <w:t xml:space="preserve">Table 10: Values of the code list Health status of a local unit</w:t>
+              <w:t xml:space="preserve">Table 10: Values of the code list Health status type</w:t>
             </w:r>
           </w:p>
           <w:tbl>
@@ -7362,34 +7704,29 @@
                     <w:rPr>
                       <w:rStyle w:val="VerbatimChar"/>
                     </w:rPr>
-                    <w:t xml:space="preserve">Blocked</w:t>
-                  </w:r>
-                </w:p>
-              </w:tc>
-              <w:tc>
-                <w:tcPr/>
-                <w:p>
-                  <w:pPr>
-                    <w:pStyle w:val="Compact"/>
-                    <w:jc w:val="left"/>
-                    <w:jc w:val="center"/>
-                  </w:pPr>
-                  <w:r>
-                    <w:t xml:space="preserve">Blocked</w:t>
-                  </w:r>
-                </w:p>
-              </w:tc>
-              <w:tc>
-                <w:tcPr/>
-                <w:p>
-                  <w:pPr>
-                    <w:pStyle w:val="Compact"/>
-                    <w:jc w:val="left"/>
-                    <w:jc w:val="center"/>
-                  </w:pPr>
-                  <w:r>
-                    <w:t xml:space="preserve">Type: epizootic status</w:t>
-                  </w:r>
+                    <w:t xml:space="preserve">EpizooticStatus</w:t>
+                  </w:r>
+                </w:p>
+              </w:tc>
+              <w:tc>
+                <w:tcPr/>
+                <w:p>
+                  <w:pPr>
+                    <w:pStyle w:val="Compact"/>
+                    <w:jc w:val="left"/>
+                    <w:jc w:val="center"/>
+                  </w:pPr>
+                  <w:r>
+                    <w:t xml:space="preserve">Epizootic status</w:t>
+                  </w:r>
+                </w:p>
+              </w:tc>
+              <w:tc>
+                <w:tcPr/>
+                <w:p>
+                  <w:pPr>
+                    <w:pStyle w:val="Compact"/>
+                  </w:pPr>
                 </w:p>
               </w:tc>
             </w:tr>
@@ -7406,34 +7743,29 @@
                     <w:rPr>
                       <w:rStyle w:val="VerbatimChar"/>
                     </w:rPr>
-                    <w:t xml:space="preserve">Free</w:t>
-                  </w:r>
-                </w:p>
-              </w:tc>
-              <w:tc>
-                <w:tcPr/>
-                <w:p>
-                  <w:pPr>
-                    <w:pStyle w:val="Compact"/>
-                    <w:jc w:val="left"/>
-                    <w:jc w:val="center"/>
-                  </w:pPr>
-                  <w:r>
-                    <w:t xml:space="preserve">Free</w:t>
-                  </w:r>
-                </w:p>
-              </w:tc>
-              <w:tc>
-                <w:tcPr/>
-                <w:p>
-                  <w:pPr>
-                    <w:pStyle w:val="Compact"/>
-                    <w:jc w:val="left"/>
-                    <w:jc w:val="center"/>
-                  </w:pPr>
-                  <w:r>
-                    <w:t xml:space="preserve">Type: epizootic status</w:t>
-                  </w:r>
+                    <w:t xml:space="preserve">LaboratoryResult</w:t>
+                  </w:r>
+                </w:p>
+              </w:tc>
+              <w:tc>
+                <w:tcPr/>
+                <w:p>
+                  <w:pPr>
+                    <w:pStyle w:val="Compact"/>
+                    <w:jc w:val="left"/>
+                    <w:jc w:val="center"/>
+                  </w:pPr>
+                  <w:r>
+                    <w:t xml:space="preserve">Laboratory result</w:t>
+                  </w:r>
+                </w:p>
+              </w:tc>
+              <w:tc>
+                <w:tcPr/>
+                <w:p>
+                  <w:pPr>
+                    <w:pStyle w:val="Compact"/>
+                  </w:pPr>
                 </w:p>
               </w:tc>
             </w:tr>
@@ -7450,34 +7782,29 @@
                     <w:rPr>
                       <w:rStyle w:val="VerbatimChar"/>
                     </w:rPr>
-                    <w:t xml:space="preserve">High</w:t>
-                  </w:r>
-                </w:p>
-              </w:tc>
-              <w:tc>
-                <w:tcPr/>
-                <w:p>
-                  <w:pPr>
-                    <w:pStyle w:val="Compact"/>
-                    <w:jc w:val="left"/>
-                    <w:jc w:val="center"/>
-                  </w:pPr>
-                  <w:r>
-                    <w:t xml:space="preserve">High</w:t>
-                  </w:r>
-                </w:p>
-              </w:tc>
-              <w:tc>
-                <w:tcPr/>
-                <w:p>
-                  <w:pPr>
-                    <w:pStyle w:val="Compact"/>
-                    <w:jc w:val="left"/>
-                    <w:jc w:val="center"/>
-                  </w:pPr>
-                  <w:r>
-                    <w:t xml:space="preserve">Type: risk status</w:t>
-                  </w:r>
+                    <w:t xml:space="preserve">RiskStatus</w:t>
+                  </w:r>
+                </w:p>
+              </w:tc>
+              <w:tc>
+                <w:tcPr/>
+                <w:p>
+                  <w:pPr>
+                    <w:pStyle w:val="Compact"/>
+                    <w:jc w:val="left"/>
+                    <w:jc w:val="center"/>
+                  </w:pPr>
+                  <w:r>
+                    <w:t xml:space="preserve">Risk status</w:t>
+                  </w:r>
+                </w:p>
+              </w:tc>
+              <w:tc>
+                <w:tcPr/>
+                <w:p>
+                  <w:pPr>
+                    <w:pStyle w:val="Compact"/>
+                  </w:pPr>
                 </w:p>
               </w:tc>
             </w:tr>
@@ -7494,227 +7821,46 @@
                     <w:rPr>
                       <w:rStyle w:val="VerbatimChar"/>
                     </w:rPr>
-                    <w:t xml:space="preserve">Low</w:t>
-                  </w:r>
-                </w:p>
-              </w:tc>
-              <w:tc>
-                <w:tcPr/>
-                <w:p>
-                  <w:pPr>
-                    <w:pStyle w:val="Compact"/>
-                    <w:jc w:val="left"/>
-                    <w:jc w:val="center"/>
-                  </w:pPr>
-                  <w:r>
-                    <w:t xml:space="preserve">Low</w:t>
-                  </w:r>
-                </w:p>
-              </w:tc>
-              <w:tc>
-                <w:tcPr/>
-                <w:p>
-                  <w:pPr>
-                    <w:pStyle w:val="Compact"/>
-                    <w:jc w:val="left"/>
-                    <w:jc w:val="center"/>
-                  </w:pPr>
-                  <w:r>
-                    <w:t xml:space="preserve">Type: risk status</w:t>
-                  </w:r>
-                </w:p>
-              </w:tc>
-            </w:tr>
-            <w:tr>
-              <w:tc>
-                <w:tcPr/>
-                <w:p>
-                  <w:pPr>
-                    <w:pStyle w:val="Compact"/>
-                    <w:jc w:val="left"/>
-                    <w:jc w:val="center"/>
-                  </w:pPr>
-                  <w:r>
-                    <w:rPr>
-                      <w:rStyle w:val="VerbatimChar"/>
-                    </w:rPr>
-                    <w:t xml:space="preserve">Medium</w:t>
-                  </w:r>
-                </w:p>
-              </w:tc>
-              <w:tc>
-                <w:tcPr/>
-                <w:p>
-                  <w:pPr>
-                    <w:pStyle w:val="Compact"/>
-                    <w:jc w:val="left"/>
-                    <w:jc w:val="center"/>
-                  </w:pPr>
-                  <w:r>
-                    <w:t xml:space="preserve">Medium</w:t>
-                  </w:r>
-                </w:p>
-              </w:tc>
-              <w:tc>
-                <w:tcPr/>
-                <w:p>
-                  <w:pPr>
-                    <w:pStyle w:val="Compact"/>
-                    <w:jc w:val="left"/>
-                    <w:jc w:val="center"/>
-                  </w:pPr>
-                  <w:r>
-                    <w:t xml:space="preserve">Type: risk status</w:t>
-                  </w:r>
-                </w:p>
-              </w:tc>
-            </w:tr>
-            <w:tr>
-              <w:tc>
-                <w:tcPr/>
-                <w:p>
-                  <w:pPr>
-                    <w:pStyle w:val="Compact"/>
-                    <w:jc w:val="left"/>
-                    <w:jc w:val="center"/>
-                  </w:pPr>
-                  <w:r>
-                    <w:rPr>
-                      <w:rStyle w:val="VerbatimChar"/>
-                    </w:rPr>
-                    <w:t xml:space="preserve">Negative</w:t>
-                  </w:r>
-                </w:p>
-              </w:tc>
-              <w:tc>
-                <w:tcPr/>
-                <w:p>
-                  <w:pPr>
-                    <w:pStyle w:val="Compact"/>
-                    <w:jc w:val="left"/>
-                    <w:jc w:val="center"/>
-                  </w:pPr>
-                  <w:r>
-                    <w:t xml:space="preserve">Negative</w:t>
-                  </w:r>
-                </w:p>
-              </w:tc>
-              <w:tc>
-                <w:tcPr/>
-                <w:p>
-                  <w:pPr>
-                    <w:pStyle w:val="Compact"/>
-                    <w:jc w:val="left"/>
-                    <w:jc w:val="center"/>
-                  </w:pPr>
-                  <w:r>
-                    <w:t xml:space="preserve">Type: laboratory result</w:t>
-                  </w:r>
-                </w:p>
-              </w:tc>
-            </w:tr>
-            <w:tr>
-              <w:tc>
-                <w:tcPr/>
-                <w:p>
-                  <w:pPr>
-                    <w:pStyle w:val="Compact"/>
-                    <w:jc w:val="left"/>
-                    <w:jc w:val="center"/>
-                  </w:pPr>
-                  <w:r>
-                    <w:rPr>
-                      <w:rStyle w:val="VerbatimChar"/>
-                    </w:rPr>
-                    <w:t xml:space="preserve">NotTested</w:t>
-                  </w:r>
-                </w:p>
-              </w:tc>
-              <w:tc>
-                <w:tcPr/>
-                <w:p>
-                  <w:pPr>
-                    <w:pStyle w:val="Compact"/>
-                    <w:jc w:val="left"/>
-                    <w:jc w:val="center"/>
-                  </w:pPr>
-                  <w:r>
-                    <w:t xml:space="preserve">Not tested</w:t>
-                  </w:r>
-                </w:p>
-              </w:tc>
-              <w:tc>
-                <w:tcPr/>
-                <w:p>
-                  <w:pPr>
-                    <w:pStyle w:val="Compact"/>
-                    <w:jc w:val="left"/>
-                    <w:jc w:val="center"/>
-                  </w:pPr>
-                  <w:r>
-                    <w:t xml:space="preserve">Type: epizootic status</w:t>
-                  </w:r>
-                </w:p>
-              </w:tc>
-            </w:tr>
-            <w:tr>
-              <w:tc>
-                <w:tcPr/>
-                <w:p>
-                  <w:pPr>
-                    <w:pStyle w:val="Compact"/>
-                    <w:jc w:val="left"/>
-                    <w:jc w:val="center"/>
-                  </w:pPr>
-                  <w:r>
-                    <w:rPr>
-                      <w:rStyle w:val="VerbatimChar"/>
-                    </w:rPr>
-                    <w:t xml:space="preserve">Positive</w:t>
-                  </w:r>
-                </w:p>
-              </w:tc>
-              <w:tc>
-                <w:tcPr/>
-                <w:p>
-                  <w:pPr>
-                    <w:pStyle w:val="Compact"/>
-                    <w:jc w:val="left"/>
-                    <w:jc w:val="center"/>
-                  </w:pPr>
-                  <w:r>
-                    <w:t xml:space="preserve">Positive</w:t>
-                  </w:r>
-                </w:p>
-              </w:tc>
-              <w:tc>
-                <w:tcPr/>
-                <w:p>
-                  <w:pPr>
-                    <w:pStyle w:val="Compact"/>
-                    <w:jc w:val="left"/>
-                    <w:jc w:val="center"/>
-                  </w:pPr>
-                  <w:r>
-                    <w:t xml:space="preserve">Type: laboratory result</w:t>
-                  </w:r>
+                    <w:t xml:space="preserve">VaccinationStatus</w:t>
+                  </w:r>
+                </w:p>
+              </w:tc>
+              <w:tc>
+                <w:tcPr/>
+                <w:p>
+                  <w:pPr>
+                    <w:pStyle w:val="Compact"/>
+                    <w:jc w:val="left"/>
+                    <w:jc w:val="center"/>
+                  </w:pPr>
+                  <w:r>
+                    <w:t xml:space="preserve">Vaccination status</w:t>
+                  </w:r>
+                </w:p>
+              </w:tc>
+              <w:tc>
+                <w:tcPr/>
+                <w:p>
+                  <w:pPr>
+                    <w:pStyle w:val="Compact"/>
+                  </w:pPr>
                 </w:p>
               </w:tc>
             </w:tr>
           </w:tbl>
-          <w:bookmarkEnd w:id="143"/>
+          <w:bookmarkEnd w:id="187"/>
           <w:p/>
         </w:tc>
       </w:tr>
     </w:tbl>
-    <w:bookmarkEnd w:id="144"/>
-    <w:bookmarkStart w:id="146" w:name="sec-codelist-notificationtype"/>
+    <w:bookmarkEnd w:id="188"/>
+    <w:bookmarkStart w:id="190" w:name="sec-codelist-localunithealthstatus"/>
     <w:p>
       <w:pPr>
         <w:pStyle w:val="berschrift2"/>
       </w:pPr>
       <w:r>
-        <w:t xml:space="preserve">4.10 Notification type</w:t>
+        <w:t xml:space="preserve">4.10 Health status of a local unit</w:t>
       </w:r>
     </w:p>
     <w:tbl>
@@ -7730,7 +7876,7 @@
       <w:tr>
         <w:tc>
           <w:tcPr/>
-          <w:bookmarkStart w:id="145" w:name="tbl-codelist-notificationtype"/>
+          <w:bookmarkStart w:id="189" w:name="tbl-codelist-localunithealthstatus"/>
           <w:p>
             <w:pPr>
               <w:jc w:val="center"/>
@@ -7741,7 +7887,7 @@
               <w:pStyle w:val="ImageCaption"/>
             </w:pPr>
             <w:r>
-              <w:t xml:space="preserve">Table 11: Values of the code list Notification type</w:t>
+              <w:t xml:space="preserve">Table 11: Values of the code list Health status of a local unit</w:t>
             </w:r>
           </w:p>
           <w:tbl>
@@ -7813,33 +7959,33 @@
                     <w:rPr>
                       <w:rStyle w:val="VerbatimChar"/>
                     </w:rPr>
-                    <w:t xml:space="preserve">Arrival</w:t>
-                  </w:r>
-                </w:p>
-              </w:tc>
-              <w:tc>
-                <w:tcPr/>
-                <w:p>
-                  <w:pPr>
-                    <w:pStyle w:val="Compact"/>
-                    <w:jc w:val="left"/>
-                    <w:jc w:val="center"/>
-                  </w:pPr>
-                  <w:r>
-                    <w:t xml:space="preserve">Arrival</w:t>
-                  </w:r>
-                </w:p>
-              </w:tc>
-              <w:tc>
-                <w:tcPr/>
-                <w:p>
-                  <w:pPr>
-                    <w:pStyle w:val="Compact"/>
-                    <w:jc w:val="left"/>
-                    <w:jc w:val="center"/>
-                  </w:pPr>
-                  <w:r>
-                    <w:t xml:space="preserve">Not for equids</w:t>
+                    <w:t xml:space="preserve">Blocked</w:t>
+                  </w:r>
+                </w:p>
+              </w:tc>
+              <w:tc>
+                <w:tcPr/>
+                <w:p>
+                  <w:pPr>
+                    <w:pStyle w:val="Compact"/>
+                    <w:jc w:val="left"/>
+                    <w:jc w:val="center"/>
+                  </w:pPr>
+                  <w:r>
+                    <w:t xml:space="preserve">Blocked</w:t>
+                  </w:r>
+                </w:p>
+              </w:tc>
+              <w:tc>
+                <w:tcPr/>
+                <w:p>
+                  <w:pPr>
+                    <w:pStyle w:val="Compact"/>
+                    <w:jc w:val="left"/>
+                    <w:jc w:val="center"/>
+                  </w:pPr>
+                  <w:r>
+                    <w:t xml:space="preserve">Type: epizootic status</w:t>
                   </w:r>
                 </w:p>
               </w:tc>
@@ -7857,29 +8003,34 @@
                     <w:rPr>
                       <w:rStyle w:val="VerbatimChar"/>
                     </w:rPr>
-                    <w:t xml:space="preserve">Birth</w:t>
-                  </w:r>
-                </w:p>
-              </w:tc>
-              <w:tc>
-                <w:tcPr/>
-                <w:p>
-                  <w:pPr>
-                    <w:pStyle w:val="Compact"/>
-                    <w:jc w:val="left"/>
-                    <w:jc w:val="center"/>
-                  </w:pPr>
-                  <w:r>
-                    <w:t xml:space="preserve">Birth</w:t>
-                  </w:r>
-                </w:p>
-              </w:tc>
-              <w:tc>
-                <w:tcPr/>
-                <w:p>
-                  <w:pPr>
-                    <w:pStyle w:val="Compact"/>
-                  </w:pPr>
+                    <w:t xml:space="preserve">Free</w:t>
+                  </w:r>
+                </w:p>
+              </w:tc>
+              <w:tc>
+                <w:tcPr/>
+                <w:p>
+                  <w:pPr>
+                    <w:pStyle w:val="Compact"/>
+                    <w:jc w:val="left"/>
+                    <w:jc w:val="center"/>
+                  </w:pPr>
+                  <w:r>
+                    <w:t xml:space="preserve">Free</w:t>
+                  </w:r>
+                </w:p>
+              </w:tc>
+              <w:tc>
+                <w:tcPr/>
+                <w:p>
+                  <w:pPr>
+                    <w:pStyle w:val="Compact"/>
+                    <w:jc w:val="left"/>
+                    <w:jc w:val="center"/>
+                  </w:pPr>
+                  <w:r>
+                    <w:t xml:space="preserve">Type: epizootic status</w:t>
+                  </w:r>
                 </w:p>
               </w:tc>
             </w:tr>
@@ -7896,33 +8047,33 @@
                     <w:rPr>
                       <w:rStyle w:val="VerbatimChar"/>
                     </w:rPr>
-                    <w:t xml:space="preserve">DayStay</w:t>
-                  </w:r>
-                </w:p>
-              </w:tc>
-              <w:tc>
-                <w:tcPr/>
-                <w:p>
-                  <w:pPr>
-                    <w:pStyle w:val="Compact"/>
-                    <w:jc w:val="left"/>
-                    <w:jc w:val="center"/>
-                  </w:pPr>
-                  <w:r>
-                    <w:t xml:space="preserve">Day stay</w:t>
-                  </w:r>
-                </w:p>
-              </w:tc>
-              <w:tc>
-                <w:tcPr/>
-                <w:p>
-                  <w:pPr>
-                    <w:pStyle w:val="Compact"/>
-                    <w:jc w:val="left"/>
-                    <w:jc w:val="center"/>
-                  </w:pPr>
-                  <w:r>
-                    <w:t xml:space="preserve">Not for equids</w:t>
+                    <w:t xml:space="preserve">High</w:t>
+                  </w:r>
+                </w:p>
+              </w:tc>
+              <w:tc>
+                <w:tcPr/>
+                <w:p>
+                  <w:pPr>
+                    <w:pStyle w:val="Compact"/>
+                    <w:jc w:val="left"/>
+                    <w:jc w:val="center"/>
+                  </w:pPr>
+                  <w:r>
+                    <w:t xml:space="preserve">High</w:t>
+                  </w:r>
+                </w:p>
+              </w:tc>
+              <w:tc>
+                <w:tcPr/>
+                <w:p>
+                  <w:pPr>
+                    <w:pStyle w:val="Compact"/>
+                    <w:jc w:val="left"/>
+                    <w:jc w:val="center"/>
+                  </w:pPr>
+                  <w:r>
+                    <w:t xml:space="preserve">Type: risk status</w:t>
                   </w:r>
                 </w:p>
               </w:tc>
@@ -7940,33 +8091,33 @@
                     <w:rPr>
                       <w:rStyle w:val="VerbatimChar"/>
                     </w:rPr>
-                    <w:t xml:space="preserve">DeathBirth</w:t>
-                  </w:r>
-                </w:p>
-              </w:tc>
-              <w:tc>
-                <w:tcPr/>
-                <w:p>
-                  <w:pPr>
-                    <w:pStyle w:val="Compact"/>
-                    <w:jc w:val="left"/>
-                    <w:jc w:val="center"/>
-                  </w:pPr>
-                  <w:r>
-                    <w:t xml:space="preserve">Stillbirth</w:t>
-                  </w:r>
-                </w:p>
-              </w:tc>
-              <w:tc>
-                <w:tcPr/>
-                <w:p>
-                  <w:pPr>
-                    <w:pStyle w:val="Compact"/>
-                    <w:jc w:val="left"/>
-                    <w:jc w:val="center"/>
-                  </w:pPr>
-                  <w:r>
-                    <w:t xml:space="preserve">Not for equids</w:t>
+                    <w:t xml:space="preserve">Low</w:t>
+                  </w:r>
+                </w:p>
+              </w:tc>
+              <w:tc>
+                <w:tcPr/>
+                <w:p>
+                  <w:pPr>
+                    <w:pStyle w:val="Compact"/>
+                    <w:jc w:val="left"/>
+                    <w:jc w:val="center"/>
+                  </w:pPr>
+                  <w:r>
+                    <w:t xml:space="preserve">Low</w:t>
+                  </w:r>
+                </w:p>
+              </w:tc>
+              <w:tc>
+                <w:tcPr/>
+                <w:p>
+                  <w:pPr>
+                    <w:pStyle w:val="Compact"/>
+                    <w:jc w:val="left"/>
+                    <w:jc w:val="center"/>
+                  </w:pPr>
+                  <w:r>
+                    <w:t xml:space="preserve">Type: risk status</w:t>
                   </w:r>
                 </w:p>
               </w:tc>
@@ -7984,33 +8135,33 @@
                     <w:rPr>
                       <w:rStyle w:val="VerbatimChar"/>
                     </w:rPr>
-                    <w:t xml:space="preserve">Deceased</w:t>
-                  </w:r>
-                </w:p>
-              </w:tc>
-              <w:tc>
-                <w:tcPr/>
-                <w:p>
-                  <w:pPr>
-                    <w:pStyle w:val="Compact"/>
-                    <w:jc w:val="left"/>
-                    <w:jc w:val="center"/>
-                  </w:pPr>
-                  <w:r>
-                    <w:t xml:space="preserve">Death</w:t>
-                  </w:r>
-                </w:p>
-              </w:tc>
-              <w:tc>
-                <w:tcPr/>
-                <w:p>
-                  <w:pPr>
-                    <w:pStyle w:val="Compact"/>
-                    <w:jc w:val="left"/>
-                    <w:jc w:val="center"/>
-                  </w:pPr>
-                  <w:r>
-                    <w:t xml:space="preserve">For equids: euthanasia</w:t>
+                    <w:t xml:space="preserve">Medium</w:t>
+                  </w:r>
+                </w:p>
+              </w:tc>
+              <w:tc>
+                <w:tcPr/>
+                <w:p>
+                  <w:pPr>
+                    <w:pStyle w:val="Compact"/>
+                    <w:jc w:val="left"/>
+                    <w:jc w:val="center"/>
+                  </w:pPr>
+                  <w:r>
+                    <w:t xml:space="preserve">Medium</w:t>
+                  </w:r>
+                </w:p>
+              </w:tc>
+              <w:tc>
+                <w:tcPr/>
+                <w:p>
+                  <w:pPr>
+                    <w:pStyle w:val="Compact"/>
+                    <w:jc w:val="left"/>
+                    <w:jc w:val="center"/>
+                  </w:pPr>
+                  <w:r>
+                    <w:t xml:space="preserve">Type: risk status</w:t>
                   </w:r>
                 </w:p>
               </w:tc>
@@ -8028,33 +8179,33 @@
                     <w:rPr>
                       <w:rStyle w:val="VerbatimChar"/>
                     </w:rPr>
-                    <w:t xml:space="preserve">Export</w:t>
-                  </w:r>
-                </w:p>
-              </w:tc>
-              <w:tc>
-                <w:tcPr/>
-                <w:p>
-                  <w:pPr>
-                    <w:pStyle w:val="Compact"/>
-                    <w:jc w:val="left"/>
-                    <w:jc w:val="center"/>
-                  </w:pPr>
-                  <w:r>
-                    <w:t xml:space="preserve">Export</w:t>
-                  </w:r>
-                </w:p>
-              </w:tc>
-              <w:tc>
-                <w:tcPr/>
-                <w:p>
-                  <w:pPr>
-                    <w:pStyle w:val="Compact"/>
-                    <w:jc w:val="left"/>
-                    <w:jc w:val="center"/>
-                  </w:pPr>
-                  <w:r>
-                    <w:t xml:space="preserve">For equids: transfer of ownership abroad</w:t>
+                    <w:t xml:space="preserve">Negative</w:t>
+                  </w:r>
+                </w:p>
+              </w:tc>
+              <w:tc>
+                <w:tcPr/>
+                <w:p>
+                  <w:pPr>
+                    <w:pStyle w:val="Compact"/>
+                    <w:jc w:val="left"/>
+                    <w:jc w:val="center"/>
+                  </w:pPr>
+                  <w:r>
+                    <w:t xml:space="preserve">Negative</w:t>
+                  </w:r>
+                </w:p>
+              </w:tc>
+              <w:tc>
+                <w:tcPr/>
+                <w:p>
+                  <w:pPr>
+                    <w:pStyle w:val="Compact"/>
+                    <w:jc w:val="left"/>
+                    <w:jc w:val="center"/>
+                  </w:pPr>
+                  <w:r>
+                    <w:t xml:space="preserve">Type: laboratory result</w:t>
                   </w:r>
                 </w:p>
               </w:tc>
@@ -8072,29 +8223,34 @@
                     <w:rPr>
                       <w:rStyle w:val="VerbatimChar"/>
                     </w:rPr>
-                    <w:t xml:space="preserve">FirstRegistration</w:t>
-                  </w:r>
-                </w:p>
-              </w:tc>
-              <w:tc>
-                <w:tcPr/>
-                <w:p>
-                  <w:pPr>
-                    <w:pStyle w:val="Compact"/>
-                    <w:jc w:val="left"/>
-                    <w:jc w:val="center"/>
-                  </w:pPr>
-                  <w:r>
-                    <w:t xml:space="preserve">First registration</w:t>
-                  </w:r>
-                </w:p>
-              </w:tc>
-              <w:tc>
-                <w:tcPr/>
-                <w:p>
-                  <w:pPr>
-                    <w:pStyle w:val="Compact"/>
-                  </w:pPr>
+                    <w:t xml:space="preserve">NotTested</w:t>
+                  </w:r>
+                </w:p>
+              </w:tc>
+              <w:tc>
+                <w:tcPr/>
+                <w:p>
+                  <w:pPr>
+                    <w:pStyle w:val="Compact"/>
+                    <w:jc w:val="left"/>
+                    <w:jc w:val="center"/>
+                  </w:pPr>
+                  <w:r>
+                    <w:t xml:space="preserve">Not tested</w:t>
+                  </w:r>
+                </w:p>
+              </w:tc>
+              <w:tc>
+                <w:tcPr/>
+                <w:p>
+                  <w:pPr>
+                    <w:pStyle w:val="Compact"/>
+                    <w:jc w:val="left"/>
+                    <w:jc w:val="center"/>
+                  </w:pPr>
+                  <w:r>
+                    <w:t xml:space="preserve">Type: epizootic status</w:t>
+                  </w:r>
                 </w:p>
               </w:tc>
             </w:tr>
@@ -8111,422 +8267,51 @@
                     <w:rPr>
                       <w:rStyle w:val="VerbatimChar"/>
                     </w:rPr>
-                    <w:t xml:space="preserve">Import</w:t>
-                  </w:r>
-                </w:p>
-              </w:tc>
-              <w:tc>
-                <w:tcPr/>
-                <w:p>
-                  <w:pPr>
-                    <w:pStyle w:val="Compact"/>
-                    <w:jc w:val="left"/>
-                    <w:jc w:val="center"/>
-                  </w:pPr>
-                  <w:r>
-                    <w:t xml:space="preserve">Import</w:t>
-                  </w:r>
-                </w:p>
-              </w:tc>
-              <w:tc>
-                <w:tcPr/>
-                <w:p>
-                  <w:pPr>
-                    <w:pStyle w:val="Compact"/>
-                  </w:pPr>
-                </w:p>
-              </w:tc>
-            </w:tr>
-            <w:tr>
-              <w:tc>
-                <w:tcPr/>
-                <w:p>
-                  <w:pPr>
-                    <w:pStyle w:val="Compact"/>
-                    <w:jc w:val="left"/>
-                    <w:jc w:val="center"/>
-                  </w:pPr>
-                  <w:r>
-                    <w:rPr>
-                      <w:rStyle w:val="VerbatimChar"/>
-                    </w:rPr>
-                    <w:t xml:space="preserve">ImportAfterExport</w:t>
-                  </w:r>
-                </w:p>
-              </w:tc>
-              <w:tc>
-                <w:tcPr/>
-                <w:p>
-                  <w:pPr>
-                    <w:pStyle w:val="Compact"/>
-                    <w:jc w:val="left"/>
-                    <w:jc w:val="center"/>
-                  </w:pPr>
-                  <w:r>
-                    <w:t xml:space="preserve">Import after export</w:t>
-                  </w:r>
-                </w:p>
-              </w:tc>
-              <w:tc>
-                <w:tcPr/>
-                <w:p>
-                  <w:pPr>
-                    <w:pStyle w:val="Compact"/>
-                    <w:jc w:val="left"/>
-                    <w:jc w:val="center"/>
-                  </w:pPr>
-                  <w:r>
-                    <w:t xml:space="preserve">Not for equids</w:t>
-                  </w:r>
-                </w:p>
-              </w:tc>
-            </w:tr>
-            <w:tr>
-              <w:tc>
-                <w:tcPr/>
-                <w:p>
-                  <w:pPr>
-                    <w:pStyle w:val="Compact"/>
-                    <w:jc w:val="left"/>
-                    <w:jc w:val="center"/>
-                  </w:pPr>
-                  <w:r>
-                    <w:rPr>
-                      <w:rStyle w:val="VerbatimChar"/>
-                    </w:rPr>
-                    <w:t xml:space="preserve">Leaving</w:t>
-                  </w:r>
-                </w:p>
-              </w:tc>
-              <w:tc>
-                <w:tcPr/>
-                <w:p>
-                  <w:pPr>
-                    <w:pStyle w:val="Compact"/>
-                    <w:jc w:val="left"/>
-                    <w:jc w:val="center"/>
-                  </w:pPr>
-                  <w:r>
-                    <w:t xml:space="preserve">Departure</w:t>
-                  </w:r>
-                </w:p>
-              </w:tc>
-              <w:tc>
-                <w:tcPr/>
-                <w:p>
-                  <w:pPr>
-                    <w:pStyle w:val="Compact"/>
-                    <w:jc w:val="left"/>
-                    <w:jc w:val="center"/>
-                  </w:pPr>
-                  <w:r>
-                    <w:t xml:space="preserve">Not for equids</w:t>
-                  </w:r>
-                </w:p>
-              </w:tc>
-            </w:tr>
-            <w:tr>
-              <w:tc>
-                <w:tcPr/>
-                <w:p>
-                  <w:pPr>
-                    <w:pStyle w:val="Compact"/>
-                    <w:jc w:val="left"/>
-                    <w:jc w:val="center"/>
-                  </w:pPr>
-                  <w:r>
-                    <w:rPr>
-                      <w:rStyle w:val="VerbatimChar"/>
-                    </w:rPr>
-                    <w:t xml:space="preserve">LocationChange</w:t>
-                  </w:r>
-                </w:p>
-              </w:tc>
-              <w:tc>
-                <w:tcPr/>
-                <w:p>
-                  <w:pPr>
-                    <w:pStyle w:val="Compact"/>
-                    <w:jc w:val="left"/>
-                    <w:jc w:val="center"/>
-                  </w:pPr>
-                  <w:r>
-                    <w:t xml:space="preserve">Change of location</w:t>
-                  </w:r>
-                </w:p>
-              </w:tc>
-              <w:tc>
-                <w:tcPr/>
-                <w:p>
-                  <w:pPr>
-                    <w:pStyle w:val="Compact"/>
-                    <w:jc w:val="left"/>
-                    <w:jc w:val="center"/>
-                  </w:pPr>
-                  <w:r>
-                    <w:t xml:space="preserve">For equids only</w:t>
-                  </w:r>
-                </w:p>
-              </w:tc>
-            </w:tr>
-            <w:tr>
-              <w:tc>
-                <w:tcPr/>
-                <w:p>
-                  <w:pPr>
-                    <w:pStyle w:val="Compact"/>
-                    <w:jc w:val="left"/>
-                    <w:jc w:val="center"/>
-                  </w:pPr>
-                  <w:r>
-                    <w:rPr>
-                      <w:rStyle w:val="VerbatimChar"/>
-                    </w:rPr>
-                    <w:t xml:space="preserve">OnFarmSlaughter</w:t>
-                  </w:r>
-                </w:p>
-              </w:tc>
-              <w:tc>
-                <w:tcPr/>
-                <w:p>
-                  <w:pPr>
-                    <w:pStyle w:val="Compact"/>
-                    <w:jc w:val="left"/>
-                    <w:jc w:val="center"/>
-                  </w:pPr>
-                  <w:r>
-                    <w:t xml:space="preserve">On-farm slaughter</w:t>
-                  </w:r>
-                </w:p>
-              </w:tc>
-              <w:tc>
-                <w:tcPr/>
-                <w:p>
-                  <w:pPr>
-                    <w:pStyle w:val="Compact"/>
-                    <w:jc w:val="left"/>
-                    <w:jc w:val="center"/>
-                  </w:pPr>
-                  <w:r>
-                    <w:t xml:space="preserve">Not for equids</w:t>
-                  </w:r>
-                </w:p>
-              </w:tc>
-            </w:tr>
-            <w:tr>
-              <w:tc>
-                <w:tcPr/>
-                <w:p>
-                  <w:pPr>
-                    <w:pStyle w:val="Compact"/>
-                    <w:jc w:val="left"/>
-                    <w:jc w:val="center"/>
-                  </w:pPr>
-                  <w:r>
-                    <w:rPr>
-                      <w:rStyle w:val="VerbatimChar"/>
-                    </w:rPr>
-                    <w:t xml:space="preserve">Slaughter</w:t>
-                  </w:r>
-                </w:p>
-              </w:tc>
-              <w:tc>
-                <w:tcPr/>
-                <w:p>
-                  <w:pPr>
-                    <w:pStyle w:val="Compact"/>
-                    <w:jc w:val="left"/>
-                    <w:jc w:val="center"/>
-                  </w:pPr>
-                  <w:r>
-                    <w:t xml:space="preserve">Slaughter</w:t>
-                  </w:r>
-                </w:p>
-              </w:tc>
-              <w:tc>
-                <w:tcPr/>
-                <w:p>
-                  <w:pPr>
-                    <w:pStyle w:val="Compact"/>
-                  </w:pPr>
+                    <w:t xml:space="preserve">Positive</w:t>
+                  </w:r>
+                </w:p>
+              </w:tc>
+              <w:tc>
+                <w:tcPr/>
+                <w:p>
+                  <w:pPr>
+                    <w:pStyle w:val="Compact"/>
+                    <w:jc w:val="left"/>
+                    <w:jc w:val="center"/>
+                  </w:pPr>
+                  <w:r>
+                    <w:t xml:space="preserve">Positive</w:t>
+                  </w:r>
+                </w:p>
+              </w:tc>
+              <w:tc>
+                <w:tcPr/>
+                <w:p>
+                  <w:pPr>
+                    <w:pStyle w:val="Compact"/>
+                    <w:jc w:val="left"/>
+                    <w:jc w:val="center"/>
+                  </w:pPr>
+                  <w:r>
+                    <w:t xml:space="preserve">Type: laboratory result</w:t>
+                  </w:r>
                 </w:p>
               </w:tc>
             </w:tr>
           </w:tbl>
-          <w:bookmarkEnd w:id="145"/>
+          <w:bookmarkEnd w:id="189"/>
           <w:p/>
         </w:tc>
       </w:tr>
     </w:tbl>
-    <w:bookmarkEnd w:id="146"/>
-    <w:bookmarkEnd w:id="147"/>
-    <w:bookmarkStart w:id="148" w:name="sec-safety-consideration"/>
+    <w:bookmarkEnd w:id="190"/>
+    <w:bookmarkStart w:id="192" w:name="sec-codelist-notificationtype"/>
     <w:p>
       <w:pPr>
-        <w:pStyle w:val="berschrift1"/>
-      </w:pPr>
-      <w:r>
-        <w:t xml:space="preserve">5. Safety considerations</w:t>
-      </w:r>
-    </w:p>
-    <w:p>
-      <w:pPr>
-        <w:pStyle w:val="FirstParagraph"/>
-      </w:pPr>
-      <w:r>
-        <w:t xml:space="preserve">Information about the explicitly relevant legal bases or a note that during the implementation the rele-vant legal bases must be observed.</w:t>
-      </w:r>
-    </w:p>
-    <w:bookmarkEnd w:id="148"/>
-    <w:bookmarkStart w:id="149" w:name="sec-disclaimer"/>
-    <w:p>
-      <w:pPr>
-        <w:pStyle w:val="berschrift1"/>
-      </w:pPr>
-      <w:r>
-        <w:t xml:space="preserve">6. Disclaimer</w:t>
-      </w:r>
-    </w:p>
-    <w:p>
-      <w:pPr>
-        <w:pStyle w:val="FirstParagraph"/>
-      </w:pPr>
-      <w:r>
-        <w:t xml:space="preserve">eCH-standards which the registered association eCH provides the user free of charge or which make reference to eCH shall only have the status of recommendations. The registered association eCH will not be liable in any event for any decisions made or measures taken by the user based on these documents. The user will be responsible for verifying the documents himself prior to their use and to seek advice if required. eCH-standards can and shall not replace the technical, organizational or legal advice in the individual case.</w:t>
-      </w:r>
-    </w:p>
-    <w:p>
-      <w:pPr>
-        <w:pStyle w:val="Textkrper"/>
-      </w:pPr>
-      <w:r>
-        <w:t xml:space="preserve">Documents, procedures, methods, products and standards that are made reference to in eCH-standards are possibly protected by trademarks, copyrights or patents. It is the exclusive responsibil-ity of the user to obtain the necessary licences from the entitled persons and/or organizations.</w:t>
-      </w:r>
-    </w:p>
-    <w:p>
-      <w:pPr>
-        <w:pStyle w:val="Textkrper"/>
-      </w:pPr>
-      <w:r>
-        <w:t xml:space="preserve">Although the registered association eCH has taken adequate care to prepare the eCH-standards with due diligence, it cannot grant any warranty or guarantee that the information and documents provided are up-to-date, complete, true or without any errors. eCH reserves the right to change the contents of the eCH-standards at any time and without prior announcement.</w:t>
-      </w:r>
-    </w:p>
-    <w:p>
-      <w:pPr>
-        <w:pStyle w:val="Textkrper"/>
-      </w:pPr>
-      <w:r>
-        <w:t xml:space="preserve">Any liability for damage caused by the use of the eCH-standards by the user shall be excluded to the extent legally admissible.</w:t>
-      </w:r>
-    </w:p>
-    <w:bookmarkEnd w:id="149"/>
-    <w:bookmarkStart w:id="150" w:name="sec-copyrights"/>
-    <w:p>
-      <w:pPr>
-        <w:pStyle w:val="berschrift1"/>
-      </w:pPr>
-      <w:r>
-        <w:t xml:space="preserve">7. Copyrights</w:t>
-      </w:r>
-    </w:p>
-    <w:p>
-      <w:pPr>
-        <w:pStyle w:val="FirstParagraph"/>
-      </w:pPr>
-      <w:r>
-        <w:t xml:space="preserve">Persons preparing eCH-standards shall remain the owners of their intellectual property rights. These persons, however, obligate themselves to provide their intellectual property rights or other rights in third party intellectual property rights, to the extent possible, to the relevant technical units and the registered association eCH for free and for unlimited use and further development as part of the purpose of the association.</w:t>
-      </w:r>
-    </w:p>
-    <w:p>
-      <w:pPr>
-        <w:pStyle w:val="Textkrper"/>
-      </w:pPr>
-      <w:r>
-        <w:t xml:space="preserve">The standards prepared by the technical units can be used, distributed and developed further for free and to an unlimited extent by stating the name of the respective author of eCH.</w:t>
-      </w:r>
-    </w:p>
-    <w:p>
-      <w:pPr>
-        <w:pStyle w:val="Textkrper"/>
-      </w:pPr>
-      <w:r>
-        <w:t xml:space="preserve">eCH-standards are fully documented and free of any restrictions of licence and/or patent law. The associated documentation can be requested for free.</w:t>
-      </w:r>
-      <w:r>
-        <w:t xml:space="preserve"> </w:t>
-      </w:r>
-      <w:r>
-        <w:t xml:space="preserve">These provisions shall apply to the standards prepared by eCH only, however, not to any standards or products of third parties which include reference to eCH-standards. The standards include the relevant references to third party rights.</w:t>
-      </w:r>
-    </w:p>
-    <w:bookmarkEnd w:id="150"/>
-    <w:bookmarkStart w:id="154" w:name="sec-appendix-a"/>
-    <w:p>
-      <w:pPr>
-        <w:pStyle w:val="berschrift1"/>
-      </w:pPr>
-      <w:r>
-        <w:t xml:space="preserve">8. Annex A - References</w:t>
-      </w:r>
-    </w:p>
-    <w:bookmarkStart w:id="153" w:name="refs"/>
-    <w:bookmarkStart w:id="152" w:name="ref-Turtle"/>
-    <w:p>
-      <w:pPr>
-        <w:pStyle w:val="Bibliography"/>
-      </w:pPr>
-      <w:r>
-        <w:t xml:space="preserve">[Turtle]</w:t>
-      </w:r>
-      <w:r>
-        <w:t xml:space="preserve"> </w:t>
-      </w:r>
-      <w:r>
-        <w:t xml:space="preserve">	</w:t>
-      </w:r>
-      <w:r>
-        <w:t xml:space="preserve">Beckett, David ; Berners-Lee, Tim ; Prud’hommeaux, Eric ; Carothers, Gavin:</w:t>
-      </w:r>
-      <w:r>
-        <w:t xml:space="preserve"> </w:t>
-      </w:r>
-      <w:hyperlink r:id="rId151">
-        <w:r>
-          <w:rPr>
-            <w:rStyle w:val="Hyperlink"/>
-            <w:i/>
-            <w:iCs/>
-          </w:rPr>
-          <w:t xml:space="preserve">RDF 1.1 Turtle – Terse RDF Triple Language</w:t>
-        </w:r>
-      </w:hyperlink>
-      <w:r>
-        <w:t xml:space="preserve"> </w:t>
-      </w:r>
-      <w:r>
-        <w:t xml:space="preserve">(W3C Recommendation) : World Wide Web Consortium (W3C), 2014</w:t>
-      </w:r>
-    </w:p>
-    <w:bookmarkEnd w:id="152"/>
-    <w:bookmarkEnd w:id="153"/>
-    <w:bookmarkEnd w:id="154"/>
-    <w:bookmarkStart w:id="155" w:name="sec-appendix-b"/>
-    <w:p>
-      <w:pPr>
-        <w:pStyle w:val="berschrift1"/>
-      </w:pPr>
-      <w:r>
-        <w:t xml:space="preserve">9. Annex B - Cooperation and Verification</w:t>
-      </w:r>
-    </w:p>
-    <w:bookmarkEnd w:id="155"/>
-    <w:bookmarkStart w:id="157" w:name="sec-appendix-c"/>
-    <w:p>
-      <w:pPr>
-        <w:pStyle w:val="berschrift1"/>
-      </w:pPr>
-      <w:r>
-        <w:t xml:space="preserve">10. Annex C - Abbreviations and Glossary</w:t>
+        <w:pStyle w:val="berschrift2"/>
+      </w:pPr>
+      <w:r>
+        <w:t xml:space="preserve">4.11 Notification type</w:t>
       </w:r>
     </w:p>
     <w:tbl>
@@ -8542,7 +8327,7 @@
       <w:tr>
         <w:tc>
           <w:tcPr/>
-          <w:bookmarkStart w:id="156" w:name="tbl-glossary"/>
+          <w:bookmarkStart w:id="191" w:name="tbl-codelist-notificationtype"/>
           <w:p>
             <w:pPr>
               <w:jc w:val="center"/>
@@ -8553,7 +8338,819 @@
               <w:pStyle w:val="ImageCaption"/>
             </w:pPr>
             <w:r>
-              <w:t xml:space="preserve">Table 12: Glossary of eCH-0309</w:t>
+              <w:t xml:space="preserve">Table 12: Values of the code list Notification type</w:t>
+            </w:r>
+          </w:p>
+          <w:tbl>
+            <w:tblPr>
+              <w:tblStyle w:val="Table"/>
+              <w:tblW w:type="pct" w:w="5000"/>
+              <w:tblLayout w:type="fixed"/>
+              <w:tblLook w:firstRow="1" w:lastRow="0" w:firstColumn="0" w:lastColumn="0" w:noHBand="0" w:noVBand="0" w:val="0020"/>
+            </w:tblPr>
+            <w:tblGrid>
+              <w:gridCol w:w="1980"/>
+              <w:gridCol w:w="2376"/>
+              <w:gridCol w:w="3564"/>
+            </w:tblGrid>
+            <w:tr>
+              <w:trPr>
+                <w:tblHeader w:val="on"/>
+              </w:trPr>
+              <w:tc>
+                <w:tcPr/>
+                <w:p>
+                  <w:pPr>
+                    <w:pStyle w:val="Compact"/>
+                    <w:jc w:val="left"/>
+                    <w:jc w:val="center"/>
+                  </w:pPr>
+                  <w:r>
+                    <w:t xml:space="preserve">Value</w:t>
+                  </w:r>
+                </w:p>
+              </w:tc>
+              <w:tc>
+                <w:tcPr/>
+                <w:p>
+                  <w:pPr>
+                    <w:pStyle w:val="Compact"/>
+                    <w:jc w:val="left"/>
+                    <w:jc w:val="center"/>
+                  </w:pPr>
+                  <w:r>
+                    <w:t xml:space="preserve">Designation</w:t>
+                  </w:r>
+                </w:p>
+              </w:tc>
+              <w:tc>
+                <w:tcPr/>
+                <w:p>
+                  <w:pPr>
+                    <w:pStyle w:val="Compact"/>
+                    <w:jc w:val="left"/>
+                    <w:jc w:val="center"/>
+                  </w:pPr>
+                  <w:r>
+                    <w:t xml:space="preserve">Description</w:t>
+                  </w:r>
+                </w:p>
+              </w:tc>
+            </w:tr>
+            <w:tr>
+              <w:tc>
+                <w:tcPr/>
+                <w:p>
+                  <w:pPr>
+                    <w:pStyle w:val="Compact"/>
+                    <w:jc w:val="left"/>
+                    <w:jc w:val="center"/>
+                  </w:pPr>
+                  <w:r>
+                    <w:rPr>
+                      <w:rStyle w:val="VerbatimChar"/>
+                    </w:rPr>
+                    <w:t xml:space="preserve">Arrival</w:t>
+                  </w:r>
+                </w:p>
+              </w:tc>
+              <w:tc>
+                <w:tcPr/>
+                <w:p>
+                  <w:pPr>
+                    <w:pStyle w:val="Compact"/>
+                    <w:jc w:val="left"/>
+                    <w:jc w:val="center"/>
+                  </w:pPr>
+                  <w:r>
+                    <w:t xml:space="preserve">Arrival</w:t>
+                  </w:r>
+                </w:p>
+              </w:tc>
+              <w:tc>
+                <w:tcPr/>
+                <w:p>
+                  <w:pPr>
+                    <w:pStyle w:val="Compact"/>
+                    <w:jc w:val="left"/>
+                    <w:jc w:val="center"/>
+                  </w:pPr>
+                  <w:r>
+                    <w:t xml:space="preserve">Not for equids</w:t>
+                  </w:r>
+                </w:p>
+              </w:tc>
+            </w:tr>
+            <w:tr>
+              <w:tc>
+                <w:tcPr/>
+                <w:p>
+                  <w:pPr>
+                    <w:pStyle w:val="Compact"/>
+                    <w:jc w:val="left"/>
+                    <w:jc w:val="center"/>
+                  </w:pPr>
+                  <w:r>
+                    <w:rPr>
+                      <w:rStyle w:val="VerbatimChar"/>
+                    </w:rPr>
+                    <w:t xml:space="preserve">Birth</w:t>
+                  </w:r>
+                </w:p>
+              </w:tc>
+              <w:tc>
+                <w:tcPr/>
+                <w:p>
+                  <w:pPr>
+                    <w:pStyle w:val="Compact"/>
+                    <w:jc w:val="left"/>
+                    <w:jc w:val="center"/>
+                  </w:pPr>
+                  <w:r>
+                    <w:t xml:space="preserve">Birth</w:t>
+                  </w:r>
+                </w:p>
+              </w:tc>
+              <w:tc>
+                <w:tcPr/>
+                <w:p>
+                  <w:pPr>
+                    <w:pStyle w:val="Compact"/>
+                  </w:pPr>
+                </w:p>
+              </w:tc>
+            </w:tr>
+            <w:tr>
+              <w:tc>
+                <w:tcPr/>
+                <w:p>
+                  <w:pPr>
+                    <w:pStyle w:val="Compact"/>
+                    <w:jc w:val="left"/>
+                    <w:jc w:val="center"/>
+                  </w:pPr>
+                  <w:r>
+                    <w:rPr>
+                      <w:rStyle w:val="VerbatimChar"/>
+                    </w:rPr>
+                    <w:t xml:space="preserve">DayStay</w:t>
+                  </w:r>
+                </w:p>
+              </w:tc>
+              <w:tc>
+                <w:tcPr/>
+                <w:p>
+                  <w:pPr>
+                    <w:pStyle w:val="Compact"/>
+                    <w:jc w:val="left"/>
+                    <w:jc w:val="center"/>
+                  </w:pPr>
+                  <w:r>
+                    <w:t xml:space="preserve">Day stay</w:t>
+                  </w:r>
+                </w:p>
+              </w:tc>
+              <w:tc>
+                <w:tcPr/>
+                <w:p>
+                  <w:pPr>
+                    <w:pStyle w:val="Compact"/>
+                    <w:jc w:val="left"/>
+                    <w:jc w:val="center"/>
+                  </w:pPr>
+                  <w:r>
+                    <w:t xml:space="preserve">Not for equids</w:t>
+                  </w:r>
+                </w:p>
+              </w:tc>
+            </w:tr>
+            <w:tr>
+              <w:tc>
+                <w:tcPr/>
+                <w:p>
+                  <w:pPr>
+                    <w:pStyle w:val="Compact"/>
+                    <w:jc w:val="left"/>
+                    <w:jc w:val="center"/>
+                  </w:pPr>
+                  <w:r>
+                    <w:rPr>
+                      <w:rStyle w:val="VerbatimChar"/>
+                    </w:rPr>
+                    <w:t xml:space="preserve">DeathBirth</w:t>
+                  </w:r>
+                </w:p>
+              </w:tc>
+              <w:tc>
+                <w:tcPr/>
+                <w:p>
+                  <w:pPr>
+                    <w:pStyle w:val="Compact"/>
+                    <w:jc w:val="left"/>
+                    <w:jc w:val="center"/>
+                  </w:pPr>
+                  <w:r>
+                    <w:t xml:space="preserve">Stillbirth</w:t>
+                  </w:r>
+                </w:p>
+              </w:tc>
+              <w:tc>
+                <w:tcPr/>
+                <w:p>
+                  <w:pPr>
+                    <w:pStyle w:val="Compact"/>
+                    <w:jc w:val="left"/>
+                    <w:jc w:val="center"/>
+                  </w:pPr>
+                  <w:r>
+                    <w:t xml:space="preserve">Not for equids</w:t>
+                  </w:r>
+                </w:p>
+              </w:tc>
+            </w:tr>
+            <w:tr>
+              <w:tc>
+                <w:tcPr/>
+                <w:p>
+                  <w:pPr>
+                    <w:pStyle w:val="Compact"/>
+                    <w:jc w:val="left"/>
+                    <w:jc w:val="center"/>
+                  </w:pPr>
+                  <w:r>
+                    <w:rPr>
+                      <w:rStyle w:val="VerbatimChar"/>
+                    </w:rPr>
+                    <w:t xml:space="preserve">Deceased</w:t>
+                  </w:r>
+                </w:p>
+              </w:tc>
+              <w:tc>
+                <w:tcPr/>
+                <w:p>
+                  <w:pPr>
+                    <w:pStyle w:val="Compact"/>
+                    <w:jc w:val="left"/>
+                    <w:jc w:val="center"/>
+                  </w:pPr>
+                  <w:r>
+                    <w:t xml:space="preserve">Death</w:t>
+                  </w:r>
+                </w:p>
+              </w:tc>
+              <w:tc>
+                <w:tcPr/>
+                <w:p>
+                  <w:pPr>
+                    <w:pStyle w:val="Compact"/>
+                    <w:jc w:val="left"/>
+                    <w:jc w:val="center"/>
+                  </w:pPr>
+                  <w:r>
+                    <w:t xml:space="preserve">For equids: euthanasia</w:t>
+                  </w:r>
+                </w:p>
+              </w:tc>
+            </w:tr>
+            <w:tr>
+              <w:tc>
+                <w:tcPr/>
+                <w:p>
+                  <w:pPr>
+                    <w:pStyle w:val="Compact"/>
+                    <w:jc w:val="left"/>
+                    <w:jc w:val="center"/>
+                  </w:pPr>
+                  <w:r>
+                    <w:rPr>
+                      <w:rStyle w:val="VerbatimChar"/>
+                    </w:rPr>
+                    <w:t xml:space="preserve">Export</w:t>
+                  </w:r>
+                </w:p>
+              </w:tc>
+              <w:tc>
+                <w:tcPr/>
+                <w:p>
+                  <w:pPr>
+                    <w:pStyle w:val="Compact"/>
+                    <w:jc w:val="left"/>
+                    <w:jc w:val="center"/>
+                  </w:pPr>
+                  <w:r>
+                    <w:t xml:space="preserve">Export</w:t>
+                  </w:r>
+                </w:p>
+              </w:tc>
+              <w:tc>
+                <w:tcPr/>
+                <w:p>
+                  <w:pPr>
+                    <w:pStyle w:val="Compact"/>
+                    <w:jc w:val="left"/>
+                    <w:jc w:val="center"/>
+                  </w:pPr>
+                  <w:r>
+                    <w:t xml:space="preserve">For equids: transfer of ownership abroad</w:t>
+                  </w:r>
+                </w:p>
+              </w:tc>
+            </w:tr>
+            <w:tr>
+              <w:tc>
+                <w:tcPr/>
+                <w:p>
+                  <w:pPr>
+                    <w:pStyle w:val="Compact"/>
+                    <w:jc w:val="left"/>
+                    <w:jc w:val="center"/>
+                  </w:pPr>
+                  <w:r>
+                    <w:rPr>
+                      <w:rStyle w:val="VerbatimChar"/>
+                    </w:rPr>
+                    <w:t xml:space="preserve">FirstRegistration</w:t>
+                  </w:r>
+                </w:p>
+              </w:tc>
+              <w:tc>
+                <w:tcPr/>
+                <w:p>
+                  <w:pPr>
+                    <w:pStyle w:val="Compact"/>
+                    <w:jc w:val="left"/>
+                    <w:jc w:val="center"/>
+                  </w:pPr>
+                  <w:r>
+                    <w:t xml:space="preserve">First registration</w:t>
+                  </w:r>
+                </w:p>
+              </w:tc>
+              <w:tc>
+                <w:tcPr/>
+                <w:p>
+                  <w:pPr>
+                    <w:pStyle w:val="Compact"/>
+                  </w:pPr>
+                </w:p>
+              </w:tc>
+            </w:tr>
+            <w:tr>
+              <w:tc>
+                <w:tcPr/>
+                <w:p>
+                  <w:pPr>
+                    <w:pStyle w:val="Compact"/>
+                    <w:jc w:val="left"/>
+                    <w:jc w:val="center"/>
+                  </w:pPr>
+                  <w:r>
+                    <w:rPr>
+                      <w:rStyle w:val="VerbatimChar"/>
+                    </w:rPr>
+                    <w:t xml:space="preserve">Import</w:t>
+                  </w:r>
+                </w:p>
+              </w:tc>
+              <w:tc>
+                <w:tcPr/>
+                <w:p>
+                  <w:pPr>
+                    <w:pStyle w:val="Compact"/>
+                    <w:jc w:val="left"/>
+                    <w:jc w:val="center"/>
+                  </w:pPr>
+                  <w:r>
+                    <w:t xml:space="preserve">Import</w:t>
+                  </w:r>
+                </w:p>
+              </w:tc>
+              <w:tc>
+                <w:tcPr/>
+                <w:p>
+                  <w:pPr>
+                    <w:pStyle w:val="Compact"/>
+                  </w:pPr>
+                </w:p>
+              </w:tc>
+            </w:tr>
+            <w:tr>
+              <w:tc>
+                <w:tcPr/>
+                <w:p>
+                  <w:pPr>
+                    <w:pStyle w:val="Compact"/>
+                    <w:jc w:val="left"/>
+                    <w:jc w:val="center"/>
+                  </w:pPr>
+                  <w:r>
+                    <w:rPr>
+                      <w:rStyle w:val="VerbatimChar"/>
+                    </w:rPr>
+                    <w:t xml:space="preserve">ImportAfterExport</w:t>
+                  </w:r>
+                </w:p>
+              </w:tc>
+              <w:tc>
+                <w:tcPr/>
+                <w:p>
+                  <w:pPr>
+                    <w:pStyle w:val="Compact"/>
+                    <w:jc w:val="left"/>
+                    <w:jc w:val="center"/>
+                  </w:pPr>
+                  <w:r>
+                    <w:t xml:space="preserve">Import after export</w:t>
+                  </w:r>
+                </w:p>
+              </w:tc>
+              <w:tc>
+                <w:tcPr/>
+                <w:p>
+                  <w:pPr>
+                    <w:pStyle w:val="Compact"/>
+                    <w:jc w:val="left"/>
+                    <w:jc w:val="center"/>
+                  </w:pPr>
+                  <w:r>
+                    <w:t xml:space="preserve">Not for equids</w:t>
+                  </w:r>
+                </w:p>
+              </w:tc>
+            </w:tr>
+            <w:tr>
+              <w:tc>
+                <w:tcPr/>
+                <w:p>
+                  <w:pPr>
+                    <w:pStyle w:val="Compact"/>
+                    <w:jc w:val="left"/>
+                    <w:jc w:val="center"/>
+                  </w:pPr>
+                  <w:r>
+                    <w:rPr>
+                      <w:rStyle w:val="VerbatimChar"/>
+                    </w:rPr>
+                    <w:t xml:space="preserve">Leaving</w:t>
+                  </w:r>
+                </w:p>
+              </w:tc>
+              <w:tc>
+                <w:tcPr/>
+                <w:p>
+                  <w:pPr>
+                    <w:pStyle w:val="Compact"/>
+                    <w:jc w:val="left"/>
+                    <w:jc w:val="center"/>
+                  </w:pPr>
+                  <w:r>
+                    <w:t xml:space="preserve">Departure</w:t>
+                  </w:r>
+                </w:p>
+              </w:tc>
+              <w:tc>
+                <w:tcPr/>
+                <w:p>
+                  <w:pPr>
+                    <w:pStyle w:val="Compact"/>
+                    <w:jc w:val="left"/>
+                    <w:jc w:val="center"/>
+                  </w:pPr>
+                  <w:r>
+                    <w:t xml:space="preserve">Not for equids</w:t>
+                  </w:r>
+                </w:p>
+              </w:tc>
+            </w:tr>
+            <w:tr>
+              <w:tc>
+                <w:tcPr/>
+                <w:p>
+                  <w:pPr>
+                    <w:pStyle w:val="Compact"/>
+                    <w:jc w:val="left"/>
+                    <w:jc w:val="center"/>
+                  </w:pPr>
+                  <w:r>
+                    <w:rPr>
+                      <w:rStyle w:val="VerbatimChar"/>
+                    </w:rPr>
+                    <w:t xml:space="preserve">LocationChange</w:t>
+                  </w:r>
+                </w:p>
+              </w:tc>
+              <w:tc>
+                <w:tcPr/>
+                <w:p>
+                  <w:pPr>
+                    <w:pStyle w:val="Compact"/>
+                    <w:jc w:val="left"/>
+                    <w:jc w:val="center"/>
+                  </w:pPr>
+                  <w:r>
+                    <w:t xml:space="preserve">Change of location</w:t>
+                  </w:r>
+                </w:p>
+              </w:tc>
+              <w:tc>
+                <w:tcPr/>
+                <w:p>
+                  <w:pPr>
+                    <w:pStyle w:val="Compact"/>
+                    <w:jc w:val="left"/>
+                    <w:jc w:val="center"/>
+                  </w:pPr>
+                  <w:r>
+                    <w:t xml:space="preserve">For equids only</w:t>
+                  </w:r>
+                </w:p>
+              </w:tc>
+            </w:tr>
+            <w:tr>
+              <w:tc>
+                <w:tcPr/>
+                <w:p>
+                  <w:pPr>
+                    <w:pStyle w:val="Compact"/>
+                    <w:jc w:val="left"/>
+                    <w:jc w:val="center"/>
+                  </w:pPr>
+                  <w:r>
+                    <w:rPr>
+                      <w:rStyle w:val="VerbatimChar"/>
+                    </w:rPr>
+                    <w:t xml:space="preserve">OnFarmSlaughter</w:t>
+                  </w:r>
+                </w:p>
+              </w:tc>
+              <w:tc>
+                <w:tcPr/>
+                <w:p>
+                  <w:pPr>
+                    <w:pStyle w:val="Compact"/>
+                    <w:jc w:val="left"/>
+                    <w:jc w:val="center"/>
+                  </w:pPr>
+                  <w:r>
+                    <w:t xml:space="preserve">On-farm slaughter</w:t>
+                  </w:r>
+                </w:p>
+              </w:tc>
+              <w:tc>
+                <w:tcPr/>
+                <w:p>
+                  <w:pPr>
+                    <w:pStyle w:val="Compact"/>
+                    <w:jc w:val="left"/>
+                    <w:jc w:val="center"/>
+                  </w:pPr>
+                  <w:r>
+                    <w:t xml:space="preserve">Not for equids</w:t>
+                  </w:r>
+                </w:p>
+              </w:tc>
+            </w:tr>
+            <w:tr>
+              <w:tc>
+                <w:tcPr/>
+                <w:p>
+                  <w:pPr>
+                    <w:pStyle w:val="Compact"/>
+                    <w:jc w:val="left"/>
+                    <w:jc w:val="center"/>
+                  </w:pPr>
+                  <w:r>
+                    <w:rPr>
+                      <w:rStyle w:val="VerbatimChar"/>
+                    </w:rPr>
+                    <w:t xml:space="preserve">Slaughter</w:t>
+                  </w:r>
+                </w:p>
+              </w:tc>
+              <w:tc>
+                <w:tcPr/>
+                <w:p>
+                  <w:pPr>
+                    <w:pStyle w:val="Compact"/>
+                    <w:jc w:val="left"/>
+                    <w:jc w:val="center"/>
+                  </w:pPr>
+                  <w:r>
+                    <w:t xml:space="preserve">Slaughter</w:t>
+                  </w:r>
+                </w:p>
+              </w:tc>
+              <w:tc>
+                <w:tcPr/>
+                <w:p>
+                  <w:pPr>
+                    <w:pStyle w:val="Compact"/>
+                  </w:pPr>
+                </w:p>
+              </w:tc>
+            </w:tr>
+          </w:tbl>
+          <w:bookmarkEnd w:id="191"/>
+          <w:p/>
+        </w:tc>
+      </w:tr>
+    </w:tbl>
+    <w:bookmarkEnd w:id="192"/>
+    <w:bookmarkEnd w:id="193"/>
+    <w:bookmarkStart w:id="194" w:name="sec-safety-consideration"/>
+    <w:p>
+      <w:pPr>
+        <w:pStyle w:val="berschrift1"/>
+      </w:pPr>
+      <w:r>
+        <w:t xml:space="preserve">5. Safety considerations</w:t>
+      </w:r>
+    </w:p>
+    <w:p>
+      <w:pPr>
+        <w:pStyle w:val="FirstParagraph"/>
+      </w:pPr>
+      <w:r>
+        <w:t xml:space="preserve">Information about the explicitly relevant legal bases or a note that during the implementation the rele-vant legal bases must be observed.</w:t>
+      </w:r>
+    </w:p>
+    <w:bookmarkEnd w:id="194"/>
+    <w:bookmarkStart w:id="195" w:name="sec-disclaimer"/>
+    <w:p>
+      <w:pPr>
+        <w:pStyle w:val="berschrift1"/>
+      </w:pPr>
+      <w:r>
+        <w:t xml:space="preserve">6. Disclaimer</w:t>
+      </w:r>
+    </w:p>
+    <w:p>
+      <w:pPr>
+        <w:pStyle w:val="FirstParagraph"/>
+      </w:pPr>
+      <w:r>
+        <w:t xml:space="preserve">eCH-standards which the registered association eCH provides the user free of charge or which make reference to eCH shall only have the status of recommendations. The registered association eCH will not be liable in any event for any decisions made or measures taken by the user based on these documents. The user will be responsible for verifying the documents himself prior to their use and to seek advice if required. eCH-standards can and shall not replace the technical, organizational or legal advice in the individual case.</w:t>
+      </w:r>
+    </w:p>
+    <w:p>
+      <w:pPr>
+        <w:pStyle w:val="Textkrper"/>
+      </w:pPr>
+      <w:r>
+        <w:t xml:space="preserve">Documents, procedures, methods, products and standards that are made reference to in eCH-standards are possibly protected by trademarks, copyrights or patents. It is the exclusive responsibil-ity of the user to obtain the necessary licences from the entitled persons and/or organizations.</w:t>
+      </w:r>
+    </w:p>
+    <w:p>
+      <w:pPr>
+        <w:pStyle w:val="Textkrper"/>
+      </w:pPr>
+      <w:r>
+        <w:t xml:space="preserve">Although the registered association eCH has taken adequate care to prepare the eCH-standards with due diligence, it cannot grant any warranty or guarantee that the information and documents provided are up-to-date, complete, true or without any errors. eCH reserves the right to change the contents of the eCH-standards at any time and without prior announcement.</w:t>
+      </w:r>
+    </w:p>
+    <w:p>
+      <w:pPr>
+        <w:pStyle w:val="Textkrper"/>
+      </w:pPr>
+      <w:r>
+        <w:t xml:space="preserve">Any liability for damage caused by the use of the eCH-standards by the user shall be excluded to the extent legally admissible.</w:t>
+      </w:r>
+    </w:p>
+    <w:bookmarkEnd w:id="195"/>
+    <w:bookmarkStart w:id="196" w:name="sec-copyrights"/>
+    <w:p>
+      <w:pPr>
+        <w:pStyle w:val="berschrift1"/>
+      </w:pPr>
+      <w:r>
+        <w:t xml:space="preserve">7. Copyrights</w:t>
+      </w:r>
+    </w:p>
+    <w:p>
+      <w:pPr>
+        <w:pStyle w:val="FirstParagraph"/>
+      </w:pPr>
+      <w:r>
+        <w:t xml:space="preserve">Persons preparing eCH-standards shall remain the owners of their intellectual property rights. These persons, however, obligate themselves to provide their intellectual property rights or other rights in third party intellectual property rights, to the extent possible, to the relevant technical units and the registered association eCH for free and for unlimited use and further development as part of the purpose of the association.</w:t>
+      </w:r>
+    </w:p>
+    <w:p>
+      <w:pPr>
+        <w:pStyle w:val="Textkrper"/>
+      </w:pPr>
+      <w:r>
+        <w:t xml:space="preserve">The standards prepared by the technical units can be used, distributed and developed further for free and to an unlimited extent by stating the name of the respective author of eCH.</w:t>
+      </w:r>
+    </w:p>
+    <w:p>
+      <w:pPr>
+        <w:pStyle w:val="Textkrper"/>
+      </w:pPr>
+      <w:r>
+        <w:t xml:space="preserve">eCH-standards are fully documented and free of any restrictions of licence and/or patent law. The associated documentation can be requested for free.</w:t>
+      </w:r>
+      <w:r>
+        <w:t xml:space="preserve"> </w:t>
+      </w:r>
+      <w:r>
+        <w:t xml:space="preserve">These provisions shall apply to the standards prepared by eCH only, however, not to any standards or products of third parties which include reference to eCH-standards. The standards include the relevant references to third party rights.</w:t>
+      </w:r>
+    </w:p>
+    <w:bookmarkEnd w:id="196"/>
+    <w:bookmarkStart w:id="200" w:name="sec-appendix-a"/>
+    <w:p>
+      <w:pPr>
+        <w:pStyle w:val="berschrift1"/>
+      </w:pPr>
+      <w:r>
+        <w:t xml:space="preserve">8. Annex A - References</w:t>
+      </w:r>
+    </w:p>
+    <w:bookmarkStart w:id="199" w:name="refs"/>
+    <w:bookmarkStart w:id="198" w:name="ref-Turtle"/>
+    <w:p>
+      <w:pPr>
+        <w:pStyle w:val="Bibliography"/>
+      </w:pPr>
+      <w:r>
+        <w:t xml:space="preserve">[Turtle]</w:t>
+      </w:r>
+      <w:r>
+        <w:t xml:space="preserve"> </w:t>
+      </w:r>
+      <w:r>
+        <w:t xml:space="preserve">	</w:t>
+      </w:r>
+      <w:r>
+        <w:t xml:space="preserve">Beckett, David ; Berners-Lee, Tim ; Prud’hommeaux, Eric ; Carothers, Gavin:</w:t>
+      </w:r>
+      <w:r>
+        <w:t xml:space="preserve"> </w:t>
+      </w:r>
+      <w:hyperlink r:id="rId197">
+        <w:r>
+          <w:rPr>
+            <w:rStyle w:val="Hyperlink"/>
+            <w:i/>
+            <w:iCs/>
+          </w:rPr>
+          <w:t xml:space="preserve">RDF 1.1 Turtle – Terse RDF Triple Language</w:t>
+        </w:r>
+      </w:hyperlink>
+      <w:r>
+        <w:t xml:space="preserve"> </w:t>
+      </w:r>
+      <w:r>
+        <w:t xml:space="preserve">(W3C Recommendation) : World Wide Web Consortium (W3C), 2014</w:t>
+      </w:r>
+    </w:p>
+    <w:bookmarkEnd w:id="198"/>
+    <w:bookmarkEnd w:id="199"/>
+    <w:bookmarkEnd w:id="200"/>
+    <w:bookmarkStart w:id="201" w:name="sec-appendix-b"/>
+    <w:p>
+      <w:pPr>
+        <w:pStyle w:val="berschrift1"/>
+      </w:pPr>
+      <w:r>
+        <w:t xml:space="preserve">9. Annex B - Cooperation and Verification</w:t>
+      </w:r>
+    </w:p>
+    <w:bookmarkEnd w:id="201"/>
+    <w:bookmarkStart w:id="203" w:name="sec-appendix-c"/>
+    <w:p>
+      <w:pPr>
+        <w:pStyle w:val="berschrift1"/>
+      </w:pPr>
+      <w:r>
+        <w:t xml:space="preserve">10. Annex C - Abbreviations and Glossary</w:t>
+      </w:r>
+    </w:p>
+    <w:tbl>
+      <w:tblPr>
+        <w:tblStyle w:val="Table"/>
+        <w:tblW w:type="pct" w:w="5000"/>
+        <w:tblLayout w:type="fixed"/>
+        <w:tblLook w:firstRow="0" w:lastRow="0" w:firstColumn="0" w:lastColumn="0" w:noHBand="0" w:noVBand="0" w:val="0000"/>
+      </w:tblPr>
+      <w:tblGrid>
+        <w:gridCol w:w="7920"/>
+      </w:tblGrid>
+      <w:tr>
+        <w:tc>
+          <w:tcPr/>
+          <w:bookmarkStart w:id="202" w:name="tbl-glossary"/>
+          <w:p>
+            <w:pPr>
+              <w:jc w:val="center"/>
+            </w:pPr>
+            <w:pPr>
+              <w:jc w:val="left"/>
+              <w:spacing w:before="200"/>
+              <w:pStyle w:val="ImageCaption"/>
+            </w:pPr>
+            <w:r>
+              <w:t xml:space="preserve">Table 13: Glossary of eCH-0309</w:t>
             </w:r>
           </w:p>
           <w:tbl>
@@ -8930,13 +9527,13 @@
               </w:tc>
             </w:tr>
           </w:tbl>
-          <w:bookmarkEnd w:id="156"/>
+          <w:bookmarkEnd w:id="202"/>
           <w:p/>
         </w:tc>
       </w:tr>
     </w:tbl>
-    <w:bookmarkEnd w:id="157"/>
-    <w:bookmarkStart w:id="158" w:name="sec-appendix-d"/>
+    <w:bookmarkEnd w:id="203"/>
+    <w:bookmarkStart w:id="204" w:name="sec-appendix-d"/>
     <w:p>
       <w:pPr>
         <w:pStyle w:val="berschrift1"/>
@@ -8945,8 +9542,8 @@
         <w:t xml:space="preserve">11. Annex D - Changes in comparison to previous version</w:t>
       </w:r>
     </w:p>
-    <w:bookmarkEnd w:id="158"/>
-    <w:bookmarkStart w:id="159" w:name="sec-appendix-e"/>
+    <w:bookmarkEnd w:id="204"/>
+    <w:bookmarkStart w:id="205" w:name="sec-appendix-e"/>
     <w:p>
       <w:pPr>
         <w:pStyle w:val="berschrift1"/>
@@ -8955,8 +9552,8 @@
         <w:t xml:space="preserve">12. Annex E - Table of figures</w:t>
       </w:r>
     </w:p>
-    <w:bookmarkEnd w:id="159"/>
-    <w:bookmarkStart w:id="160" w:name="sec-appendix-f"/>
+    <w:bookmarkEnd w:id="205"/>
+    <w:bookmarkStart w:id="206" w:name="sec-appendix-f"/>
     <w:p>
       <w:pPr>
         <w:pStyle w:val="berschrift1"/>
@@ -8965,7 +9562,7 @@
         <w:t xml:space="preserve">13. Annex F - Table of tables</w:t>
       </w:r>
     </w:p>
-    <w:bookmarkEnd w:id="160"/>
+    <w:bookmarkEnd w:id="206"/>
     <w:sectPr>
       <w:headerReference r:id="rId13" w:type="default"/>
       <w:footerReference r:id="rId14" w:type="default"/>
@@ -9435,6 +10032,497 @@
       <w:r>
         <w:separator/>
       </w:r>
+    </w:p>
+  </w:footnote>
+  <w:footnote w:id="28">
+    <w:p>
+      <w:pPr>
+        <w:pStyle w:val="Funotentext"/>
+      </w:pPr>
+      <w:r>
+        <w:rPr>
+          <w:rStyle w:val="FootnoteReference"/>
+        </w:rPr>
+        <w:footnoteRef/>
+      </w:r>
+      <w:r>
+        <w:t xml:space="preserve"> </w:t>
+      </w:r>
+      <w:hyperlink r:id="rId29">
+        <w:r>
+          <w:rPr>
+            <w:rStyle w:val="Hyperlink"/>
+          </w:rPr>
+          <w:t xml:space="preserve">https://www.news.admin.ch/de/nsb?id=57438</w:t>
+        </w:r>
+      </w:hyperlink>
+    </w:p>
+  </w:footnote>
+  <w:footnote w:id="30">
+    <w:p>
+      <w:pPr>
+        <w:pStyle w:val="Funotentext"/>
+      </w:pPr>
+      <w:r>
+        <w:rPr>
+          <w:rStyle w:val="FootnoteReference"/>
+        </w:rPr>
+        <w:footnoteRef/>
+      </w:r>
+      <w:r>
+        <w:t xml:space="preserve"> </w:t>
+      </w:r>
+      <w:hyperlink r:id="rId31">
+        <w:r>
+          <w:rPr>
+            <w:rStyle w:val="Hyperlink"/>
+          </w:rPr>
+          <w:t xml:space="preserve">https://www.fedlex.admin.ch/eli/cc/1966/1565_1621_1604/de</w:t>
+        </w:r>
+      </w:hyperlink>
+    </w:p>
+  </w:footnote>
+  <w:footnote w:id="32">
+    <w:p>
+      <w:pPr>
+        <w:pStyle w:val="Funotentext"/>
+      </w:pPr>
+      <w:r>
+        <w:rPr>
+          <w:rStyle w:val="FootnoteReference"/>
+        </w:rPr>
+        <w:footnoteRef/>
+      </w:r>
+      <w:r>
+        <w:t xml:space="preserve"> </w:t>
+      </w:r>
+      <w:hyperlink r:id="rId33">
+        <w:r>
+          <w:rPr>
+            <w:rStyle w:val="Hyperlink"/>
+          </w:rPr>
+          <w:t xml:space="preserve">https://www.fedlex.admin.ch/eli/cc/1995/3716_3716_3716/de</w:t>
+        </w:r>
+      </w:hyperlink>
+    </w:p>
+  </w:footnote>
+  <w:footnote w:id="34">
+    <w:p>
+      <w:pPr>
+        <w:pStyle w:val="Funotentext"/>
+      </w:pPr>
+      <w:r>
+        <w:rPr>
+          <w:rStyle w:val="FootnoteReference"/>
+        </w:rPr>
+        <w:footnoteRef/>
+      </w:r>
+      <w:r>
+        <w:t xml:space="preserve"> </w:t>
+      </w:r>
+      <w:hyperlink r:id="rId35">
+        <w:r>
+          <w:rPr>
+            <w:rStyle w:val="Hyperlink"/>
+          </w:rPr>
+          <w:t xml:space="preserve">https://eur-lex.europa.eu/DE/legal-content/summary/the-eu-animal-health-law.html</w:t>
+        </w:r>
+      </w:hyperlink>
+    </w:p>
+  </w:footnote>
+  <w:footnote w:id="36">
+    <w:p>
+      <w:pPr>
+        <w:pStyle w:val="Funotentext"/>
+      </w:pPr>
+      <w:r>
+        <w:rPr>
+          <w:rStyle w:val="FootnoteReference"/>
+        </w:rPr>
+        <w:footnoteRef/>
+      </w:r>
+      <w:r>
+        <w:t xml:space="preserve"> </w:t>
+      </w:r>
+      <w:hyperlink r:id="rId37">
+        <w:r>
+          <w:rPr>
+            <w:rStyle w:val="Hyperlink"/>
+          </w:rPr>
+          <w:t xml:space="preserve">https://fedlex.data.admin.ch/eli/cc/2011/775</w:t>
+        </w:r>
+      </w:hyperlink>
+      <w:r>
+        <w:t xml:space="preserve">, Version 1.1.2014, Seite 20</w:t>
+      </w:r>
+    </w:p>
+  </w:footnote>
+  <w:footnote w:id="38">
+    <w:p>
+      <w:pPr>
+        <w:pStyle w:val="Funotentext"/>
+      </w:pPr>
+      <w:r>
+        <w:rPr>
+          <w:rStyle w:val="FootnoteReference"/>
+        </w:rPr>
+        <w:footnoteRef/>
+      </w:r>
+      <w:r>
+        <w:t xml:space="preserve"> </w:t>
+      </w:r>
+      <w:hyperlink r:id="rId39">
+        <w:r>
+          <w:rPr>
+            <w:rStyle w:val="Hyperlink"/>
+          </w:rPr>
+          <w:t xml:space="preserve">https://www.fedlex.admin.ch/eli/cc/2021/751/de#annex_1/lvl_u1/lvl_2</w:t>
+        </w:r>
+      </w:hyperlink>
+    </w:p>
+  </w:footnote>
+  <w:footnote w:id="40">
+    <w:p>
+      <w:pPr>
+        <w:pStyle w:val="Funotentext"/>
+      </w:pPr>
+      <w:r>
+        <w:rPr>
+          <w:rStyle w:val="FootnoteReference"/>
+        </w:rPr>
+        <w:footnoteRef/>
+      </w:r>
+      <w:r>
+        <w:t xml:space="preserve"> </w:t>
+      </w:r>
+      <w:hyperlink r:id="rId41">
+        <w:r>
+          <w:rPr>
+            <w:rStyle w:val="Hyperlink"/>
+          </w:rPr>
+          <w:t xml:space="preserve">https://www.fedlex.admin.ch/eli/cc/1966/1565_1621_1604/de#art_14</w:t>
+        </w:r>
+      </w:hyperlink>
+      <w:r>
+        <w:t xml:space="preserve">,</w:t>
+      </w:r>
+      <w:r>
+        <w:t xml:space="preserve"> </w:t>
+      </w:r>
+      <w:hyperlink r:id="rId42">
+        <w:r>
+          <w:rPr>
+            <w:rStyle w:val="Hyperlink"/>
+          </w:rPr>
+          <w:t xml:space="preserve">https://www.fedlex.admin.ch/eli/cc/1966/1565_1621_1604/de#art_15_a</w:t>
+        </w:r>
+      </w:hyperlink>
+    </w:p>
+  </w:footnote>
+  <w:footnote w:id="43">
+    <w:p>
+      <w:pPr>
+        <w:pStyle w:val="Funotentext"/>
+      </w:pPr>
+      <w:r>
+        <w:rPr>
+          <w:rStyle w:val="FootnoteReference"/>
+        </w:rPr>
+        <w:footnoteRef/>
+      </w:r>
+      <w:r>
+        <w:t xml:space="preserve"> </w:t>
+      </w:r>
+      <w:hyperlink r:id="rId44">
+        <w:r>
+          <w:rPr>
+            <w:rStyle w:val="Hyperlink"/>
+          </w:rPr>
+          <w:t xml:space="preserve">https://www.fedlex.admin.ch/eli/cc/1995/3716_3716_3716/de#art_14</w:t>
+        </w:r>
+      </w:hyperlink>
+    </w:p>
+  </w:footnote>
+  <w:footnote w:id="45">
+    <w:p>
+      <w:pPr>
+        <w:pStyle w:val="Funotentext"/>
+      </w:pPr>
+      <w:r>
+        <w:rPr>
+          <w:rStyle w:val="FootnoteReference"/>
+        </w:rPr>
+        <w:footnoteRef/>
+      </w:r>
+      <w:r>
+        <w:t xml:space="preserve"> </w:t>
+      </w:r>
+      <w:hyperlink r:id="rId46">
+        <w:r>
+          <w:rPr>
+            <w:rStyle w:val="Hyperlink"/>
+          </w:rPr>
+          <w:t xml:space="preserve">https://www.blw.admin.ch/blw/de/home/politik/datenmanagement/agate.html</w:t>
+        </w:r>
+      </w:hyperlink>
+    </w:p>
+  </w:footnote>
+  <w:footnote w:id="47">
+    <w:p>
+      <w:pPr>
+        <w:pStyle w:val="Funotentext"/>
+      </w:pPr>
+      <w:r>
+        <w:rPr>
+          <w:rStyle w:val="FootnoteReference"/>
+        </w:rPr>
+        <w:footnoteRef/>
+      </w:r>
+      <w:r>
+        <w:t xml:space="preserve"> </w:t>
+      </w:r>
+      <w:hyperlink r:id="rId48">
+        <w:r>
+          <w:rPr>
+            <w:rStyle w:val="Hyperlink"/>
+          </w:rPr>
+          <w:t xml:space="preserve">https://www.blw.admin.ch/blw/de/home/politik/datenmanagement/agate/agis.html</w:t>
+        </w:r>
+      </w:hyperlink>
+    </w:p>
+  </w:footnote>
+  <w:footnote w:id="49">
+    <w:p>
+      <w:pPr>
+        <w:pStyle w:val="Funotentext"/>
+      </w:pPr>
+      <w:r>
+        <w:rPr>
+          <w:rStyle w:val="FootnoteReference"/>
+        </w:rPr>
+        <w:footnoteRef/>
+      </w:r>
+      <w:r>
+        <w:t xml:space="preserve"> </w:t>
+      </w:r>
+      <w:hyperlink r:id="rId50">
+        <w:r>
+          <w:rPr>
+            <w:rStyle w:val="Hyperlink"/>
+          </w:rPr>
+          <w:t xml:space="preserve">https://www.fedlex.admin.ch/eli/cc/2021/751/de</w:t>
+        </w:r>
+      </w:hyperlink>
+    </w:p>
+  </w:footnote>
+  <w:footnote w:id="51">
+    <w:p>
+      <w:pPr>
+        <w:pStyle w:val="Funotentext"/>
+      </w:pPr>
+      <w:r>
+        <w:rPr>
+          <w:rStyle w:val="FootnoteReference"/>
+        </w:rPr>
+        <w:footnoteRef/>
+      </w:r>
+      <w:r>
+        <w:t xml:space="preserve"> </w:t>
+      </w:r>
+      <w:hyperlink r:id="rId52">
+        <w:r>
+          <w:rPr>
+            <w:rStyle w:val="Hyperlink"/>
+          </w:rPr>
+          <w:t xml:space="preserve">https://www.fedlex.admin.ch/eli/cc/1998/3033_3033_3033/de</w:t>
+        </w:r>
+      </w:hyperlink>
+    </w:p>
+  </w:footnote>
+  <w:footnote w:id="53">
+    <w:p>
+      <w:pPr>
+        <w:pStyle w:val="Funotentext"/>
+      </w:pPr>
+      <w:r>
+        <w:rPr>
+          <w:rStyle w:val="FootnoteReference"/>
+        </w:rPr>
+        <w:footnoteRef/>
+      </w:r>
+      <w:r>
+        <w:t xml:space="preserve"> </w:t>
+      </w:r>
+      <w:hyperlink r:id="rId54">
+        <w:r>
+          <w:rPr>
+            <w:rStyle w:val="Hyperlink"/>
+          </w:rPr>
+          <w:t xml:space="preserve">https://www.fedlex.admin.ch/eli/cc/2013/765/de#tit_2/chap_5/sec_7</w:t>
+        </w:r>
+      </w:hyperlink>
+      <w:r>
+        <w:t xml:space="preserve">,</w:t>
+      </w:r>
+      <w:r>
+        <w:t xml:space="preserve"> </w:t>
+      </w:r>
+      <w:hyperlink r:id="rId55">
+        <w:r>
+          <w:rPr>
+            <w:rStyle w:val="Hyperlink"/>
+          </w:rPr>
+          <w:t xml:space="preserve">https://www.fedlex.admin.ch/eli/cc/2013/765/de#tit_2/chap_5/sec_8</w:t>
+        </w:r>
+      </w:hyperlink>
+      <w:r>
+        <w:t xml:space="preserve">,</w:t>
+      </w:r>
+      <w:r>
+        <w:t xml:space="preserve"> </w:t>
+      </w:r>
+      <w:hyperlink r:id="rId56">
+        <w:r>
+          <w:rPr>
+            <w:rStyle w:val="Hyperlink"/>
+          </w:rPr>
+          <w:t xml:space="preserve">https://www.fedlex.admin.ch/eli/cc/2013/765/de#tit_2/chap_5/sec_9</w:t>
+        </w:r>
+      </w:hyperlink>
+    </w:p>
+  </w:footnote>
+  <w:footnote w:id="57">
+    <w:p>
+      <w:pPr>
+        <w:pStyle w:val="Funotentext"/>
+      </w:pPr>
+      <w:r>
+        <w:rPr>
+          <w:rStyle w:val="FootnoteReference"/>
+        </w:rPr>
+        <w:footnoteRef/>
+      </w:r>
+      <w:r>
+        <w:t xml:space="preserve"> </w:t>
+      </w:r>
+      <w:hyperlink r:id="rId58">
+        <w:r>
+          <w:rPr>
+            <w:rStyle w:val="Hyperlink"/>
+          </w:rPr>
+          <w:t xml:space="preserve">https://www.blw.admin.ch/de/agrarumweltmonitoring</w:t>
+        </w:r>
+      </w:hyperlink>
+    </w:p>
+  </w:footnote>
+  <w:footnote w:id="59">
+    <w:p>
+      <w:pPr>
+        <w:pStyle w:val="Funotentext"/>
+      </w:pPr>
+      <w:r>
+        <w:rPr>
+          <w:rStyle w:val="FootnoteReference"/>
+        </w:rPr>
+        <w:footnoteRef/>
+      </w:r>
+      <w:r>
+        <w:t xml:space="preserve"> </w:t>
+      </w:r>
+      <w:hyperlink r:id="rId60">
+        <w:r>
+          <w:rPr>
+            <w:rStyle w:val="Hyperlink"/>
+          </w:rPr>
+          <w:t xml:space="preserve">https://www.bfs.admin.ch/bfs/de/home/statistiken/land-forstwirtschaft/erhebungen/stru.html</w:t>
+        </w:r>
+      </w:hyperlink>
+    </w:p>
+  </w:footnote>
+  <w:footnote w:id="61">
+    <w:p>
+      <w:pPr>
+        <w:pStyle w:val="Funotentext"/>
+      </w:pPr>
+      <w:r>
+        <w:rPr>
+          <w:rStyle w:val="FootnoteReference"/>
+        </w:rPr>
+        <w:footnoteRef/>
+      </w:r>
+      <w:r>
+        <w:t xml:space="preserve"> </w:t>
+      </w:r>
+      <w:hyperlink r:id="rId62">
+        <w:r>
+          <w:rPr>
+            <w:rStyle w:val="Hyperlink"/>
+          </w:rPr>
+          <w:t xml:space="preserve">https://www.sbv-usp.ch/de/services/agristat-statistik-der-schweizer-landwirtschaft</w:t>
+        </w:r>
+      </w:hyperlink>
+    </w:p>
+  </w:footnote>
+  <w:footnote w:id="63">
+    <w:p>
+      <w:pPr>
+        <w:pStyle w:val="Funotentext"/>
+      </w:pPr>
+      <w:r>
+        <w:rPr>
+          <w:rStyle w:val="FootnoteReference"/>
+        </w:rPr>
+        <w:footnoteRef/>
+      </w:r>
+      <w:r>
+        <w:t xml:space="preserve"> </w:t>
+      </w:r>
+      <w:hyperlink r:id="rId64">
+        <w:r>
+          <w:rPr>
+            <w:rStyle w:val="Hyperlink"/>
+          </w:rPr>
+          <w:t xml:space="preserve">https://www.proviande.ch/de/herkunft</w:t>
+        </w:r>
+      </w:hyperlink>
+      <w:r>
+        <w:t xml:space="preserve">,</w:t>
+      </w:r>
+      <w:r>
+        <w:t xml:space="preserve"> </w:t>
+      </w:r>
+      <w:hyperlink r:id="rId65">
+        <w:r>
+          <w:rPr>
+            <w:rStyle w:val="Hyperlink"/>
+          </w:rPr>
+          <w:t xml:space="preserve">https://www.identitas.ch/produkte/labelbase</w:t>
+        </w:r>
+      </w:hyperlink>
+    </w:p>
+  </w:footnote>
+  <w:footnote w:id="66">
+    <w:p>
+      <w:pPr>
+        <w:pStyle w:val="Funotentext"/>
+      </w:pPr>
+      <w:r>
+        <w:rPr>
+          <w:rStyle w:val="FootnoteReference"/>
+        </w:rPr>
+        <w:footnoteRef/>
+      </w:r>
+      <w:r>
+        <w:t xml:space="preserve"> </w:t>
+      </w:r>
+      <w:hyperlink r:id="rId67">
+        <w:r>
+          <w:rPr>
+            <w:rStyle w:val="Hyperlink"/>
+          </w:rPr>
+          <w:t xml:space="preserve">https://tierstatistik.identitas.ch</w:t>
+        </w:r>
+      </w:hyperlink>
     </w:p>
   </w:footnote>
 </w:footnotes>
@@ -14624,6 +15712,12 @@
     <w:abstractNumId w:val="991"/>
   </w:num>
   <w:num w:numId="1041">
+    <w:abstractNumId w:val="991"/>
+  </w:num>
+  <w:num w:numId="1042">
+    <w:abstractNumId w:val="991"/>
+  </w:num>
+  <w:num w:numId="1043">
     <w:abstractNumId w:val="991"/>
   </w:num>
 </w:numbering>
